--- a/June Daily Session.docx
+++ b/June Daily Session.docx
@@ -7,7 +7,13 @@
         <w:pStyle w:val="Heading1"/>
       </w:pPr>
       <w:r>
-        <w:t>Day 28 June 1</w:t>
+        <w:t>Day 2</w:t>
+      </w:r>
+      <w:r>
+        <w:t>7</w:t>
+      </w:r>
+      <w:r>
+        <w:t xml:space="preserve"> June 1</w:t>
       </w:r>
     </w:p>
     <w:p>

--- a/June Daily Session.docx
+++ b/June Daily Session.docx
@@ -37,26 +37,12 @@
       </w:r>
     </w:p>
     <w:p>
-      <w:hyperlink r:id="rId6" w:history="1">
+      <w:hyperlink r:id="rId7" w:history="1">
         <w:r>
           <w:rPr>
             <w:rStyle w:val="Hyperlink"/>
           </w:rPr>
-          <w:t xml:space="preserve">HTML </w:t>
-        </w:r>
-        <w:proofErr w:type="spellStart"/>
-        <w:r>
-          <w:rPr>
-            <w:rStyle w:val="Hyperlink"/>
-          </w:rPr>
-          <w:t>img</w:t>
-        </w:r>
-        <w:proofErr w:type="spellEnd"/>
-        <w:r>
-          <w:rPr>
-            <w:rStyle w:val="Hyperlink"/>
-          </w:rPr>
-          <w:t xml:space="preserve"> loading Attribute</w:t>
+          <w:t>HTML img loading Attribute</w:t>
         </w:r>
       </w:hyperlink>
     </w:p>
@@ -158,19 +144,4022 @@
       </w:r>
     </w:p>
     <w:p>
-      <w:r>
-        <w:rPr>
-          <w:rFonts w:ascii="Segoe UI" w:eastAsia="Times New Roman" w:hAnsi="Segoe UI" w:cs="Segoe UI"/>
-          <w:kern w:val="0"/>
-          <w:sz w:val="21"/>
-          <w:szCs w:val="21"/>
-          <w14:ligatures w14:val="none"/>
+      <w:pPr>
+        <w:pStyle w:val="Heading1"/>
+        <w:rPr>
+          <w:rFonts w:eastAsia="Times New Roman"/>
+        </w:rPr>
+      </w:pPr>
+      <w:r>
+        <w:rPr>
+          <w:rFonts w:eastAsia="Times New Roman"/>
         </w:rPr>
         <w:t> </w:t>
       </w:r>
-    </w:p>
+      <w:r>
+        <w:rPr>
+          <w:rFonts w:eastAsia="Times New Roman"/>
+        </w:rPr>
+        <w:t>Day 28 June 2</w:t>
+      </w:r>
+    </w:p>
+    <w:p>
+      <w:hyperlink r:id="rId8" w:history="1">
+        <w:r>
+          <w:rPr>
+            <w:rStyle w:val="Hyperlink"/>
+          </w:rPr>
+          <w:t>Signals • Overview • Angular</w:t>
+        </w:r>
+      </w:hyperlink>
+    </w:p>
+    <w:p>
+      <w:hyperlink r:id="rId9" w:history="1">
+        <w:r>
+          <w:rPr>
+            <w:rStyle w:val="Hyperlink"/>
+          </w:rPr>
+          <w:t>dummyjson.com/products</w:t>
+        </w:r>
+      </w:hyperlink>
+    </w:p>
+    <w:p>
+      <w:hyperlink r:id="rId10" w:history="1">
+        <w:r>
+          <w:rPr>
+            <w:rStyle w:val="Hyperlink"/>
+          </w:rPr>
+          <w:t>HTTP Client • Overview • Angular</w:t>
+        </w:r>
+      </w:hyperlink>
+    </w:p>
+    <w:p>
+      <w:pPr>
+        <w:pStyle w:val="Heading1"/>
+      </w:pPr>
+      <w:r>
+        <w:t>Day 29 June 3</w:t>
+      </w:r>
+    </w:p>
+    <w:p>
+      <w:pPr>
+        <w:pStyle w:val="Heading2"/>
+        <w:rPr>
+          <w:color w:val="000000" w:themeColor="text1"/>
+        </w:rPr>
+      </w:pPr>
+      <w:r>
+        <w:rPr>
+          <w:color w:val="000000" w:themeColor="text1"/>
+        </w:rPr>
+        <w:t>1. HTTP Interceptor &amp; Authentication</w:t>
+      </w:r>
+    </w:p>
+    <w:p>
+      <w:pPr>
+        <w:pStyle w:val="Heading3"/>
+        <w:rPr>
+          <w:color w:val="000000" w:themeColor="text1"/>
+        </w:rPr>
+      </w:pPr>
+      <w:r>
+        <w:rPr>
+          <w:color w:val="000000" w:themeColor="text1"/>
+        </w:rPr>
+        <w:t>What is an Interceptor?</w:t>
+      </w:r>
+    </w:p>
+    <w:p>
+      <w:pPr>
+        <w:pStyle w:val="NormalWeb"/>
+        <w:numPr>
+          <w:ilvl w:val="0"/>
+          <w:numId w:val="1"/>
+        </w:numPr>
+        <w:rPr>
+          <w:color w:val="000000" w:themeColor="text1"/>
+        </w:rPr>
+      </w:pPr>
+      <w:r>
+        <w:rPr>
+          <w:color w:val="000000" w:themeColor="text1"/>
+        </w:rPr>
+        <w:t>An interceptor acts like a middleware between the application and API requests.</w:t>
+      </w:r>
+    </w:p>
+    <w:p>
+      <w:pPr>
+        <w:pStyle w:val="NormalWeb"/>
+        <w:numPr>
+          <w:ilvl w:val="0"/>
+          <w:numId w:val="1"/>
+        </w:numPr>
+        <w:rPr>
+          <w:color w:val="000000" w:themeColor="text1"/>
+        </w:rPr>
+      </w:pPr>
+      <w:r>
+        <w:rPr>
+          <w:color w:val="000000" w:themeColor="text1"/>
+        </w:rPr>
+        <w:t>It automatically modifies requests before they are sent.</w:t>
+      </w:r>
+    </w:p>
+    <w:p>
+      <w:pPr>
+        <w:pStyle w:val="Heading3"/>
+        <w:rPr>
+          <w:color w:val="000000" w:themeColor="text1"/>
+        </w:rPr>
+      </w:pPr>
+      <w:r>
+        <w:rPr>
+          <w:color w:val="000000" w:themeColor="text1"/>
+        </w:rPr>
+        <w:t>Why use it?</w:t>
+      </w:r>
+    </w:p>
+    <w:p>
+      <w:pPr>
+        <w:pStyle w:val="NormalWeb"/>
+        <w:numPr>
+          <w:ilvl w:val="0"/>
+          <w:numId w:val="2"/>
+        </w:numPr>
+        <w:rPr>
+          <w:color w:val="000000" w:themeColor="text1"/>
+        </w:rPr>
+      </w:pPr>
+      <w:r>
+        <w:rPr>
+          <w:color w:val="000000" w:themeColor="text1"/>
+        </w:rPr>
+        <w:t>To automatically add the</w:t>
+      </w:r>
+      <w:r>
+        <w:rPr>
+          <w:rStyle w:val="apple-converted-space"/>
+          <w:color w:val="000000" w:themeColor="text1"/>
+        </w:rPr>
+        <w:t> </w:t>
+      </w:r>
+      <w:r>
+        <w:rPr>
+          <w:rStyle w:val="Strong"/>
+          <w:color w:val="000000" w:themeColor="text1"/>
+        </w:rPr>
+        <w:t>Bearer Token</w:t>
+      </w:r>
+      <w:r>
+        <w:rPr>
+          <w:rStyle w:val="apple-converted-space"/>
+          <w:color w:val="000000" w:themeColor="text1"/>
+        </w:rPr>
+        <w:t> </w:t>
+      </w:r>
+      <w:r>
+        <w:rPr>
+          <w:color w:val="000000" w:themeColor="text1"/>
+        </w:rPr>
+        <w:t>after user login.</w:t>
+      </w:r>
+    </w:p>
+    <w:p>
+      <w:pPr>
+        <w:pStyle w:val="NormalWeb"/>
+        <w:numPr>
+          <w:ilvl w:val="0"/>
+          <w:numId w:val="2"/>
+        </w:numPr>
+        <w:rPr>
+          <w:color w:val="000000" w:themeColor="text1"/>
+        </w:rPr>
+      </w:pPr>
+      <w:r>
+        <w:rPr>
+          <w:color w:val="000000" w:themeColor="text1"/>
+        </w:rPr>
+        <w:t>No need to manually add the token in every API call.</w:t>
+      </w:r>
+    </w:p>
+    <w:p>
+      <w:pPr>
+        <w:pStyle w:val="Heading3"/>
+        <w:rPr>
+          <w:color w:val="000000" w:themeColor="text1"/>
+        </w:rPr>
+      </w:pPr>
+      <w:r>
+        <w:rPr>
+          <w:color w:val="000000" w:themeColor="text1"/>
+        </w:rPr>
+        <w:lastRenderedPageBreak/>
+        <w:t>Steps Discussed</w:t>
+      </w:r>
+    </w:p>
+    <w:p>
+      <w:pPr>
+        <w:pStyle w:val="NormalWeb"/>
+        <w:numPr>
+          <w:ilvl w:val="0"/>
+          <w:numId w:val="3"/>
+        </w:numPr>
+        <w:rPr>
+          <w:color w:val="000000" w:themeColor="text1"/>
+        </w:rPr>
+      </w:pPr>
+      <w:r>
+        <w:rPr>
+          <w:color w:val="000000" w:themeColor="text1"/>
+        </w:rPr>
+        <w:t>Create an interceptor file inside the app folder.</w:t>
+      </w:r>
+    </w:p>
+    <w:p>
+      <w:pPr>
+        <w:pStyle w:val="NormalWeb"/>
+        <w:numPr>
+          <w:ilvl w:val="0"/>
+          <w:numId w:val="3"/>
+        </w:numPr>
+        <w:rPr>
+          <w:color w:val="000000" w:themeColor="text1"/>
+        </w:rPr>
+      </w:pPr>
+      <w:r>
+        <w:rPr>
+          <w:color w:val="000000" w:themeColor="text1"/>
+        </w:rPr>
+        <w:t>Get the token from</w:t>
+      </w:r>
+      <w:r>
+        <w:rPr>
+          <w:rStyle w:val="apple-converted-space"/>
+          <w:color w:val="000000" w:themeColor="text1"/>
+        </w:rPr>
+        <w:t> </w:t>
+      </w:r>
+      <w:r>
+        <w:rPr>
+          <w:rStyle w:val="Strong"/>
+          <w:color w:val="000000" w:themeColor="text1"/>
+        </w:rPr>
+        <w:t>sessionStorage/localStorage</w:t>
+      </w:r>
+      <w:r>
+        <w:rPr>
+          <w:color w:val="000000" w:themeColor="text1"/>
+        </w:rPr>
+        <w:t>.</w:t>
+      </w:r>
+    </w:p>
+    <w:p>
+      <w:pPr>
+        <w:pStyle w:val="NormalWeb"/>
+        <w:numPr>
+          <w:ilvl w:val="0"/>
+          <w:numId w:val="3"/>
+        </w:numPr>
+        <w:rPr>
+          <w:color w:val="000000" w:themeColor="text1"/>
+        </w:rPr>
+      </w:pPr>
+      <w:r>
+        <w:rPr>
+          <w:color w:val="000000" w:themeColor="text1"/>
+        </w:rPr>
+        <w:t>Clone the request.</w:t>
+      </w:r>
+    </w:p>
+    <w:p>
+      <w:pPr>
+        <w:pStyle w:val="NormalWeb"/>
+        <w:numPr>
+          <w:ilvl w:val="0"/>
+          <w:numId w:val="3"/>
+        </w:numPr>
+        <w:rPr>
+          <w:color w:val="000000" w:themeColor="text1"/>
+        </w:rPr>
+      </w:pPr>
+      <w:r>
+        <w:rPr>
+          <w:color w:val="000000" w:themeColor="text1"/>
+        </w:rPr>
+        <w:t>Add the Authorization header:</w:t>
+      </w:r>
+    </w:p>
+    <w:p>
+      <w:pPr>
+        <w:pStyle w:val="HTMLPreformatted"/>
+        <w:numPr>
+          <w:ilvl w:val="0"/>
+          <w:numId w:val="3"/>
+        </w:numPr>
+        <w:tabs>
+          <w:tab w:val="clear" w:pos="720"/>
+        </w:tabs>
+        <w:rPr>
+          <w:rStyle w:val="HTMLCode"/>
+          <w:color w:val="000000" w:themeColor="text1"/>
+        </w:rPr>
+      </w:pPr>
+      <w:r>
+        <w:rPr>
+          <w:rStyle w:val="HTMLCode"/>
+          <w:color w:val="000000" w:themeColor="text1"/>
+        </w:rPr>
+        <w:t>Authorization: Bearer &lt;token&gt;</w:t>
+      </w:r>
+    </w:p>
+    <w:p>
+      <w:pPr>
+        <w:pStyle w:val="NormalWeb"/>
+        <w:numPr>
+          <w:ilvl w:val="0"/>
+          <w:numId w:val="3"/>
+        </w:numPr>
+        <w:rPr>
+          <w:color w:val="000000" w:themeColor="text1"/>
+        </w:rPr>
+      </w:pPr>
+      <w:r>
+        <w:rPr>
+          <w:color w:val="000000" w:themeColor="text1"/>
+        </w:rPr>
+        <w:t>Send the modified request.</w:t>
+      </w:r>
+    </w:p>
+    <w:p>
+      <w:pPr>
+        <w:pStyle w:val="NormalWeb"/>
+        <w:numPr>
+          <w:ilvl w:val="0"/>
+          <w:numId w:val="3"/>
+        </w:numPr>
+        <w:rPr>
+          <w:color w:val="000000" w:themeColor="text1"/>
+        </w:rPr>
+      </w:pPr>
+      <w:r>
+        <w:rPr>
+          <w:color w:val="000000" w:themeColor="text1"/>
+        </w:rPr>
+        <w:t>Register the interceptor in the app configuration.</w:t>
+      </w:r>
+    </w:p>
+    <w:p>
+      <w:pPr>
+        <w:pStyle w:val="Heading3"/>
+        <w:rPr>
+          <w:color w:val="000000" w:themeColor="text1"/>
+        </w:rPr>
+      </w:pPr>
+      <w:r>
+        <w:rPr>
+          <w:color w:val="000000" w:themeColor="text1"/>
+        </w:rPr>
+        <w:t>Additional Uses</w:t>
+      </w:r>
+    </w:p>
+    <w:p>
+      <w:pPr>
+        <w:pStyle w:val="NormalWeb"/>
+        <w:numPr>
+          <w:ilvl w:val="0"/>
+          <w:numId w:val="4"/>
+        </w:numPr>
+        <w:rPr>
+          <w:color w:val="000000" w:themeColor="text1"/>
+        </w:rPr>
+      </w:pPr>
+      <w:r>
+        <w:rPr>
+          <w:color w:val="000000" w:themeColor="text1"/>
+        </w:rPr>
+        <w:t>Global error handling.</w:t>
+      </w:r>
+    </w:p>
+    <w:p>
+      <w:pPr>
+        <w:pStyle w:val="NormalWeb"/>
+        <w:numPr>
+          <w:ilvl w:val="0"/>
+          <w:numId w:val="4"/>
+        </w:numPr>
+        <w:rPr>
+          <w:color w:val="000000" w:themeColor="text1"/>
+        </w:rPr>
+      </w:pPr>
+      <w:r>
+        <w:rPr>
+          <w:color w:val="000000" w:themeColor="text1"/>
+        </w:rPr>
+        <w:t>Showing toast/error notifications.</w:t>
+      </w:r>
+    </w:p>
+    <w:p>
+      <w:pPr>
+        <w:pStyle w:val="NormalWeb"/>
+        <w:numPr>
+          <w:ilvl w:val="0"/>
+          <w:numId w:val="4"/>
+        </w:numPr>
+        <w:rPr>
+          <w:color w:val="000000" w:themeColor="text1"/>
+        </w:rPr>
+      </w:pPr>
+      <w:r>
+        <w:rPr>
+          <w:color w:val="000000" w:themeColor="text1"/>
+        </w:rPr>
+        <w:t>Logging requests and responses.</w:t>
+      </w:r>
+    </w:p>
+    <w:p>
+      <w:pPr>
+        <w:rPr>
+          <w:color w:val="000000" w:themeColor="text1"/>
+        </w:rPr>
+      </w:pPr>
+      <w:r>
+        <w:rPr>
+          <w:noProof/>
+          <w:color w:val="000000" w:themeColor="text1"/>
+        </w:rPr>
+        <w:pict w14:anchorId="251B422C">
+          <v:rect id="_x0000_i1042" alt="" style="width:468pt;height:.05pt;mso-width-percent:0;mso-height-percent:0;mso-width-percent:0;mso-height-percent:0" o:hralign="center" o:hrstd="t" o:hr="t" fillcolor="#a0a0a0" stroked="f"/>
+        </w:pict>
+      </w:r>
+    </w:p>
+    <w:p>
+      <w:pPr>
+        <w:pStyle w:val="Heading2"/>
+        <w:rPr>
+          <w:color w:val="000000" w:themeColor="text1"/>
+        </w:rPr>
+      </w:pPr>
+      <w:r>
+        <w:rPr>
+          <w:color w:val="000000" w:themeColor="text1"/>
+        </w:rPr>
+        <w:t>2. Login Token Handling</w:t>
+      </w:r>
+    </w:p>
+    <w:p>
+      <w:pPr>
+        <w:pStyle w:val="Heading3"/>
+        <w:rPr>
+          <w:color w:val="000000" w:themeColor="text1"/>
+        </w:rPr>
+      </w:pPr>
+      <w:r>
+        <w:rPr>
+          <w:color w:val="000000" w:themeColor="text1"/>
+        </w:rPr>
+        <w:t>After Successful Login</w:t>
+      </w:r>
+    </w:p>
+    <w:p>
+      <w:pPr>
+        <w:pStyle w:val="NormalWeb"/>
+        <w:numPr>
+          <w:ilvl w:val="0"/>
+          <w:numId w:val="5"/>
+        </w:numPr>
+        <w:rPr>
+          <w:color w:val="000000" w:themeColor="text1"/>
+        </w:rPr>
+      </w:pPr>
+      <w:r>
+        <w:rPr>
+          <w:color w:val="000000" w:themeColor="text1"/>
+        </w:rPr>
+        <w:t>Store the received token in session storage.</w:t>
+      </w:r>
+    </w:p>
+    <w:p>
+      <w:pPr>
+        <w:pStyle w:val="NormalWeb"/>
+        <w:numPr>
+          <w:ilvl w:val="0"/>
+          <w:numId w:val="5"/>
+        </w:numPr>
+        <w:rPr>
+          <w:color w:val="000000" w:themeColor="text1"/>
+        </w:rPr>
+      </w:pPr>
+      <w:r>
+        <w:rPr>
+          <w:color w:val="000000" w:themeColor="text1"/>
+        </w:rPr>
+        <w:t>Type the login response properly so both username and token can be accessed.</w:t>
+      </w:r>
+    </w:p>
+    <w:p>
+      <w:pPr>
+        <w:pStyle w:val="Heading3"/>
+        <w:rPr>
+          <w:color w:val="000000" w:themeColor="text1"/>
+        </w:rPr>
+      </w:pPr>
+      <w:r>
+        <w:rPr>
+          <w:color w:val="000000" w:themeColor="text1"/>
+        </w:rPr>
+        <w:t>Benefit</w:t>
+      </w:r>
+    </w:p>
+    <w:p>
+      <w:pPr>
+        <w:pStyle w:val="NormalWeb"/>
+        <w:numPr>
+          <w:ilvl w:val="0"/>
+          <w:numId w:val="6"/>
+        </w:numPr>
+        <w:rPr>
+          <w:color w:val="000000" w:themeColor="text1"/>
+        </w:rPr>
+      </w:pPr>
+      <w:r>
+        <w:rPr>
+          <w:color w:val="000000" w:themeColor="text1"/>
+        </w:rPr>
+        <w:t>Every API request automatically receives the token through the interceptor.</w:t>
+      </w:r>
+    </w:p>
+    <w:p>
+      <w:pPr>
+        <w:pStyle w:val="NormalWeb"/>
+        <w:numPr>
+          <w:ilvl w:val="0"/>
+          <w:numId w:val="6"/>
+        </w:numPr>
+        <w:rPr>
+          <w:color w:val="000000" w:themeColor="text1"/>
+        </w:rPr>
+      </w:pPr>
+      <w:r>
+        <w:rPr>
+          <w:color w:val="000000" w:themeColor="text1"/>
+        </w:rPr>
+        <w:t>Secure API access without writing token logic repeatedly.</w:t>
+      </w:r>
+    </w:p>
+    <w:p>
+      <w:pPr>
+        <w:rPr>
+          <w:color w:val="000000" w:themeColor="text1"/>
+        </w:rPr>
+      </w:pPr>
+      <w:r>
+        <w:rPr>
+          <w:noProof/>
+          <w:color w:val="000000" w:themeColor="text1"/>
+        </w:rPr>
+        <w:pict w14:anchorId="2EF2DFC7">
+          <v:rect id="_x0000_i1041" alt="" style="width:468pt;height:.05pt;mso-width-percent:0;mso-height-percent:0;mso-width-percent:0;mso-height-percent:0" o:hralign="center" o:hrstd="t" o:hr="t" fillcolor="#a0a0a0" stroked="f"/>
+        </w:pict>
+      </w:r>
+    </w:p>
+    <w:p>
+      <w:pPr>
+        <w:pStyle w:val="Heading2"/>
+        <w:rPr>
+          <w:color w:val="000000" w:themeColor="text1"/>
+        </w:rPr>
+      </w:pPr>
+      <w:r>
+        <w:rPr>
+          <w:color w:val="000000" w:themeColor="text1"/>
+        </w:rPr>
+        <w:t>3. Account Management</w:t>
+      </w:r>
+    </w:p>
+    <w:p>
+      <w:pPr>
+        <w:pStyle w:val="Heading3"/>
+        <w:rPr>
+          <w:color w:val="000000" w:themeColor="text1"/>
+        </w:rPr>
+      </w:pPr>
+      <w:r>
+        <w:rPr>
+          <w:color w:val="000000" w:themeColor="text1"/>
+        </w:rPr>
+        <w:t>Fetching Account Details</w:t>
+      </w:r>
+    </w:p>
+    <w:p>
+      <w:pPr>
+        <w:pStyle w:val="NormalWeb"/>
+        <w:rPr>
+          <w:color w:val="000000" w:themeColor="text1"/>
+        </w:rPr>
+      </w:pPr>
+      <w:r>
+        <w:rPr>
+          <w:color w:val="000000" w:themeColor="text1"/>
+        </w:rPr>
+        <w:t>Required information:</w:t>
+      </w:r>
+    </w:p>
+    <w:p>
+      <w:pPr>
+        <w:pStyle w:val="NormalWeb"/>
+        <w:numPr>
+          <w:ilvl w:val="0"/>
+          <w:numId w:val="7"/>
+        </w:numPr>
+        <w:rPr>
+          <w:color w:val="000000" w:themeColor="text1"/>
+        </w:rPr>
+      </w:pPr>
+      <w:r>
+        <w:rPr>
+          <w:color w:val="000000" w:themeColor="text1"/>
+        </w:rPr>
+        <w:t>Account Number</w:t>
+      </w:r>
+    </w:p>
+    <w:p>
+      <w:pPr>
+        <w:pStyle w:val="NormalWeb"/>
+        <w:numPr>
+          <w:ilvl w:val="0"/>
+          <w:numId w:val="7"/>
+        </w:numPr>
+        <w:rPr>
+          <w:color w:val="000000" w:themeColor="text1"/>
+        </w:rPr>
+      </w:pPr>
+      <w:r>
+        <w:rPr>
+          <w:color w:val="000000" w:themeColor="text1"/>
+        </w:rPr>
+        <w:t>Balance</w:t>
+      </w:r>
+    </w:p>
+    <w:p>
+      <w:pPr>
+        <w:pStyle w:val="NormalWeb"/>
+        <w:numPr>
+          <w:ilvl w:val="0"/>
+          <w:numId w:val="7"/>
+        </w:numPr>
+        <w:rPr>
+          <w:color w:val="000000" w:themeColor="text1"/>
+        </w:rPr>
+      </w:pPr>
+      <w:r>
+        <w:rPr>
+          <w:color w:val="000000" w:themeColor="text1"/>
+        </w:rPr>
+        <w:t>Account Type</w:t>
+      </w:r>
+    </w:p>
+    <w:p>
+      <w:pPr>
+        <w:pStyle w:val="NormalWeb"/>
+        <w:numPr>
+          <w:ilvl w:val="0"/>
+          <w:numId w:val="7"/>
+        </w:numPr>
+        <w:rPr>
+          <w:color w:val="000000" w:themeColor="text1"/>
+        </w:rPr>
+      </w:pPr>
+      <w:r>
+        <w:rPr>
+          <w:color w:val="000000" w:themeColor="text1"/>
+        </w:rPr>
+        <w:t>Customer ID</w:t>
+      </w:r>
+    </w:p>
+    <w:p>
+      <w:pPr>
+        <w:pStyle w:val="NormalWeb"/>
+        <w:numPr>
+          <w:ilvl w:val="0"/>
+          <w:numId w:val="7"/>
+        </w:numPr>
+        <w:rPr>
+          <w:color w:val="000000" w:themeColor="text1"/>
+        </w:rPr>
+      </w:pPr>
+      <w:r>
+        <w:rPr>
+          <w:color w:val="000000" w:themeColor="text1"/>
+        </w:rPr>
+        <w:t>Status</w:t>
+      </w:r>
+    </w:p>
+    <w:p>
+      <w:pPr>
+        <w:pStyle w:val="Heading3"/>
+        <w:rPr>
+          <w:color w:val="000000" w:themeColor="text1"/>
+        </w:rPr>
+      </w:pPr>
+      <w:r>
+        <w:rPr>
+          <w:color w:val="000000" w:themeColor="text1"/>
+        </w:rPr>
+        <w:lastRenderedPageBreak/>
+        <w:t>Key Points</w:t>
+      </w:r>
+    </w:p>
+    <w:p>
+      <w:pPr>
+        <w:pStyle w:val="NormalWeb"/>
+        <w:numPr>
+          <w:ilvl w:val="0"/>
+          <w:numId w:val="8"/>
+        </w:numPr>
+        <w:rPr>
+          <w:color w:val="000000" w:themeColor="text1"/>
+        </w:rPr>
+      </w:pPr>
+      <w:r>
+        <w:rPr>
+          <w:color w:val="000000" w:themeColor="text1"/>
+        </w:rPr>
+        <w:t>Banking API service is already registered.</w:t>
+      </w:r>
+    </w:p>
+    <w:p>
+      <w:pPr>
+        <w:pStyle w:val="NormalWeb"/>
+        <w:numPr>
+          <w:ilvl w:val="0"/>
+          <w:numId w:val="8"/>
+        </w:numPr>
+        <w:rPr>
+          <w:color w:val="000000" w:themeColor="text1"/>
+        </w:rPr>
+      </w:pPr>
+      <w:r>
+        <w:rPr>
+          <w:color w:val="000000" w:themeColor="text1"/>
+        </w:rPr>
+        <w:t>No extra service registration is needed.</w:t>
+      </w:r>
+    </w:p>
+    <w:p>
+      <w:pPr>
+        <w:pStyle w:val="NormalWeb"/>
+        <w:numPr>
+          <w:ilvl w:val="0"/>
+          <w:numId w:val="8"/>
+        </w:numPr>
+        <w:rPr>
+          <w:color w:val="000000" w:themeColor="text1"/>
+        </w:rPr>
+      </w:pPr>
+      <w:r>
+        <w:rPr>
+          <w:color w:val="000000" w:themeColor="text1"/>
+        </w:rPr>
+        <w:t>Account details can only be fetched after login.</w:t>
+      </w:r>
+    </w:p>
+    <w:p>
+      <w:pPr>
+        <w:pStyle w:val="NormalWeb"/>
+        <w:numPr>
+          <w:ilvl w:val="0"/>
+          <w:numId w:val="8"/>
+        </w:numPr>
+        <w:rPr>
+          <w:color w:val="000000" w:themeColor="text1"/>
+        </w:rPr>
+      </w:pPr>
+      <w:r>
+        <w:rPr>
+          <w:color w:val="000000" w:themeColor="text1"/>
+        </w:rPr>
+        <w:t>Without login, API returns</w:t>
+      </w:r>
+      <w:r>
+        <w:rPr>
+          <w:rStyle w:val="apple-converted-space"/>
+          <w:color w:val="000000" w:themeColor="text1"/>
+        </w:rPr>
+        <w:t> </w:t>
+      </w:r>
+      <w:r>
+        <w:rPr>
+          <w:rStyle w:val="Strong"/>
+          <w:color w:val="000000" w:themeColor="text1"/>
+        </w:rPr>
+        <w:t>Unauthorized</w:t>
+      </w:r>
+      <w:r>
+        <w:rPr>
+          <w:color w:val="000000" w:themeColor="text1"/>
+        </w:rPr>
+        <w:t>.</w:t>
+      </w:r>
+    </w:p>
+    <w:p>
+      <w:pPr>
+        <w:pStyle w:val="Heading3"/>
+        <w:rPr>
+          <w:color w:val="000000" w:themeColor="text1"/>
+        </w:rPr>
+      </w:pPr>
+      <w:r>
+        <w:rPr>
+          <w:color w:val="000000" w:themeColor="text1"/>
+        </w:rPr>
+        <w:t>HTML Local Reference</w:t>
+      </w:r>
+    </w:p>
+    <w:p>
+      <w:pPr>
+        <w:pStyle w:val="NormalWeb"/>
+        <w:rPr>
+          <w:color w:val="000000" w:themeColor="text1"/>
+        </w:rPr>
+      </w:pPr>
+      <w:r>
+        <w:rPr>
+          <w:color w:val="000000" w:themeColor="text1"/>
+        </w:rPr>
+        <w:t>Example:</w:t>
+      </w:r>
+    </w:p>
+    <w:p>
+      <w:pPr>
+        <w:pStyle w:val="HTMLPreformatted"/>
+        <w:rPr>
+          <w:rStyle w:val="HTMLCode"/>
+          <w:color w:val="000000" w:themeColor="text1"/>
+        </w:rPr>
+      </w:pPr>
+      <w:r>
+        <w:rPr>
+          <w:rStyle w:val="HTMLCode"/>
+          <w:color w:val="000000" w:themeColor="text1"/>
+        </w:rPr>
+        <w:t>&lt;input #accNo&gt;</w:t>
+      </w:r>
+    </w:p>
+    <w:p>
+      <w:pPr>
+        <w:pStyle w:val="NormalWeb"/>
+        <w:numPr>
+          <w:ilvl w:val="0"/>
+          <w:numId w:val="9"/>
+        </w:numPr>
+        <w:rPr>
+          <w:color w:val="000000" w:themeColor="text1"/>
+        </w:rPr>
+      </w:pPr>
+      <w:r>
+        <w:rPr>
+          <w:rStyle w:val="HTMLCode"/>
+          <w:color w:val="000000" w:themeColor="text1"/>
+        </w:rPr>
+        <w:t>#accNo</w:t>
+      </w:r>
+      <w:r>
+        <w:rPr>
+          <w:rStyle w:val="apple-converted-space"/>
+          <w:color w:val="000000" w:themeColor="text1"/>
+        </w:rPr>
+        <w:t> </w:t>
+      </w:r>
+      <w:r>
+        <w:rPr>
+          <w:color w:val="000000" w:themeColor="text1"/>
+        </w:rPr>
+        <w:t>creates a local reference.</w:t>
+      </w:r>
+    </w:p>
+    <w:p>
+      <w:pPr>
+        <w:pStyle w:val="NormalWeb"/>
+        <w:numPr>
+          <w:ilvl w:val="0"/>
+          <w:numId w:val="9"/>
+        </w:numPr>
+        <w:rPr>
+          <w:color w:val="000000" w:themeColor="text1"/>
+        </w:rPr>
+      </w:pPr>
+      <w:r>
+        <w:rPr>
+          <w:color w:val="000000" w:themeColor="text1"/>
+        </w:rPr>
+        <w:t>Its value can be passed directly to methods.</w:t>
+      </w:r>
+    </w:p>
+    <w:p>
+      <w:pPr>
+        <w:pStyle w:val="NormalWeb"/>
+        <w:numPr>
+          <w:ilvl w:val="0"/>
+          <w:numId w:val="9"/>
+        </w:numPr>
+        <w:rPr>
+          <w:color w:val="000000" w:themeColor="text1"/>
+        </w:rPr>
+      </w:pPr>
+      <w:r>
+        <w:rPr>
+          <w:color w:val="000000" w:themeColor="text1"/>
+        </w:rPr>
+        <w:t>No need for two-way binding.</w:t>
+      </w:r>
+    </w:p>
+    <w:p>
+      <w:pPr>
+        <w:rPr>
+          <w:color w:val="000000" w:themeColor="text1"/>
+        </w:rPr>
+      </w:pPr>
+      <w:r>
+        <w:rPr>
+          <w:noProof/>
+          <w:color w:val="000000" w:themeColor="text1"/>
+        </w:rPr>
+        <w:pict w14:anchorId="253580AC">
+          <v:rect id="_x0000_i1040" alt="" style="width:468pt;height:.05pt;mso-width-percent:0;mso-height-percent:0;mso-width-percent:0;mso-height-percent:0" o:hralign="center" o:hrstd="t" o:hr="t" fillcolor="#a0a0a0" stroked="f"/>
+        </w:pict>
+      </w:r>
+    </w:p>
+    <w:p>
+      <w:pPr>
+        <w:pStyle w:val="Heading2"/>
+        <w:rPr>
+          <w:color w:val="000000" w:themeColor="text1"/>
+        </w:rPr>
+      </w:pPr>
+      <w:r>
+        <w:rPr>
+          <w:color w:val="000000" w:themeColor="text1"/>
+        </w:rPr>
+        <w:t>4. Dependency Injection</w:t>
+      </w:r>
+    </w:p>
+    <w:p>
+      <w:pPr>
+        <w:pStyle w:val="Heading3"/>
+        <w:rPr>
+          <w:color w:val="000000" w:themeColor="text1"/>
+        </w:rPr>
+      </w:pPr>
+      <w:r>
+        <w:rPr>
+          <w:color w:val="000000" w:themeColor="text1"/>
+        </w:rPr>
+        <w:t>Recommended Approach</w:t>
+      </w:r>
+    </w:p>
+    <w:p>
+      <w:pPr>
+        <w:pStyle w:val="NormalWeb"/>
+        <w:rPr>
+          <w:color w:val="000000" w:themeColor="text1"/>
+        </w:rPr>
+      </w:pPr>
+      <w:r>
+        <w:rPr>
+          <w:rStyle w:val="Strong"/>
+          <w:color w:val="000000" w:themeColor="text1"/>
+        </w:rPr>
+        <w:t>Constructor Injection</w:t>
+      </w:r>
+    </w:p>
+    <w:p>
+      <w:pPr>
+        <w:pStyle w:val="HTMLPreformatted"/>
+        <w:rPr>
+          <w:rStyle w:val="HTMLCode"/>
+          <w:color w:val="000000" w:themeColor="text1"/>
+        </w:rPr>
+      </w:pPr>
+      <w:r>
+        <w:rPr>
+          <w:rStyle w:val="HTMLCode"/>
+          <w:color w:val="000000" w:themeColor="text1"/>
+        </w:rPr>
+        <w:t>constructor(private service: BankingService){}</w:t>
+      </w:r>
+    </w:p>
+    <w:p>
+      <w:pPr>
+        <w:pStyle w:val="Heading3"/>
+        <w:rPr>
+          <w:color w:val="000000" w:themeColor="text1"/>
+        </w:rPr>
+      </w:pPr>
+      <w:r>
+        <w:rPr>
+          <w:color w:val="000000" w:themeColor="text1"/>
+        </w:rPr>
+        <w:t>Alternative</w:t>
+      </w:r>
+    </w:p>
+    <w:p>
+      <w:pPr>
+        <w:pStyle w:val="HTMLPreformatted"/>
+        <w:rPr>
+          <w:rStyle w:val="HTMLCode"/>
+          <w:color w:val="000000" w:themeColor="text1"/>
+        </w:rPr>
+      </w:pPr>
+      <w:r>
+        <w:rPr>
+          <w:rStyle w:val="HTMLCode"/>
+          <w:color w:val="000000" w:themeColor="text1"/>
+        </w:rPr>
+        <w:t>inject(BankingService)</w:t>
+      </w:r>
+    </w:p>
+    <w:p>
+      <w:pPr>
+        <w:pStyle w:val="Heading3"/>
+        <w:rPr>
+          <w:color w:val="000000" w:themeColor="text1"/>
+        </w:rPr>
+      </w:pPr>
+      <w:r>
+        <w:rPr>
+          <w:color w:val="000000" w:themeColor="text1"/>
+        </w:rPr>
+        <w:t>Discussion</w:t>
+      </w:r>
+    </w:p>
+    <w:p>
+      <w:pPr>
+        <w:pStyle w:val="NormalWeb"/>
+        <w:numPr>
+          <w:ilvl w:val="0"/>
+          <w:numId w:val="10"/>
+        </w:numPr>
+        <w:rPr>
+          <w:color w:val="000000" w:themeColor="text1"/>
+        </w:rPr>
+      </w:pPr>
+      <w:r>
+        <w:rPr>
+          <w:color w:val="000000" w:themeColor="text1"/>
+        </w:rPr>
+        <w:t>Constructor injection is the standard and most commonly used approach.</w:t>
+      </w:r>
+    </w:p>
+    <w:p>
+      <w:pPr>
+        <w:pStyle w:val="NormalWeb"/>
+        <w:numPr>
+          <w:ilvl w:val="0"/>
+          <w:numId w:val="10"/>
+        </w:numPr>
+        <w:rPr>
+          <w:color w:val="000000" w:themeColor="text1"/>
+        </w:rPr>
+      </w:pPr>
+      <w:r>
+        <w:rPr>
+          <w:rStyle w:val="HTMLCode"/>
+          <w:color w:val="000000" w:themeColor="text1"/>
+        </w:rPr>
+        <w:t>inject()</w:t>
+      </w:r>
+      <w:r>
+        <w:rPr>
+          <w:rStyle w:val="apple-converted-space"/>
+          <w:color w:val="000000" w:themeColor="text1"/>
+        </w:rPr>
+        <w:t> </w:t>
+      </w:r>
+      <w:r>
+        <w:rPr>
+          <w:color w:val="000000" w:themeColor="text1"/>
+        </w:rPr>
+        <w:t>is newer but less widely adopted.</w:t>
+      </w:r>
+    </w:p>
+    <w:p>
+      <w:pPr>
+        <w:rPr>
+          <w:color w:val="000000" w:themeColor="text1"/>
+        </w:rPr>
+      </w:pPr>
+      <w:r>
+        <w:rPr>
+          <w:noProof/>
+          <w:color w:val="000000" w:themeColor="text1"/>
+        </w:rPr>
+        <w:pict w14:anchorId="2BA7FF32">
+          <v:rect id="_x0000_i1039" alt="" style="width:468pt;height:.05pt;mso-width-percent:0;mso-height-percent:0;mso-width-percent:0;mso-height-percent:0" o:hralign="center" o:hrstd="t" o:hr="t" fillcolor="#a0a0a0" stroked="f"/>
+        </w:pict>
+      </w:r>
+    </w:p>
+    <w:p>
+      <w:pPr>
+        <w:pStyle w:val="Heading2"/>
+        <w:rPr>
+          <w:color w:val="000000" w:themeColor="text1"/>
+        </w:rPr>
+      </w:pPr>
+      <w:r>
+        <w:rPr>
+          <w:color w:val="000000" w:themeColor="text1"/>
+        </w:rPr>
+        <w:t>5. Project Structure Best Practices</w:t>
+      </w:r>
+    </w:p>
+    <w:p>
+      <w:pPr>
+        <w:pStyle w:val="Heading3"/>
+        <w:rPr>
+          <w:color w:val="000000" w:themeColor="text1"/>
+        </w:rPr>
+      </w:pPr>
+      <w:r>
+        <w:rPr>
+          <w:color w:val="000000" w:themeColor="text1"/>
+        </w:rPr>
+        <w:t>Recommended Structure</w:t>
+      </w:r>
+    </w:p>
+    <w:p>
+      <w:pPr>
+        <w:pStyle w:val="HTMLPreformatted"/>
+        <w:rPr>
+          <w:rStyle w:val="HTMLCode"/>
+          <w:color w:val="000000" w:themeColor="text1"/>
+        </w:rPr>
+      </w:pPr>
+      <w:r>
+        <w:rPr>
+          <w:rStyle w:val="HTMLCode"/>
+          <w:color w:val="000000" w:themeColor="text1"/>
+        </w:rPr>
+        <w:t>app</w:t>
+      </w:r>
+    </w:p>
+    <w:p>
+      <w:pPr>
+        <w:pStyle w:val="HTMLPreformatted"/>
+        <w:rPr>
+          <w:rStyle w:val="HTMLCode"/>
+          <w:color w:val="000000" w:themeColor="text1"/>
+        </w:rPr>
+      </w:pPr>
+      <w:r>
+        <w:rPr>
+          <w:rStyle w:val="HTMLCode"/>
+          <w:color w:val="000000" w:themeColor="text1"/>
+        </w:rPr>
+        <w:t xml:space="preserve"> ├─ components</w:t>
+      </w:r>
+    </w:p>
+    <w:p>
+      <w:pPr>
+        <w:pStyle w:val="HTMLPreformatted"/>
+        <w:rPr>
+          <w:rStyle w:val="HTMLCode"/>
+          <w:color w:val="000000" w:themeColor="text1"/>
+        </w:rPr>
+      </w:pPr>
+      <w:r>
+        <w:rPr>
+          <w:rStyle w:val="HTMLCode"/>
+          <w:color w:val="000000" w:themeColor="text1"/>
+        </w:rPr>
+        <w:t xml:space="preserve"> ├─ services</w:t>
+      </w:r>
+    </w:p>
+    <w:p>
+      <w:pPr>
+        <w:pStyle w:val="HTMLPreformatted"/>
+        <w:rPr>
+          <w:rStyle w:val="HTMLCode"/>
+          <w:color w:val="000000" w:themeColor="text1"/>
+        </w:rPr>
+      </w:pPr>
+      <w:r>
+        <w:rPr>
+          <w:rStyle w:val="HTMLCode"/>
+          <w:color w:val="000000" w:themeColor="text1"/>
+        </w:rPr>
+        <w:t xml:space="preserve"> ├─ models</w:t>
+      </w:r>
+    </w:p>
+    <w:p>
+      <w:pPr>
+        <w:pStyle w:val="HTMLPreformatted"/>
+        <w:rPr>
+          <w:rStyle w:val="HTMLCode"/>
+          <w:color w:val="000000" w:themeColor="text1"/>
+        </w:rPr>
+      </w:pPr>
+      <w:r>
+        <w:rPr>
+          <w:rStyle w:val="HTMLCode"/>
+          <w:color w:val="000000" w:themeColor="text1"/>
+        </w:rPr>
+        <w:t xml:space="preserve"> └─ interceptors</w:t>
+      </w:r>
+    </w:p>
+    <w:p>
+      <w:pPr>
+        <w:pStyle w:val="Heading3"/>
+        <w:rPr>
+          <w:color w:val="000000" w:themeColor="text1"/>
+        </w:rPr>
+      </w:pPr>
+      <w:r>
+        <w:rPr>
+          <w:color w:val="000000" w:themeColor="text1"/>
+        </w:rPr>
+        <w:lastRenderedPageBreak/>
+        <w:t>Good Practices</w:t>
+      </w:r>
+    </w:p>
+    <w:p>
+      <w:pPr>
+        <w:pStyle w:val="NormalWeb"/>
+        <w:rPr>
+          <w:color w:val="000000" w:themeColor="text1"/>
+        </w:rPr>
+      </w:pPr>
+      <w:r>
+        <w:rPr>
+          <w:rFonts w:ascii="Apple Color Emoji" w:hAnsi="Apple Color Emoji" w:cs="Apple Color Emoji"/>
+          <w:color w:val="000000" w:themeColor="text1"/>
+        </w:rPr>
+        <w:t>✅</w:t>
+      </w:r>
+      <w:r>
+        <w:rPr>
+          <w:color w:val="000000" w:themeColor="text1"/>
+        </w:rPr>
+        <w:t xml:space="preserve"> Keep components in a separate folder.</w:t>
+      </w:r>
+    </w:p>
+    <w:p>
+      <w:pPr>
+        <w:pStyle w:val="NormalWeb"/>
+        <w:rPr>
+          <w:color w:val="000000" w:themeColor="text1"/>
+        </w:rPr>
+      </w:pPr>
+      <w:r>
+        <w:rPr>
+          <w:rFonts w:ascii="Apple Color Emoji" w:hAnsi="Apple Color Emoji" w:cs="Apple Color Emoji"/>
+          <w:color w:val="000000" w:themeColor="text1"/>
+        </w:rPr>
+        <w:t>❌</w:t>
+      </w:r>
+      <w:r>
+        <w:rPr>
+          <w:color w:val="000000" w:themeColor="text1"/>
+        </w:rPr>
+        <w:t xml:space="preserve"> Avoid leaving commented code in production.</w:t>
+      </w:r>
+    </w:p>
+    <w:p>
+      <w:pPr>
+        <w:rPr>
+          <w:color w:val="000000" w:themeColor="text1"/>
+        </w:rPr>
+      </w:pPr>
+      <w:r>
+        <w:rPr>
+          <w:noProof/>
+          <w:color w:val="000000" w:themeColor="text1"/>
+        </w:rPr>
+        <w:pict w14:anchorId="0906904E">
+          <v:rect id="_x0000_i1038" alt="" style="width:468pt;height:.05pt;mso-width-percent:0;mso-height-percent:0;mso-width-percent:0;mso-height-percent:0" o:hralign="center" o:hrstd="t" o:hr="t" fillcolor="#a0a0a0" stroked="f"/>
+        </w:pict>
+      </w:r>
+    </w:p>
+    <w:p>
+      <w:pPr>
+        <w:pStyle w:val="Heading2"/>
+        <w:rPr>
+          <w:color w:val="000000" w:themeColor="text1"/>
+        </w:rPr>
+      </w:pPr>
+      <w:r>
+        <w:rPr>
+          <w:color w:val="000000" w:themeColor="text1"/>
+        </w:rPr>
+        <w:t>6. Observables vs Promises</w:t>
+      </w:r>
+    </w:p>
+    <w:p>
+      <w:pPr>
+        <w:pStyle w:val="Heading3"/>
+        <w:rPr>
+          <w:color w:val="000000" w:themeColor="text1"/>
+        </w:rPr>
+      </w:pPr>
+      <w:r>
+        <w:rPr>
+          <w:color w:val="000000" w:themeColor="text1"/>
+        </w:rPr>
+        <w:t>Promise</w:t>
+      </w:r>
+    </w:p>
+    <w:p>
+      <w:pPr>
+        <w:pStyle w:val="NormalWeb"/>
+        <w:numPr>
+          <w:ilvl w:val="0"/>
+          <w:numId w:val="11"/>
+        </w:numPr>
+        <w:rPr>
+          <w:color w:val="000000" w:themeColor="text1"/>
+        </w:rPr>
+      </w:pPr>
+      <w:r>
+        <w:rPr>
+          <w:color w:val="000000" w:themeColor="text1"/>
+        </w:rPr>
+        <w:t>Returns only one value.</w:t>
+      </w:r>
+    </w:p>
+    <w:p>
+      <w:pPr>
+        <w:pStyle w:val="NormalWeb"/>
+        <w:numPr>
+          <w:ilvl w:val="0"/>
+          <w:numId w:val="11"/>
+        </w:numPr>
+        <w:rPr>
+          <w:color w:val="000000" w:themeColor="text1"/>
+        </w:rPr>
+      </w:pPr>
+      <w:r>
+        <w:rPr>
+          <w:color w:val="000000" w:themeColor="text1"/>
+        </w:rPr>
+        <w:t>Completes after execution.</w:t>
+      </w:r>
+    </w:p>
+    <w:p>
+      <w:pPr>
+        <w:pStyle w:val="Heading3"/>
+        <w:rPr>
+          <w:color w:val="000000" w:themeColor="text1"/>
+        </w:rPr>
+      </w:pPr>
+      <w:r>
+        <w:rPr>
+          <w:color w:val="000000" w:themeColor="text1"/>
+        </w:rPr>
+        <w:t>Observable</w:t>
+      </w:r>
+    </w:p>
+    <w:p>
+      <w:pPr>
+        <w:pStyle w:val="NormalWeb"/>
+        <w:numPr>
+          <w:ilvl w:val="0"/>
+          <w:numId w:val="12"/>
+        </w:numPr>
+        <w:rPr>
+          <w:color w:val="000000" w:themeColor="text1"/>
+        </w:rPr>
+      </w:pPr>
+      <w:r>
+        <w:rPr>
+          <w:color w:val="000000" w:themeColor="text1"/>
+        </w:rPr>
+        <w:t>Can emit multiple values.</w:t>
+      </w:r>
+    </w:p>
+    <w:p>
+      <w:pPr>
+        <w:pStyle w:val="NormalWeb"/>
+        <w:numPr>
+          <w:ilvl w:val="0"/>
+          <w:numId w:val="12"/>
+        </w:numPr>
+        <w:rPr>
+          <w:color w:val="000000" w:themeColor="text1"/>
+        </w:rPr>
+      </w:pPr>
+      <w:r>
+        <w:rPr>
+          <w:color w:val="000000" w:themeColor="text1"/>
+        </w:rPr>
+        <w:t>Supports multiple subscribers.</w:t>
+      </w:r>
+    </w:p>
+    <w:p>
+      <w:pPr>
+        <w:pStyle w:val="NormalWeb"/>
+        <w:numPr>
+          <w:ilvl w:val="0"/>
+          <w:numId w:val="12"/>
+        </w:numPr>
+        <w:rPr>
+          <w:color w:val="000000" w:themeColor="text1"/>
+        </w:rPr>
+      </w:pPr>
+      <w:r>
+        <w:rPr>
+          <w:color w:val="000000" w:themeColor="text1"/>
+        </w:rPr>
+        <w:t>Continues publishing values until unsubscribed.</w:t>
+      </w:r>
+    </w:p>
+    <w:p>
+      <w:pPr>
+        <w:pStyle w:val="Heading3"/>
+        <w:rPr>
+          <w:color w:val="000000" w:themeColor="text1"/>
+        </w:rPr>
+      </w:pPr>
+      <w:r>
+        <w:rPr>
+          <w:color w:val="000000" w:themeColor="text1"/>
+        </w:rPr>
+        <w:t>Example Uses</w:t>
+      </w:r>
+    </w:p>
+    <w:p>
+      <w:pPr>
+        <w:pStyle w:val="NormalWeb"/>
+        <w:numPr>
+          <w:ilvl w:val="0"/>
+          <w:numId w:val="13"/>
+        </w:numPr>
+        <w:rPr>
+          <w:color w:val="000000" w:themeColor="text1"/>
+        </w:rPr>
+      </w:pPr>
+      <w:r>
+        <w:rPr>
+          <w:color w:val="000000" w:themeColor="text1"/>
+        </w:rPr>
+        <w:t>Search boxes</w:t>
+      </w:r>
+    </w:p>
+    <w:p>
+      <w:pPr>
+        <w:pStyle w:val="NormalWeb"/>
+        <w:numPr>
+          <w:ilvl w:val="0"/>
+          <w:numId w:val="13"/>
+        </w:numPr>
+        <w:rPr>
+          <w:color w:val="000000" w:themeColor="text1"/>
+        </w:rPr>
+      </w:pPr>
+      <w:r>
+        <w:rPr>
+          <w:color w:val="000000" w:themeColor="text1"/>
+        </w:rPr>
+        <w:t>Notifications</w:t>
+      </w:r>
+    </w:p>
+    <w:p>
+      <w:pPr>
+        <w:pStyle w:val="NormalWeb"/>
+        <w:numPr>
+          <w:ilvl w:val="0"/>
+          <w:numId w:val="13"/>
+        </w:numPr>
+        <w:rPr>
+          <w:color w:val="000000" w:themeColor="text1"/>
+        </w:rPr>
+      </w:pPr>
+      <w:r>
+        <w:rPr>
+          <w:color w:val="000000" w:themeColor="text1"/>
+        </w:rPr>
+        <w:t>Live updates</w:t>
+      </w:r>
+    </w:p>
+    <w:p>
+      <w:pPr>
+        <w:pStyle w:val="NormalWeb"/>
+        <w:numPr>
+          <w:ilvl w:val="0"/>
+          <w:numId w:val="13"/>
+        </w:numPr>
+        <w:rPr>
+          <w:color w:val="000000" w:themeColor="text1"/>
+        </w:rPr>
+      </w:pPr>
+      <w:r>
+        <w:rPr>
+          <w:color w:val="000000" w:themeColor="text1"/>
+        </w:rPr>
+        <w:t>Streaming/video buffering</w:t>
+      </w:r>
+    </w:p>
+    <w:p>
+      <w:pPr>
+        <w:rPr>
+          <w:color w:val="000000" w:themeColor="text1"/>
+        </w:rPr>
+      </w:pPr>
+      <w:r>
+        <w:rPr>
+          <w:noProof/>
+          <w:color w:val="000000" w:themeColor="text1"/>
+        </w:rPr>
+        <w:pict w14:anchorId="17678075">
+          <v:rect id="_x0000_i1037" alt="" style="width:468pt;height:.05pt;mso-width-percent:0;mso-height-percent:0;mso-width-percent:0;mso-height-percent:0" o:hralign="center" o:hrstd="t" o:hr="t" fillcolor="#a0a0a0" stroked="f"/>
+        </w:pict>
+      </w:r>
+    </w:p>
+    <w:p>
+      <w:pPr>
+        <w:pStyle w:val="Heading2"/>
+        <w:rPr>
+          <w:color w:val="000000" w:themeColor="text1"/>
+        </w:rPr>
+      </w:pPr>
+      <w:r>
+        <w:rPr>
+          <w:color w:val="000000" w:themeColor="text1"/>
+        </w:rPr>
+        <w:t>7. Subscription Management</w:t>
+      </w:r>
+    </w:p>
+    <w:p>
+      <w:pPr>
+        <w:pStyle w:val="Heading3"/>
+        <w:rPr>
+          <w:color w:val="000000" w:themeColor="text1"/>
+        </w:rPr>
+      </w:pPr>
+      <w:r>
+        <w:rPr>
+          <w:color w:val="000000" w:themeColor="text1"/>
+        </w:rPr>
+        <w:t>Why Unsubscribe?</w:t>
+      </w:r>
+    </w:p>
+    <w:p>
+      <w:pPr>
+        <w:pStyle w:val="NormalWeb"/>
+        <w:numPr>
+          <w:ilvl w:val="0"/>
+          <w:numId w:val="14"/>
+        </w:numPr>
+        <w:rPr>
+          <w:color w:val="000000" w:themeColor="text1"/>
+        </w:rPr>
+      </w:pPr>
+      <w:r>
+        <w:rPr>
+          <w:color w:val="000000" w:themeColor="text1"/>
+        </w:rPr>
+        <w:t>Prevent memory leaks.</w:t>
+      </w:r>
+    </w:p>
+    <w:p>
+      <w:pPr>
+        <w:pStyle w:val="NormalWeb"/>
+        <w:numPr>
+          <w:ilvl w:val="0"/>
+          <w:numId w:val="14"/>
+        </w:numPr>
+        <w:rPr>
+          <w:color w:val="000000" w:themeColor="text1"/>
+        </w:rPr>
+      </w:pPr>
+      <w:r>
+        <w:rPr>
+          <w:color w:val="000000" w:themeColor="text1"/>
+        </w:rPr>
+        <w:t>Improve application performance.</w:t>
+      </w:r>
+    </w:p>
+    <w:p>
+      <w:pPr>
+        <w:pStyle w:val="Heading3"/>
+        <w:rPr>
+          <w:color w:val="000000" w:themeColor="text1"/>
+        </w:rPr>
+      </w:pPr>
+      <w:r>
+        <w:rPr>
+          <w:color w:val="000000" w:themeColor="text1"/>
+        </w:rPr>
+        <w:t>Recommended</w:t>
+      </w:r>
+    </w:p>
+    <w:p>
+      <w:pPr>
+        <w:pStyle w:val="HTMLPreformatted"/>
+        <w:rPr>
+          <w:rStyle w:val="HTMLCode"/>
+          <w:color w:val="000000" w:themeColor="text1"/>
+        </w:rPr>
+      </w:pPr>
+      <w:r>
+        <w:rPr>
+          <w:rStyle w:val="HTMLCode"/>
+          <w:color w:val="000000" w:themeColor="text1"/>
+        </w:rPr>
+        <w:t>ngOnDestroy(){</w:t>
+      </w:r>
+    </w:p>
+    <w:p>
+      <w:pPr>
+        <w:pStyle w:val="HTMLPreformatted"/>
+        <w:rPr>
+          <w:rStyle w:val="HTMLCode"/>
+          <w:color w:val="000000" w:themeColor="text1"/>
+        </w:rPr>
+      </w:pPr>
+      <w:r>
+        <w:rPr>
+          <w:rStyle w:val="HTMLCode"/>
+          <w:color w:val="000000" w:themeColor="text1"/>
+        </w:rPr>
+        <w:t xml:space="preserve">   this.subscription.unsubscribe();</w:t>
+      </w:r>
+    </w:p>
+    <w:p>
+      <w:pPr>
+        <w:pStyle w:val="HTMLPreformatted"/>
+        <w:rPr>
+          <w:rStyle w:val="HTMLCode"/>
+          <w:color w:val="000000" w:themeColor="text1"/>
+        </w:rPr>
+      </w:pPr>
+      <w:r>
+        <w:rPr>
+          <w:rStyle w:val="HTMLCode"/>
+          <w:color w:val="000000" w:themeColor="text1"/>
+        </w:rPr>
+        <w:t>}</w:t>
+      </w:r>
+    </w:p>
+    <w:p>
+      <w:pPr>
+        <w:pStyle w:val="Heading3"/>
+        <w:rPr>
+          <w:color w:val="000000" w:themeColor="text1"/>
+        </w:rPr>
+      </w:pPr>
+      <w:r>
+        <w:rPr>
+          <w:color w:val="000000" w:themeColor="text1"/>
+        </w:rPr>
+        <w:lastRenderedPageBreak/>
+        <w:t>Discussion</w:t>
+      </w:r>
+    </w:p>
+    <w:p>
+      <w:pPr>
+        <w:pStyle w:val="NormalWeb"/>
+        <w:numPr>
+          <w:ilvl w:val="0"/>
+          <w:numId w:val="15"/>
+        </w:numPr>
+        <w:rPr>
+          <w:color w:val="000000" w:themeColor="text1"/>
+        </w:rPr>
+      </w:pPr>
+      <w:r>
+        <w:rPr>
+          <w:color w:val="000000" w:themeColor="text1"/>
+        </w:rPr>
+        <w:t>Calling</w:t>
+      </w:r>
+      <w:r>
+        <w:rPr>
+          <w:rStyle w:val="apple-converted-space"/>
+          <w:color w:val="000000" w:themeColor="text1"/>
+        </w:rPr>
+        <w:t> </w:t>
+      </w:r>
+      <w:r>
+        <w:rPr>
+          <w:rStyle w:val="HTMLCode"/>
+          <w:color w:val="000000" w:themeColor="text1"/>
+        </w:rPr>
+        <w:t>complete()</w:t>
+      </w:r>
+      <w:r>
+        <w:rPr>
+          <w:rStyle w:val="apple-converted-space"/>
+          <w:color w:val="000000" w:themeColor="text1"/>
+        </w:rPr>
+        <w:t> </w:t>
+      </w:r>
+      <w:r>
+        <w:rPr>
+          <w:color w:val="000000" w:themeColor="text1"/>
+        </w:rPr>
+        <w:t>ends the observable stream.</w:t>
+      </w:r>
+    </w:p>
+    <w:p>
+      <w:pPr>
+        <w:pStyle w:val="NormalWeb"/>
+        <w:numPr>
+          <w:ilvl w:val="0"/>
+          <w:numId w:val="15"/>
+        </w:numPr>
+        <w:rPr>
+          <w:color w:val="000000" w:themeColor="text1"/>
+        </w:rPr>
+      </w:pPr>
+      <w:r>
+        <w:rPr>
+          <w:color w:val="000000" w:themeColor="text1"/>
+        </w:rPr>
+        <w:t>Unsubscribing in</w:t>
+      </w:r>
+      <w:r>
+        <w:rPr>
+          <w:rStyle w:val="apple-converted-space"/>
+          <w:color w:val="000000" w:themeColor="text1"/>
+        </w:rPr>
+        <w:t> </w:t>
+      </w:r>
+      <w:r>
+        <w:rPr>
+          <w:rStyle w:val="HTMLCode"/>
+          <w:color w:val="000000" w:themeColor="text1"/>
+        </w:rPr>
+        <w:t>OnDestroy</w:t>
+      </w:r>
+      <w:r>
+        <w:rPr>
+          <w:rStyle w:val="apple-converted-space"/>
+          <w:color w:val="000000" w:themeColor="text1"/>
+        </w:rPr>
+        <w:t> </w:t>
+      </w:r>
+      <w:r>
+        <w:rPr>
+          <w:color w:val="000000" w:themeColor="text1"/>
+        </w:rPr>
+        <w:t>is still considered best practice.</w:t>
+      </w:r>
+    </w:p>
+    <w:p>
+      <w:pPr>
+        <w:rPr>
+          <w:color w:val="000000" w:themeColor="text1"/>
+        </w:rPr>
+      </w:pPr>
+      <w:r>
+        <w:rPr>
+          <w:noProof/>
+          <w:color w:val="000000" w:themeColor="text1"/>
+        </w:rPr>
+        <w:pict w14:anchorId="4B2E7A0D">
+          <v:rect id="_x0000_i1036" alt="" style="width:468pt;height:.05pt;mso-width-percent:0;mso-height-percent:0;mso-width-percent:0;mso-height-percent:0" o:hralign="center" o:hrstd="t" o:hr="t" fillcolor="#a0a0a0" stroked="f"/>
+        </w:pict>
+      </w:r>
+    </w:p>
+    <w:p>
+      <w:pPr>
+        <w:pStyle w:val="Heading2"/>
+        <w:rPr>
+          <w:color w:val="000000" w:themeColor="text1"/>
+        </w:rPr>
+      </w:pPr>
+      <w:r>
+        <w:rPr>
+          <w:color w:val="000000" w:themeColor="text1"/>
+        </w:rPr>
+        <w:t>8. Search Functionality using RxJS Subject</w:t>
+      </w:r>
+    </w:p>
+    <w:p>
+      <w:pPr>
+        <w:pStyle w:val="Heading3"/>
+        <w:rPr>
+          <w:color w:val="000000" w:themeColor="text1"/>
+        </w:rPr>
+      </w:pPr>
+      <w:r>
+        <w:rPr>
+          <w:color w:val="000000" w:themeColor="text1"/>
+        </w:rPr>
+        <w:t>Purpose</w:t>
+      </w:r>
+    </w:p>
+    <w:p>
+      <w:pPr>
+        <w:pStyle w:val="NormalWeb"/>
+        <w:rPr>
+          <w:color w:val="000000" w:themeColor="text1"/>
+        </w:rPr>
+      </w:pPr>
+      <w:r>
+        <w:rPr>
+          <w:color w:val="000000" w:themeColor="text1"/>
+        </w:rPr>
+        <w:t>Capture user search input dynamically.</w:t>
+      </w:r>
+    </w:p>
+    <w:p>
+      <w:pPr>
+        <w:pStyle w:val="Heading3"/>
+        <w:rPr>
+          <w:color w:val="000000" w:themeColor="text1"/>
+        </w:rPr>
+      </w:pPr>
+      <w:r>
+        <w:rPr>
+          <w:color w:val="000000" w:themeColor="text1"/>
+        </w:rPr>
+        <w:t>Flow</w:t>
+      </w:r>
+    </w:p>
+    <w:p>
+      <w:pPr>
+        <w:pStyle w:val="NormalWeb"/>
+        <w:numPr>
+          <w:ilvl w:val="0"/>
+          <w:numId w:val="16"/>
+        </w:numPr>
+        <w:rPr>
+          <w:color w:val="000000" w:themeColor="text1"/>
+        </w:rPr>
+      </w:pPr>
+      <w:r>
+        <w:rPr>
+          <w:color w:val="000000" w:themeColor="text1"/>
+        </w:rPr>
+        <w:t>User enters account number.</w:t>
+      </w:r>
+    </w:p>
+    <w:p>
+      <w:pPr>
+        <w:pStyle w:val="NormalWeb"/>
+        <w:numPr>
+          <w:ilvl w:val="0"/>
+          <w:numId w:val="16"/>
+        </w:numPr>
+        <w:rPr>
+          <w:color w:val="000000" w:themeColor="text1"/>
+        </w:rPr>
+      </w:pPr>
+      <w:r>
+        <w:rPr>
+          <w:color w:val="000000" w:themeColor="text1"/>
+        </w:rPr>
+        <w:t>Value is pushed into a Subject.</w:t>
+      </w:r>
+    </w:p>
+    <w:p>
+      <w:pPr>
+        <w:pStyle w:val="NormalWeb"/>
+        <w:numPr>
+          <w:ilvl w:val="0"/>
+          <w:numId w:val="16"/>
+        </w:numPr>
+        <w:rPr>
+          <w:color w:val="000000" w:themeColor="text1"/>
+        </w:rPr>
+      </w:pPr>
+      <w:r>
+        <w:rPr>
+          <w:color w:val="000000" w:themeColor="text1"/>
+        </w:rPr>
+        <w:t>Subject publishes the value.</w:t>
+      </w:r>
+    </w:p>
+    <w:p>
+      <w:pPr>
+        <w:pStyle w:val="NormalWeb"/>
+        <w:numPr>
+          <w:ilvl w:val="0"/>
+          <w:numId w:val="16"/>
+        </w:numPr>
+        <w:rPr>
+          <w:color w:val="000000" w:themeColor="text1"/>
+        </w:rPr>
+      </w:pPr>
+      <w:r>
+        <w:rPr>
+          <w:color w:val="000000" w:themeColor="text1"/>
+        </w:rPr>
+        <w:t>Subscriber receives the value.</w:t>
+      </w:r>
+    </w:p>
+    <w:p>
+      <w:pPr>
+        <w:pStyle w:val="NormalWeb"/>
+        <w:numPr>
+          <w:ilvl w:val="0"/>
+          <w:numId w:val="16"/>
+        </w:numPr>
+        <w:rPr>
+          <w:color w:val="000000" w:themeColor="text1"/>
+        </w:rPr>
+      </w:pPr>
+      <w:r>
+        <w:rPr>
+          <w:color w:val="000000" w:themeColor="text1"/>
+        </w:rPr>
+        <w:t>API is called.</w:t>
+      </w:r>
+    </w:p>
+    <w:p>
+      <w:pPr>
+        <w:pStyle w:val="NormalWeb"/>
+        <w:rPr>
+          <w:color w:val="000000" w:themeColor="text1"/>
+        </w:rPr>
+      </w:pPr>
+      <w:r>
+        <w:rPr>
+          <w:color w:val="000000" w:themeColor="text1"/>
+        </w:rPr>
+        <w:t>Example:</w:t>
+      </w:r>
+    </w:p>
+    <w:p>
+      <w:pPr>
+        <w:pStyle w:val="HTMLPreformatted"/>
+        <w:rPr>
+          <w:rStyle w:val="HTMLCode"/>
+          <w:color w:val="000000" w:themeColor="text1"/>
+        </w:rPr>
+      </w:pPr>
+      <w:r>
+        <w:rPr>
+          <w:rStyle w:val="HTMLCode"/>
+          <w:color w:val="000000" w:themeColor="text1"/>
+        </w:rPr>
+        <w:t>searchSubject.next(accountNo);</w:t>
+      </w:r>
+    </w:p>
+    <w:p>
+      <w:pPr>
+        <w:rPr>
+          <w:color w:val="000000" w:themeColor="text1"/>
+        </w:rPr>
+      </w:pPr>
+      <w:r>
+        <w:rPr>
+          <w:noProof/>
+          <w:color w:val="000000" w:themeColor="text1"/>
+        </w:rPr>
+        <w:pict w14:anchorId="129CDC15">
+          <v:rect id="_x0000_i1035" alt="" style="width:468pt;height:.05pt;mso-width-percent:0;mso-height-percent:0;mso-width-percent:0;mso-height-percent:0" o:hralign="center" o:hrstd="t" o:hr="t" fillcolor="#a0a0a0" stroked="f"/>
+        </w:pict>
+      </w:r>
+    </w:p>
+    <w:p>
+      <w:pPr>
+        <w:pStyle w:val="Heading2"/>
+        <w:rPr>
+          <w:color w:val="000000" w:themeColor="text1"/>
+        </w:rPr>
+      </w:pPr>
+      <w:r>
+        <w:rPr>
+          <w:color w:val="000000" w:themeColor="text1"/>
+        </w:rPr>
+        <w:t>9. Search Optimization</w:t>
+      </w:r>
+    </w:p>
+    <w:p>
+      <w:pPr>
+        <w:pStyle w:val="Heading3"/>
+        <w:rPr>
+          <w:color w:val="000000" w:themeColor="text1"/>
+        </w:rPr>
+      </w:pPr>
+      <w:r>
+        <w:rPr>
+          <w:color w:val="000000" w:themeColor="text1"/>
+        </w:rPr>
+        <w:t>Operators Discussed</w:t>
+      </w:r>
+    </w:p>
+    <w:p>
+      <w:pPr>
+        <w:pStyle w:val="Heading4"/>
+        <w:rPr>
+          <w:color w:val="000000" w:themeColor="text1"/>
+        </w:rPr>
+      </w:pPr>
+      <w:r>
+        <w:rPr>
+          <w:color w:val="000000" w:themeColor="text1"/>
+        </w:rPr>
+        <w:t>debounceTime()</w:t>
+      </w:r>
+    </w:p>
+    <w:p>
+      <w:pPr>
+        <w:pStyle w:val="NormalWeb"/>
+        <w:rPr>
+          <w:color w:val="000000" w:themeColor="text1"/>
+        </w:rPr>
+      </w:pPr>
+      <w:r>
+        <w:rPr>
+          <w:color w:val="000000" w:themeColor="text1"/>
+        </w:rPr>
+        <w:t>Waits before calling API.</w:t>
+      </w:r>
+    </w:p>
+    <w:p>
+      <w:pPr>
+        <w:pStyle w:val="NormalWeb"/>
+        <w:rPr>
+          <w:color w:val="000000" w:themeColor="text1"/>
+        </w:rPr>
+      </w:pPr>
+      <w:r>
+        <w:rPr>
+          <w:color w:val="000000" w:themeColor="text1"/>
+        </w:rPr>
+        <w:t>Example:</w:t>
+      </w:r>
+    </w:p>
+    <w:p>
+      <w:pPr>
+        <w:pStyle w:val="HTMLPreformatted"/>
+        <w:rPr>
+          <w:rStyle w:val="HTMLCode"/>
+          <w:color w:val="000000" w:themeColor="text1"/>
+        </w:rPr>
+      </w:pPr>
+      <w:r>
+        <w:rPr>
+          <w:rStyle w:val="HTMLCode"/>
+          <w:color w:val="000000" w:themeColor="text1"/>
+        </w:rPr>
+        <w:t>debounceTime(500)</w:t>
+      </w:r>
+    </w:p>
+    <w:p>
+      <w:pPr>
+        <w:pStyle w:val="NormalWeb"/>
+        <w:rPr>
+          <w:color w:val="000000" w:themeColor="text1"/>
+        </w:rPr>
+      </w:pPr>
+      <w:r>
+        <w:rPr>
+          <w:color w:val="000000" w:themeColor="text1"/>
+        </w:rPr>
+        <w:t>Benefit:</w:t>
+      </w:r>
+    </w:p>
+    <w:p>
+      <w:pPr>
+        <w:pStyle w:val="NormalWeb"/>
+        <w:numPr>
+          <w:ilvl w:val="0"/>
+          <w:numId w:val="17"/>
+        </w:numPr>
+        <w:rPr>
+          <w:color w:val="000000" w:themeColor="text1"/>
+        </w:rPr>
+      </w:pPr>
+      <w:r>
+        <w:rPr>
+          <w:color w:val="000000" w:themeColor="text1"/>
+        </w:rPr>
+        <w:t>Prevents API calls for every keystroke.</w:t>
+      </w:r>
+    </w:p>
+    <w:p>
+      <w:pPr>
+        <w:rPr>
+          <w:color w:val="000000" w:themeColor="text1"/>
+        </w:rPr>
+      </w:pPr>
+      <w:r>
+        <w:rPr>
+          <w:noProof/>
+          <w:color w:val="000000" w:themeColor="text1"/>
+        </w:rPr>
+        <w:pict w14:anchorId="4FCBD2A4">
+          <v:rect id="_x0000_i1034" alt="" style="width:468pt;height:.05pt;mso-width-percent:0;mso-height-percent:0;mso-width-percent:0;mso-height-percent:0" o:hralign="center" o:hrstd="t" o:hr="t" fillcolor="#a0a0a0" stroked="f"/>
+        </w:pict>
+      </w:r>
+    </w:p>
+    <w:p>
+      <w:pPr>
+        <w:pStyle w:val="Heading4"/>
+        <w:rPr>
+          <w:color w:val="000000" w:themeColor="text1"/>
+        </w:rPr>
+      </w:pPr>
+      <w:r>
+        <w:rPr>
+          <w:color w:val="000000" w:themeColor="text1"/>
+        </w:rPr>
+        <w:lastRenderedPageBreak/>
+        <w:t>distinctUntilChanged()</w:t>
+      </w:r>
+    </w:p>
+    <w:p>
+      <w:pPr>
+        <w:pStyle w:val="NormalWeb"/>
+        <w:rPr>
+          <w:color w:val="000000" w:themeColor="text1"/>
+        </w:rPr>
+      </w:pPr>
+      <w:r>
+        <w:rPr>
+          <w:color w:val="000000" w:themeColor="text1"/>
+        </w:rPr>
+        <w:t>Prevents duplicate API calls.</w:t>
+      </w:r>
+    </w:p>
+    <w:p>
+      <w:pPr>
+        <w:pStyle w:val="NormalWeb"/>
+        <w:rPr>
+          <w:color w:val="000000" w:themeColor="text1"/>
+        </w:rPr>
+      </w:pPr>
+      <w:r>
+        <w:rPr>
+          <w:color w:val="000000" w:themeColor="text1"/>
+        </w:rPr>
+        <w:t>Example:</w:t>
+      </w:r>
+    </w:p>
+    <w:p>
+      <w:pPr>
+        <w:pStyle w:val="HTMLPreformatted"/>
+        <w:rPr>
+          <w:rStyle w:val="HTMLCode"/>
+          <w:color w:val="000000" w:themeColor="text1"/>
+        </w:rPr>
+      </w:pPr>
+      <w:r>
+        <w:rPr>
+          <w:rStyle w:val="HTMLCode"/>
+          <w:color w:val="000000" w:themeColor="text1"/>
+        </w:rPr>
+        <w:t>12345 → API Call</w:t>
+      </w:r>
+    </w:p>
+    <w:p>
+      <w:pPr>
+        <w:pStyle w:val="HTMLPreformatted"/>
+        <w:rPr>
+          <w:rStyle w:val="HTMLCode"/>
+          <w:color w:val="000000" w:themeColor="text1"/>
+        </w:rPr>
+      </w:pPr>
+      <w:r>
+        <w:rPr>
+          <w:rStyle w:val="HTMLCode"/>
+          <w:color w:val="000000" w:themeColor="text1"/>
+        </w:rPr>
+        <w:t>12345 → No API Call</w:t>
+      </w:r>
+    </w:p>
+    <w:p>
+      <w:pPr>
+        <w:pStyle w:val="NormalWeb"/>
+        <w:rPr>
+          <w:color w:val="000000" w:themeColor="text1"/>
+        </w:rPr>
+      </w:pPr>
+      <w:r>
+        <w:rPr>
+          <w:color w:val="000000" w:themeColor="text1"/>
+        </w:rPr>
+        <w:t>Benefit:</w:t>
+      </w:r>
+    </w:p>
+    <w:p>
+      <w:pPr>
+        <w:pStyle w:val="NormalWeb"/>
+        <w:numPr>
+          <w:ilvl w:val="0"/>
+          <w:numId w:val="18"/>
+        </w:numPr>
+        <w:rPr>
+          <w:color w:val="000000" w:themeColor="text1"/>
+        </w:rPr>
+      </w:pPr>
+      <w:r>
+        <w:rPr>
+          <w:color w:val="000000" w:themeColor="text1"/>
+        </w:rPr>
+        <w:t>Avoids unnecessary requests.</w:t>
+      </w:r>
+    </w:p>
+    <w:p>
+      <w:pPr>
+        <w:pStyle w:val="Heading3"/>
+        <w:rPr>
+          <w:color w:val="000000" w:themeColor="text1"/>
+        </w:rPr>
+      </w:pPr>
+      <w:r>
+        <w:rPr>
+          <w:color w:val="000000" w:themeColor="text1"/>
+        </w:rPr>
+        <w:t>Open Question</w:t>
+      </w:r>
+    </w:p>
+    <w:p>
+      <w:pPr>
+        <w:pStyle w:val="NormalWeb"/>
+        <w:numPr>
+          <w:ilvl w:val="0"/>
+          <w:numId w:val="19"/>
+        </w:numPr>
+        <w:rPr>
+          <w:color w:val="000000" w:themeColor="text1"/>
+        </w:rPr>
+      </w:pPr>
+      <w:r>
+        <w:rPr>
+          <w:color w:val="000000" w:themeColor="text1"/>
+        </w:rPr>
+        <w:t>Should</w:t>
+      </w:r>
+      <w:r>
+        <w:rPr>
+          <w:rStyle w:val="apple-converted-space"/>
+          <w:color w:val="000000" w:themeColor="text1"/>
+        </w:rPr>
+        <w:t> </w:t>
+      </w:r>
+      <w:r>
+        <w:rPr>
+          <w:rStyle w:val="HTMLCode"/>
+          <w:color w:val="000000" w:themeColor="text1"/>
+        </w:rPr>
+        <w:t>distinctUntilChanged()</w:t>
+      </w:r>
+      <w:r>
+        <w:rPr>
+          <w:rStyle w:val="apple-converted-space"/>
+          <w:color w:val="000000" w:themeColor="text1"/>
+        </w:rPr>
+        <w:t> </w:t>
+      </w:r>
+      <w:r>
+        <w:rPr>
+          <w:color w:val="000000" w:themeColor="text1"/>
+        </w:rPr>
+        <w:t>be used in every search scenario?</w:t>
+      </w:r>
+    </w:p>
+    <w:p>
+      <w:pPr>
+        <w:pStyle w:val="NormalWeb"/>
+        <w:numPr>
+          <w:ilvl w:val="0"/>
+          <w:numId w:val="19"/>
+        </w:numPr>
+        <w:rPr>
+          <w:color w:val="000000" w:themeColor="text1"/>
+        </w:rPr>
+      </w:pPr>
+      <w:r>
+        <w:rPr>
+          <w:color w:val="000000" w:themeColor="text1"/>
+        </w:rPr>
+        <w:t>Decision pending based on business requirements.</w:t>
+      </w:r>
+    </w:p>
+    <w:p>
+      <w:pPr>
+        <w:rPr>
+          <w:color w:val="000000" w:themeColor="text1"/>
+        </w:rPr>
+      </w:pPr>
+      <w:r>
+        <w:rPr>
+          <w:noProof/>
+          <w:color w:val="000000" w:themeColor="text1"/>
+        </w:rPr>
+        <w:pict w14:anchorId="76E4333D">
+          <v:rect id="_x0000_i1033" alt="" style="width:468pt;height:.05pt;mso-width-percent:0;mso-height-percent:0;mso-width-percent:0;mso-height-percent:0" o:hralign="center" o:hrstd="t" o:hr="t" fillcolor="#a0a0a0" stroked="f"/>
+        </w:pict>
+      </w:r>
+    </w:p>
+    <w:p>
+      <w:pPr>
+        <w:pStyle w:val="Heading4"/>
+        <w:rPr>
+          <w:color w:val="000000" w:themeColor="text1"/>
+        </w:rPr>
+      </w:pPr>
+      <w:r>
+        <w:rPr>
+          <w:color w:val="000000" w:themeColor="text1"/>
+        </w:rPr>
+        <w:t>switchMap()</w:t>
+      </w:r>
+    </w:p>
+    <w:p>
+      <w:pPr>
+        <w:pStyle w:val="NormalWeb"/>
+        <w:numPr>
+          <w:ilvl w:val="0"/>
+          <w:numId w:val="20"/>
+        </w:numPr>
+        <w:rPr>
+          <w:color w:val="000000" w:themeColor="text1"/>
+        </w:rPr>
+      </w:pPr>
+      <w:r>
+        <w:rPr>
+          <w:color w:val="000000" w:themeColor="text1"/>
+        </w:rPr>
+        <w:t>Cancels previous API requests.</w:t>
+      </w:r>
+    </w:p>
+    <w:p>
+      <w:pPr>
+        <w:pStyle w:val="NormalWeb"/>
+        <w:numPr>
+          <w:ilvl w:val="0"/>
+          <w:numId w:val="20"/>
+        </w:numPr>
+        <w:rPr>
+          <w:color w:val="000000" w:themeColor="text1"/>
+        </w:rPr>
+      </w:pPr>
+      <w:r>
+        <w:rPr>
+          <w:color w:val="000000" w:themeColor="text1"/>
+        </w:rPr>
+        <w:t>Processes only the latest search.</w:t>
+      </w:r>
+    </w:p>
+    <w:p>
+      <w:pPr>
+        <w:pStyle w:val="NormalWeb"/>
+        <w:rPr>
+          <w:color w:val="000000" w:themeColor="text1"/>
+        </w:rPr>
+      </w:pPr>
+      <w:r>
+        <w:rPr>
+          <w:color w:val="000000" w:themeColor="text1"/>
+        </w:rPr>
+        <w:t>Benefit:</w:t>
+      </w:r>
+    </w:p>
+    <w:p>
+      <w:pPr>
+        <w:pStyle w:val="NormalWeb"/>
+        <w:numPr>
+          <w:ilvl w:val="0"/>
+          <w:numId w:val="21"/>
+        </w:numPr>
+        <w:rPr>
+          <w:color w:val="000000" w:themeColor="text1"/>
+        </w:rPr>
+      </w:pPr>
+      <w:r>
+        <w:rPr>
+          <w:color w:val="000000" w:themeColor="text1"/>
+        </w:rPr>
+        <w:t>Better user experience.</w:t>
+      </w:r>
+    </w:p>
+    <w:p>
+      <w:pPr>
+        <w:pStyle w:val="NormalWeb"/>
+        <w:numPr>
+          <w:ilvl w:val="0"/>
+          <w:numId w:val="21"/>
+        </w:numPr>
+        <w:rPr>
+          <w:color w:val="000000" w:themeColor="text1"/>
+        </w:rPr>
+      </w:pPr>
+      <w:r>
+        <w:rPr>
+          <w:color w:val="000000" w:themeColor="text1"/>
+        </w:rPr>
+        <w:t>Less backend load.</w:t>
+      </w:r>
+    </w:p>
+    <w:p>
+      <w:pPr>
+        <w:rPr>
+          <w:color w:val="000000" w:themeColor="text1"/>
+        </w:rPr>
+      </w:pPr>
+      <w:r>
+        <w:rPr>
+          <w:noProof/>
+          <w:color w:val="000000" w:themeColor="text1"/>
+        </w:rPr>
+        <w:pict w14:anchorId="0E401E96">
+          <v:rect id="_x0000_i1032" alt="" style="width:468pt;height:.05pt;mso-width-percent:0;mso-height-percent:0;mso-width-percent:0;mso-height-percent:0" o:hralign="center" o:hrstd="t" o:hr="t" fillcolor="#a0a0a0" stroked="f"/>
+        </w:pict>
+      </w:r>
+    </w:p>
+    <w:p>
+      <w:pPr>
+        <w:pStyle w:val="Heading2"/>
+        <w:rPr>
+          <w:color w:val="000000" w:themeColor="text1"/>
+        </w:rPr>
+      </w:pPr>
+      <w:r>
+        <w:rPr>
+          <w:color w:val="000000" w:themeColor="text1"/>
+        </w:rPr>
+        <w:t>10. Inter-Component Communication</w:t>
+      </w:r>
+    </w:p>
+    <w:p>
+      <w:pPr>
+        <w:pStyle w:val="Heading3"/>
+        <w:rPr>
+          <w:color w:val="000000" w:themeColor="text1"/>
+        </w:rPr>
+      </w:pPr>
+      <w:r>
+        <w:rPr>
+          <w:color w:val="000000" w:themeColor="text1"/>
+        </w:rPr>
+        <w:t>Problem</w:t>
+      </w:r>
+    </w:p>
+    <w:p>
+      <w:pPr>
+        <w:pStyle w:val="NormalWeb"/>
+        <w:numPr>
+          <w:ilvl w:val="0"/>
+          <w:numId w:val="22"/>
+        </w:numPr>
+        <w:rPr>
+          <w:color w:val="000000" w:themeColor="text1"/>
+        </w:rPr>
+      </w:pPr>
+      <w:r>
+        <w:rPr>
+          <w:color w:val="000000" w:themeColor="text1"/>
+        </w:rPr>
+        <w:t>Login component and greeting component are separate.</w:t>
+      </w:r>
+    </w:p>
+    <w:p>
+      <w:pPr>
+        <w:pStyle w:val="NormalWeb"/>
+        <w:numPr>
+          <w:ilvl w:val="0"/>
+          <w:numId w:val="22"/>
+        </w:numPr>
+        <w:rPr>
+          <w:color w:val="000000" w:themeColor="text1"/>
+        </w:rPr>
+      </w:pPr>
+      <w:r>
+        <w:rPr>
+          <w:color w:val="000000" w:themeColor="text1"/>
+        </w:rPr>
+        <w:t>Need to update username after login.</w:t>
+      </w:r>
+    </w:p>
+    <w:p>
+      <w:pPr>
+        <w:pStyle w:val="Heading3"/>
+        <w:rPr>
+          <w:color w:val="000000" w:themeColor="text1"/>
+        </w:rPr>
+      </w:pPr>
+      <w:r>
+        <w:rPr>
+          <w:color w:val="000000" w:themeColor="text1"/>
+        </w:rPr>
+        <w:t>Solution</w:t>
+      </w:r>
+    </w:p>
+    <w:p>
+      <w:pPr>
+        <w:pStyle w:val="NormalWeb"/>
+        <w:rPr>
+          <w:color w:val="000000" w:themeColor="text1"/>
+        </w:rPr>
+      </w:pPr>
+      <w:r>
+        <w:rPr>
+          <w:color w:val="000000" w:themeColor="text1"/>
+        </w:rPr>
+        <w:t>Use RxJS Subject.</w:t>
+      </w:r>
+    </w:p>
+    <w:p>
+      <w:pPr>
+        <w:pStyle w:val="Heading3"/>
+        <w:rPr>
+          <w:color w:val="000000" w:themeColor="text1"/>
+        </w:rPr>
+      </w:pPr>
+      <w:r>
+        <w:rPr>
+          <w:color w:val="000000" w:themeColor="text1"/>
+        </w:rPr>
+        <w:lastRenderedPageBreak/>
+        <w:t>Flow</w:t>
+      </w:r>
+    </w:p>
+    <w:p>
+      <w:pPr>
+        <w:pStyle w:val="NormalWeb"/>
+        <w:numPr>
+          <w:ilvl w:val="0"/>
+          <w:numId w:val="23"/>
+        </w:numPr>
+        <w:rPr>
+          <w:color w:val="000000" w:themeColor="text1"/>
+        </w:rPr>
+      </w:pPr>
+      <w:r>
+        <w:rPr>
+          <w:color w:val="000000" w:themeColor="text1"/>
+        </w:rPr>
+        <w:t>Login successful.</w:t>
+      </w:r>
+    </w:p>
+    <w:p>
+      <w:pPr>
+        <w:pStyle w:val="NormalWeb"/>
+        <w:numPr>
+          <w:ilvl w:val="0"/>
+          <w:numId w:val="23"/>
+        </w:numPr>
+        <w:rPr>
+          <w:color w:val="000000" w:themeColor="text1"/>
+        </w:rPr>
+      </w:pPr>
+      <w:r>
+        <w:rPr>
+          <w:color w:val="000000" w:themeColor="text1"/>
+        </w:rPr>
+        <w:t>Publish username using Subject.</w:t>
+      </w:r>
+    </w:p>
+    <w:p>
+      <w:pPr>
+        <w:pStyle w:val="NormalWeb"/>
+        <w:numPr>
+          <w:ilvl w:val="0"/>
+          <w:numId w:val="23"/>
+        </w:numPr>
+        <w:rPr>
+          <w:color w:val="000000" w:themeColor="text1"/>
+        </w:rPr>
+      </w:pPr>
+      <w:r>
+        <w:rPr>
+          <w:color w:val="000000" w:themeColor="text1"/>
+        </w:rPr>
+        <w:t>App component subscribes.</w:t>
+      </w:r>
+    </w:p>
+    <w:p>
+      <w:pPr>
+        <w:pStyle w:val="NormalWeb"/>
+        <w:numPr>
+          <w:ilvl w:val="0"/>
+          <w:numId w:val="23"/>
+        </w:numPr>
+        <w:rPr>
+          <w:color w:val="000000" w:themeColor="text1"/>
+        </w:rPr>
+      </w:pPr>
+      <w:r>
+        <w:rPr>
+          <w:color w:val="000000" w:themeColor="text1"/>
+        </w:rPr>
+        <w:t>Greeting updates automatically.</w:t>
+      </w:r>
+    </w:p>
+    <w:p>
+      <w:pPr>
+        <w:pStyle w:val="NormalWeb"/>
+        <w:rPr>
+          <w:color w:val="000000" w:themeColor="text1"/>
+        </w:rPr>
+      </w:pPr>
+      <w:r>
+        <w:rPr>
+          <w:color w:val="000000" w:themeColor="text1"/>
+        </w:rPr>
+        <w:t>Example:</w:t>
+      </w:r>
+    </w:p>
+    <w:p>
+      <w:pPr>
+        <w:pStyle w:val="HTMLPreformatted"/>
+        <w:rPr>
+          <w:rStyle w:val="HTMLCode"/>
+          <w:color w:val="000000" w:themeColor="text1"/>
+        </w:rPr>
+      </w:pPr>
+      <w:r>
+        <w:rPr>
+          <w:rStyle w:val="HTMLCode"/>
+          <w:color w:val="000000" w:themeColor="text1"/>
+        </w:rPr>
+        <w:t>usernameSubject.next(username);</w:t>
+      </w:r>
+    </w:p>
+    <w:p>
+      <w:pPr>
+        <w:pStyle w:val="Heading3"/>
+        <w:rPr>
+          <w:color w:val="000000" w:themeColor="text1"/>
+        </w:rPr>
+      </w:pPr>
+      <w:r>
+        <w:rPr>
+          <w:color w:val="000000" w:themeColor="text1"/>
+        </w:rPr>
+        <w:t>Pattern Used</w:t>
+      </w:r>
+    </w:p>
+    <w:p>
+      <w:pPr>
+        <w:pStyle w:val="NormalWeb"/>
+        <w:rPr>
+          <w:color w:val="000000" w:themeColor="text1"/>
+        </w:rPr>
+      </w:pPr>
+      <w:r>
+        <w:rPr>
+          <w:rStyle w:val="Strong"/>
+          <w:color w:val="000000" w:themeColor="text1"/>
+        </w:rPr>
+        <w:t>Publisher-Subscriber (Pub/Sub)</w:t>
+      </w:r>
+    </w:p>
+    <w:p>
+      <w:pPr>
+        <w:rPr>
+          <w:color w:val="000000" w:themeColor="text1"/>
+        </w:rPr>
+      </w:pPr>
+      <w:r>
+        <w:rPr>
+          <w:noProof/>
+          <w:color w:val="000000" w:themeColor="text1"/>
+        </w:rPr>
+        <w:pict w14:anchorId="0A55236D">
+          <v:rect id="_x0000_i1031" alt="" style="width:468pt;height:.05pt;mso-width-percent:0;mso-height-percent:0;mso-width-percent:0;mso-height-percent:0" o:hralign="center" o:hrstd="t" o:hr="t" fillcolor="#a0a0a0" stroked="f"/>
+        </w:pict>
+      </w:r>
+    </w:p>
+    <w:p>
+      <w:pPr>
+        <w:pStyle w:val="Heading2"/>
+        <w:rPr>
+          <w:color w:val="000000" w:themeColor="text1"/>
+        </w:rPr>
+      </w:pPr>
+      <w:r>
+        <w:rPr>
+          <w:color w:val="000000" w:themeColor="text1"/>
+        </w:rPr>
+        <w:t>11. UI Best Practices</w:t>
+      </w:r>
+    </w:p>
+    <w:p>
+      <w:pPr>
+        <w:pStyle w:val="Heading3"/>
+        <w:rPr>
+          <w:color w:val="000000" w:themeColor="text1"/>
+        </w:rPr>
+      </w:pPr>
+      <w:r>
+        <w:rPr>
+          <w:color w:val="000000" w:themeColor="text1"/>
+        </w:rPr>
+        <w:t>Navigation Menu</w:t>
+      </w:r>
+    </w:p>
+    <w:p>
+      <w:pPr>
+        <w:pStyle w:val="NormalWeb"/>
+        <w:rPr>
+          <w:color w:val="000000" w:themeColor="text1"/>
+        </w:rPr>
+      </w:pPr>
+      <w:r>
+        <w:rPr>
+          <w:color w:val="000000" w:themeColor="text1"/>
+        </w:rPr>
+        <w:t>Show options based on login status.</w:t>
+      </w:r>
+    </w:p>
+    <w:p>
+      <w:pPr>
+        <w:pStyle w:val="NormalWeb"/>
+        <w:rPr>
+          <w:color w:val="000000" w:themeColor="text1"/>
+        </w:rPr>
+      </w:pPr>
+      <w:r>
+        <w:rPr>
+          <w:color w:val="000000" w:themeColor="text1"/>
+        </w:rPr>
+        <w:t>Before Login:</w:t>
+      </w:r>
+    </w:p>
+    <w:p>
+      <w:pPr>
+        <w:pStyle w:val="NormalWeb"/>
+        <w:numPr>
+          <w:ilvl w:val="0"/>
+          <w:numId w:val="24"/>
+        </w:numPr>
+        <w:rPr>
+          <w:color w:val="000000" w:themeColor="text1"/>
+        </w:rPr>
+      </w:pPr>
+      <w:r>
+        <w:rPr>
+          <w:color w:val="000000" w:themeColor="text1"/>
+        </w:rPr>
+        <w:t>Login</w:t>
+      </w:r>
+    </w:p>
+    <w:p>
+      <w:pPr>
+        <w:pStyle w:val="NormalWeb"/>
+        <w:numPr>
+          <w:ilvl w:val="0"/>
+          <w:numId w:val="24"/>
+        </w:numPr>
+        <w:rPr>
+          <w:color w:val="000000" w:themeColor="text1"/>
+        </w:rPr>
+      </w:pPr>
+      <w:r>
+        <w:rPr>
+          <w:color w:val="000000" w:themeColor="text1"/>
+        </w:rPr>
+        <w:t>Signup</w:t>
+      </w:r>
+    </w:p>
+    <w:p>
+      <w:pPr>
+        <w:pStyle w:val="NormalWeb"/>
+        <w:rPr>
+          <w:color w:val="000000" w:themeColor="text1"/>
+        </w:rPr>
+      </w:pPr>
+      <w:r>
+        <w:rPr>
+          <w:color w:val="000000" w:themeColor="text1"/>
+        </w:rPr>
+        <w:t>After Login:</w:t>
+      </w:r>
+    </w:p>
+    <w:p>
+      <w:pPr>
+        <w:pStyle w:val="NormalWeb"/>
+        <w:numPr>
+          <w:ilvl w:val="0"/>
+          <w:numId w:val="25"/>
+        </w:numPr>
+        <w:rPr>
+          <w:color w:val="000000" w:themeColor="text1"/>
+        </w:rPr>
+      </w:pPr>
+      <w:r>
+        <w:rPr>
+          <w:color w:val="000000" w:themeColor="text1"/>
+        </w:rPr>
+        <w:t>Logout</w:t>
+      </w:r>
+    </w:p>
+    <w:p>
+      <w:pPr>
+        <w:pStyle w:val="NormalWeb"/>
+        <w:numPr>
+          <w:ilvl w:val="0"/>
+          <w:numId w:val="25"/>
+        </w:numPr>
+        <w:rPr>
+          <w:color w:val="000000" w:themeColor="text1"/>
+        </w:rPr>
+      </w:pPr>
+      <w:r>
+        <w:rPr>
+          <w:color w:val="000000" w:themeColor="text1"/>
+        </w:rPr>
+        <w:t>User-related options</w:t>
+      </w:r>
+    </w:p>
+    <w:p>
+      <w:pPr>
+        <w:pStyle w:val="NormalWeb"/>
+        <w:rPr>
+          <w:color w:val="000000" w:themeColor="text1"/>
+        </w:rPr>
+      </w:pPr>
+      <w:r>
+        <w:rPr>
+          <w:color w:val="000000" w:themeColor="text1"/>
+        </w:rPr>
+        <w:t>This improves user experience.</w:t>
+      </w:r>
+    </w:p>
+    <w:p>
+      <w:pPr>
+        <w:rPr>
+          <w:color w:val="000000" w:themeColor="text1"/>
+        </w:rPr>
+      </w:pPr>
+      <w:r>
+        <w:rPr>
+          <w:noProof/>
+          <w:color w:val="000000" w:themeColor="text1"/>
+        </w:rPr>
+        <w:pict w14:anchorId="2A404269">
+          <v:rect id="_x0000_i1030" alt="" style="width:468pt;height:.05pt;mso-width-percent:0;mso-height-percent:0;mso-width-percent:0;mso-height-percent:0" o:hralign="center" o:hrstd="t" o:hr="t" fillcolor="#a0a0a0" stroked="f"/>
+        </w:pict>
+      </w:r>
+    </w:p>
+    <w:p>
+      <w:pPr>
+        <w:pStyle w:val="Heading2"/>
+        <w:rPr>
+          <w:color w:val="000000" w:themeColor="text1"/>
+        </w:rPr>
+      </w:pPr>
+      <w:r>
+        <w:rPr>
+          <w:color w:val="000000" w:themeColor="text1"/>
+        </w:rPr>
+        <w:t>12. Video Buffering Concept</w:t>
+      </w:r>
+    </w:p>
+    <w:p>
+      <w:pPr>
+        <w:pStyle w:val="Heading3"/>
+        <w:rPr>
+          <w:color w:val="000000" w:themeColor="text1"/>
+        </w:rPr>
+      </w:pPr>
+      <w:r>
+        <w:rPr>
+          <w:color w:val="000000" w:themeColor="text1"/>
+        </w:rPr>
+        <w:t>Discussion</w:t>
+      </w:r>
+    </w:p>
+    <w:p>
+      <w:pPr>
+        <w:pStyle w:val="NormalWeb"/>
+        <w:rPr>
+          <w:color w:val="000000" w:themeColor="text1"/>
+        </w:rPr>
+      </w:pPr>
+      <w:r>
+        <w:rPr>
+          <w:color w:val="000000" w:themeColor="text1"/>
+        </w:rPr>
+        <w:t>Observables can be used for:</w:t>
+      </w:r>
+    </w:p>
+    <w:p>
+      <w:pPr>
+        <w:pStyle w:val="NormalWeb"/>
+        <w:numPr>
+          <w:ilvl w:val="0"/>
+          <w:numId w:val="26"/>
+        </w:numPr>
+        <w:rPr>
+          <w:color w:val="000000" w:themeColor="text1"/>
+        </w:rPr>
+      </w:pPr>
+      <w:r>
+        <w:rPr>
+          <w:color w:val="000000" w:themeColor="text1"/>
+        </w:rPr>
+        <w:t>Video streaming</w:t>
+      </w:r>
+    </w:p>
+    <w:p>
+      <w:pPr>
+        <w:pStyle w:val="NormalWeb"/>
+        <w:numPr>
+          <w:ilvl w:val="0"/>
+          <w:numId w:val="26"/>
+        </w:numPr>
+        <w:rPr>
+          <w:color w:val="000000" w:themeColor="text1"/>
+        </w:rPr>
+      </w:pPr>
+      <w:r>
+        <w:rPr>
+          <w:color w:val="000000" w:themeColor="text1"/>
+        </w:rPr>
+        <w:t>File downloads</w:t>
+      </w:r>
+    </w:p>
+    <w:p>
+      <w:pPr>
+        <w:pStyle w:val="NormalWeb"/>
+        <w:numPr>
+          <w:ilvl w:val="0"/>
+          <w:numId w:val="26"/>
+        </w:numPr>
+        <w:rPr>
+          <w:color w:val="000000" w:themeColor="text1"/>
+        </w:rPr>
+      </w:pPr>
+      <w:r>
+        <w:rPr>
+          <w:color w:val="000000" w:themeColor="text1"/>
+        </w:rPr>
+        <w:lastRenderedPageBreak/>
+        <w:t>Receiving data in chunks</w:t>
+      </w:r>
+    </w:p>
+    <w:p>
+      <w:pPr>
+        <w:pStyle w:val="NormalWeb"/>
+        <w:rPr>
+          <w:color w:val="000000" w:themeColor="text1"/>
+        </w:rPr>
+      </w:pPr>
+      <w:r>
+        <w:rPr>
+          <w:color w:val="000000" w:themeColor="text1"/>
+        </w:rPr>
+        <w:t>The stream continues until:</w:t>
+      </w:r>
+    </w:p>
+    <w:p>
+      <w:pPr>
+        <w:pStyle w:val="HTMLPreformatted"/>
+        <w:rPr>
+          <w:rStyle w:val="HTMLCode"/>
+          <w:color w:val="000000" w:themeColor="text1"/>
+        </w:rPr>
+      </w:pPr>
+      <w:r>
+        <w:rPr>
+          <w:rStyle w:val="HTMLCode"/>
+          <w:color w:val="000000" w:themeColor="text1"/>
+        </w:rPr>
+        <w:t>complete()</w:t>
+      </w:r>
+    </w:p>
+    <w:p>
+      <w:pPr>
+        <w:pStyle w:val="NormalWeb"/>
+        <w:rPr>
+          <w:color w:val="000000" w:themeColor="text1"/>
+        </w:rPr>
+      </w:pPr>
+      <w:r>
+        <w:rPr>
+          <w:color w:val="000000" w:themeColor="text1"/>
+        </w:rPr>
+        <w:t>is called.</w:t>
+      </w:r>
+    </w:p>
+    <w:p>
+      <w:pPr>
+        <w:rPr>
+          <w:color w:val="000000" w:themeColor="text1"/>
+        </w:rPr>
+      </w:pPr>
+      <w:r>
+        <w:rPr>
+          <w:noProof/>
+          <w:color w:val="000000" w:themeColor="text1"/>
+        </w:rPr>
+        <w:pict w14:anchorId="57F3B7C2">
+          <v:rect id="_x0000_i1029" alt="" style="width:468pt;height:.05pt;mso-width-percent:0;mso-height-percent:0;mso-width-percent:0;mso-height-percent:0" o:hralign="center" o:hrstd="t" o:hr="t" fillcolor="#a0a0a0" stroked="f"/>
+        </w:pict>
+      </w:r>
+    </w:p>
+    <w:p>
+      <w:pPr>
+        <w:pStyle w:val="Heading2"/>
+        <w:rPr>
+          <w:color w:val="000000" w:themeColor="text1"/>
+        </w:rPr>
+      </w:pPr>
+      <w:r>
+        <w:rPr>
+          <w:color w:val="000000" w:themeColor="text1"/>
+        </w:rPr>
+        <w:t>13. Backend API Development</w:t>
+      </w:r>
+    </w:p>
+    <w:p>
+      <w:pPr>
+        <w:pStyle w:val="Heading3"/>
+        <w:rPr>
+          <w:color w:val="000000" w:themeColor="text1"/>
+        </w:rPr>
+      </w:pPr>
+      <w:r>
+        <w:rPr>
+          <w:color w:val="000000" w:themeColor="text1"/>
+        </w:rPr>
+        <w:t>Schedule</w:t>
+      </w:r>
+    </w:p>
+    <w:p>
+      <w:pPr>
+        <w:pStyle w:val="NormalWeb"/>
+        <w:numPr>
+          <w:ilvl w:val="0"/>
+          <w:numId w:val="27"/>
+        </w:numPr>
+        <w:rPr>
+          <w:color w:val="000000" w:themeColor="text1"/>
+        </w:rPr>
+      </w:pPr>
+      <w:r>
+        <w:rPr>
+          <w:color w:val="000000" w:themeColor="text1"/>
+        </w:rPr>
+        <w:t>Next 2 days dedicated to backend development.</w:t>
+      </w:r>
+    </w:p>
+    <w:p>
+      <w:pPr>
+        <w:pStyle w:val="NormalWeb"/>
+        <w:numPr>
+          <w:ilvl w:val="0"/>
+          <w:numId w:val="27"/>
+        </w:numPr>
+        <w:rPr>
+          <w:color w:val="000000" w:themeColor="text1"/>
+        </w:rPr>
+      </w:pPr>
+      <w:r>
+        <w:rPr>
+          <w:color w:val="000000" w:themeColor="text1"/>
+        </w:rPr>
+        <w:t>No frontend changes during this period.</w:t>
+      </w:r>
+    </w:p>
+    <w:p>
+      <w:pPr>
+        <w:pStyle w:val="Heading3"/>
+        <w:rPr>
+          <w:color w:val="000000" w:themeColor="text1"/>
+        </w:rPr>
+      </w:pPr>
+      <w:r>
+        <w:rPr>
+          <w:color w:val="000000" w:themeColor="text1"/>
+        </w:rPr>
+        <w:t>Monday Evaluation Criteria</w:t>
+      </w:r>
+    </w:p>
+    <w:p>
+      <w:pPr>
+        <w:pStyle w:val="NormalWeb"/>
+        <w:numPr>
+          <w:ilvl w:val="0"/>
+          <w:numId w:val="28"/>
+        </w:numPr>
+        <w:rPr>
+          <w:color w:val="000000" w:themeColor="text1"/>
+        </w:rPr>
+      </w:pPr>
+      <w:r>
+        <w:rPr>
+          <w:color w:val="000000" w:themeColor="text1"/>
+        </w:rPr>
+        <w:t>Coding standards</w:t>
+      </w:r>
+    </w:p>
+    <w:p>
+      <w:pPr>
+        <w:pStyle w:val="NormalWeb"/>
+        <w:numPr>
+          <w:ilvl w:val="0"/>
+          <w:numId w:val="28"/>
+        </w:numPr>
+        <w:rPr>
+          <w:color w:val="000000" w:themeColor="text1"/>
+        </w:rPr>
+      </w:pPr>
+      <w:r>
+        <w:rPr>
+          <w:color w:val="000000" w:themeColor="text1"/>
+        </w:rPr>
+        <w:t>All required endpoints implemented</w:t>
+      </w:r>
+    </w:p>
+    <w:p>
+      <w:pPr>
+        <w:pStyle w:val="NormalWeb"/>
+        <w:numPr>
+          <w:ilvl w:val="0"/>
+          <w:numId w:val="28"/>
+        </w:numPr>
+        <w:rPr>
+          <w:color w:val="000000" w:themeColor="text1"/>
+        </w:rPr>
+      </w:pPr>
+      <w:r>
+        <w:rPr>
+          <w:color w:val="000000" w:themeColor="text1"/>
+        </w:rPr>
+        <w:t>Business rules followed</w:t>
+      </w:r>
+    </w:p>
+    <w:p>
+      <w:pPr>
+        <w:pStyle w:val="NormalWeb"/>
+        <w:numPr>
+          <w:ilvl w:val="0"/>
+          <w:numId w:val="28"/>
+        </w:numPr>
+        <w:rPr>
+          <w:color w:val="000000" w:themeColor="text1"/>
+        </w:rPr>
+      </w:pPr>
+      <w:r>
+        <w:rPr>
+          <w:color w:val="000000" w:themeColor="text1"/>
+        </w:rPr>
+        <w:t>Proper business logic handling</w:t>
+      </w:r>
+    </w:p>
+    <w:p>
+      <w:pPr>
+        <w:pStyle w:val="NormalWeb"/>
+        <w:numPr>
+          <w:ilvl w:val="0"/>
+          <w:numId w:val="28"/>
+        </w:numPr>
+        <w:rPr>
+          <w:color w:val="000000" w:themeColor="text1"/>
+        </w:rPr>
+      </w:pPr>
+      <w:r>
+        <w:rPr>
+          <w:color w:val="000000" w:themeColor="text1"/>
+        </w:rPr>
+        <w:t>Demo readiness</w:t>
+      </w:r>
+    </w:p>
+    <w:p>
+      <w:pPr>
+        <w:rPr>
+          <w:color w:val="000000" w:themeColor="text1"/>
+        </w:rPr>
+      </w:pPr>
+      <w:r>
+        <w:rPr>
+          <w:noProof/>
+          <w:color w:val="000000" w:themeColor="text1"/>
+        </w:rPr>
+        <w:pict w14:anchorId="5DE54581">
+          <v:rect id="_x0000_i1028" alt="" style="width:468pt;height:.05pt;mso-width-percent:0;mso-height-percent:0;mso-width-percent:0;mso-height-percent:0" o:hralign="center" o:hrstd="t" o:hr="t" fillcolor="#a0a0a0" stroked="f"/>
+        </w:pict>
+      </w:r>
+    </w:p>
+    <w:p>
+      <w:pPr>
+        <w:pStyle w:val="Heading2"/>
+        <w:rPr>
+          <w:color w:val="000000" w:themeColor="text1"/>
+        </w:rPr>
+      </w:pPr>
+      <w:r>
+        <w:rPr>
+          <w:color w:val="000000" w:themeColor="text1"/>
+        </w:rPr>
+        <w:t>14. AI Usage Policy</w:t>
+      </w:r>
+    </w:p>
+    <w:p>
+      <w:pPr>
+        <w:pStyle w:val="NormalWeb"/>
+        <w:rPr>
+          <w:color w:val="000000" w:themeColor="text1"/>
+        </w:rPr>
+      </w:pPr>
+      <w:r>
+        <w:rPr>
+          <w:color w:val="000000" w:themeColor="text1"/>
+        </w:rPr>
+        <w:t>AI tools are allowed if:</w:t>
+      </w:r>
+    </w:p>
+    <w:p>
+      <w:pPr>
+        <w:pStyle w:val="NormalWeb"/>
+        <w:numPr>
+          <w:ilvl w:val="0"/>
+          <w:numId w:val="29"/>
+        </w:numPr>
+        <w:rPr>
+          <w:color w:val="000000" w:themeColor="text1"/>
+        </w:rPr>
+      </w:pPr>
+      <w:r>
+        <w:rPr>
+          <w:color w:val="000000" w:themeColor="text1"/>
+        </w:rPr>
+        <w:t>You understand the generated code.</w:t>
+      </w:r>
+    </w:p>
+    <w:p>
+      <w:pPr>
+        <w:pStyle w:val="NormalWeb"/>
+        <w:numPr>
+          <w:ilvl w:val="0"/>
+          <w:numId w:val="29"/>
+        </w:numPr>
+        <w:rPr>
+          <w:color w:val="000000" w:themeColor="text1"/>
+        </w:rPr>
+      </w:pPr>
+      <w:r>
+        <w:rPr>
+          <w:color w:val="000000" w:themeColor="text1"/>
+        </w:rPr>
+        <w:t>You can explain the logic.</w:t>
+      </w:r>
+    </w:p>
+    <w:p>
+      <w:pPr>
+        <w:pStyle w:val="NormalWeb"/>
+        <w:numPr>
+          <w:ilvl w:val="0"/>
+          <w:numId w:val="29"/>
+        </w:numPr>
+        <w:rPr>
+          <w:color w:val="000000" w:themeColor="text1"/>
+        </w:rPr>
+      </w:pPr>
+      <w:r>
+        <w:rPr>
+          <w:color w:val="000000" w:themeColor="text1"/>
+        </w:rPr>
+        <w:t>You can locate relevant code sections.</w:t>
+      </w:r>
+    </w:p>
+    <w:p>
+      <w:pPr>
+        <w:pStyle w:val="NormalWeb"/>
+        <w:numPr>
+          <w:ilvl w:val="0"/>
+          <w:numId w:val="29"/>
+        </w:numPr>
+        <w:rPr>
+          <w:color w:val="000000" w:themeColor="text1"/>
+        </w:rPr>
+      </w:pPr>
+      <w:r>
+        <w:rPr>
+          <w:color w:val="000000" w:themeColor="text1"/>
+        </w:rPr>
+        <w:t>You can modify the code when asked.</w:t>
+      </w:r>
+    </w:p>
+    <w:p>
+      <w:pPr>
+        <w:pStyle w:val="NormalWeb"/>
+        <w:rPr>
+          <w:color w:val="000000" w:themeColor="text1"/>
+        </w:rPr>
+      </w:pPr>
+      <w:r>
+        <w:rPr>
+          <w:color w:val="000000" w:themeColor="text1"/>
+        </w:rPr>
+        <w:t>Simply copying AI-generated code is not sufficient.</w:t>
+      </w:r>
+    </w:p>
+    <w:p>
+      <w:pPr>
+        <w:rPr>
+          <w:color w:val="000000" w:themeColor="text1"/>
+        </w:rPr>
+      </w:pPr>
+      <w:r>
+        <w:rPr>
+          <w:noProof/>
+          <w:color w:val="000000" w:themeColor="text1"/>
+        </w:rPr>
+        <w:pict w14:anchorId="1ED27280">
+          <v:rect id="_x0000_i1027" alt="" style="width:468pt;height:.05pt;mso-width-percent:0;mso-height-percent:0;mso-width-percent:0;mso-height-percent:0" o:hralign="center" o:hrstd="t" o:hr="t" fillcolor="#a0a0a0" stroked="f"/>
+        </w:pict>
+      </w:r>
+    </w:p>
+    <w:p>
+      <w:pPr>
+        <w:pStyle w:val="Heading2"/>
+        <w:rPr>
+          <w:color w:val="000000" w:themeColor="text1"/>
+        </w:rPr>
+      </w:pPr>
+      <w:r>
+        <w:rPr>
+          <w:color w:val="000000" w:themeColor="text1"/>
+        </w:rPr>
+        <w:t>15. Learning Resources</w:t>
+      </w:r>
+    </w:p>
+    <w:p>
+      <w:pPr>
+        <w:pStyle w:val="NormalWeb"/>
+        <w:rPr>
+          <w:color w:val="000000" w:themeColor="text1"/>
+        </w:rPr>
+      </w:pPr>
+      <w:r>
+        <w:rPr>
+          <w:color w:val="000000" w:themeColor="text1"/>
+        </w:rPr>
+        <w:t>Gayathri will provide:</w:t>
+      </w:r>
+    </w:p>
+    <w:p>
+      <w:pPr>
+        <w:pStyle w:val="NormalWeb"/>
+        <w:numPr>
+          <w:ilvl w:val="0"/>
+          <w:numId w:val="30"/>
+        </w:numPr>
+        <w:rPr>
+          <w:color w:val="000000" w:themeColor="text1"/>
+        </w:rPr>
+      </w:pPr>
+      <w:r>
+        <w:rPr>
+          <w:color w:val="000000" w:themeColor="text1"/>
+        </w:rPr>
+        <w:t>Additional learning materials.</w:t>
+      </w:r>
+    </w:p>
+    <w:p>
+      <w:pPr>
+        <w:pStyle w:val="NormalWeb"/>
+        <w:numPr>
+          <w:ilvl w:val="0"/>
+          <w:numId w:val="30"/>
+        </w:numPr>
+        <w:rPr>
+          <w:color w:val="000000" w:themeColor="text1"/>
+        </w:rPr>
+      </w:pPr>
+      <w:r>
+        <w:rPr>
+          <w:color w:val="000000" w:themeColor="text1"/>
+        </w:rPr>
+        <w:lastRenderedPageBreak/>
+        <w:t>C programming recap sessions.</w:t>
+      </w:r>
+    </w:p>
+    <w:p>
+      <w:pPr>
+        <w:pStyle w:val="NormalWeb"/>
+        <w:numPr>
+          <w:ilvl w:val="0"/>
+          <w:numId w:val="30"/>
+        </w:numPr>
+        <w:rPr>
+          <w:color w:val="000000" w:themeColor="text1"/>
+        </w:rPr>
+      </w:pPr>
+      <w:r>
+        <w:rPr>
+          <w:color w:val="000000" w:themeColor="text1"/>
+        </w:rPr>
+        <w:t>Other requested training topics.</w:t>
+      </w:r>
+    </w:p>
+    <w:p>
+      <w:pPr>
+        <w:rPr>
+          <w:color w:val="000000" w:themeColor="text1"/>
+        </w:rPr>
+      </w:pPr>
+      <w:r>
+        <w:rPr>
+          <w:noProof/>
+          <w:color w:val="000000" w:themeColor="text1"/>
+        </w:rPr>
+        <w:pict w14:anchorId="0DCE2D30">
+          <v:rect id="_x0000_i1026" alt="" style="width:468pt;height:.05pt;mso-width-percent:0;mso-height-percent:0;mso-width-percent:0;mso-height-percent:0" o:hralign="center" o:hrstd="t" o:hr="t" fillcolor="#a0a0a0" stroked="f"/>
+        </w:pict>
+      </w:r>
+    </w:p>
+    <w:p>
+      <w:pPr>
+        <w:pStyle w:val="Heading1"/>
+        <w:rPr>
+          <w:color w:val="000000" w:themeColor="text1"/>
+        </w:rPr>
+      </w:pPr>
+      <w:r>
+        <w:rPr>
+          <w:color w:val="000000" w:themeColor="text1"/>
+        </w:rPr>
+        <w:t>Action Items</w:t>
+      </w:r>
+    </w:p>
+    <w:p>
+      <w:pPr>
+        <w:pStyle w:val="Heading3"/>
+        <w:rPr>
+          <w:color w:val="000000" w:themeColor="text1"/>
+        </w:rPr>
+      </w:pPr>
+      <w:r>
+        <w:rPr>
+          <w:color w:val="000000" w:themeColor="text1"/>
+        </w:rPr>
+        <w:t>All Participants</w:t>
+      </w:r>
+    </w:p>
+    <w:p>
+      <w:pPr>
+        <w:pStyle w:val="NormalWeb"/>
+        <w:numPr>
+          <w:ilvl w:val="0"/>
+          <w:numId w:val="31"/>
+        </w:numPr>
+        <w:rPr>
+          <w:color w:val="000000" w:themeColor="text1"/>
+        </w:rPr>
+      </w:pPr>
+      <w:r>
+        <w:rPr>
+          <w:color w:val="000000" w:themeColor="text1"/>
+        </w:rPr>
+        <w:t>Pull latest code from GitHub.</w:t>
+      </w:r>
+    </w:p>
+    <w:p>
+      <w:pPr>
+        <w:pStyle w:val="NormalWeb"/>
+        <w:numPr>
+          <w:ilvl w:val="0"/>
+          <w:numId w:val="31"/>
+        </w:numPr>
+        <w:rPr>
+          <w:color w:val="000000" w:themeColor="text1"/>
+        </w:rPr>
+      </w:pPr>
+      <w:r>
+        <w:rPr>
+          <w:color w:val="000000" w:themeColor="text1"/>
+        </w:rPr>
+        <w:t>Implement debounce and distinct search optimization.</w:t>
+      </w:r>
+    </w:p>
+    <w:p>
+      <w:pPr>
+        <w:pStyle w:val="NormalWeb"/>
+        <w:numPr>
+          <w:ilvl w:val="0"/>
+          <w:numId w:val="31"/>
+        </w:numPr>
+        <w:rPr>
+          <w:color w:val="000000" w:themeColor="text1"/>
+        </w:rPr>
+      </w:pPr>
+      <w:r>
+        <w:rPr>
+          <w:color w:val="000000" w:themeColor="text1"/>
+        </w:rPr>
+        <w:t>Install JWT package.</w:t>
+      </w:r>
+    </w:p>
+    <w:p>
+      <w:pPr>
+        <w:pStyle w:val="NormalWeb"/>
+        <w:numPr>
+          <w:ilvl w:val="0"/>
+          <w:numId w:val="31"/>
+        </w:numPr>
+        <w:rPr>
+          <w:color w:val="000000" w:themeColor="text1"/>
+        </w:rPr>
+      </w:pPr>
+      <w:r>
+        <w:rPr>
+          <w:color w:val="000000" w:themeColor="text1"/>
+        </w:rPr>
+        <w:t>Implement JWT handling.</w:t>
+      </w:r>
+    </w:p>
+    <w:p>
+      <w:pPr>
+        <w:pStyle w:val="NormalWeb"/>
+        <w:numPr>
+          <w:ilvl w:val="0"/>
+          <w:numId w:val="31"/>
+        </w:numPr>
+        <w:rPr>
+          <w:color w:val="000000" w:themeColor="text1"/>
+        </w:rPr>
+      </w:pPr>
+      <w:r>
+        <w:rPr>
+          <w:color w:val="000000" w:themeColor="text1"/>
+        </w:rPr>
+        <w:t>Complete backend API development.</w:t>
+      </w:r>
+    </w:p>
+    <w:p>
+      <w:pPr>
+        <w:pStyle w:val="NormalWeb"/>
+        <w:numPr>
+          <w:ilvl w:val="0"/>
+          <w:numId w:val="31"/>
+        </w:numPr>
+        <w:rPr>
+          <w:color w:val="000000" w:themeColor="text1"/>
+        </w:rPr>
+      </w:pPr>
+      <w:r>
+        <w:rPr>
+          <w:color w:val="000000" w:themeColor="text1"/>
+        </w:rPr>
+        <w:t>Finalize frontend screen designs.</w:t>
+      </w:r>
+    </w:p>
+    <w:p>
+      <w:pPr>
+        <w:pStyle w:val="NormalWeb"/>
+        <w:numPr>
+          <w:ilvl w:val="0"/>
+          <w:numId w:val="31"/>
+        </w:numPr>
+        <w:rPr>
+          <w:color w:val="000000" w:themeColor="text1"/>
+        </w:rPr>
+      </w:pPr>
+      <w:r>
+        <w:rPr>
+          <w:color w:val="000000" w:themeColor="text1"/>
+        </w:rPr>
+        <w:t>Set up Postman for testing.</w:t>
+      </w:r>
+    </w:p>
+    <w:p>
+      <w:pPr>
+        <w:pStyle w:val="NormalWeb"/>
+        <w:numPr>
+          <w:ilvl w:val="0"/>
+          <w:numId w:val="31"/>
+        </w:numPr>
+        <w:rPr>
+          <w:color w:val="000000" w:themeColor="text1"/>
+        </w:rPr>
+      </w:pPr>
+      <w:r>
+        <w:rPr>
+          <w:color w:val="000000" w:themeColor="text1"/>
+        </w:rPr>
+        <w:t>Prepare an unforgettable experience to share on Friday.</w:t>
+      </w:r>
+    </w:p>
+    <w:p>
+      <w:pPr>
+        <w:pStyle w:val="Heading3"/>
+        <w:rPr>
+          <w:color w:val="000000" w:themeColor="text1"/>
+        </w:rPr>
+      </w:pPr>
+      <w:r>
+        <w:rPr>
+          <w:color w:val="000000" w:themeColor="text1"/>
+        </w:rPr>
+        <w:t>Sachin</w:t>
+      </w:r>
+    </w:p>
+    <w:p>
+      <w:pPr>
+        <w:pStyle w:val="NormalWeb"/>
+        <w:numPr>
+          <w:ilvl w:val="0"/>
+          <w:numId w:val="32"/>
+        </w:numPr>
+        <w:rPr>
+          <w:color w:val="000000" w:themeColor="text1"/>
+        </w:rPr>
+      </w:pPr>
+      <w:r>
+        <w:rPr>
+          <w:color w:val="000000" w:themeColor="text1"/>
+        </w:rPr>
+        <w:t>Research and implement fuzzy search logic.</w:t>
+      </w:r>
+    </w:p>
+    <w:p>
+      <w:pPr>
+        <w:pStyle w:val="Heading3"/>
+        <w:rPr>
+          <w:color w:val="000000" w:themeColor="text1"/>
+        </w:rPr>
+      </w:pPr>
+      <w:r>
+        <w:rPr>
+          <w:color w:val="000000" w:themeColor="text1"/>
+        </w:rPr>
+        <w:t>Gayathri</w:t>
+      </w:r>
+    </w:p>
+    <w:p>
+      <w:pPr>
+        <w:pStyle w:val="NormalWeb"/>
+        <w:numPr>
+          <w:ilvl w:val="0"/>
+          <w:numId w:val="33"/>
+        </w:numPr>
+        <w:rPr>
+          <w:color w:val="000000" w:themeColor="text1"/>
+        </w:rPr>
+      </w:pPr>
+      <w:r>
+        <w:rPr>
+          <w:color w:val="000000" w:themeColor="text1"/>
+        </w:rPr>
+        <w:t>Push latest code updates.</w:t>
+      </w:r>
+    </w:p>
+    <w:p>
+      <w:pPr>
+        <w:pStyle w:val="NormalWeb"/>
+        <w:numPr>
+          <w:ilvl w:val="0"/>
+          <w:numId w:val="33"/>
+        </w:numPr>
+        <w:rPr>
+          <w:color w:val="000000" w:themeColor="text1"/>
+        </w:rPr>
+      </w:pPr>
+      <w:r>
+        <w:rPr>
+          <w:color w:val="000000" w:themeColor="text1"/>
+        </w:rPr>
+        <w:t>Share learning materials.</w:t>
+      </w:r>
+    </w:p>
+    <w:p>
+      <w:pPr>
+        <w:pStyle w:val="NormalWeb"/>
+        <w:numPr>
+          <w:ilvl w:val="0"/>
+          <w:numId w:val="33"/>
+        </w:numPr>
+        <w:rPr>
+          <w:color w:val="000000" w:themeColor="text1"/>
+        </w:rPr>
+      </w:pPr>
+      <w:r>
+        <w:rPr>
+          <w:color w:val="000000" w:themeColor="text1"/>
+        </w:rPr>
+        <w:t>Conduct evaluation on Monday.</w:t>
+      </w:r>
+    </w:p>
+    <w:p>
+      <w:pPr>
+        <w:rPr>
+          <w:color w:val="000000" w:themeColor="text1"/>
+        </w:rPr>
+      </w:pPr>
+      <w:r>
+        <w:rPr>
+          <w:noProof/>
+          <w:color w:val="000000" w:themeColor="text1"/>
+        </w:rPr>
+        <w:pict w14:anchorId="4A2E8EC0">
+          <v:rect id="_x0000_i1025" alt="" style="width:468pt;height:.05pt;mso-width-percent:0;mso-height-percent:0;mso-width-percent:0;mso-height-percent:0" o:hralign="center" o:hrstd="t" o:hr="t" fillcolor="#a0a0a0" stroked="f"/>
+        </w:pict>
+      </w:r>
+    </w:p>
+    <w:p>
+      <w:pPr>
+        <w:pStyle w:val="Heading1"/>
+        <w:rPr>
+          <w:color w:val="000000" w:themeColor="text1"/>
+        </w:rPr>
+      </w:pPr>
+      <w:r>
+        <w:rPr>
+          <w:color w:val="000000" w:themeColor="text1"/>
+        </w:rPr>
+        <w:t>Key Takeaways</w:t>
+      </w:r>
+    </w:p>
+    <w:p>
+      <w:pPr>
+        <w:pStyle w:val="NormalWeb"/>
+        <w:numPr>
+          <w:ilvl w:val="0"/>
+          <w:numId w:val="34"/>
+        </w:numPr>
+        <w:rPr>
+          <w:color w:val="000000" w:themeColor="text1"/>
+        </w:rPr>
+      </w:pPr>
+      <w:r>
+        <w:rPr>
+          <w:color w:val="000000" w:themeColor="text1"/>
+        </w:rPr>
+        <w:t>Use</w:t>
+      </w:r>
+      <w:r>
+        <w:rPr>
+          <w:rStyle w:val="apple-converted-space"/>
+          <w:color w:val="000000" w:themeColor="text1"/>
+        </w:rPr>
+        <w:t> </w:t>
+      </w:r>
+      <w:r>
+        <w:rPr>
+          <w:rStyle w:val="Strong"/>
+          <w:color w:val="000000" w:themeColor="text1"/>
+        </w:rPr>
+        <w:t>HTTP Interceptors</w:t>
+      </w:r>
+      <w:r>
+        <w:rPr>
+          <w:rStyle w:val="apple-converted-space"/>
+          <w:color w:val="000000" w:themeColor="text1"/>
+        </w:rPr>
+        <w:t> </w:t>
+      </w:r>
+      <w:r>
+        <w:rPr>
+          <w:color w:val="000000" w:themeColor="text1"/>
+        </w:rPr>
+        <w:t>for automatic bearer token attachment.</w:t>
+      </w:r>
+    </w:p>
+    <w:p>
+      <w:pPr>
+        <w:pStyle w:val="NormalWeb"/>
+        <w:numPr>
+          <w:ilvl w:val="0"/>
+          <w:numId w:val="34"/>
+        </w:numPr>
+        <w:rPr>
+          <w:color w:val="000000" w:themeColor="text1"/>
+        </w:rPr>
+      </w:pPr>
+      <w:r>
+        <w:rPr>
+          <w:color w:val="000000" w:themeColor="text1"/>
+        </w:rPr>
+        <w:t>Use</w:t>
+      </w:r>
+      <w:r>
+        <w:rPr>
+          <w:rStyle w:val="apple-converted-space"/>
+          <w:color w:val="000000" w:themeColor="text1"/>
+        </w:rPr>
+        <w:t> </w:t>
+      </w:r>
+      <w:r>
+        <w:rPr>
+          <w:rStyle w:val="Strong"/>
+          <w:color w:val="000000" w:themeColor="text1"/>
+        </w:rPr>
+        <w:t>RxJS Subjects</w:t>
+      </w:r>
+      <w:r>
+        <w:rPr>
+          <w:rStyle w:val="apple-converted-space"/>
+          <w:color w:val="000000" w:themeColor="text1"/>
+        </w:rPr>
+        <w:t> </w:t>
+      </w:r>
+      <w:r>
+        <w:rPr>
+          <w:color w:val="000000" w:themeColor="text1"/>
+        </w:rPr>
+        <w:t>for inter-component communication.</w:t>
+      </w:r>
+    </w:p>
+    <w:p>
+      <w:pPr>
+        <w:pStyle w:val="NormalWeb"/>
+        <w:numPr>
+          <w:ilvl w:val="0"/>
+          <w:numId w:val="34"/>
+        </w:numPr>
+        <w:rPr>
+          <w:color w:val="000000" w:themeColor="text1"/>
+        </w:rPr>
+      </w:pPr>
+      <w:r>
+        <w:rPr>
+          <w:color w:val="000000" w:themeColor="text1"/>
+        </w:rPr>
+        <w:t>Always</w:t>
+      </w:r>
+      <w:r>
+        <w:rPr>
+          <w:rStyle w:val="apple-converted-space"/>
+          <w:color w:val="000000" w:themeColor="text1"/>
+        </w:rPr>
+        <w:t> </w:t>
+      </w:r>
+      <w:r>
+        <w:rPr>
+          <w:rStyle w:val="Strong"/>
+          <w:color w:val="000000" w:themeColor="text1"/>
+        </w:rPr>
+        <w:t>unsubscribe</w:t>
+      </w:r>
+      <w:r>
+        <w:rPr>
+          <w:rStyle w:val="apple-converted-space"/>
+          <w:color w:val="000000" w:themeColor="text1"/>
+        </w:rPr>
+        <w:t> </w:t>
+      </w:r>
+      <w:r>
+        <w:rPr>
+          <w:color w:val="000000" w:themeColor="text1"/>
+        </w:rPr>
+        <w:t>from subscriptions.</w:t>
+      </w:r>
+    </w:p>
+    <w:p>
+      <w:pPr>
+        <w:pStyle w:val="NormalWeb"/>
+        <w:numPr>
+          <w:ilvl w:val="0"/>
+          <w:numId w:val="34"/>
+        </w:numPr>
+        <w:rPr>
+          <w:color w:val="000000" w:themeColor="text1"/>
+        </w:rPr>
+      </w:pPr>
+      <w:r>
+        <w:rPr>
+          <w:color w:val="000000" w:themeColor="text1"/>
+        </w:rPr>
+        <w:t>Optimize search using</w:t>
+      </w:r>
+      <w:r>
+        <w:rPr>
+          <w:rStyle w:val="apple-converted-space"/>
+          <w:color w:val="000000" w:themeColor="text1"/>
+        </w:rPr>
+        <w:t> </w:t>
+      </w:r>
+      <w:r>
+        <w:rPr>
+          <w:rStyle w:val="Strong"/>
+          <w:color w:val="000000" w:themeColor="text1"/>
+        </w:rPr>
+        <w:t>debounceTime</w:t>
+      </w:r>
+      <w:r>
+        <w:rPr>
+          <w:color w:val="000000" w:themeColor="text1"/>
+        </w:rPr>
+        <w:t>,</w:t>
+      </w:r>
+      <w:r>
+        <w:rPr>
+          <w:rStyle w:val="apple-converted-space"/>
+          <w:color w:val="000000" w:themeColor="text1"/>
+        </w:rPr>
+        <w:t> </w:t>
+      </w:r>
+      <w:r>
+        <w:rPr>
+          <w:rStyle w:val="Strong"/>
+          <w:color w:val="000000" w:themeColor="text1"/>
+        </w:rPr>
+        <w:t>distinctUntilChanged</w:t>
+      </w:r>
+      <w:r>
+        <w:rPr>
+          <w:color w:val="000000" w:themeColor="text1"/>
+        </w:rPr>
+        <w:t>, and</w:t>
+      </w:r>
+      <w:r>
+        <w:rPr>
+          <w:rStyle w:val="apple-converted-space"/>
+          <w:color w:val="000000" w:themeColor="text1"/>
+        </w:rPr>
+        <w:t> </w:t>
+      </w:r>
+      <w:r>
+        <w:rPr>
+          <w:rStyle w:val="Strong"/>
+          <w:color w:val="000000" w:themeColor="text1"/>
+        </w:rPr>
+        <w:t>switchMap</w:t>
+      </w:r>
+      <w:r>
+        <w:rPr>
+          <w:color w:val="000000" w:themeColor="text1"/>
+        </w:rPr>
+        <w:t>.</w:t>
+      </w:r>
+    </w:p>
+    <w:p>
+      <w:pPr>
+        <w:pStyle w:val="NormalWeb"/>
+        <w:numPr>
+          <w:ilvl w:val="0"/>
+          <w:numId w:val="34"/>
+        </w:numPr>
+        <w:rPr>
+          <w:color w:val="000000" w:themeColor="text1"/>
+        </w:rPr>
+      </w:pPr>
+      <w:r>
+        <w:rPr>
+          <w:color w:val="000000" w:themeColor="text1"/>
+        </w:rPr>
+        <w:t>Follow proper</w:t>
+      </w:r>
+      <w:r>
+        <w:rPr>
+          <w:rStyle w:val="apple-converted-space"/>
+          <w:color w:val="000000" w:themeColor="text1"/>
+        </w:rPr>
+        <w:t> </w:t>
+      </w:r>
+      <w:r>
+        <w:rPr>
+          <w:rStyle w:val="Strong"/>
+          <w:color w:val="000000" w:themeColor="text1"/>
+        </w:rPr>
+        <w:t>project structure</w:t>
+      </w:r>
+      <w:r>
+        <w:rPr>
+          <w:rStyle w:val="apple-converted-space"/>
+          <w:color w:val="000000" w:themeColor="text1"/>
+        </w:rPr>
+        <w:t> </w:t>
+      </w:r>
+      <w:r>
+        <w:rPr>
+          <w:color w:val="000000" w:themeColor="text1"/>
+        </w:rPr>
+        <w:t>and</w:t>
+      </w:r>
+      <w:r>
+        <w:rPr>
+          <w:rStyle w:val="apple-converted-space"/>
+          <w:color w:val="000000" w:themeColor="text1"/>
+        </w:rPr>
+        <w:t> </w:t>
+      </w:r>
+      <w:r>
+        <w:rPr>
+          <w:rStyle w:val="Strong"/>
+          <w:color w:val="000000" w:themeColor="text1"/>
+        </w:rPr>
+        <w:t>coding standards</w:t>
+      </w:r>
+      <w:r>
+        <w:rPr>
+          <w:color w:val="000000" w:themeColor="text1"/>
+        </w:rPr>
+        <w:t>.</w:t>
+      </w:r>
+    </w:p>
+    <w:p>
+      <w:pPr>
+        <w:pStyle w:val="NormalWeb"/>
+        <w:numPr>
+          <w:ilvl w:val="0"/>
+          <w:numId w:val="34"/>
+        </w:numPr>
+        <w:rPr>
+          <w:color w:val="000000" w:themeColor="text1"/>
+        </w:rPr>
+      </w:pPr>
+      <w:r>
+        <w:rPr>
+          <w:color w:val="000000" w:themeColor="text1"/>
+        </w:rPr>
+        <w:t>Backend work is the main focus until Monday's evaluation.</w:t>
+      </w:r>
+    </w:p>
+    <w:p/>
+    <w:p/>
     <w:sectPr>
-      <w:headerReference w:type="default" r:id="rId7"/>
+      <w:headerReference w:type="default" r:id="rId11"/>
       <w:pgSz w:w="12240" w:h="15840"/>
       <w:pgMar w:top="1440" w:right="1440" w:bottom="1440" w:left="1440" w:header="720" w:footer="720" w:gutter="0"/>
       <w:cols w:space="720"/>
@@ -252,6 +4241,5035 @@
     </w:r>
   </w:p>
 </w:hdr>
+</file>
+
+<file path=word/numbering.xml><?xml version="1.0" encoding="utf-8"?>
+<w:numbering xmlns:wpc="http://schemas.microsoft.com/office/word/2010/wordprocessingCanvas" xmlns:cx="http://schemas.microsoft.com/office/drawing/2014/chartex" xmlns:cx1="http://schemas.microsoft.com/office/drawing/2015/9/8/chartex" xmlns:cx2="http://schemas.microsoft.com/office/drawing/2015/10/21/chartex" xmlns:cx3="http://schemas.microsoft.com/office/drawing/2016/5/9/chartex" xmlns:cx4="http://schemas.microsoft.com/office/drawing/2016/5/10/chartex" xmlns:cx5="http://schemas.microsoft.com/office/drawing/2016/5/11/chartex" xmlns:cx6="http://schemas.microsoft.com/office/drawing/2016/5/12/chartex" xmlns:cx7="http://schemas.microsoft.com/office/drawing/2016/5/13/chartex" xmlns:cx8="http://schemas.microsoft.com/office/drawing/2016/5/14/chartex" xmlns:mc="http://schemas.openxmlformats.org/markup-compatibility/2006" xmlns:aink="http://schemas.microsoft.com/office/drawing/2016/ink" xmlns:am3d="http://schemas.microsoft.com/office/drawing/2017/model3d" xmlns:o="urn:schemas-microsoft-com:office:office" xmlns:oel="http://schemas.microsoft.com/office/2019/extlst" xmlns:r="http://schemas.openxmlformats.org/officeDocument/2006/relationships" xmlns:m="http://schemas.openxmlformats.org/officeDocument/2006/math" xmlns:v="urn:schemas-microsoft-com:vml" xmlns:wp14="http://schemas.microsoft.com/office/word/2010/wordprocessingDrawing" xmlns:wp="http://schemas.openxmlformats.org/drawingml/2006/wordprocessingDrawing" xmlns:w10="urn:schemas-microsoft-com:office:word" xmlns:w="http://schemas.openxmlformats.org/wordprocessingml/2006/main" xmlns:w14="http://schemas.microsoft.com/office/word/2010/wordml" xmlns:w15="http://schemas.microsoft.com/office/word/2012/wordml" xmlns:w16cex="http://schemas.microsoft.com/office/word/2018/wordml/cex" xmlns:w16cid="http://schemas.microsoft.com/office/word/2016/wordml/cid" xmlns:w16="http://schemas.microsoft.com/office/word/2018/wordml" xmlns:w16du="http://schemas.microsoft.com/office/word/2023/wordml/word16du" xmlns:w16sdtdh="http://schemas.microsoft.com/office/word/2020/wordml/sdtdatahash" xmlns:w16sdtfl="http://schemas.microsoft.com/office/word/2024/wordml/sdtformatlock" xmlns:w16se="http://schemas.microsoft.com/office/word/2015/wordml/symex" xmlns:wpg="http://schemas.microsoft.com/office/word/2010/wordprocessingGroup" xmlns:wpi="http://schemas.microsoft.com/office/word/2010/wordprocessingInk" xmlns:wne="http://schemas.microsoft.com/office/word/2006/wordml" xmlns:wps="http://schemas.microsoft.com/office/word/2010/wordprocessingShape" mc:Ignorable="w14 w15 w16se w16cid w16 w16cex w16sdtdh w16sdtfl w16du wp14">
+  <w:abstractNum w:abstractNumId="0" w15:restartNumberingAfterBreak="0">
+    <w:nsid w:val="04795197"/>
+    <w:multiLevelType w:val="multilevel"/>
+    <w:tmpl w:val="8C16998C"/>
+    <w:lvl w:ilvl="0">
+      <w:start w:val="1"/>
+      <w:numFmt w:val="bullet"/>
+      <w:lvlText w:val=""/>
+      <w:lvlJc w:val="left"/>
+      <w:pPr>
+        <w:tabs>
+          <w:tab w:val="num" w:pos="720"/>
+        </w:tabs>
+        <w:ind w:left="720" w:hanging="360"/>
+      </w:pPr>
+      <w:rPr>
+        <w:rFonts w:ascii="Symbol" w:hAnsi="Symbol" w:hint="default"/>
+        <w:sz w:val="20"/>
+      </w:rPr>
+    </w:lvl>
+    <w:lvl w:ilvl="1" w:tentative="1">
+      <w:start w:val="1"/>
+      <w:numFmt w:val="bullet"/>
+      <w:lvlText w:val="o"/>
+      <w:lvlJc w:val="left"/>
+      <w:pPr>
+        <w:tabs>
+          <w:tab w:val="num" w:pos="1440"/>
+        </w:tabs>
+        <w:ind w:left="1440" w:hanging="360"/>
+      </w:pPr>
+      <w:rPr>
+        <w:rFonts w:ascii="Courier New" w:hAnsi="Courier New" w:hint="default"/>
+        <w:sz w:val="20"/>
+      </w:rPr>
+    </w:lvl>
+    <w:lvl w:ilvl="2" w:tentative="1">
+      <w:start w:val="1"/>
+      <w:numFmt w:val="bullet"/>
+      <w:lvlText w:val=""/>
+      <w:lvlJc w:val="left"/>
+      <w:pPr>
+        <w:tabs>
+          <w:tab w:val="num" w:pos="2160"/>
+        </w:tabs>
+        <w:ind w:left="2160" w:hanging="360"/>
+      </w:pPr>
+      <w:rPr>
+        <w:rFonts w:ascii="Wingdings" w:hAnsi="Wingdings" w:hint="default"/>
+        <w:sz w:val="20"/>
+      </w:rPr>
+    </w:lvl>
+    <w:lvl w:ilvl="3" w:tentative="1">
+      <w:start w:val="1"/>
+      <w:numFmt w:val="bullet"/>
+      <w:lvlText w:val=""/>
+      <w:lvlJc w:val="left"/>
+      <w:pPr>
+        <w:tabs>
+          <w:tab w:val="num" w:pos="2880"/>
+        </w:tabs>
+        <w:ind w:left="2880" w:hanging="360"/>
+      </w:pPr>
+      <w:rPr>
+        <w:rFonts w:ascii="Wingdings" w:hAnsi="Wingdings" w:hint="default"/>
+        <w:sz w:val="20"/>
+      </w:rPr>
+    </w:lvl>
+    <w:lvl w:ilvl="4" w:tentative="1">
+      <w:start w:val="1"/>
+      <w:numFmt w:val="bullet"/>
+      <w:lvlText w:val=""/>
+      <w:lvlJc w:val="left"/>
+      <w:pPr>
+        <w:tabs>
+          <w:tab w:val="num" w:pos="3600"/>
+        </w:tabs>
+        <w:ind w:left="3600" w:hanging="360"/>
+      </w:pPr>
+      <w:rPr>
+        <w:rFonts w:ascii="Wingdings" w:hAnsi="Wingdings" w:hint="default"/>
+        <w:sz w:val="20"/>
+      </w:rPr>
+    </w:lvl>
+    <w:lvl w:ilvl="5" w:tentative="1">
+      <w:start w:val="1"/>
+      <w:numFmt w:val="bullet"/>
+      <w:lvlText w:val=""/>
+      <w:lvlJc w:val="left"/>
+      <w:pPr>
+        <w:tabs>
+          <w:tab w:val="num" w:pos="4320"/>
+        </w:tabs>
+        <w:ind w:left="4320" w:hanging="360"/>
+      </w:pPr>
+      <w:rPr>
+        <w:rFonts w:ascii="Wingdings" w:hAnsi="Wingdings" w:hint="default"/>
+        <w:sz w:val="20"/>
+      </w:rPr>
+    </w:lvl>
+    <w:lvl w:ilvl="6" w:tentative="1">
+      <w:start w:val="1"/>
+      <w:numFmt w:val="bullet"/>
+      <w:lvlText w:val=""/>
+      <w:lvlJc w:val="left"/>
+      <w:pPr>
+        <w:tabs>
+          <w:tab w:val="num" w:pos="5040"/>
+        </w:tabs>
+        <w:ind w:left="5040" w:hanging="360"/>
+      </w:pPr>
+      <w:rPr>
+        <w:rFonts w:ascii="Wingdings" w:hAnsi="Wingdings" w:hint="default"/>
+        <w:sz w:val="20"/>
+      </w:rPr>
+    </w:lvl>
+    <w:lvl w:ilvl="7" w:tentative="1">
+      <w:start w:val="1"/>
+      <w:numFmt w:val="bullet"/>
+      <w:lvlText w:val=""/>
+      <w:lvlJc w:val="left"/>
+      <w:pPr>
+        <w:tabs>
+          <w:tab w:val="num" w:pos="5760"/>
+        </w:tabs>
+        <w:ind w:left="5760" w:hanging="360"/>
+      </w:pPr>
+      <w:rPr>
+        <w:rFonts w:ascii="Wingdings" w:hAnsi="Wingdings" w:hint="default"/>
+        <w:sz w:val="20"/>
+      </w:rPr>
+    </w:lvl>
+    <w:lvl w:ilvl="8" w:tentative="1">
+      <w:start w:val="1"/>
+      <w:numFmt w:val="bullet"/>
+      <w:lvlText w:val=""/>
+      <w:lvlJc w:val="left"/>
+      <w:pPr>
+        <w:tabs>
+          <w:tab w:val="num" w:pos="6480"/>
+        </w:tabs>
+        <w:ind w:left="6480" w:hanging="360"/>
+      </w:pPr>
+      <w:rPr>
+        <w:rFonts w:ascii="Wingdings" w:hAnsi="Wingdings" w:hint="default"/>
+        <w:sz w:val="20"/>
+      </w:rPr>
+    </w:lvl>
+  </w:abstractNum>
+  <w:abstractNum w:abstractNumId="1" w15:restartNumberingAfterBreak="0">
+    <w:nsid w:val="04ED240D"/>
+    <w:multiLevelType w:val="multilevel"/>
+    <w:tmpl w:val="95EE6B42"/>
+    <w:lvl w:ilvl="0">
+      <w:start w:val="1"/>
+      <w:numFmt w:val="decimal"/>
+      <w:lvlText w:val="%1."/>
+      <w:lvlJc w:val="left"/>
+      <w:pPr>
+        <w:tabs>
+          <w:tab w:val="num" w:pos="720"/>
+        </w:tabs>
+        <w:ind w:left="720" w:hanging="360"/>
+      </w:pPr>
+    </w:lvl>
+    <w:lvl w:ilvl="1" w:tentative="1">
+      <w:start w:val="1"/>
+      <w:numFmt w:val="decimal"/>
+      <w:lvlText w:val="%2."/>
+      <w:lvlJc w:val="left"/>
+      <w:pPr>
+        <w:tabs>
+          <w:tab w:val="num" w:pos="1440"/>
+        </w:tabs>
+        <w:ind w:left="1440" w:hanging="360"/>
+      </w:pPr>
+    </w:lvl>
+    <w:lvl w:ilvl="2" w:tentative="1">
+      <w:start w:val="1"/>
+      <w:numFmt w:val="decimal"/>
+      <w:lvlText w:val="%3."/>
+      <w:lvlJc w:val="left"/>
+      <w:pPr>
+        <w:tabs>
+          <w:tab w:val="num" w:pos="2160"/>
+        </w:tabs>
+        <w:ind w:left="2160" w:hanging="360"/>
+      </w:pPr>
+    </w:lvl>
+    <w:lvl w:ilvl="3" w:tentative="1">
+      <w:start w:val="1"/>
+      <w:numFmt w:val="decimal"/>
+      <w:lvlText w:val="%4."/>
+      <w:lvlJc w:val="left"/>
+      <w:pPr>
+        <w:tabs>
+          <w:tab w:val="num" w:pos="2880"/>
+        </w:tabs>
+        <w:ind w:left="2880" w:hanging="360"/>
+      </w:pPr>
+    </w:lvl>
+    <w:lvl w:ilvl="4" w:tentative="1">
+      <w:start w:val="1"/>
+      <w:numFmt w:val="decimal"/>
+      <w:lvlText w:val="%5."/>
+      <w:lvlJc w:val="left"/>
+      <w:pPr>
+        <w:tabs>
+          <w:tab w:val="num" w:pos="3600"/>
+        </w:tabs>
+        <w:ind w:left="3600" w:hanging="360"/>
+      </w:pPr>
+    </w:lvl>
+    <w:lvl w:ilvl="5" w:tentative="1">
+      <w:start w:val="1"/>
+      <w:numFmt w:val="decimal"/>
+      <w:lvlText w:val="%6."/>
+      <w:lvlJc w:val="left"/>
+      <w:pPr>
+        <w:tabs>
+          <w:tab w:val="num" w:pos="4320"/>
+        </w:tabs>
+        <w:ind w:left="4320" w:hanging="360"/>
+      </w:pPr>
+    </w:lvl>
+    <w:lvl w:ilvl="6" w:tentative="1">
+      <w:start w:val="1"/>
+      <w:numFmt w:val="decimal"/>
+      <w:lvlText w:val="%7."/>
+      <w:lvlJc w:val="left"/>
+      <w:pPr>
+        <w:tabs>
+          <w:tab w:val="num" w:pos="5040"/>
+        </w:tabs>
+        <w:ind w:left="5040" w:hanging="360"/>
+      </w:pPr>
+    </w:lvl>
+    <w:lvl w:ilvl="7" w:tentative="1">
+      <w:start w:val="1"/>
+      <w:numFmt w:val="decimal"/>
+      <w:lvlText w:val="%8."/>
+      <w:lvlJc w:val="left"/>
+      <w:pPr>
+        <w:tabs>
+          <w:tab w:val="num" w:pos="5760"/>
+        </w:tabs>
+        <w:ind w:left="5760" w:hanging="360"/>
+      </w:pPr>
+    </w:lvl>
+    <w:lvl w:ilvl="8" w:tentative="1">
+      <w:start w:val="1"/>
+      <w:numFmt w:val="decimal"/>
+      <w:lvlText w:val="%9."/>
+      <w:lvlJc w:val="left"/>
+      <w:pPr>
+        <w:tabs>
+          <w:tab w:val="num" w:pos="6480"/>
+        </w:tabs>
+        <w:ind w:left="6480" w:hanging="360"/>
+      </w:pPr>
+    </w:lvl>
+  </w:abstractNum>
+  <w:abstractNum w:abstractNumId="2" w15:restartNumberingAfterBreak="0">
+    <w:nsid w:val="09430E74"/>
+    <w:multiLevelType w:val="multilevel"/>
+    <w:tmpl w:val="382C3EEE"/>
+    <w:lvl w:ilvl="0">
+      <w:start w:val="1"/>
+      <w:numFmt w:val="bullet"/>
+      <w:lvlText w:val=""/>
+      <w:lvlJc w:val="left"/>
+      <w:pPr>
+        <w:tabs>
+          <w:tab w:val="num" w:pos="720"/>
+        </w:tabs>
+        <w:ind w:left="720" w:hanging="360"/>
+      </w:pPr>
+      <w:rPr>
+        <w:rFonts w:ascii="Symbol" w:hAnsi="Symbol" w:hint="default"/>
+        <w:sz w:val="20"/>
+      </w:rPr>
+    </w:lvl>
+    <w:lvl w:ilvl="1" w:tentative="1">
+      <w:start w:val="1"/>
+      <w:numFmt w:val="bullet"/>
+      <w:lvlText w:val="o"/>
+      <w:lvlJc w:val="left"/>
+      <w:pPr>
+        <w:tabs>
+          <w:tab w:val="num" w:pos="1440"/>
+        </w:tabs>
+        <w:ind w:left="1440" w:hanging="360"/>
+      </w:pPr>
+      <w:rPr>
+        <w:rFonts w:ascii="Courier New" w:hAnsi="Courier New" w:hint="default"/>
+        <w:sz w:val="20"/>
+      </w:rPr>
+    </w:lvl>
+    <w:lvl w:ilvl="2" w:tentative="1">
+      <w:start w:val="1"/>
+      <w:numFmt w:val="bullet"/>
+      <w:lvlText w:val=""/>
+      <w:lvlJc w:val="left"/>
+      <w:pPr>
+        <w:tabs>
+          <w:tab w:val="num" w:pos="2160"/>
+        </w:tabs>
+        <w:ind w:left="2160" w:hanging="360"/>
+      </w:pPr>
+      <w:rPr>
+        <w:rFonts w:ascii="Wingdings" w:hAnsi="Wingdings" w:hint="default"/>
+        <w:sz w:val="20"/>
+      </w:rPr>
+    </w:lvl>
+    <w:lvl w:ilvl="3" w:tentative="1">
+      <w:start w:val="1"/>
+      <w:numFmt w:val="bullet"/>
+      <w:lvlText w:val=""/>
+      <w:lvlJc w:val="left"/>
+      <w:pPr>
+        <w:tabs>
+          <w:tab w:val="num" w:pos="2880"/>
+        </w:tabs>
+        <w:ind w:left="2880" w:hanging="360"/>
+      </w:pPr>
+      <w:rPr>
+        <w:rFonts w:ascii="Wingdings" w:hAnsi="Wingdings" w:hint="default"/>
+        <w:sz w:val="20"/>
+      </w:rPr>
+    </w:lvl>
+    <w:lvl w:ilvl="4" w:tentative="1">
+      <w:start w:val="1"/>
+      <w:numFmt w:val="bullet"/>
+      <w:lvlText w:val=""/>
+      <w:lvlJc w:val="left"/>
+      <w:pPr>
+        <w:tabs>
+          <w:tab w:val="num" w:pos="3600"/>
+        </w:tabs>
+        <w:ind w:left="3600" w:hanging="360"/>
+      </w:pPr>
+      <w:rPr>
+        <w:rFonts w:ascii="Wingdings" w:hAnsi="Wingdings" w:hint="default"/>
+        <w:sz w:val="20"/>
+      </w:rPr>
+    </w:lvl>
+    <w:lvl w:ilvl="5" w:tentative="1">
+      <w:start w:val="1"/>
+      <w:numFmt w:val="bullet"/>
+      <w:lvlText w:val=""/>
+      <w:lvlJc w:val="left"/>
+      <w:pPr>
+        <w:tabs>
+          <w:tab w:val="num" w:pos="4320"/>
+        </w:tabs>
+        <w:ind w:left="4320" w:hanging="360"/>
+      </w:pPr>
+      <w:rPr>
+        <w:rFonts w:ascii="Wingdings" w:hAnsi="Wingdings" w:hint="default"/>
+        <w:sz w:val="20"/>
+      </w:rPr>
+    </w:lvl>
+    <w:lvl w:ilvl="6" w:tentative="1">
+      <w:start w:val="1"/>
+      <w:numFmt w:val="bullet"/>
+      <w:lvlText w:val=""/>
+      <w:lvlJc w:val="left"/>
+      <w:pPr>
+        <w:tabs>
+          <w:tab w:val="num" w:pos="5040"/>
+        </w:tabs>
+        <w:ind w:left="5040" w:hanging="360"/>
+      </w:pPr>
+      <w:rPr>
+        <w:rFonts w:ascii="Wingdings" w:hAnsi="Wingdings" w:hint="default"/>
+        <w:sz w:val="20"/>
+      </w:rPr>
+    </w:lvl>
+    <w:lvl w:ilvl="7" w:tentative="1">
+      <w:start w:val="1"/>
+      <w:numFmt w:val="bullet"/>
+      <w:lvlText w:val=""/>
+      <w:lvlJc w:val="left"/>
+      <w:pPr>
+        <w:tabs>
+          <w:tab w:val="num" w:pos="5760"/>
+        </w:tabs>
+        <w:ind w:left="5760" w:hanging="360"/>
+      </w:pPr>
+      <w:rPr>
+        <w:rFonts w:ascii="Wingdings" w:hAnsi="Wingdings" w:hint="default"/>
+        <w:sz w:val="20"/>
+      </w:rPr>
+    </w:lvl>
+    <w:lvl w:ilvl="8" w:tentative="1">
+      <w:start w:val="1"/>
+      <w:numFmt w:val="bullet"/>
+      <w:lvlText w:val=""/>
+      <w:lvlJc w:val="left"/>
+      <w:pPr>
+        <w:tabs>
+          <w:tab w:val="num" w:pos="6480"/>
+        </w:tabs>
+        <w:ind w:left="6480" w:hanging="360"/>
+      </w:pPr>
+      <w:rPr>
+        <w:rFonts w:ascii="Wingdings" w:hAnsi="Wingdings" w:hint="default"/>
+        <w:sz w:val="20"/>
+      </w:rPr>
+    </w:lvl>
+  </w:abstractNum>
+  <w:abstractNum w:abstractNumId="3" w15:restartNumberingAfterBreak="0">
+    <w:nsid w:val="0B777B72"/>
+    <w:multiLevelType w:val="multilevel"/>
+    <w:tmpl w:val="33EE9614"/>
+    <w:lvl w:ilvl="0">
+      <w:start w:val="1"/>
+      <w:numFmt w:val="bullet"/>
+      <w:lvlText w:val=""/>
+      <w:lvlJc w:val="left"/>
+      <w:pPr>
+        <w:tabs>
+          <w:tab w:val="num" w:pos="720"/>
+        </w:tabs>
+        <w:ind w:left="720" w:hanging="360"/>
+      </w:pPr>
+      <w:rPr>
+        <w:rFonts w:ascii="Symbol" w:hAnsi="Symbol" w:hint="default"/>
+        <w:sz w:val="20"/>
+      </w:rPr>
+    </w:lvl>
+    <w:lvl w:ilvl="1" w:tentative="1">
+      <w:start w:val="1"/>
+      <w:numFmt w:val="bullet"/>
+      <w:lvlText w:val="o"/>
+      <w:lvlJc w:val="left"/>
+      <w:pPr>
+        <w:tabs>
+          <w:tab w:val="num" w:pos="1440"/>
+        </w:tabs>
+        <w:ind w:left="1440" w:hanging="360"/>
+      </w:pPr>
+      <w:rPr>
+        <w:rFonts w:ascii="Courier New" w:hAnsi="Courier New" w:hint="default"/>
+        <w:sz w:val="20"/>
+      </w:rPr>
+    </w:lvl>
+    <w:lvl w:ilvl="2" w:tentative="1">
+      <w:start w:val="1"/>
+      <w:numFmt w:val="bullet"/>
+      <w:lvlText w:val=""/>
+      <w:lvlJc w:val="left"/>
+      <w:pPr>
+        <w:tabs>
+          <w:tab w:val="num" w:pos="2160"/>
+        </w:tabs>
+        <w:ind w:left="2160" w:hanging="360"/>
+      </w:pPr>
+      <w:rPr>
+        <w:rFonts w:ascii="Wingdings" w:hAnsi="Wingdings" w:hint="default"/>
+        <w:sz w:val="20"/>
+      </w:rPr>
+    </w:lvl>
+    <w:lvl w:ilvl="3" w:tentative="1">
+      <w:start w:val="1"/>
+      <w:numFmt w:val="bullet"/>
+      <w:lvlText w:val=""/>
+      <w:lvlJc w:val="left"/>
+      <w:pPr>
+        <w:tabs>
+          <w:tab w:val="num" w:pos="2880"/>
+        </w:tabs>
+        <w:ind w:left="2880" w:hanging="360"/>
+      </w:pPr>
+      <w:rPr>
+        <w:rFonts w:ascii="Wingdings" w:hAnsi="Wingdings" w:hint="default"/>
+        <w:sz w:val="20"/>
+      </w:rPr>
+    </w:lvl>
+    <w:lvl w:ilvl="4" w:tentative="1">
+      <w:start w:val="1"/>
+      <w:numFmt w:val="bullet"/>
+      <w:lvlText w:val=""/>
+      <w:lvlJc w:val="left"/>
+      <w:pPr>
+        <w:tabs>
+          <w:tab w:val="num" w:pos="3600"/>
+        </w:tabs>
+        <w:ind w:left="3600" w:hanging="360"/>
+      </w:pPr>
+      <w:rPr>
+        <w:rFonts w:ascii="Wingdings" w:hAnsi="Wingdings" w:hint="default"/>
+        <w:sz w:val="20"/>
+      </w:rPr>
+    </w:lvl>
+    <w:lvl w:ilvl="5" w:tentative="1">
+      <w:start w:val="1"/>
+      <w:numFmt w:val="bullet"/>
+      <w:lvlText w:val=""/>
+      <w:lvlJc w:val="left"/>
+      <w:pPr>
+        <w:tabs>
+          <w:tab w:val="num" w:pos="4320"/>
+        </w:tabs>
+        <w:ind w:left="4320" w:hanging="360"/>
+      </w:pPr>
+      <w:rPr>
+        <w:rFonts w:ascii="Wingdings" w:hAnsi="Wingdings" w:hint="default"/>
+        <w:sz w:val="20"/>
+      </w:rPr>
+    </w:lvl>
+    <w:lvl w:ilvl="6" w:tentative="1">
+      <w:start w:val="1"/>
+      <w:numFmt w:val="bullet"/>
+      <w:lvlText w:val=""/>
+      <w:lvlJc w:val="left"/>
+      <w:pPr>
+        <w:tabs>
+          <w:tab w:val="num" w:pos="5040"/>
+        </w:tabs>
+        <w:ind w:left="5040" w:hanging="360"/>
+      </w:pPr>
+      <w:rPr>
+        <w:rFonts w:ascii="Wingdings" w:hAnsi="Wingdings" w:hint="default"/>
+        <w:sz w:val="20"/>
+      </w:rPr>
+    </w:lvl>
+    <w:lvl w:ilvl="7" w:tentative="1">
+      <w:start w:val="1"/>
+      <w:numFmt w:val="bullet"/>
+      <w:lvlText w:val=""/>
+      <w:lvlJc w:val="left"/>
+      <w:pPr>
+        <w:tabs>
+          <w:tab w:val="num" w:pos="5760"/>
+        </w:tabs>
+        <w:ind w:left="5760" w:hanging="360"/>
+      </w:pPr>
+      <w:rPr>
+        <w:rFonts w:ascii="Wingdings" w:hAnsi="Wingdings" w:hint="default"/>
+        <w:sz w:val="20"/>
+      </w:rPr>
+    </w:lvl>
+    <w:lvl w:ilvl="8" w:tentative="1">
+      <w:start w:val="1"/>
+      <w:numFmt w:val="bullet"/>
+      <w:lvlText w:val=""/>
+      <w:lvlJc w:val="left"/>
+      <w:pPr>
+        <w:tabs>
+          <w:tab w:val="num" w:pos="6480"/>
+        </w:tabs>
+        <w:ind w:left="6480" w:hanging="360"/>
+      </w:pPr>
+      <w:rPr>
+        <w:rFonts w:ascii="Wingdings" w:hAnsi="Wingdings" w:hint="default"/>
+        <w:sz w:val="20"/>
+      </w:rPr>
+    </w:lvl>
+  </w:abstractNum>
+  <w:abstractNum w:abstractNumId="4" w15:restartNumberingAfterBreak="0">
+    <w:nsid w:val="11897027"/>
+    <w:multiLevelType w:val="multilevel"/>
+    <w:tmpl w:val="C3CCF3F0"/>
+    <w:lvl w:ilvl="0">
+      <w:start w:val="1"/>
+      <w:numFmt w:val="bullet"/>
+      <w:lvlText w:val=""/>
+      <w:lvlJc w:val="left"/>
+      <w:pPr>
+        <w:tabs>
+          <w:tab w:val="num" w:pos="720"/>
+        </w:tabs>
+        <w:ind w:left="720" w:hanging="360"/>
+      </w:pPr>
+      <w:rPr>
+        <w:rFonts w:ascii="Symbol" w:hAnsi="Symbol" w:hint="default"/>
+        <w:sz w:val="20"/>
+      </w:rPr>
+    </w:lvl>
+    <w:lvl w:ilvl="1" w:tentative="1">
+      <w:start w:val="1"/>
+      <w:numFmt w:val="bullet"/>
+      <w:lvlText w:val="o"/>
+      <w:lvlJc w:val="left"/>
+      <w:pPr>
+        <w:tabs>
+          <w:tab w:val="num" w:pos="1440"/>
+        </w:tabs>
+        <w:ind w:left="1440" w:hanging="360"/>
+      </w:pPr>
+      <w:rPr>
+        <w:rFonts w:ascii="Courier New" w:hAnsi="Courier New" w:hint="default"/>
+        <w:sz w:val="20"/>
+      </w:rPr>
+    </w:lvl>
+    <w:lvl w:ilvl="2" w:tentative="1">
+      <w:start w:val="1"/>
+      <w:numFmt w:val="bullet"/>
+      <w:lvlText w:val=""/>
+      <w:lvlJc w:val="left"/>
+      <w:pPr>
+        <w:tabs>
+          <w:tab w:val="num" w:pos="2160"/>
+        </w:tabs>
+        <w:ind w:left="2160" w:hanging="360"/>
+      </w:pPr>
+      <w:rPr>
+        <w:rFonts w:ascii="Wingdings" w:hAnsi="Wingdings" w:hint="default"/>
+        <w:sz w:val="20"/>
+      </w:rPr>
+    </w:lvl>
+    <w:lvl w:ilvl="3" w:tentative="1">
+      <w:start w:val="1"/>
+      <w:numFmt w:val="bullet"/>
+      <w:lvlText w:val=""/>
+      <w:lvlJc w:val="left"/>
+      <w:pPr>
+        <w:tabs>
+          <w:tab w:val="num" w:pos="2880"/>
+        </w:tabs>
+        <w:ind w:left="2880" w:hanging="360"/>
+      </w:pPr>
+      <w:rPr>
+        <w:rFonts w:ascii="Wingdings" w:hAnsi="Wingdings" w:hint="default"/>
+        <w:sz w:val="20"/>
+      </w:rPr>
+    </w:lvl>
+    <w:lvl w:ilvl="4" w:tentative="1">
+      <w:start w:val="1"/>
+      <w:numFmt w:val="bullet"/>
+      <w:lvlText w:val=""/>
+      <w:lvlJc w:val="left"/>
+      <w:pPr>
+        <w:tabs>
+          <w:tab w:val="num" w:pos="3600"/>
+        </w:tabs>
+        <w:ind w:left="3600" w:hanging="360"/>
+      </w:pPr>
+      <w:rPr>
+        <w:rFonts w:ascii="Wingdings" w:hAnsi="Wingdings" w:hint="default"/>
+        <w:sz w:val="20"/>
+      </w:rPr>
+    </w:lvl>
+    <w:lvl w:ilvl="5" w:tentative="1">
+      <w:start w:val="1"/>
+      <w:numFmt w:val="bullet"/>
+      <w:lvlText w:val=""/>
+      <w:lvlJc w:val="left"/>
+      <w:pPr>
+        <w:tabs>
+          <w:tab w:val="num" w:pos="4320"/>
+        </w:tabs>
+        <w:ind w:left="4320" w:hanging="360"/>
+      </w:pPr>
+      <w:rPr>
+        <w:rFonts w:ascii="Wingdings" w:hAnsi="Wingdings" w:hint="default"/>
+        <w:sz w:val="20"/>
+      </w:rPr>
+    </w:lvl>
+    <w:lvl w:ilvl="6" w:tentative="1">
+      <w:start w:val="1"/>
+      <w:numFmt w:val="bullet"/>
+      <w:lvlText w:val=""/>
+      <w:lvlJc w:val="left"/>
+      <w:pPr>
+        <w:tabs>
+          <w:tab w:val="num" w:pos="5040"/>
+        </w:tabs>
+        <w:ind w:left="5040" w:hanging="360"/>
+      </w:pPr>
+      <w:rPr>
+        <w:rFonts w:ascii="Wingdings" w:hAnsi="Wingdings" w:hint="default"/>
+        <w:sz w:val="20"/>
+      </w:rPr>
+    </w:lvl>
+    <w:lvl w:ilvl="7" w:tentative="1">
+      <w:start w:val="1"/>
+      <w:numFmt w:val="bullet"/>
+      <w:lvlText w:val=""/>
+      <w:lvlJc w:val="left"/>
+      <w:pPr>
+        <w:tabs>
+          <w:tab w:val="num" w:pos="5760"/>
+        </w:tabs>
+        <w:ind w:left="5760" w:hanging="360"/>
+      </w:pPr>
+      <w:rPr>
+        <w:rFonts w:ascii="Wingdings" w:hAnsi="Wingdings" w:hint="default"/>
+        <w:sz w:val="20"/>
+      </w:rPr>
+    </w:lvl>
+    <w:lvl w:ilvl="8" w:tentative="1">
+      <w:start w:val="1"/>
+      <w:numFmt w:val="bullet"/>
+      <w:lvlText w:val=""/>
+      <w:lvlJc w:val="left"/>
+      <w:pPr>
+        <w:tabs>
+          <w:tab w:val="num" w:pos="6480"/>
+        </w:tabs>
+        <w:ind w:left="6480" w:hanging="360"/>
+      </w:pPr>
+      <w:rPr>
+        <w:rFonts w:ascii="Wingdings" w:hAnsi="Wingdings" w:hint="default"/>
+        <w:sz w:val="20"/>
+      </w:rPr>
+    </w:lvl>
+  </w:abstractNum>
+  <w:abstractNum w:abstractNumId="5" w15:restartNumberingAfterBreak="0">
+    <w:nsid w:val="12CC62B0"/>
+    <w:multiLevelType w:val="multilevel"/>
+    <w:tmpl w:val="98149CF2"/>
+    <w:lvl w:ilvl="0">
+      <w:start w:val="1"/>
+      <w:numFmt w:val="bullet"/>
+      <w:lvlText w:val=""/>
+      <w:lvlJc w:val="left"/>
+      <w:pPr>
+        <w:tabs>
+          <w:tab w:val="num" w:pos="720"/>
+        </w:tabs>
+        <w:ind w:left="720" w:hanging="360"/>
+      </w:pPr>
+      <w:rPr>
+        <w:rFonts w:ascii="Symbol" w:hAnsi="Symbol" w:hint="default"/>
+        <w:sz w:val="20"/>
+      </w:rPr>
+    </w:lvl>
+    <w:lvl w:ilvl="1" w:tentative="1">
+      <w:start w:val="1"/>
+      <w:numFmt w:val="bullet"/>
+      <w:lvlText w:val="o"/>
+      <w:lvlJc w:val="left"/>
+      <w:pPr>
+        <w:tabs>
+          <w:tab w:val="num" w:pos="1440"/>
+        </w:tabs>
+        <w:ind w:left="1440" w:hanging="360"/>
+      </w:pPr>
+      <w:rPr>
+        <w:rFonts w:ascii="Courier New" w:hAnsi="Courier New" w:hint="default"/>
+        <w:sz w:val="20"/>
+      </w:rPr>
+    </w:lvl>
+    <w:lvl w:ilvl="2" w:tentative="1">
+      <w:start w:val="1"/>
+      <w:numFmt w:val="bullet"/>
+      <w:lvlText w:val=""/>
+      <w:lvlJc w:val="left"/>
+      <w:pPr>
+        <w:tabs>
+          <w:tab w:val="num" w:pos="2160"/>
+        </w:tabs>
+        <w:ind w:left="2160" w:hanging="360"/>
+      </w:pPr>
+      <w:rPr>
+        <w:rFonts w:ascii="Wingdings" w:hAnsi="Wingdings" w:hint="default"/>
+        <w:sz w:val="20"/>
+      </w:rPr>
+    </w:lvl>
+    <w:lvl w:ilvl="3" w:tentative="1">
+      <w:start w:val="1"/>
+      <w:numFmt w:val="bullet"/>
+      <w:lvlText w:val=""/>
+      <w:lvlJc w:val="left"/>
+      <w:pPr>
+        <w:tabs>
+          <w:tab w:val="num" w:pos="2880"/>
+        </w:tabs>
+        <w:ind w:left="2880" w:hanging="360"/>
+      </w:pPr>
+      <w:rPr>
+        <w:rFonts w:ascii="Wingdings" w:hAnsi="Wingdings" w:hint="default"/>
+        <w:sz w:val="20"/>
+      </w:rPr>
+    </w:lvl>
+    <w:lvl w:ilvl="4" w:tentative="1">
+      <w:start w:val="1"/>
+      <w:numFmt w:val="bullet"/>
+      <w:lvlText w:val=""/>
+      <w:lvlJc w:val="left"/>
+      <w:pPr>
+        <w:tabs>
+          <w:tab w:val="num" w:pos="3600"/>
+        </w:tabs>
+        <w:ind w:left="3600" w:hanging="360"/>
+      </w:pPr>
+      <w:rPr>
+        <w:rFonts w:ascii="Wingdings" w:hAnsi="Wingdings" w:hint="default"/>
+        <w:sz w:val="20"/>
+      </w:rPr>
+    </w:lvl>
+    <w:lvl w:ilvl="5" w:tentative="1">
+      <w:start w:val="1"/>
+      <w:numFmt w:val="bullet"/>
+      <w:lvlText w:val=""/>
+      <w:lvlJc w:val="left"/>
+      <w:pPr>
+        <w:tabs>
+          <w:tab w:val="num" w:pos="4320"/>
+        </w:tabs>
+        <w:ind w:left="4320" w:hanging="360"/>
+      </w:pPr>
+      <w:rPr>
+        <w:rFonts w:ascii="Wingdings" w:hAnsi="Wingdings" w:hint="default"/>
+        <w:sz w:val="20"/>
+      </w:rPr>
+    </w:lvl>
+    <w:lvl w:ilvl="6" w:tentative="1">
+      <w:start w:val="1"/>
+      <w:numFmt w:val="bullet"/>
+      <w:lvlText w:val=""/>
+      <w:lvlJc w:val="left"/>
+      <w:pPr>
+        <w:tabs>
+          <w:tab w:val="num" w:pos="5040"/>
+        </w:tabs>
+        <w:ind w:left="5040" w:hanging="360"/>
+      </w:pPr>
+      <w:rPr>
+        <w:rFonts w:ascii="Wingdings" w:hAnsi="Wingdings" w:hint="default"/>
+        <w:sz w:val="20"/>
+      </w:rPr>
+    </w:lvl>
+    <w:lvl w:ilvl="7" w:tentative="1">
+      <w:start w:val="1"/>
+      <w:numFmt w:val="bullet"/>
+      <w:lvlText w:val=""/>
+      <w:lvlJc w:val="left"/>
+      <w:pPr>
+        <w:tabs>
+          <w:tab w:val="num" w:pos="5760"/>
+        </w:tabs>
+        <w:ind w:left="5760" w:hanging="360"/>
+      </w:pPr>
+      <w:rPr>
+        <w:rFonts w:ascii="Wingdings" w:hAnsi="Wingdings" w:hint="default"/>
+        <w:sz w:val="20"/>
+      </w:rPr>
+    </w:lvl>
+    <w:lvl w:ilvl="8" w:tentative="1">
+      <w:start w:val="1"/>
+      <w:numFmt w:val="bullet"/>
+      <w:lvlText w:val=""/>
+      <w:lvlJc w:val="left"/>
+      <w:pPr>
+        <w:tabs>
+          <w:tab w:val="num" w:pos="6480"/>
+        </w:tabs>
+        <w:ind w:left="6480" w:hanging="360"/>
+      </w:pPr>
+      <w:rPr>
+        <w:rFonts w:ascii="Wingdings" w:hAnsi="Wingdings" w:hint="default"/>
+        <w:sz w:val="20"/>
+      </w:rPr>
+    </w:lvl>
+  </w:abstractNum>
+  <w:abstractNum w:abstractNumId="6" w15:restartNumberingAfterBreak="0">
+    <w:nsid w:val="1C3F5785"/>
+    <w:multiLevelType w:val="multilevel"/>
+    <w:tmpl w:val="9E48D0FC"/>
+    <w:lvl w:ilvl="0">
+      <w:start w:val="1"/>
+      <w:numFmt w:val="bullet"/>
+      <w:lvlText w:val=""/>
+      <w:lvlJc w:val="left"/>
+      <w:pPr>
+        <w:tabs>
+          <w:tab w:val="num" w:pos="720"/>
+        </w:tabs>
+        <w:ind w:left="720" w:hanging="360"/>
+      </w:pPr>
+      <w:rPr>
+        <w:rFonts w:ascii="Symbol" w:hAnsi="Symbol" w:hint="default"/>
+        <w:sz w:val="20"/>
+      </w:rPr>
+    </w:lvl>
+    <w:lvl w:ilvl="1" w:tentative="1">
+      <w:start w:val="1"/>
+      <w:numFmt w:val="bullet"/>
+      <w:lvlText w:val="o"/>
+      <w:lvlJc w:val="left"/>
+      <w:pPr>
+        <w:tabs>
+          <w:tab w:val="num" w:pos="1440"/>
+        </w:tabs>
+        <w:ind w:left="1440" w:hanging="360"/>
+      </w:pPr>
+      <w:rPr>
+        <w:rFonts w:ascii="Courier New" w:hAnsi="Courier New" w:hint="default"/>
+        <w:sz w:val="20"/>
+      </w:rPr>
+    </w:lvl>
+    <w:lvl w:ilvl="2" w:tentative="1">
+      <w:start w:val="1"/>
+      <w:numFmt w:val="bullet"/>
+      <w:lvlText w:val=""/>
+      <w:lvlJc w:val="left"/>
+      <w:pPr>
+        <w:tabs>
+          <w:tab w:val="num" w:pos="2160"/>
+        </w:tabs>
+        <w:ind w:left="2160" w:hanging="360"/>
+      </w:pPr>
+      <w:rPr>
+        <w:rFonts w:ascii="Wingdings" w:hAnsi="Wingdings" w:hint="default"/>
+        <w:sz w:val="20"/>
+      </w:rPr>
+    </w:lvl>
+    <w:lvl w:ilvl="3" w:tentative="1">
+      <w:start w:val="1"/>
+      <w:numFmt w:val="bullet"/>
+      <w:lvlText w:val=""/>
+      <w:lvlJc w:val="left"/>
+      <w:pPr>
+        <w:tabs>
+          <w:tab w:val="num" w:pos="2880"/>
+        </w:tabs>
+        <w:ind w:left="2880" w:hanging="360"/>
+      </w:pPr>
+      <w:rPr>
+        <w:rFonts w:ascii="Wingdings" w:hAnsi="Wingdings" w:hint="default"/>
+        <w:sz w:val="20"/>
+      </w:rPr>
+    </w:lvl>
+    <w:lvl w:ilvl="4" w:tentative="1">
+      <w:start w:val="1"/>
+      <w:numFmt w:val="bullet"/>
+      <w:lvlText w:val=""/>
+      <w:lvlJc w:val="left"/>
+      <w:pPr>
+        <w:tabs>
+          <w:tab w:val="num" w:pos="3600"/>
+        </w:tabs>
+        <w:ind w:left="3600" w:hanging="360"/>
+      </w:pPr>
+      <w:rPr>
+        <w:rFonts w:ascii="Wingdings" w:hAnsi="Wingdings" w:hint="default"/>
+        <w:sz w:val="20"/>
+      </w:rPr>
+    </w:lvl>
+    <w:lvl w:ilvl="5" w:tentative="1">
+      <w:start w:val="1"/>
+      <w:numFmt w:val="bullet"/>
+      <w:lvlText w:val=""/>
+      <w:lvlJc w:val="left"/>
+      <w:pPr>
+        <w:tabs>
+          <w:tab w:val="num" w:pos="4320"/>
+        </w:tabs>
+        <w:ind w:left="4320" w:hanging="360"/>
+      </w:pPr>
+      <w:rPr>
+        <w:rFonts w:ascii="Wingdings" w:hAnsi="Wingdings" w:hint="default"/>
+        <w:sz w:val="20"/>
+      </w:rPr>
+    </w:lvl>
+    <w:lvl w:ilvl="6" w:tentative="1">
+      <w:start w:val="1"/>
+      <w:numFmt w:val="bullet"/>
+      <w:lvlText w:val=""/>
+      <w:lvlJc w:val="left"/>
+      <w:pPr>
+        <w:tabs>
+          <w:tab w:val="num" w:pos="5040"/>
+        </w:tabs>
+        <w:ind w:left="5040" w:hanging="360"/>
+      </w:pPr>
+      <w:rPr>
+        <w:rFonts w:ascii="Wingdings" w:hAnsi="Wingdings" w:hint="default"/>
+        <w:sz w:val="20"/>
+      </w:rPr>
+    </w:lvl>
+    <w:lvl w:ilvl="7" w:tentative="1">
+      <w:start w:val="1"/>
+      <w:numFmt w:val="bullet"/>
+      <w:lvlText w:val=""/>
+      <w:lvlJc w:val="left"/>
+      <w:pPr>
+        <w:tabs>
+          <w:tab w:val="num" w:pos="5760"/>
+        </w:tabs>
+        <w:ind w:left="5760" w:hanging="360"/>
+      </w:pPr>
+      <w:rPr>
+        <w:rFonts w:ascii="Wingdings" w:hAnsi="Wingdings" w:hint="default"/>
+        <w:sz w:val="20"/>
+      </w:rPr>
+    </w:lvl>
+    <w:lvl w:ilvl="8" w:tentative="1">
+      <w:start w:val="1"/>
+      <w:numFmt w:val="bullet"/>
+      <w:lvlText w:val=""/>
+      <w:lvlJc w:val="left"/>
+      <w:pPr>
+        <w:tabs>
+          <w:tab w:val="num" w:pos="6480"/>
+        </w:tabs>
+        <w:ind w:left="6480" w:hanging="360"/>
+      </w:pPr>
+      <w:rPr>
+        <w:rFonts w:ascii="Wingdings" w:hAnsi="Wingdings" w:hint="default"/>
+        <w:sz w:val="20"/>
+      </w:rPr>
+    </w:lvl>
+  </w:abstractNum>
+  <w:abstractNum w:abstractNumId="7" w15:restartNumberingAfterBreak="0">
+    <w:nsid w:val="1F3E50E2"/>
+    <w:multiLevelType w:val="multilevel"/>
+    <w:tmpl w:val="8932DC76"/>
+    <w:lvl w:ilvl="0">
+      <w:start w:val="1"/>
+      <w:numFmt w:val="bullet"/>
+      <w:lvlText w:val=""/>
+      <w:lvlJc w:val="left"/>
+      <w:pPr>
+        <w:tabs>
+          <w:tab w:val="num" w:pos="720"/>
+        </w:tabs>
+        <w:ind w:left="720" w:hanging="360"/>
+      </w:pPr>
+      <w:rPr>
+        <w:rFonts w:ascii="Symbol" w:hAnsi="Symbol" w:hint="default"/>
+        <w:sz w:val="20"/>
+      </w:rPr>
+    </w:lvl>
+    <w:lvl w:ilvl="1" w:tentative="1">
+      <w:start w:val="1"/>
+      <w:numFmt w:val="bullet"/>
+      <w:lvlText w:val="o"/>
+      <w:lvlJc w:val="left"/>
+      <w:pPr>
+        <w:tabs>
+          <w:tab w:val="num" w:pos="1440"/>
+        </w:tabs>
+        <w:ind w:left="1440" w:hanging="360"/>
+      </w:pPr>
+      <w:rPr>
+        <w:rFonts w:ascii="Courier New" w:hAnsi="Courier New" w:hint="default"/>
+        <w:sz w:val="20"/>
+      </w:rPr>
+    </w:lvl>
+    <w:lvl w:ilvl="2" w:tentative="1">
+      <w:start w:val="1"/>
+      <w:numFmt w:val="bullet"/>
+      <w:lvlText w:val=""/>
+      <w:lvlJc w:val="left"/>
+      <w:pPr>
+        <w:tabs>
+          <w:tab w:val="num" w:pos="2160"/>
+        </w:tabs>
+        <w:ind w:left="2160" w:hanging="360"/>
+      </w:pPr>
+      <w:rPr>
+        <w:rFonts w:ascii="Wingdings" w:hAnsi="Wingdings" w:hint="default"/>
+        <w:sz w:val="20"/>
+      </w:rPr>
+    </w:lvl>
+    <w:lvl w:ilvl="3" w:tentative="1">
+      <w:start w:val="1"/>
+      <w:numFmt w:val="bullet"/>
+      <w:lvlText w:val=""/>
+      <w:lvlJc w:val="left"/>
+      <w:pPr>
+        <w:tabs>
+          <w:tab w:val="num" w:pos="2880"/>
+        </w:tabs>
+        <w:ind w:left="2880" w:hanging="360"/>
+      </w:pPr>
+      <w:rPr>
+        <w:rFonts w:ascii="Wingdings" w:hAnsi="Wingdings" w:hint="default"/>
+        <w:sz w:val="20"/>
+      </w:rPr>
+    </w:lvl>
+    <w:lvl w:ilvl="4" w:tentative="1">
+      <w:start w:val="1"/>
+      <w:numFmt w:val="bullet"/>
+      <w:lvlText w:val=""/>
+      <w:lvlJc w:val="left"/>
+      <w:pPr>
+        <w:tabs>
+          <w:tab w:val="num" w:pos="3600"/>
+        </w:tabs>
+        <w:ind w:left="3600" w:hanging="360"/>
+      </w:pPr>
+      <w:rPr>
+        <w:rFonts w:ascii="Wingdings" w:hAnsi="Wingdings" w:hint="default"/>
+        <w:sz w:val="20"/>
+      </w:rPr>
+    </w:lvl>
+    <w:lvl w:ilvl="5" w:tentative="1">
+      <w:start w:val="1"/>
+      <w:numFmt w:val="bullet"/>
+      <w:lvlText w:val=""/>
+      <w:lvlJc w:val="left"/>
+      <w:pPr>
+        <w:tabs>
+          <w:tab w:val="num" w:pos="4320"/>
+        </w:tabs>
+        <w:ind w:left="4320" w:hanging="360"/>
+      </w:pPr>
+      <w:rPr>
+        <w:rFonts w:ascii="Wingdings" w:hAnsi="Wingdings" w:hint="default"/>
+        <w:sz w:val="20"/>
+      </w:rPr>
+    </w:lvl>
+    <w:lvl w:ilvl="6" w:tentative="1">
+      <w:start w:val="1"/>
+      <w:numFmt w:val="bullet"/>
+      <w:lvlText w:val=""/>
+      <w:lvlJc w:val="left"/>
+      <w:pPr>
+        <w:tabs>
+          <w:tab w:val="num" w:pos="5040"/>
+        </w:tabs>
+        <w:ind w:left="5040" w:hanging="360"/>
+      </w:pPr>
+      <w:rPr>
+        <w:rFonts w:ascii="Wingdings" w:hAnsi="Wingdings" w:hint="default"/>
+        <w:sz w:val="20"/>
+      </w:rPr>
+    </w:lvl>
+    <w:lvl w:ilvl="7" w:tentative="1">
+      <w:start w:val="1"/>
+      <w:numFmt w:val="bullet"/>
+      <w:lvlText w:val=""/>
+      <w:lvlJc w:val="left"/>
+      <w:pPr>
+        <w:tabs>
+          <w:tab w:val="num" w:pos="5760"/>
+        </w:tabs>
+        <w:ind w:left="5760" w:hanging="360"/>
+      </w:pPr>
+      <w:rPr>
+        <w:rFonts w:ascii="Wingdings" w:hAnsi="Wingdings" w:hint="default"/>
+        <w:sz w:val="20"/>
+      </w:rPr>
+    </w:lvl>
+    <w:lvl w:ilvl="8" w:tentative="1">
+      <w:start w:val="1"/>
+      <w:numFmt w:val="bullet"/>
+      <w:lvlText w:val=""/>
+      <w:lvlJc w:val="left"/>
+      <w:pPr>
+        <w:tabs>
+          <w:tab w:val="num" w:pos="6480"/>
+        </w:tabs>
+        <w:ind w:left="6480" w:hanging="360"/>
+      </w:pPr>
+      <w:rPr>
+        <w:rFonts w:ascii="Wingdings" w:hAnsi="Wingdings" w:hint="default"/>
+        <w:sz w:val="20"/>
+      </w:rPr>
+    </w:lvl>
+  </w:abstractNum>
+  <w:abstractNum w:abstractNumId="8" w15:restartNumberingAfterBreak="0">
+    <w:nsid w:val="236F0259"/>
+    <w:multiLevelType w:val="multilevel"/>
+    <w:tmpl w:val="9DFAE5EA"/>
+    <w:lvl w:ilvl="0">
+      <w:start w:val="1"/>
+      <w:numFmt w:val="decimal"/>
+      <w:lvlText w:val="%1."/>
+      <w:lvlJc w:val="left"/>
+      <w:pPr>
+        <w:tabs>
+          <w:tab w:val="num" w:pos="720"/>
+        </w:tabs>
+        <w:ind w:left="720" w:hanging="360"/>
+      </w:pPr>
+    </w:lvl>
+    <w:lvl w:ilvl="1" w:tentative="1">
+      <w:start w:val="1"/>
+      <w:numFmt w:val="decimal"/>
+      <w:lvlText w:val="%2."/>
+      <w:lvlJc w:val="left"/>
+      <w:pPr>
+        <w:tabs>
+          <w:tab w:val="num" w:pos="1440"/>
+        </w:tabs>
+        <w:ind w:left="1440" w:hanging="360"/>
+      </w:pPr>
+    </w:lvl>
+    <w:lvl w:ilvl="2" w:tentative="1">
+      <w:start w:val="1"/>
+      <w:numFmt w:val="decimal"/>
+      <w:lvlText w:val="%3."/>
+      <w:lvlJc w:val="left"/>
+      <w:pPr>
+        <w:tabs>
+          <w:tab w:val="num" w:pos="2160"/>
+        </w:tabs>
+        <w:ind w:left="2160" w:hanging="360"/>
+      </w:pPr>
+    </w:lvl>
+    <w:lvl w:ilvl="3" w:tentative="1">
+      <w:start w:val="1"/>
+      <w:numFmt w:val="decimal"/>
+      <w:lvlText w:val="%4."/>
+      <w:lvlJc w:val="left"/>
+      <w:pPr>
+        <w:tabs>
+          <w:tab w:val="num" w:pos="2880"/>
+        </w:tabs>
+        <w:ind w:left="2880" w:hanging="360"/>
+      </w:pPr>
+    </w:lvl>
+    <w:lvl w:ilvl="4" w:tentative="1">
+      <w:start w:val="1"/>
+      <w:numFmt w:val="decimal"/>
+      <w:lvlText w:val="%5."/>
+      <w:lvlJc w:val="left"/>
+      <w:pPr>
+        <w:tabs>
+          <w:tab w:val="num" w:pos="3600"/>
+        </w:tabs>
+        <w:ind w:left="3600" w:hanging="360"/>
+      </w:pPr>
+    </w:lvl>
+    <w:lvl w:ilvl="5" w:tentative="1">
+      <w:start w:val="1"/>
+      <w:numFmt w:val="decimal"/>
+      <w:lvlText w:val="%6."/>
+      <w:lvlJc w:val="left"/>
+      <w:pPr>
+        <w:tabs>
+          <w:tab w:val="num" w:pos="4320"/>
+        </w:tabs>
+        <w:ind w:left="4320" w:hanging="360"/>
+      </w:pPr>
+    </w:lvl>
+    <w:lvl w:ilvl="6" w:tentative="1">
+      <w:start w:val="1"/>
+      <w:numFmt w:val="decimal"/>
+      <w:lvlText w:val="%7."/>
+      <w:lvlJc w:val="left"/>
+      <w:pPr>
+        <w:tabs>
+          <w:tab w:val="num" w:pos="5040"/>
+        </w:tabs>
+        <w:ind w:left="5040" w:hanging="360"/>
+      </w:pPr>
+    </w:lvl>
+    <w:lvl w:ilvl="7" w:tentative="1">
+      <w:start w:val="1"/>
+      <w:numFmt w:val="decimal"/>
+      <w:lvlText w:val="%8."/>
+      <w:lvlJc w:val="left"/>
+      <w:pPr>
+        <w:tabs>
+          <w:tab w:val="num" w:pos="5760"/>
+        </w:tabs>
+        <w:ind w:left="5760" w:hanging="360"/>
+      </w:pPr>
+    </w:lvl>
+    <w:lvl w:ilvl="8" w:tentative="1">
+      <w:start w:val="1"/>
+      <w:numFmt w:val="decimal"/>
+      <w:lvlText w:val="%9."/>
+      <w:lvlJc w:val="left"/>
+      <w:pPr>
+        <w:tabs>
+          <w:tab w:val="num" w:pos="6480"/>
+        </w:tabs>
+        <w:ind w:left="6480" w:hanging="360"/>
+      </w:pPr>
+    </w:lvl>
+  </w:abstractNum>
+  <w:abstractNum w:abstractNumId="9" w15:restartNumberingAfterBreak="0">
+    <w:nsid w:val="23B3449A"/>
+    <w:multiLevelType w:val="multilevel"/>
+    <w:tmpl w:val="1A941374"/>
+    <w:lvl w:ilvl="0">
+      <w:start w:val="1"/>
+      <w:numFmt w:val="bullet"/>
+      <w:lvlText w:val=""/>
+      <w:lvlJc w:val="left"/>
+      <w:pPr>
+        <w:tabs>
+          <w:tab w:val="num" w:pos="720"/>
+        </w:tabs>
+        <w:ind w:left="720" w:hanging="360"/>
+      </w:pPr>
+      <w:rPr>
+        <w:rFonts w:ascii="Symbol" w:hAnsi="Symbol" w:hint="default"/>
+        <w:sz w:val="20"/>
+      </w:rPr>
+    </w:lvl>
+    <w:lvl w:ilvl="1" w:tentative="1">
+      <w:start w:val="1"/>
+      <w:numFmt w:val="bullet"/>
+      <w:lvlText w:val="o"/>
+      <w:lvlJc w:val="left"/>
+      <w:pPr>
+        <w:tabs>
+          <w:tab w:val="num" w:pos="1440"/>
+        </w:tabs>
+        <w:ind w:left="1440" w:hanging="360"/>
+      </w:pPr>
+      <w:rPr>
+        <w:rFonts w:ascii="Courier New" w:hAnsi="Courier New" w:hint="default"/>
+        <w:sz w:val="20"/>
+      </w:rPr>
+    </w:lvl>
+    <w:lvl w:ilvl="2" w:tentative="1">
+      <w:start w:val="1"/>
+      <w:numFmt w:val="bullet"/>
+      <w:lvlText w:val=""/>
+      <w:lvlJc w:val="left"/>
+      <w:pPr>
+        <w:tabs>
+          <w:tab w:val="num" w:pos="2160"/>
+        </w:tabs>
+        <w:ind w:left="2160" w:hanging="360"/>
+      </w:pPr>
+      <w:rPr>
+        <w:rFonts w:ascii="Wingdings" w:hAnsi="Wingdings" w:hint="default"/>
+        <w:sz w:val="20"/>
+      </w:rPr>
+    </w:lvl>
+    <w:lvl w:ilvl="3" w:tentative="1">
+      <w:start w:val="1"/>
+      <w:numFmt w:val="bullet"/>
+      <w:lvlText w:val=""/>
+      <w:lvlJc w:val="left"/>
+      <w:pPr>
+        <w:tabs>
+          <w:tab w:val="num" w:pos="2880"/>
+        </w:tabs>
+        <w:ind w:left="2880" w:hanging="360"/>
+      </w:pPr>
+      <w:rPr>
+        <w:rFonts w:ascii="Wingdings" w:hAnsi="Wingdings" w:hint="default"/>
+        <w:sz w:val="20"/>
+      </w:rPr>
+    </w:lvl>
+    <w:lvl w:ilvl="4" w:tentative="1">
+      <w:start w:val="1"/>
+      <w:numFmt w:val="bullet"/>
+      <w:lvlText w:val=""/>
+      <w:lvlJc w:val="left"/>
+      <w:pPr>
+        <w:tabs>
+          <w:tab w:val="num" w:pos="3600"/>
+        </w:tabs>
+        <w:ind w:left="3600" w:hanging="360"/>
+      </w:pPr>
+      <w:rPr>
+        <w:rFonts w:ascii="Wingdings" w:hAnsi="Wingdings" w:hint="default"/>
+        <w:sz w:val="20"/>
+      </w:rPr>
+    </w:lvl>
+    <w:lvl w:ilvl="5" w:tentative="1">
+      <w:start w:val="1"/>
+      <w:numFmt w:val="bullet"/>
+      <w:lvlText w:val=""/>
+      <w:lvlJc w:val="left"/>
+      <w:pPr>
+        <w:tabs>
+          <w:tab w:val="num" w:pos="4320"/>
+        </w:tabs>
+        <w:ind w:left="4320" w:hanging="360"/>
+      </w:pPr>
+      <w:rPr>
+        <w:rFonts w:ascii="Wingdings" w:hAnsi="Wingdings" w:hint="default"/>
+        <w:sz w:val="20"/>
+      </w:rPr>
+    </w:lvl>
+    <w:lvl w:ilvl="6" w:tentative="1">
+      <w:start w:val="1"/>
+      <w:numFmt w:val="bullet"/>
+      <w:lvlText w:val=""/>
+      <w:lvlJc w:val="left"/>
+      <w:pPr>
+        <w:tabs>
+          <w:tab w:val="num" w:pos="5040"/>
+        </w:tabs>
+        <w:ind w:left="5040" w:hanging="360"/>
+      </w:pPr>
+      <w:rPr>
+        <w:rFonts w:ascii="Wingdings" w:hAnsi="Wingdings" w:hint="default"/>
+        <w:sz w:val="20"/>
+      </w:rPr>
+    </w:lvl>
+    <w:lvl w:ilvl="7" w:tentative="1">
+      <w:start w:val="1"/>
+      <w:numFmt w:val="bullet"/>
+      <w:lvlText w:val=""/>
+      <w:lvlJc w:val="left"/>
+      <w:pPr>
+        <w:tabs>
+          <w:tab w:val="num" w:pos="5760"/>
+        </w:tabs>
+        <w:ind w:left="5760" w:hanging="360"/>
+      </w:pPr>
+      <w:rPr>
+        <w:rFonts w:ascii="Wingdings" w:hAnsi="Wingdings" w:hint="default"/>
+        <w:sz w:val="20"/>
+      </w:rPr>
+    </w:lvl>
+    <w:lvl w:ilvl="8" w:tentative="1">
+      <w:start w:val="1"/>
+      <w:numFmt w:val="bullet"/>
+      <w:lvlText w:val=""/>
+      <w:lvlJc w:val="left"/>
+      <w:pPr>
+        <w:tabs>
+          <w:tab w:val="num" w:pos="6480"/>
+        </w:tabs>
+        <w:ind w:left="6480" w:hanging="360"/>
+      </w:pPr>
+      <w:rPr>
+        <w:rFonts w:ascii="Wingdings" w:hAnsi="Wingdings" w:hint="default"/>
+        <w:sz w:val="20"/>
+      </w:rPr>
+    </w:lvl>
+  </w:abstractNum>
+  <w:abstractNum w:abstractNumId="10" w15:restartNumberingAfterBreak="0">
+    <w:nsid w:val="243B1501"/>
+    <w:multiLevelType w:val="multilevel"/>
+    <w:tmpl w:val="E0E43A4A"/>
+    <w:lvl w:ilvl="0">
+      <w:start w:val="1"/>
+      <w:numFmt w:val="bullet"/>
+      <w:lvlText w:val=""/>
+      <w:lvlJc w:val="left"/>
+      <w:pPr>
+        <w:tabs>
+          <w:tab w:val="num" w:pos="720"/>
+        </w:tabs>
+        <w:ind w:left="720" w:hanging="360"/>
+      </w:pPr>
+      <w:rPr>
+        <w:rFonts w:ascii="Symbol" w:hAnsi="Symbol" w:hint="default"/>
+        <w:sz w:val="20"/>
+      </w:rPr>
+    </w:lvl>
+    <w:lvl w:ilvl="1" w:tentative="1">
+      <w:start w:val="1"/>
+      <w:numFmt w:val="bullet"/>
+      <w:lvlText w:val="o"/>
+      <w:lvlJc w:val="left"/>
+      <w:pPr>
+        <w:tabs>
+          <w:tab w:val="num" w:pos="1440"/>
+        </w:tabs>
+        <w:ind w:left="1440" w:hanging="360"/>
+      </w:pPr>
+      <w:rPr>
+        <w:rFonts w:ascii="Courier New" w:hAnsi="Courier New" w:hint="default"/>
+        <w:sz w:val="20"/>
+      </w:rPr>
+    </w:lvl>
+    <w:lvl w:ilvl="2" w:tentative="1">
+      <w:start w:val="1"/>
+      <w:numFmt w:val="bullet"/>
+      <w:lvlText w:val=""/>
+      <w:lvlJc w:val="left"/>
+      <w:pPr>
+        <w:tabs>
+          <w:tab w:val="num" w:pos="2160"/>
+        </w:tabs>
+        <w:ind w:left="2160" w:hanging="360"/>
+      </w:pPr>
+      <w:rPr>
+        <w:rFonts w:ascii="Wingdings" w:hAnsi="Wingdings" w:hint="default"/>
+        <w:sz w:val="20"/>
+      </w:rPr>
+    </w:lvl>
+    <w:lvl w:ilvl="3" w:tentative="1">
+      <w:start w:val="1"/>
+      <w:numFmt w:val="bullet"/>
+      <w:lvlText w:val=""/>
+      <w:lvlJc w:val="left"/>
+      <w:pPr>
+        <w:tabs>
+          <w:tab w:val="num" w:pos="2880"/>
+        </w:tabs>
+        <w:ind w:left="2880" w:hanging="360"/>
+      </w:pPr>
+      <w:rPr>
+        <w:rFonts w:ascii="Wingdings" w:hAnsi="Wingdings" w:hint="default"/>
+        <w:sz w:val="20"/>
+      </w:rPr>
+    </w:lvl>
+    <w:lvl w:ilvl="4" w:tentative="1">
+      <w:start w:val="1"/>
+      <w:numFmt w:val="bullet"/>
+      <w:lvlText w:val=""/>
+      <w:lvlJc w:val="left"/>
+      <w:pPr>
+        <w:tabs>
+          <w:tab w:val="num" w:pos="3600"/>
+        </w:tabs>
+        <w:ind w:left="3600" w:hanging="360"/>
+      </w:pPr>
+      <w:rPr>
+        <w:rFonts w:ascii="Wingdings" w:hAnsi="Wingdings" w:hint="default"/>
+        <w:sz w:val="20"/>
+      </w:rPr>
+    </w:lvl>
+    <w:lvl w:ilvl="5" w:tentative="1">
+      <w:start w:val="1"/>
+      <w:numFmt w:val="bullet"/>
+      <w:lvlText w:val=""/>
+      <w:lvlJc w:val="left"/>
+      <w:pPr>
+        <w:tabs>
+          <w:tab w:val="num" w:pos="4320"/>
+        </w:tabs>
+        <w:ind w:left="4320" w:hanging="360"/>
+      </w:pPr>
+      <w:rPr>
+        <w:rFonts w:ascii="Wingdings" w:hAnsi="Wingdings" w:hint="default"/>
+        <w:sz w:val="20"/>
+      </w:rPr>
+    </w:lvl>
+    <w:lvl w:ilvl="6" w:tentative="1">
+      <w:start w:val="1"/>
+      <w:numFmt w:val="bullet"/>
+      <w:lvlText w:val=""/>
+      <w:lvlJc w:val="left"/>
+      <w:pPr>
+        <w:tabs>
+          <w:tab w:val="num" w:pos="5040"/>
+        </w:tabs>
+        <w:ind w:left="5040" w:hanging="360"/>
+      </w:pPr>
+      <w:rPr>
+        <w:rFonts w:ascii="Wingdings" w:hAnsi="Wingdings" w:hint="default"/>
+        <w:sz w:val="20"/>
+      </w:rPr>
+    </w:lvl>
+    <w:lvl w:ilvl="7" w:tentative="1">
+      <w:start w:val="1"/>
+      <w:numFmt w:val="bullet"/>
+      <w:lvlText w:val=""/>
+      <w:lvlJc w:val="left"/>
+      <w:pPr>
+        <w:tabs>
+          <w:tab w:val="num" w:pos="5760"/>
+        </w:tabs>
+        <w:ind w:left="5760" w:hanging="360"/>
+      </w:pPr>
+      <w:rPr>
+        <w:rFonts w:ascii="Wingdings" w:hAnsi="Wingdings" w:hint="default"/>
+        <w:sz w:val="20"/>
+      </w:rPr>
+    </w:lvl>
+    <w:lvl w:ilvl="8" w:tentative="1">
+      <w:start w:val="1"/>
+      <w:numFmt w:val="bullet"/>
+      <w:lvlText w:val=""/>
+      <w:lvlJc w:val="left"/>
+      <w:pPr>
+        <w:tabs>
+          <w:tab w:val="num" w:pos="6480"/>
+        </w:tabs>
+        <w:ind w:left="6480" w:hanging="360"/>
+      </w:pPr>
+      <w:rPr>
+        <w:rFonts w:ascii="Wingdings" w:hAnsi="Wingdings" w:hint="default"/>
+        <w:sz w:val="20"/>
+      </w:rPr>
+    </w:lvl>
+  </w:abstractNum>
+  <w:abstractNum w:abstractNumId="11" w15:restartNumberingAfterBreak="0">
+    <w:nsid w:val="24DE17C8"/>
+    <w:multiLevelType w:val="multilevel"/>
+    <w:tmpl w:val="2A0A1DBC"/>
+    <w:lvl w:ilvl="0">
+      <w:start w:val="1"/>
+      <w:numFmt w:val="bullet"/>
+      <w:lvlText w:val=""/>
+      <w:lvlJc w:val="left"/>
+      <w:pPr>
+        <w:tabs>
+          <w:tab w:val="num" w:pos="720"/>
+        </w:tabs>
+        <w:ind w:left="720" w:hanging="360"/>
+      </w:pPr>
+      <w:rPr>
+        <w:rFonts w:ascii="Symbol" w:hAnsi="Symbol" w:hint="default"/>
+        <w:sz w:val="20"/>
+      </w:rPr>
+    </w:lvl>
+    <w:lvl w:ilvl="1" w:tentative="1">
+      <w:start w:val="1"/>
+      <w:numFmt w:val="bullet"/>
+      <w:lvlText w:val="o"/>
+      <w:lvlJc w:val="left"/>
+      <w:pPr>
+        <w:tabs>
+          <w:tab w:val="num" w:pos="1440"/>
+        </w:tabs>
+        <w:ind w:left="1440" w:hanging="360"/>
+      </w:pPr>
+      <w:rPr>
+        <w:rFonts w:ascii="Courier New" w:hAnsi="Courier New" w:hint="default"/>
+        <w:sz w:val="20"/>
+      </w:rPr>
+    </w:lvl>
+    <w:lvl w:ilvl="2" w:tentative="1">
+      <w:start w:val="1"/>
+      <w:numFmt w:val="bullet"/>
+      <w:lvlText w:val=""/>
+      <w:lvlJc w:val="left"/>
+      <w:pPr>
+        <w:tabs>
+          <w:tab w:val="num" w:pos="2160"/>
+        </w:tabs>
+        <w:ind w:left="2160" w:hanging="360"/>
+      </w:pPr>
+      <w:rPr>
+        <w:rFonts w:ascii="Wingdings" w:hAnsi="Wingdings" w:hint="default"/>
+        <w:sz w:val="20"/>
+      </w:rPr>
+    </w:lvl>
+    <w:lvl w:ilvl="3" w:tentative="1">
+      <w:start w:val="1"/>
+      <w:numFmt w:val="bullet"/>
+      <w:lvlText w:val=""/>
+      <w:lvlJc w:val="left"/>
+      <w:pPr>
+        <w:tabs>
+          <w:tab w:val="num" w:pos="2880"/>
+        </w:tabs>
+        <w:ind w:left="2880" w:hanging="360"/>
+      </w:pPr>
+      <w:rPr>
+        <w:rFonts w:ascii="Wingdings" w:hAnsi="Wingdings" w:hint="default"/>
+        <w:sz w:val="20"/>
+      </w:rPr>
+    </w:lvl>
+    <w:lvl w:ilvl="4" w:tentative="1">
+      <w:start w:val="1"/>
+      <w:numFmt w:val="bullet"/>
+      <w:lvlText w:val=""/>
+      <w:lvlJc w:val="left"/>
+      <w:pPr>
+        <w:tabs>
+          <w:tab w:val="num" w:pos="3600"/>
+        </w:tabs>
+        <w:ind w:left="3600" w:hanging="360"/>
+      </w:pPr>
+      <w:rPr>
+        <w:rFonts w:ascii="Wingdings" w:hAnsi="Wingdings" w:hint="default"/>
+        <w:sz w:val="20"/>
+      </w:rPr>
+    </w:lvl>
+    <w:lvl w:ilvl="5" w:tentative="1">
+      <w:start w:val="1"/>
+      <w:numFmt w:val="bullet"/>
+      <w:lvlText w:val=""/>
+      <w:lvlJc w:val="left"/>
+      <w:pPr>
+        <w:tabs>
+          <w:tab w:val="num" w:pos="4320"/>
+        </w:tabs>
+        <w:ind w:left="4320" w:hanging="360"/>
+      </w:pPr>
+      <w:rPr>
+        <w:rFonts w:ascii="Wingdings" w:hAnsi="Wingdings" w:hint="default"/>
+        <w:sz w:val="20"/>
+      </w:rPr>
+    </w:lvl>
+    <w:lvl w:ilvl="6" w:tentative="1">
+      <w:start w:val="1"/>
+      <w:numFmt w:val="bullet"/>
+      <w:lvlText w:val=""/>
+      <w:lvlJc w:val="left"/>
+      <w:pPr>
+        <w:tabs>
+          <w:tab w:val="num" w:pos="5040"/>
+        </w:tabs>
+        <w:ind w:left="5040" w:hanging="360"/>
+      </w:pPr>
+      <w:rPr>
+        <w:rFonts w:ascii="Wingdings" w:hAnsi="Wingdings" w:hint="default"/>
+        <w:sz w:val="20"/>
+      </w:rPr>
+    </w:lvl>
+    <w:lvl w:ilvl="7" w:tentative="1">
+      <w:start w:val="1"/>
+      <w:numFmt w:val="bullet"/>
+      <w:lvlText w:val=""/>
+      <w:lvlJc w:val="left"/>
+      <w:pPr>
+        <w:tabs>
+          <w:tab w:val="num" w:pos="5760"/>
+        </w:tabs>
+        <w:ind w:left="5760" w:hanging="360"/>
+      </w:pPr>
+      <w:rPr>
+        <w:rFonts w:ascii="Wingdings" w:hAnsi="Wingdings" w:hint="default"/>
+        <w:sz w:val="20"/>
+      </w:rPr>
+    </w:lvl>
+    <w:lvl w:ilvl="8" w:tentative="1">
+      <w:start w:val="1"/>
+      <w:numFmt w:val="bullet"/>
+      <w:lvlText w:val=""/>
+      <w:lvlJc w:val="left"/>
+      <w:pPr>
+        <w:tabs>
+          <w:tab w:val="num" w:pos="6480"/>
+        </w:tabs>
+        <w:ind w:left="6480" w:hanging="360"/>
+      </w:pPr>
+      <w:rPr>
+        <w:rFonts w:ascii="Wingdings" w:hAnsi="Wingdings" w:hint="default"/>
+        <w:sz w:val="20"/>
+      </w:rPr>
+    </w:lvl>
+  </w:abstractNum>
+  <w:abstractNum w:abstractNumId="12" w15:restartNumberingAfterBreak="0">
+    <w:nsid w:val="26A37D06"/>
+    <w:multiLevelType w:val="multilevel"/>
+    <w:tmpl w:val="2068984A"/>
+    <w:lvl w:ilvl="0">
+      <w:start w:val="1"/>
+      <w:numFmt w:val="bullet"/>
+      <w:lvlText w:val=""/>
+      <w:lvlJc w:val="left"/>
+      <w:pPr>
+        <w:tabs>
+          <w:tab w:val="num" w:pos="720"/>
+        </w:tabs>
+        <w:ind w:left="720" w:hanging="360"/>
+      </w:pPr>
+      <w:rPr>
+        <w:rFonts w:ascii="Symbol" w:hAnsi="Symbol" w:hint="default"/>
+        <w:sz w:val="20"/>
+      </w:rPr>
+    </w:lvl>
+    <w:lvl w:ilvl="1" w:tentative="1">
+      <w:start w:val="1"/>
+      <w:numFmt w:val="bullet"/>
+      <w:lvlText w:val="o"/>
+      <w:lvlJc w:val="left"/>
+      <w:pPr>
+        <w:tabs>
+          <w:tab w:val="num" w:pos="1440"/>
+        </w:tabs>
+        <w:ind w:left="1440" w:hanging="360"/>
+      </w:pPr>
+      <w:rPr>
+        <w:rFonts w:ascii="Courier New" w:hAnsi="Courier New" w:hint="default"/>
+        <w:sz w:val="20"/>
+      </w:rPr>
+    </w:lvl>
+    <w:lvl w:ilvl="2" w:tentative="1">
+      <w:start w:val="1"/>
+      <w:numFmt w:val="bullet"/>
+      <w:lvlText w:val=""/>
+      <w:lvlJc w:val="left"/>
+      <w:pPr>
+        <w:tabs>
+          <w:tab w:val="num" w:pos="2160"/>
+        </w:tabs>
+        <w:ind w:left="2160" w:hanging="360"/>
+      </w:pPr>
+      <w:rPr>
+        <w:rFonts w:ascii="Wingdings" w:hAnsi="Wingdings" w:hint="default"/>
+        <w:sz w:val="20"/>
+      </w:rPr>
+    </w:lvl>
+    <w:lvl w:ilvl="3" w:tentative="1">
+      <w:start w:val="1"/>
+      <w:numFmt w:val="bullet"/>
+      <w:lvlText w:val=""/>
+      <w:lvlJc w:val="left"/>
+      <w:pPr>
+        <w:tabs>
+          <w:tab w:val="num" w:pos="2880"/>
+        </w:tabs>
+        <w:ind w:left="2880" w:hanging="360"/>
+      </w:pPr>
+      <w:rPr>
+        <w:rFonts w:ascii="Wingdings" w:hAnsi="Wingdings" w:hint="default"/>
+        <w:sz w:val="20"/>
+      </w:rPr>
+    </w:lvl>
+    <w:lvl w:ilvl="4" w:tentative="1">
+      <w:start w:val="1"/>
+      <w:numFmt w:val="bullet"/>
+      <w:lvlText w:val=""/>
+      <w:lvlJc w:val="left"/>
+      <w:pPr>
+        <w:tabs>
+          <w:tab w:val="num" w:pos="3600"/>
+        </w:tabs>
+        <w:ind w:left="3600" w:hanging="360"/>
+      </w:pPr>
+      <w:rPr>
+        <w:rFonts w:ascii="Wingdings" w:hAnsi="Wingdings" w:hint="default"/>
+        <w:sz w:val="20"/>
+      </w:rPr>
+    </w:lvl>
+    <w:lvl w:ilvl="5" w:tentative="1">
+      <w:start w:val="1"/>
+      <w:numFmt w:val="bullet"/>
+      <w:lvlText w:val=""/>
+      <w:lvlJc w:val="left"/>
+      <w:pPr>
+        <w:tabs>
+          <w:tab w:val="num" w:pos="4320"/>
+        </w:tabs>
+        <w:ind w:left="4320" w:hanging="360"/>
+      </w:pPr>
+      <w:rPr>
+        <w:rFonts w:ascii="Wingdings" w:hAnsi="Wingdings" w:hint="default"/>
+        <w:sz w:val="20"/>
+      </w:rPr>
+    </w:lvl>
+    <w:lvl w:ilvl="6" w:tentative="1">
+      <w:start w:val="1"/>
+      <w:numFmt w:val="bullet"/>
+      <w:lvlText w:val=""/>
+      <w:lvlJc w:val="left"/>
+      <w:pPr>
+        <w:tabs>
+          <w:tab w:val="num" w:pos="5040"/>
+        </w:tabs>
+        <w:ind w:left="5040" w:hanging="360"/>
+      </w:pPr>
+      <w:rPr>
+        <w:rFonts w:ascii="Wingdings" w:hAnsi="Wingdings" w:hint="default"/>
+        <w:sz w:val="20"/>
+      </w:rPr>
+    </w:lvl>
+    <w:lvl w:ilvl="7" w:tentative="1">
+      <w:start w:val="1"/>
+      <w:numFmt w:val="bullet"/>
+      <w:lvlText w:val=""/>
+      <w:lvlJc w:val="left"/>
+      <w:pPr>
+        <w:tabs>
+          <w:tab w:val="num" w:pos="5760"/>
+        </w:tabs>
+        <w:ind w:left="5760" w:hanging="360"/>
+      </w:pPr>
+      <w:rPr>
+        <w:rFonts w:ascii="Wingdings" w:hAnsi="Wingdings" w:hint="default"/>
+        <w:sz w:val="20"/>
+      </w:rPr>
+    </w:lvl>
+    <w:lvl w:ilvl="8" w:tentative="1">
+      <w:start w:val="1"/>
+      <w:numFmt w:val="bullet"/>
+      <w:lvlText w:val=""/>
+      <w:lvlJc w:val="left"/>
+      <w:pPr>
+        <w:tabs>
+          <w:tab w:val="num" w:pos="6480"/>
+        </w:tabs>
+        <w:ind w:left="6480" w:hanging="360"/>
+      </w:pPr>
+      <w:rPr>
+        <w:rFonts w:ascii="Wingdings" w:hAnsi="Wingdings" w:hint="default"/>
+        <w:sz w:val="20"/>
+      </w:rPr>
+    </w:lvl>
+  </w:abstractNum>
+  <w:abstractNum w:abstractNumId="13" w15:restartNumberingAfterBreak="0">
+    <w:nsid w:val="2BF4711A"/>
+    <w:multiLevelType w:val="multilevel"/>
+    <w:tmpl w:val="A20C4E98"/>
+    <w:lvl w:ilvl="0">
+      <w:start w:val="1"/>
+      <w:numFmt w:val="bullet"/>
+      <w:lvlText w:val=""/>
+      <w:lvlJc w:val="left"/>
+      <w:pPr>
+        <w:tabs>
+          <w:tab w:val="num" w:pos="720"/>
+        </w:tabs>
+        <w:ind w:left="720" w:hanging="360"/>
+      </w:pPr>
+      <w:rPr>
+        <w:rFonts w:ascii="Symbol" w:hAnsi="Symbol" w:hint="default"/>
+        <w:sz w:val="20"/>
+      </w:rPr>
+    </w:lvl>
+    <w:lvl w:ilvl="1" w:tentative="1">
+      <w:start w:val="1"/>
+      <w:numFmt w:val="bullet"/>
+      <w:lvlText w:val="o"/>
+      <w:lvlJc w:val="left"/>
+      <w:pPr>
+        <w:tabs>
+          <w:tab w:val="num" w:pos="1440"/>
+        </w:tabs>
+        <w:ind w:left="1440" w:hanging="360"/>
+      </w:pPr>
+      <w:rPr>
+        <w:rFonts w:ascii="Courier New" w:hAnsi="Courier New" w:hint="default"/>
+        <w:sz w:val="20"/>
+      </w:rPr>
+    </w:lvl>
+    <w:lvl w:ilvl="2" w:tentative="1">
+      <w:start w:val="1"/>
+      <w:numFmt w:val="bullet"/>
+      <w:lvlText w:val=""/>
+      <w:lvlJc w:val="left"/>
+      <w:pPr>
+        <w:tabs>
+          <w:tab w:val="num" w:pos="2160"/>
+        </w:tabs>
+        <w:ind w:left="2160" w:hanging="360"/>
+      </w:pPr>
+      <w:rPr>
+        <w:rFonts w:ascii="Wingdings" w:hAnsi="Wingdings" w:hint="default"/>
+        <w:sz w:val="20"/>
+      </w:rPr>
+    </w:lvl>
+    <w:lvl w:ilvl="3" w:tentative="1">
+      <w:start w:val="1"/>
+      <w:numFmt w:val="bullet"/>
+      <w:lvlText w:val=""/>
+      <w:lvlJc w:val="left"/>
+      <w:pPr>
+        <w:tabs>
+          <w:tab w:val="num" w:pos="2880"/>
+        </w:tabs>
+        <w:ind w:left="2880" w:hanging="360"/>
+      </w:pPr>
+      <w:rPr>
+        <w:rFonts w:ascii="Wingdings" w:hAnsi="Wingdings" w:hint="default"/>
+        <w:sz w:val="20"/>
+      </w:rPr>
+    </w:lvl>
+    <w:lvl w:ilvl="4" w:tentative="1">
+      <w:start w:val="1"/>
+      <w:numFmt w:val="bullet"/>
+      <w:lvlText w:val=""/>
+      <w:lvlJc w:val="left"/>
+      <w:pPr>
+        <w:tabs>
+          <w:tab w:val="num" w:pos="3600"/>
+        </w:tabs>
+        <w:ind w:left="3600" w:hanging="360"/>
+      </w:pPr>
+      <w:rPr>
+        <w:rFonts w:ascii="Wingdings" w:hAnsi="Wingdings" w:hint="default"/>
+        <w:sz w:val="20"/>
+      </w:rPr>
+    </w:lvl>
+    <w:lvl w:ilvl="5" w:tentative="1">
+      <w:start w:val="1"/>
+      <w:numFmt w:val="bullet"/>
+      <w:lvlText w:val=""/>
+      <w:lvlJc w:val="left"/>
+      <w:pPr>
+        <w:tabs>
+          <w:tab w:val="num" w:pos="4320"/>
+        </w:tabs>
+        <w:ind w:left="4320" w:hanging="360"/>
+      </w:pPr>
+      <w:rPr>
+        <w:rFonts w:ascii="Wingdings" w:hAnsi="Wingdings" w:hint="default"/>
+        <w:sz w:val="20"/>
+      </w:rPr>
+    </w:lvl>
+    <w:lvl w:ilvl="6" w:tentative="1">
+      <w:start w:val="1"/>
+      <w:numFmt w:val="bullet"/>
+      <w:lvlText w:val=""/>
+      <w:lvlJc w:val="left"/>
+      <w:pPr>
+        <w:tabs>
+          <w:tab w:val="num" w:pos="5040"/>
+        </w:tabs>
+        <w:ind w:left="5040" w:hanging="360"/>
+      </w:pPr>
+      <w:rPr>
+        <w:rFonts w:ascii="Wingdings" w:hAnsi="Wingdings" w:hint="default"/>
+        <w:sz w:val="20"/>
+      </w:rPr>
+    </w:lvl>
+    <w:lvl w:ilvl="7" w:tentative="1">
+      <w:start w:val="1"/>
+      <w:numFmt w:val="bullet"/>
+      <w:lvlText w:val=""/>
+      <w:lvlJc w:val="left"/>
+      <w:pPr>
+        <w:tabs>
+          <w:tab w:val="num" w:pos="5760"/>
+        </w:tabs>
+        <w:ind w:left="5760" w:hanging="360"/>
+      </w:pPr>
+      <w:rPr>
+        <w:rFonts w:ascii="Wingdings" w:hAnsi="Wingdings" w:hint="default"/>
+        <w:sz w:val="20"/>
+      </w:rPr>
+    </w:lvl>
+    <w:lvl w:ilvl="8" w:tentative="1">
+      <w:start w:val="1"/>
+      <w:numFmt w:val="bullet"/>
+      <w:lvlText w:val=""/>
+      <w:lvlJc w:val="left"/>
+      <w:pPr>
+        <w:tabs>
+          <w:tab w:val="num" w:pos="6480"/>
+        </w:tabs>
+        <w:ind w:left="6480" w:hanging="360"/>
+      </w:pPr>
+      <w:rPr>
+        <w:rFonts w:ascii="Wingdings" w:hAnsi="Wingdings" w:hint="default"/>
+        <w:sz w:val="20"/>
+      </w:rPr>
+    </w:lvl>
+  </w:abstractNum>
+  <w:abstractNum w:abstractNumId="14" w15:restartNumberingAfterBreak="0">
+    <w:nsid w:val="325515B0"/>
+    <w:multiLevelType w:val="multilevel"/>
+    <w:tmpl w:val="8C5E5896"/>
+    <w:lvl w:ilvl="0">
+      <w:start w:val="1"/>
+      <w:numFmt w:val="bullet"/>
+      <w:lvlText w:val=""/>
+      <w:lvlJc w:val="left"/>
+      <w:pPr>
+        <w:tabs>
+          <w:tab w:val="num" w:pos="720"/>
+        </w:tabs>
+        <w:ind w:left="720" w:hanging="360"/>
+      </w:pPr>
+      <w:rPr>
+        <w:rFonts w:ascii="Symbol" w:hAnsi="Symbol" w:hint="default"/>
+        <w:sz w:val="20"/>
+      </w:rPr>
+    </w:lvl>
+    <w:lvl w:ilvl="1" w:tentative="1">
+      <w:start w:val="1"/>
+      <w:numFmt w:val="bullet"/>
+      <w:lvlText w:val="o"/>
+      <w:lvlJc w:val="left"/>
+      <w:pPr>
+        <w:tabs>
+          <w:tab w:val="num" w:pos="1440"/>
+        </w:tabs>
+        <w:ind w:left="1440" w:hanging="360"/>
+      </w:pPr>
+      <w:rPr>
+        <w:rFonts w:ascii="Courier New" w:hAnsi="Courier New" w:hint="default"/>
+        <w:sz w:val="20"/>
+      </w:rPr>
+    </w:lvl>
+    <w:lvl w:ilvl="2" w:tentative="1">
+      <w:start w:val="1"/>
+      <w:numFmt w:val="bullet"/>
+      <w:lvlText w:val=""/>
+      <w:lvlJc w:val="left"/>
+      <w:pPr>
+        <w:tabs>
+          <w:tab w:val="num" w:pos="2160"/>
+        </w:tabs>
+        <w:ind w:left="2160" w:hanging="360"/>
+      </w:pPr>
+      <w:rPr>
+        <w:rFonts w:ascii="Wingdings" w:hAnsi="Wingdings" w:hint="default"/>
+        <w:sz w:val="20"/>
+      </w:rPr>
+    </w:lvl>
+    <w:lvl w:ilvl="3" w:tentative="1">
+      <w:start w:val="1"/>
+      <w:numFmt w:val="bullet"/>
+      <w:lvlText w:val=""/>
+      <w:lvlJc w:val="left"/>
+      <w:pPr>
+        <w:tabs>
+          <w:tab w:val="num" w:pos="2880"/>
+        </w:tabs>
+        <w:ind w:left="2880" w:hanging="360"/>
+      </w:pPr>
+      <w:rPr>
+        <w:rFonts w:ascii="Wingdings" w:hAnsi="Wingdings" w:hint="default"/>
+        <w:sz w:val="20"/>
+      </w:rPr>
+    </w:lvl>
+    <w:lvl w:ilvl="4" w:tentative="1">
+      <w:start w:val="1"/>
+      <w:numFmt w:val="bullet"/>
+      <w:lvlText w:val=""/>
+      <w:lvlJc w:val="left"/>
+      <w:pPr>
+        <w:tabs>
+          <w:tab w:val="num" w:pos="3600"/>
+        </w:tabs>
+        <w:ind w:left="3600" w:hanging="360"/>
+      </w:pPr>
+      <w:rPr>
+        <w:rFonts w:ascii="Wingdings" w:hAnsi="Wingdings" w:hint="default"/>
+        <w:sz w:val="20"/>
+      </w:rPr>
+    </w:lvl>
+    <w:lvl w:ilvl="5" w:tentative="1">
+      <w:start w:val="1"/>
+      <w:numFmt w:val="bullet"/>
+      <w:lvlText w:val=""/>
+      <w:lvlJc w:val="left"/>
+      <w:pPr>
+        <w:tabs>
+          <w:tab w:val="num" w:pos="4320"/>
+        </w:tabs>
+        <w:ind w:left="4320" w:hanging="360"/>
+      </w:pPr>
+      <w:rPr>
+        <w:rFonts w:ascii="Wingdings" w:hAnsi="Wingdings" w:hint="default"/>
+        <w:sz w:val="20"/>
+      </w:rPr>
+    </w:lvl>
+    <w:lvl w:ilvl="6" w:tentative="1">
+      <w:start w:val="1"/>
+      <w:numFmt w:val="bullet"/>
+      <w:lvlText w:val=""/>
+      <w:lvlJc w:val="left"/>
+      <w:pPr>
+        <w:tabs>
+          <w:tab w:val="num" w:pos="5040"/>
+        </w:tabs>
+        <w:ind w:left="5040" w:hanging="360"/>
+      </w:pPr>
+      <w:rPr>
+        <w:rFonts w:ascii="Wingdings" w:hAnsi="Wingdings" w:hint="default"/>
+        <w:sz w:val="20"/>
+      </w:rPr>
+    </w:lvl>
+    <w:lvl w:ilvl="7" w:tentative="1">
+      <w:start w:val="1"/>
+      <w:numFmt w:val="bullet"/>
+      <w:lvlText w:val=""/>
+      <w:lvlJc w:val="left"/>
+      <w:pPr>
+        <w:tabs>
+          <w:tab w:val="num" w:pos="5760"/>
+        </w:tabs>
+        <w:ind w:left="5760" w:hanging="360"/>
+      </w:pPr>
+      <w:rPr>
+        <w:rFonts w:ascii="Wingdings" w:hAnsi="Wingdings" w:hint="default"/>
+        <w:sz w:val="20"/>
+      </w:rPr>
+    </w:lvl>
+    <w:lvl w:ilvl="8" w:tentative="1">
+      <w:start w:val="1"/>
+      <w:numFmt w:val="bullet"/>
+      <w:lvlText w:val=""/>
+      <w:lvlJc w:val="left"/>
+      <w:pPr>
+        <w:tabs>
+          <w:tab w:val="num" w:pos="6480"/>
+        </w:tabs>
+        <w:ind w:left="6480" w:hanging="360"/>
+      </w:pPr>
+      <w:rPr>
+        <w:rFonts w:ascii="Wingdings" w:hAnsi="Wingdings" w:hint="default"/>
+        <w:sz w:val="20"/>
+      </w:rPr>
+    </w:lvl>
+  </w:abstractNum>
+  <w:abstractNum w:abstractNumId="15" w15:restartNumberingAfterBreak="0">
+    <w:nsid w:val="34CC2C38"/>
+    <w:multiLevelType w:val="multilevel"/>
+    <w:tmpl w:val="51EAF4CE"/>
+    <w:lvl w:ilvl="0">
+      <w:start w:val="1"/>
+      <w:numFmt w:val="bullet"/>
+      <w:lvlText w:val=""/>
+      <w:lvlJc w:val="left"/>
+      <w:pPr>
+        <w:tabs>
+          <w:tab w:val="num" w:pos="720"/>
+        </w:tabs>
+        <w:ind w:left="720" w:hanging="360"/>
+      </w:pPr>
+      <w:rPr>
+        <w:rFonts w:ascii="Symbol" w:hAnsi="Symbol" w:hint="default"/>
+        <w:sz w:val="20"/>
+      </w:rPr>
+    </w:lvl>
+    <w:lvl w:ilvl="1" w:tentative="1">
+      <w:start w:val="1"/>
+      <w:numFmt w:val="bullet"/>
+      <w:lvlText w:val="o"/>
+      <w:lvlJc w:val="left"/>
+      <w:pPr>
+        <w:tabs>
+          <w:tab w:val="num" w:pos="1440"/>
+        </w:tabs>
+        <w:ind w:left="1440" w:hanging="360"/>
+      </w:pPr>
+      <w:rPr>
+        <w:rFonts w:ascii="Courier New" w:hAnsi="Courier New" w:hint="default"/>
+        <w:sz w:val="20"/>
+      </w:rPr>
+    </w:lvl>
+    <w:lvl w:ilvl="2" w:tentative="1">
+      <w:start w:val="1"/>
+      <w:numFmt w:val="bullet"/>
+      <w:lvlText w:val=""/>
+      <w:lvlJc w:val="left"/>
+      <w:pPr>
+        <w:tabs>
+          <w:tab w:val="num" w:pos="2160"/>
+        </w:tabs>
+        <w:ind w:left="2160" w:hanging="360"/>
+      </w:pPr>
+      <w:rPr>
+        <w:rFonts w:ascii="Wingdings" w:hAnsi="Wingdings" w:hint="default"/>
+        <w:sz w:val="20"/>
+      </w:rPr>
+    </w:lvl>
+    <w:lvl w:ilvl="3" w:tentative="1">
+      <w:start w:val="1"/>
+      <w:numFmt w:val="bullet"/>
+      <w:lvlText w:val=""/>
+      <w:lvlJc w:val="left"/>
+      <w:pPr>
+        <w:tabs>
+          <w:tab w:val="num" w:pos="2880"/>
+        </w:tabs>
+        <w:ind w:left="2880" w:hanging="360"/>
+      </w:pPr>
+      <w:rPr>
+        <w:rFonts w:ascii="Wingdings" w:hAnsi="Wingdings" w:hint="default"/>
+        <w:sz w:val="20"/>
+      </w:rPr>
+    </w:lvl>
+    <w:lvl w:ilvl="4" w:tentative="1">
+      <w:start w:val="1"/>
+      <w:numFmt w:val="bullet"/>
+      <w:lvlText w:val=""/>
+      <w:lvlJc w:val="left"/>
+      <w:pPr>
+        <w:tabs>
+          <w:tab w:val="num" w:pos="3600"/>
+        </w:tabs>
+        <w:ind w:left="3600" w:hanging="360"/>
+      </w:pPr>
+      <w:rPr>
+        <w:rFonts w:ascii="Wingdings" w:hAnsi="Wingdings" w:hint="default"/>
+        <w:sz w:val="20"/>
+      </w:rPr>
+    </w:lvl>
+    <w:lvl w:ilvl="5" w:tentative="1">
+      <w:start w:val="1"/>
+      <w:numFmt w:val="bullet"/>
+      <w:lvlText w:val=""/>
+      <w:lvlJc w:val="left"/>
+      <w:pPr>
+        <w:tabs>
+          <w:tab w:val="num" w:pos="4320"/>
+        </w:tabs>
+        <w:ind w:left="4320" w:hanging="360"/>
+      </w:pPr>
+      <w:rPr>
+        <w:rFonts w:ascii="Wingdings" w:hAnsi="Wingdings" w:hint="default"/>
+        <w:sz w:val="20"/>
+      </w:rPr>
+    </w:lvl>
+    <w:lvl w:ilvl="6" w:tentative="1">
+      <w:start w:val="1"/>
+      <w:numFmt w:val="bullet"/>
+      <w:lvlText w:val=""/>
+      <w:lvlJc w:val="left"/>
+      <w:pPr>
+        <w:tabs>
+          <w:tab w:val="num" w:pos="5040"/>
+        </w:tabs>
+        <w:ind w:left="5040" w:hanging="360"/>
+      </w:pPr>
+      <w:rPr>
+        <w:rFonts w:ascii="Wingdings" w:hAnsi="Wingdings" w:hint="default"/>
+        <w:sz w:val="20"/>
+      </w:rPr>
+    </w:lvl>
+    <w:lvl w:ilvl="7" w:tentative="1">
+      <w:start w:val="1"/>
+      <w:numFmt w:val="bullet"/>
+      <w:lvlText w:val=""/>
+      <w:lvlJc w:val="left"/>
+      <w:pPr>
+        <w:tabs>
+          <w:tab w:val="num" w:pos="5760"/>
+        </w:tabs>
+        <w:ind w:left="5760" w:hanging="360"/>
+      </w:pPr>
+      <w:rPr>
+        <w:rFonts w:ascii="Wingdings" w:hAnsi="Wingdings" w:hint="default"/>
+        <w:sz w:val="20"/>
+      </w:rPr>
+    </w:lvl>
+    <w:lvl w:ilvl="8" w:tentative="1">
+      <w:start w:val="1"/>
+      <w:numFmt w:val="bullet"/>
+      <w:lvlText w:val=""/>
+      <w:lvlJc w:val="left"/>
+      <w:pPr>
+        <w:tabs>
+          <w:tab w:val="num" w:pos="6480"/>
+        </w:tabs>
+        <w:ind w:left="6480" w:hanging="360"/>
+      </w:pPr>
+      <w:rPr>
+        <w:rFonts w:ascii="Wingdings" w:hAnsi="Wingdings" w:hint="default"/>
+        <w:sz w:val="20"/>
+      </w:rPr>
+    </w:lvl>
+  </w:abstractNum>
+  <w:abstractNum w:abstractNumId="16" w15:restartNumberingAfterBreak="0">
+    <w:nsid w:val="361750B5"/>
+    <w:multiLevelType w:val="multilevel"/>
+    <w:tmpl w:val="D80031AC"/>
+    <w:lvl w:ilvl="0">
+      <w:start w:val="1"/>
+      <w:numFmt w:val="bullet"/>
+      <w:lvlText w:val=""/>
+      <w:lvlJc w:val="left"/>
+      <w:pPr>
+        <w:tabs>
+          <w:tab w:val="num" w:pos="720"/>
+        </w:tabs>
+        <w:ind w:left="720" w:hanging="360"/>
+      </w:pPr>
+      <w:rPr>
+        <w:rFonts w:ascii="Symbol" w:hAnsi="Symbol" w:hint="default"/>
+        <w:sz w:val="20"/>
+      </w:rPr>
+    </w:lvl>
+    <w:lvl w:ilvl="1" w:tentative="1">
+      <w:start w:val="1"/>
+      <w:numFmt w:val="bullet"/>
+      <w:lvlText w:val="o"/>
+      <w:lvlJc w:val="left"/>
+      <w:pPr>
+        <w:tabs>
+          <w:tab w:val="num" w:pos="1440"/>
+        </w:tabs>
+        <w:ind w:left="1440" w:hanging="360"/>
+      </w:pPr>
+      <w:rPr>
+        <w:rFonts w:ascii="Courier New" w:hAnsi="Courier New" w:hint="default"/>
+        <w:sz w:val="20"/>
+      </w:rPr>
+    </w:lvl>
+    <w:lvl w:ilvl="2" w:tentative="1">
+      <w:start w:val="1"/>
+      <w:numFmt w:val="bullet"/>
+      <w:lvlText w:val=""/>
+      <w:lvlJc w:val="left"/>
+      <w:pPr>
+        <w:tabs>
+          <w:tab w:val="num" w:pos="2160"/>
+        </w:tabs>
+        <w:ind w:left="2160" w:hanging="360"/>
+      </w:pPr>
+      <w:rPr>
+        <w:rFonts w:ascii="Wingdings" w:hAnsi="Wingdings" w:hint="default"/>
+        <w:sz w:val="20"/>
+      </w:rPr>
+    </w:lvl>
+    <w:lvl w:ilvl="3" w:tentative="1">
+      <w:start w:val="1"/>
+      <w:numFmt w:val="bullet"/>
+      <w:lvlText w:val=""/>
+      <w:lvlJc w:val="left"/>
+      <w:pPr>
+        <w:tabs>
+          <w:tab w:val="num" w:pos="2880"/>
+        </w:tabs>
+        <w:ind w:left="2880" w:hanging="360"/>
+      </w:pPr>
+      <w:rPr>
+        <w:rFonts w:ascii="Wingdings" w:hAnsi="Wingdings" w:hint="default"/>
+        <w:sz w:val="20"/>
+      </w:rPr>
+    </w:lvl>
+    <w:lvl w:ilvl="4" w:tentative="1">
+      <w:start w:val="1"/>
+      <w:numFmt w:val="bullet"/>
+      <w:lvlText w:val=""/>
+      <w:lvlJc w:val="left"/>
+      <w:pPr>
+        <w:tabs>
+          <w:tab w:val="num" w:pos="3600"/>
+        </w:tabs>
+        <w:ind w:left="3600" w:hanging="360"/>
+      </w:pPr>
+      <w:rPr>
+        <w:rFonts w:ascii="Wingdings" w:hAnsi="Wingdings" w:hint="default"/>
+        <w:sz w:val="20"/>
+      </w:rPr>
+    </w:lvl>
+    <w:lvl w:ilvl="5" w:tentative="1">
+      <w:start w:val="1"/>
+      <w:numFmt w:val="bullet"/>
+      <w:lvlText w:val=""/>
+      <w:lvlJc w:val="left"/>
+      <w:pPr>
+        <w:tabs>
+          <w:tab w:val="num" w:pos="4320"/>
+        </w:tabs>
+        <w:ind w:left="4320" w:hanging="360"/>
+      </w:pPr>
+      <w:rPr>
+        <w:rFonts w:ascii="Wingdings" w:hAnsi="Wingdings" w:hint="default"/>
+        <w:sz w:val="20"/>
+      </w:rPr>
+    </w:lvl>
+    <w:lvl w:ilvl="6" w:tentative="1">
+      <w:start w:val="1"/>
+      <w:numFmt w:val="bullet"/>
+      <w:lvlText w:val=""/>
+      <w:lvlJc w:val="left"/>
+      <w:pPr>
+        <w:tabs>
+          <w:tab w:val="num" w:pos="5040"/>
+        </w:tabs>
+        <w:ind w:left="5040" w:hanging="360"/>
+      </w:pPr>
+      <w:rPr>
+        <w:rFonts w:ascii="Wingdings" w:hAnsi="Wingdings" w:hint="default"/>
+        <w:sz w:val="20"/>
+      </w:rPr>
+    </w:lvl>
+    <w:lvl w:ilvl="7" w:tentative="1">
+      <w:start w:val="1"/>
+      <w:numFmt w:val="bullet"/>
+      <w:lvlText w:val=""/>
+      <w:lvlJc w:val="left"/>
+      <w:pPr>
+        <w:tabs>
+          <w:tab w:val="num" w:pos="5760"/>
+        </w:tabs>
+        <w:ind w:left="5760" w:hanging="360"/>
+      </w:pPr>
+      <w:rPr>
+        <w:rFonts w:ascii="Wingdings" w:hAnsi="Wingdings" w:hint="default"/>
+        <w:sz w:val="20"/>
+      </w:rPr>
+    </w:lvl>
+    <w:lvl w:ilvl="8" w:tentative="1">
+      <w:start w:val="1"/>
+      <w:numFmt w:val="bullet"/>
+      <w:lvlText w:val=""/>
+      <w:lvlJc w:val="left"/>
+      <w:pPr>
+        <w:tabs>
+          <w:tab w:val="num" w:pos="6480"/>
+        </w:tabs>
+        <w:ind w:left="6480" w:hanging="360"/>
+      </w:pPr>
+      <w:rPr>
+        <w:rFonts w:ascii="Wingdings" w:hAnsi="Wingdings" w:hint="default"/>
+        <w:sz w:val="20"/>
+      </w:rPr>
+    </w:lvl>
+  </w:abstractNum>
+  <w:abstractNum w:abstractNumId="17" w15:restartNumberingAfterBreak="0">
+    <w:nsid w:val="3D43680B"/>
+    <w:multiLevelType w:val="multilevel"/>
+    <w:tmpl w:val="5080AC0A"/>
+    <w:lvl w:ilvl="0">
+      <w:start w:val="1"/>
+      <w:numFmt w:val="bullet"/>
+      <w:lvlText w:val=""/>
+      <w:lvlJc w:val="left"/>
+      <w:pPr>
+        <w:tabs>
+          <w:tab w:val="num" w:pos="720"/>
+        </w:tabs>
+        <w:ind w:left="720" w:hanging="360"/>
+      </w:pPr>
+      <w:rPr>
+        <w:rFonts w:ascii="Symbol" w:hAnsi="Symbol" w:hint="default"/>
+        <w:sz w:val="20"/>
+      </w:rPr>
+    </w:lvl>
+    <w:lvl w:ilvl="1" w:tentative="1">
+      <w:start w:val="1"/>
+      <w:numFmt w:val="bullet"/>
+      <w:lvlText w:val="o"/>
+      <w:lvlJc w:val="left"/>
+      <w:pPr>
+        <w:tabs>
+          <w:tab w:val="num" w:pos="1440"/>
+        </w:tabs>
+        <w:ind w:left="1440" w:hanging="360"/>
+      </w:pPr>
+      <w:rPr>
+        <w:rFonts w:ascii="Courier New" w:hAnsi="Courier New" w:hint="default"/>
+        <w:sz w:val="20"/>
+      </w:rPr>
+    </w:lvl>
+    <w:lvl w:ilvl="2" w:tentative="1">
+      <w:start w:val="1"/>
+      <w:numFmt w:val="bullet"/>
+      <w:lvlText w:val=""/>
+      <w:lvlJc w:val="left"/>
+      <w:pPr>
+        <w:tabs>
+          <w:tab w:val="num" w:pos="2160"/>
+        </w:tabs>
+        <w:ind w:left="2160" w:hanging="360"/>
+      </w:pPr>
+      <w:rPr>
+        <w:rFonts w:ascii="Wingdings" w:hAnsi="Wingdings" w:hint="default"/>
+        <w:sz w:val="20"/>
+      </w:rPr>
+    </w:lvl>
+    <w:lvl w:ilvl="3" w:tentative="1">
+      <w:start w:val="1"/>
+      <w:numFmt w:val="bullet"/>
+      <w:lvlText w:val=""/>
+      <w:lvlJc w:val="left"/>
+      <w:pPr>
+        <w:tabs>
+          <w:tab w:val="num" w:pos="2880"/>
+        </w:tabs>
+        <w:ind w:left="2880" w:hanging="360"/>
+      </w:pPr>
+      <w:rPr>
+        <w:rFonts w:ascii="Wingdings" w:hAnsi="Wingdings" w:hint="default"/>
+        <w:sz w:val="20"/>
+      </w:rPr>
+    </w:lvl>
+    <w:lvl w:ilvl="4" w:tentative="1">
+      <w:start w:val="1"/>
+      <w:numFmt w:val="bullet"/>
+      <w:lvlText w:val=""/>
+      <w:lvlJc w:val="left"/>
+      <w:pPr>
+        <w:tabs>
+          <w:tab w:val="num" w:pos="3600"/>
+        </w:tabs>
+        <w:ind w:left="3600" w:hanging="360"/>
+      </w:pPr>
+      <w:rPr>
+        <w:rFonts w:ascii="Wingdings" w:hAnsi="Wingdings" w:hint="default"/>
+        <w:sz w:val="20"/>
+      </w:rPr>
+    </w:lvl>
+    <w:lvl w:ilvl="5" w:tentative="1">
+      <w:start w:val="1"/>
+      <w:numFmt w:val="bullet"/>
+      <w:lvlText w:val=""/>
+      <w:lvlJc w:val="left"/>
+      <w:pPr>
+        <w:tabs>
+          <w:tab w:val="num" w:pos="4320"/>
+        </w:tabs>
+        <w:ind w:left="4320" w:hanging="360"/>
+      </w:pPr>
+      <w:rPr>
+        <w:rFonts w:ascii="Wingdings" w:hAnsi="Wingdings" w:hint="default"/>
+        <w:sz w:val="20"/>
+      </w:rPr>
+    </w:lvl>
+    <w:lvl w:ilvl="6" w:tentative="1">
+      <w:start w:val="1"/>
+      <w:numFmt w:val="bullet"/>
+      <w:lvlText w:val=""/>
+      <w:lvlJc w:val="left"/>
+      <w:pPr>
+        <w:tabs>
+          <w:tab w:val="num" w:pos="5040"/>
+        </w:tabs>
+        <w:ind w:left="5040" w:hanging="360"/>
+      </w:pPr>
+      <w:rPr>
+        <w:rFonts w:ascii="Wingdings" w:hAnsi="Wingdings" w:hint="default"/>
+        <w:sz w:val="20"/>
+      </w:rPr>
+    </w:lvl>
+    <w:lvl w:ilvl="7" w:tentative="1">
+      <w:start w:val="1"/>
+      <w:numFmt w:val="bullet"/>
+      <w:lvlText w:val=""/>
+      <w:lvlJc w:val="left"/>
+      <w:pPr>
+        <w:tabs>
+          <w:tab w:val="num" w:pos="5760"/>
+        </w:tabs>
+        <w:ind w:left="5760" w:hanging="360"/>
+      </w:pPr>
+      <w:rPr>
+        <w:rFonts w:ascii="Wingdings" w:hAnsi="Wingdings" w:hint="default"/>
+        <w:sz w:val="20"/>
+      </w:rPr>
+    </w:lvl>
+    <w:lvl w:ilvl="8" w:tentative="1">
+      <w:start w:val="1"/>
+      <w:numFmt w:val="bullet"/>
+      <w:lvlText w:val=""/>
+      <w:lvlJc w:val="left"/>
+      <w:pPr>
+        <w:tabs>
+          <w:tab w:val="num" w:pos="6480"/>
+        </w:tabs>
+        <w:ind w:left="6480" w:hanging="360"/>
+      </w:pPr>
+      <w:rPr>
+        <w:rFonts w:ascii="Wingdings" w:hAnsi="Wingdings" w:hint="default"/>
+        <w:sz w:val="20"/>
+      </w:rPr>
+    </w:lvl>
+  </w:abstractNum>
+  <w:abstractNum w:abstractNumId="18" w15:restartNumberingAfterBreak="0">
+    <w:nsid w:val="3E870CCB"/>
+    <w:multiLevelType w:val="multilevel"/>
+    <w:tmpl w:val="E37A5B9A"/>
+    <w:lvl w:ilvl="0">
+      <w:start w:val="1"/>
+      <w:numFmt w:val="decimal"/>
+      <w:lvlText w:val="%1."/>
+      <w:lvlJc w:val="left"/>
+      <w:pPr>
+        <w:tabs>
+          <w:tab w:val="num" w:pos="720"/>
+        </w:tabs>
+        <w:ind w:left="720" w:hanging="360"/>
+      </w:pPr>
+    </w:lvl>
+    <w:lvl w:ilvl="1" w:tentative="1">
+      <w:start w:val="1"/>
+      <w:numFmt w:val="decimal"/>
+      <w:lvlText w:val="%2."/>
+      <w:lvlJc w:val="left"/>
+      <w:pPr>
+        <w:tabs>
+          <w:tab w:val="num" w:pos="1440"/>
+        </w:tabs>
+        <w:ind w:left="1440" w:hanging="360"/>
+      </w:pPr>
+    </w:lvl>
+    <w:lvl w:ilvl="2" w:tentative="1">
+      <w:start w:val="1"/>
+      <w:numFmt w:val="decimal"/>
+      <w:lvlText w:val="%3."/>
+      <w:lvlJc w:val="left"/>
+      <w:pPr>
+        <w:tabs>
+          <w:tab w:val="num" w:pos="2160"/>
+        </w:tabs>
+        <w:ind w:left="2160" w:hanging="360"/>
+      </w:pPr>
+    </w:lvl>
+    <w:lvl w:ilvl="3" w:tentative="1">
+      <w:start w:val="1"/>
+      <w:numFmt w:val="decimal"/>
+      <w:lvlText w:val="%4."/>
+      <w:lvlJc w:val="left"/>
+      <w:pPr>
+        <w:tabs>
+          <w:tab w:val="num" w:pos="2880"/>
+        </w:tabs>
+        <w:ind w:left="2880" w:hanging="360"/>
+      </w:pPr>
+    </w:lvl>
+    <w:lvl w:ilvl="4" w:tentative="1">
+      <w:start w:val="1"/>
+      <w:numFmt w:val="decimal"/>
+      <w:lvlText w:val="%5."/>
+      <w:lvlJc w:val="left"/>
+      <w:pPr>
+        <w:tabs>
+          <w:tab w:val="num" w:pos="3600"/>
+        </w:tabs>
+        <w:ind w:left="3600" w:hanging="360"/>
+      </w:pPr>
+    </w:lvl>
+    <w:lvl w:ilvl="5" w:tentative="1">
+      <w:start w:val="1"/>
+      <w:numFmt w:val="decimal"/>
+      <w:lvlText w:val="%6."/>
+      <w:lvlJc w:val="left"/>
+      <w:pPr>
+        <w:tabs>
+          <w:tab w:val="num" w:pos="4320"/>
+        </w:tabs>
+        <w:ind w:left="4320" w:hanging="360"/>
+      </w:pPr>
+    </w:lvl>
+    <w:lvl w:ilvl="6" w:tentative="1">
+      <w:start w:val="1"/>
+      <w:numFmt w:val="decimal"/>
+      <w:lvlText w:val="%7."/>
+      <w:lvlJc w:val="left"/>
+      <w:pPr>
+        <w:tabs>
+          <w:tab w:val="num" w:pos="5040"/>
+        </w:tabs>
+        <w:ind w:left="5040" w:hanging="360"/>
+      </w:pPr>
+    </w:lvl>
+    <w:lvl w:ilvl="7" w:tentative="1">
+      <w:start w:val="1"/>
+      <w:numFmt w:val="decimal"/>
+      <w:lvlText w:val="%8."/>
+      <w:lvlJc w:val="left"/>
+      <w:pPr>
+        <w:tabs>
+          <w:tab w:val="num" w:pos="5760"/>
+        </w:tabs>
+        <w:ind w:left="5760" w:hanging="360"/>
+      </w:pPr>
+    </w:lvl>
+    <w:lvl w:ilvl="8" w:tentative="1">
+      <w:start w:val="1"/>
+      <w:numFmt w:val="decimal"/>
+      <w:lvlText w:val="%9."/>
+      <w:lvlJc w:val="left"/>
+      <w:pPr>
+        <w:tabs>
+          <w:tab w:val="num" w:pos="6480"/>
+        </w:tabs>
+        <w:ind w:left="6480" w:hanging="360"/>
+      </w:pPr>
+    </w:lvl>
+  </w:abstractNum>
+  <w:abstractNum w:abstractNumId="19" w15:restartNumberingAfterBreak="0">
+    <w:nsid w:val="3ECF40AF"/>
+    <w:multiLevelType w:val="multilevel"/>
+    <w:tmpl w:val="972615C8"/>
+    <w:lvl w:ilvl="0">
+      <w:start w:val="1"/>
+      <w:numFmt w:val="bullet"/>
+      <w:lvlText w:val=""/>
+      <w:lvlJc w:val="left"/>
+      <w:pPr>
+        <w:tabs>
+          <w:tab w:val="num" w:pos="720"/>
+        </w:tabs>
+        <w:ind w:left="720" w:hanging="360"/>
+      </w:pPr>
+      <w:rPr>
+        <w:rFonts w:ascii="Symbol" w:hAnsi="Symbol" w:hint="default"/>
+        <w:sz w:val="20"/>
+      </w:rPr>
+    </w:lvl>
+    <w:lvl w:ilvl="1" w:tentative="1">
+      <w:start w:val="1"/>
+      <w:numFmt w:val="bullet"/>
+      <w:lvlText w:val="o"/>
+      <w:lvlJc w:val="left"/>
+      <w:pPr>
+        <w:tabs>
+          <w:tab w:val="num" w:pos="1440"/>
+        </w:tabs>
+        <w:ind w:left="1440" w:hanging="360"/>
+      </w:pPr>
+      <w:rPr>
+        <w:rFonts w:ascii="Courier New" w:hAnsi="Courier New" w:hint="default"/>
+        <w:sz w:val="20"/>
+      </w:rPr>
+    </w:lvl>
+    <w:lvl w:ilvl="2" w:tentative="1">
+      <w:start w:val="1"/>
+      <w:numFmt w:val="bullet"/>
+      <w:lvlText w:val=""/>
+      <w:lvlJc w:val="left"/>
+      <w:pPr>
+        <w:tabs>
+          <w:tab w:val="num" w:pos="2160"/>
+        </w:tabs>
+        <w:ind w:left="2160" w:hanging="360"/>
+      </w:pPr>
+      <w:rPr>
+        <w:rFonts w:ascii="Wingdings" w:hAnsi="Wingdings" w:hint="default"/>
+        <w:sz w:val="20"/>
+      </w:rPr>
+    </w:lvl>
+    <w:lvl w:ilvl="3" w:tentative="1">
+      <w:start w:val="1"/>
+      <w:numFmt w:val="bullet"/>
+      <w:lvlText w:val=""/>
+      <w:lvlJc w:val="left"/>
+      <w:pPr>
+        <w:tabs>
+          <w:tab w:val="num" w:pos="2880"/>
+        </w:tabs>
+        <w:ind w:left="2880" w:hanging="360"/>
+      </w:pPr>
+      <w:rPr>
+        <w:rFonts w:ascii="Wingdings" w:hAnsi="Wingdings" w:hint="default"/>
+        <w:sz w:val="20"/>
+      </w:rPr>
+    </w:lvl>
+    <w:lvl w:ilvl="4" w:tentative="1">
+      <w:start w:val="1"/>
+      <w:numFmt w:val="bullet"/>
+      <w:lvlText w:val=""/>
+      <w:lvlJc w:val="left"/>
+      <w:pPr>
+        <w:tabs>
+          <w:tab w:val="num" w:pos="3600"/>
+        </w:tabs>
+        <w:ind w:left="3600" w:hanging="360"/>
+      </w:pPr>
+      <w:rPr>
+        <w:rFonts w:ascii="Wingdings" w:hAnsi="Wingdings" w:hint="default"/>
+        <w:sz w:val="20"/>
+      </w:rPr>
+    </w:lvl>
+    <w:lvl w:ilvl="5" w:tentative="1">
+      <w:start w:val="1"/>
+      <w:numFmt w:val="bullet"/>
+      <w:lvlText w:val=""/>
+      <w:lvlJc w:val="left"/>
+      <w:pPr>
+        <w:tabs>
+          <w:tab w:val="num" w:pos="4320"/>
+        </w:tabs>
+        <w:ind w:left="4320" w:hanging="360"/>
+      </w:pPr>
+      <w:rPr>
+        <w:rFonts w:ascii="Wingdings" w:hAnsi="Wingdings" w:hint="default"/>
+        <w:sz w:val="20"/>
+      </w:rPr>
+    </w:lvl>
+    <w:lvl w:ilvl="6" w:tentative="1">
+      <w:start w:val="1"/>
+      <w:numFmt w:val="bullet"/>
+      <w:lvlText w:val=""/>
+      <w:lvlJc w:val="left"/>
+      <w:pPr>
+        <w:tabs>
+          <w:tab w:val="num" w:pos="5040"/>
+        </w:tabs>
+        <w:ind w:left="5040" w:hanging="360"/>
+      </w:pPr>
+      <w:rPr>
+        <w:rFonts w:ascii="Wingdings" w:hAnsi="Wingdings" w:hint="default"/>
+        <w:sz w:val="20"/>
+      </w:rPr>
+    </w:lvl>
+    <w:lvl w:ilvl="7" w:tentative="1">
+      <w:start w:val="1"/>
+      <w:numFmt w:val="bullet"/>
+      <w:lvlText w:val=""/>
+      <w:lvlJc w:val="left"/>
+      <w:pPr>
+        <w:tabs>
+          <w:tab w:val="num" w:pos="5760"/>
+        </w:tabs>
+        <w:ind w:left="5760" w:hanging="360"/>
+      </w:pPr>
+      <w:rPr>
+        <w:rFonts w:ascii="Wingdings" w:hAnsi="Wingdings" w:hint="default"/>
+        <w:sz w:val="20"/>
+      </w:rPr>
+    </w:lvl>
+    <w:lvl w:ilvl="8" w:tentative="1">
+      <w:start w:val="1"/>
+      <w:numFmt w:val="bullet"/>
+      <w:lvlText w:val=""/>
+      <w:lvlJc w:val="left"/>
+      <w:pPr>
+        <w:tabs>
+          <w:tab w:val="num" w:pos="6480"/>
+        </w:tabs>
+        <w:ind w:left="6480" w:hanging="360"/>
+      </w:pPr>
+      <w:rPr>
+        <w:rFonts w:ascii="Wingdings" w:hAnsi="Wingdings" w:hint="default"/>
+        <w:sz w:val="20"/>
+      </w:rPr>
+    </w:lvl>
+  </w:abstractNum>
+  <w:abstractNum w:abstractNumId="20" w15:restartNumberingAfterBreak="0">
+    <w:nsid w:val="42585ED1"/>
+    <w:multiLevelType w:val="multilevel"/>
+    <w:tmpl w:val="9DA41B5A"/>
+    <w:lvl w:ilvl="0">
+      <w:start w:val="1"/>
+      <w:numFmt w:val="bullet"/>
+      <w:lvlText w:val=""/>
+      <w:lvlJc w:val="left"/>
+      <w:pPr>
+        <w:tabs>
+          <w:tab w:val="num" w:pos="720"/>
+        </w:tabs>
+        <w:ind w:left="720" w:hanging="360"/>
+      </w:pPr>
+      <w:rPr>
+        <w:rFonts w:ascii="Symbol" w:hAnsi="Symbol" w:hint="default"/>
+        <w:sz w:val="20"/>
+      </w:rPr>
+    </w:lvl>
+    <w:lvl w:ilvl="1" w:tentative="1">
+      <w:start w:val="1"/>
+      <w:numFmt w:val="bullet"/>
+      <w:lvlText w:val="o"/>
+      <w:lvlJc w:val="left"/>
+      <w:pPr>
+        <w:tabs>
+          <w:tab w:val="num" w:pos="1440"/>
+        </w:tabs>
+        <w:ind w:left="1440" w:hanging="360"/>
+      </w:pPr>
+      <w:rPr>
+        <w:rFonts w:ascii="Courier New" w:hAnsi="Courier New" w:hint="default"/>
+        <w:sz w:val="20"/>
+      </w:rPr>
+    </w:lvl>
+    <w:lvl w:ilvl="2" w:tentative="1">
+      <w:start w:val="1"/>
+      <w:numFmt w:val="bullet"/>
+      <w:lvlText w:val=""/>
+      <w:lvlJc w:val="left"/>
+      <w:pPr>
+        <w:tabs>
+          <w:tab w:val="num" w:pos="2160"/>
+        </w:tabs>
+        <w:ind w:left="2160" w:hanging="360"/>
+      </w:pPr>
+      <w:rPr>
+        <w:rFonts w:ascii="Wingdings" w:hAnsi="Wingdings" w:hint="default"/>
+        <w:sz w:val="20"/>
+      </w:rPr>
+    </w:lvl>
+    <w:lvl w:ilvl="3" w:tentative="1">
+      <w:start w:val="1"/>
+      <w:numFmt w:val="bullet"/>
+      <w:lvlText w:val=""/>
+      <w:lvlJc w:val="left"/>
+      <w:pPr>
+        <w:tabs>
+          <w:tab w:val="num" w:pos="2880"/>
+        </w:tabs>
+        <w:ind w:left="2880" w:hanging="360"/>
+      </w:pPr>
+      <w:rPr>
+        <w:rFonts w:ascii="Wingdings" w:hAnsi="Wingdings" w:hint="default"/>
+        <w:sz w:val="20"/>
+      </w:rPr>
+    </w:lvl>
+    <w:lvl w:ilvl="4" w:tentative="1">
+      <w:start w:val="1"/>
+      <w:numFmt w:val="bullet"/>
+      <w:lvlText w:val=""/>
+      <w:lvlJc w:val="left"/>
+      <w:pPr>
+        <w:tabs>
+          <w:tab w:val="num" w:pos="3600"/>
+        </w:tabs>
+        <w:ind w:left="3600" w:hanging="360"/>
+      </w:pPr>
+      <w:rPr>
+        <w:rFonts w:ascii="Wingdings" w:hAnsi="Wingdings" w:hint="default"/>
+        <w:sz w:val="20"/>
+      </w:rPr>
+    </w:lvl>
+    <w:lvl w:ilvl="5" w:tentative="1">
+      <w:start w:val="1"/>
+      <w:numFmt w:val="bullet"/>
+      <w:lvlText w:val=""/>
+      <w:lvlJc w:val="left"/>
+      <w:pPr>
+        <w:tabs>
+          <w:tab w:val="num" w:pos="4320"/>
+        </w:tabs>
+        <w:ind w:left="4320" w:hanging="360"/>
+      </w:pPr>
+      <w:rPr>
+        <w:rFonts w:ascii="Wingdings" w:hAnsi="Wingdings" w:hint="default"/>
+        <w:sz w:val="20"/>
+      </w:rPr>
+    </w:lvl>
+    <w:lvl w:ilvl="6" w:tentative="1">
+      <w:start w:val="1"/>
+      <w:numFmt w:val="bullet"/>
+      <w:lvlText w:val=""/>
+      <w:lvlJc w:val="left"/>
+      <w:pPr>
+        <w:tabs>
+          <w:tab w:val="num" w:pos="5040"/>
+        </w:tabs>
+        <w:ind w:left="5040" w:hanging="360"/>
+      </w:pPr>
+      <w:rPr>
+        <w:rFonts w:ascii="Wingdings" w:hAnsi="Wingdings" w:hint="default"/>
+        <w:sz w:val="20"/>
+      </w:rPr>
+    </w:lvl>
+    <w:lvl w:ilvl="7" w:tentative="1">
+      <w:start w:val="1"/>
+      <w:numFmt w:val="bullet"/>
+      <w:lvlText w:val=""/>
+      <w:lvlJc w:val="left"/>
+      <w:pPr>
+        <w:tabs>
+          <w:tab w:val="num" w:pos="5760"/>
+        </w:tabs>
+        <w:ind w:left="5760" w:hanging="360"/>
+      </w:pPr>
+      <w:rPr>
+        <w:rFonts w:ascii="Wingdings" w:hAnsi="Wingdings" w:hint="default"/>
+        <w:sz w:val="20"/>
+      </w:rPr>
+    </w:lvl>
+    <w:lvl w:ilvl="8" w:tentative="1">
+      <w:start w:val="1"/>
+      <w:numFmt w:val="bullet"/>
+      <w:lvlText w:val=""/>
+      <w:lvlJc w:val="left"/>
+      <w:pPr>
+        <w:tabs>
+          <w:tab w:val="num" w:pos="6480"/>
+        </w:tabs>
+        <w:ind w:left="6480" w:hanging="360"/>
+      </w:pPr>
+      <w:rPr>
+        <w:rFonts w:ascii="Wingdings" w:hAnsi="Wingdings" w:hint="default"/>
+        <w:sz w:val="20"/>
+      </w:rPr>
+    </w:lvl>
+  </w:abstractNum>
+  <w:abstractNum w:abstractNumId="21" w15:restartNumberingAfterBreak="0">
+    <w:nsid w:val="43821519"/>
+    <w:multiLevelType w:val="multilevel"/>
+    <w:tmpl w:val="0E763FCE"/>
+    <w:lvl w:ilvl="0">
+      <w:start w:val="1"/>
+      <w:numFmt w:val="bullet"/>
+      <w:lvlText w:val=""/>
+      <w:lvlJc w:val="left"/>
+      <w:pPr>
+        <w:tabs>
+          <w:tab w:val="num" w:pos="720"/>
+        </w:tabs>
+        <w:ind w:left="720" w:hanging="360"/>
+      </w:pPr>
+      <w:rPr>
+        <w:rFonts w:ascii="Symbol" w:hAnsi="Symbol" w:hint="default"/>
+        <w:sz w:val="20"/>
+      </w:rPr>
+    </w:lvl>
+    <w:lvl w:ilvl="1" w:tentative="1">
+      <w:start w:val="1"/>
+      <w:numFmt w:val="bullet"/>
+      <w:lvlText w:val="o"/>
+      <w:lvlJc w:val="left"/>
+      <w:pPr>
+        <w:tabs>
+          <w:tab w:val="num" w:pos="1440"/>
+        </w:tabs>
+        <w:ind w:left="1440" w:hanging="360"/>
+      </w:pPr>
+      <w:rPr>
+        <w:rFonts w:ascii="Courier New" w:hAnsi="Courier New" w:hint="default"/>
+        <w:sz w:val="20"/>
+      </w:rPr>
+    </w:lvl>
+    <w:lvl w:ilvl="2" w:tentative="1">
+      <w:start w:val="1"/>
+      <w:numFmt w:val="bullet"/>
+      <w:lvlText w:val=""/>
+      <w:lvlJc w:val="left"/>
+      <w:pPr>
+        <w:tabs>
+          <w:tab w:val="num" w:pos="2160"/>
+        </w:tabs>
+        <w:ind w:left="2160" w:hanging="360"/>
+      </w:pPr>
+      <w:rPr>
+        <w:rFonts w:ascii="Wingdings" w:hAnsi="Wingdings" w:hint="default"/>
+        <w:sz w:val="20"/>
+      </w:rPr>
+    </w:lvl>
+    <w:lvl w:ilvl="3" w:tentative="1">
+      <w:start w:val="1"/>
+      <w:numFmt w:val="bullet"/>
+      <w:lvlText w:val=""/>
+      <w:lvlJc w:val="left"/>
+      <w:pPr>
+        <w:tabs>
+          <w:tab w:val="num" w:pos="2880"/>
+        </w:tabs>
+        <w:ind w:left="2880" w:hanging="360"/>
+      </w:pPr>
+      <w:rPr>
+        <w:rFonts w:ascii="Wingdings" w:hAnsi="Wingdings" w:hint="default"/>
+        <w:sz w:val="20"/>
+      </w:rPr>
+    </w:lvl>
+    <w:lvl w:ilvl="4" w:tentative="1">
+      <w:start w:val="1"/>
+      <w:numFmt w:val="bullet"/>
+      <w:lvlText w:val=""/>
+      <w:lvlJc w:val="left"/>
+      <w:pPr>
+        <w:tabs>
+          <w:tab w:val="num" w:pos="3600"/>
+        </w:tabs>
+        <w:ind w:left="3600" w:hanging="360"/>
+      </w:pPr>
+      <w:rPr>
+        <w:rFonts w:ascii="Wingdings" w:hAnsi="Wingdings" w:hint="default"/>
+        <w:sz w:val="20"/>
+      </w:rPr>
+    </w:lvl>
+    <w:lvl w:ilvl="5" w:tentative="1">
+      <w:start w:val="1"/>
+      <w:numFmt w:val="bullet"/>
+      <w:lvlText w:val=""/>
+      <w:lvlJc w:val="left"/>
+      <w:pPr>
+        <w:tabs>
+          <w:tab w:val="num" w:pos="4320"/>
+        </w:tabs>
+        <w:ind w:left="4320" w:hanging="360"/>
+      </w:pPr>
+      <w:rPr>
+        <w:rFonts w:ascii="Wingdings" w:hAnsi="Wingdings" w:hint="default"/>
+        <w:sz w:val="20"/>
+      </w:rPr>
+    </w:lvl>
+    <w:lvl w:ilvl="6" w:tentative="1">
+      <w:start w:val="1"/>
+      <w:numFmt w:val="bullet"/>
+      <w:lvlText w:val=""/>
+      <w:lvlJc w:val="left"/>
+      <w:pPr>
+        <w:tabs>
+          <w:tab w:val="num" w:pos="5040"/>
+        </w:tabs>
+        <w:ind w:left="5040" w:hanging="360"/>
+      </w:pPr>
+      <w:rPr>
+        <w:rFonts w:ascii="Wingdings" w:hAnsi="Wingdings" w:hint="default"/>
+        <w:sz w:val="20"/>
+      </w:rPr>
+    </w:lvl>
+    <w:lvl w:ilvl="7" w:tentative="1">
+      <w:start w:val="1"/>
+      <w:numFmt w:val="bullet"/>
+      <w:lvlText w:val=""/>
+      <w:lvlJc w:val="left"/>
+      <w:pPr>
+        <w:tabs>
+          <w:tab w:val="num" w:pos="5760"/>
+        </w:tabs>
+        <w:ind w:left="5760" w:hanging="360"/>
+      </w:pPr>
+      <w:rPr>
+        <w:rFonts w:ascii="Wingdings" w:hAnsi="Wingdings" w:hint="default"/>
+        <w:sz w:val="20"/>
+      </w:rPr>
+    </w:lvl>
+    <w:lvl w:ilvl="8" w:tentative="1">
+      <w:start w:val="1"/>
+      <w:numFmt w:val="bullet"/>
+      <w:lvlText w:val=""/>
+      <w:lvlJc w:val="left"/>
+      <w:pPr>
+        <w:tabs>
+          <w:tab w:val="num" w:pos="6480"/>
+        </w:tabs>
+        <w:ind w:left="6480" w:hanging="360"/>
+      </w:pPr>
+      <w:rPr>
+        <w:rFonts w:ascii="Wingdings" w:hAnsi="Wingdings" w:hint="default"/>
+        <w:sz w:val="20"/>
+      </w:rPr>
+    </w:lvl>
+  </w:abstractNum>
+  <w:abstractNum w:abstractNumId="22" w15:restartNumberingAfterBreak="0">
+    <w:nsid w:val="438D3900"/>
+    <w:multiLevelType w:val="multilevel"/>
+    <w:tmpl w:val="D542E4E2"/>
+    <w:lvl w:ilvl="0">
+      <w:start w:val="1"/>
+      <w:numFmt w:val="bullet"/>
+      <w:lvlText w:val=""/>
+      <w:lvlJc w:val="left"/>
+      <w:pPr>
+        <w:tabs>
+          <w:tab w:val="num" w:pos="720"/>
+        </w:tabs>
+        <w:ind w:left="720" w:hanging="360"/>
+      </w:pPr>
+      <w:rPr>
+        <w:rFonts w:ascii="Symbol" w:hAnsi="Symbol" w:hint="default"/>
+        <w:sz w:val="20"/>
+      </w:rPr>
+    </w:lvl>
+    <w:lvl w:ilvl="1" w:tentative="1">
+      <w:start w:val="1"/>
+      <w:numFmt w:val="bullet"/>
+      <w:lvlText w:val="o"/>
+      <w:lvlJc w:val="left"/>
+      <w:pPr>
+        <w:tabs>
+          <w:tab w:val="num" w:pos="1440"/>
+        </w:tabs>
+        <w:ind w:left="1440" w:hanging="360"/>
+      </w:pPr>
+      <w:rPr>
+        <w:rFonts w:ascii="Courier New" w:hAnsi="Courier New" w:hint="default"/>
+        <w:sz w:val="20"/>
+      </w:rPr>
+    </w:lvl>
+    <w:lvl w:ilvl="2" w:tentative="1">
+      <w:start w:val="1"/>
+      <w:numFmt w:val="bullet"/>
+      <w:lvlText w:val=""/>
+      <w:lvlJc w:val="left"/>
+      <w:pPr>
+        <w:tabs>
+          <w:tab w:val="num" w:pos="2160"/>
+        </w:tabs>
+        <w:ind w:left="2160" w:hanging="360"/>
+      </w:pPr>
+      <w:rPr>
+        <w:rFonts w:ascii="Wingdings" w:hAnsi="Wingdings" w:hint="default"/>
+        <w:sz w:val="20"/>
+      </w:rPr>
+    </w:lvl>
+    <w:lvl w:ilvl="3" w:tentative="1">
+      <w:start w:val="1"/>
+      <w:numFmt w:val="bullet"/>
+      <w:lvlText w:val=""/>
+      <w:lvlJc w:val="left"/>
+      <w:pPr>
+        <w:tabs>
+          <w:tab w:val="num" w:pos="2880"/>
+        </w:tabs>
+        <w:ind w:left="2880" w:hanging="360"/>
+      </w:pPr>
+      <w:rPr>
+        <w:rFonts w:ascii="Wingdings" w:hAnsi="Wingdings" w:hint="default"/>
+        <w:sz w:val="20"/>
+      </w:rPr>
+    </w:lvl>
+    <w:lvl w:ilvl="4" w:tentative="1">
+      <w:start w:val="1"/>
+      <w:numFmt w:val="bullet"/>
+      <w:lvlText w:val=""/>
+      <w:lvlJc w:val="left"/>
+      <w:pPr>
+        <w:tabs>
+          <w:tab w:val="num" w:pos="3600"/>
+        </w:tabs>
+        <w:ind w:left="3600" w:hanging="360"/>
+      </w:pPr>
+      <w:rPr>
+        <w:rFonts w:ascii="Wingdings" w:hAnsi="Wingdings" w:hint="default"/>
+        <w:sz w:val="20"/>
+      </w:rPr>
+    </w:lvl>
+    <w:lvl w:ilvl="5" w:tentative="1">
+      <w:start w:val="1"/>
+      <w:numFmt w:val="bullet"/>
+      <w:lvlText w:val=""/>
+      <w:lvlJc w:val="left"/>
+      <w:pPr>
+        <w:tabs>
+          <w:tab w:val="num" w:pos="4320"/>
+        </w:tabs>
+        <w:ind w:left="4320" w:hanging="360"/>
+      </w:pPr>
+      <w:rPr>
+        <w:rFonts w:ascii="Wingdings" w:hAnsi="Wingdings" w:hint="default"/>
+        <w:sz w:val="20"/>
+      </w:rPr>
+    </w:lvl>
+    <w:lvl w:ilvl="6" w:tentative="1">
+      <w:start w:val="1"/>
+      <w:numFmt w:val="bullet"/>
+      <w:lvlText w:val=""/>
+      <w:lvlJc w:val="left"/>
+      <w:pPr>
+        <w:tabs>
+          <w:tab w:val="num" w:pos="5040"/>
+        </w:tabs>
+        <w:ind w:left="5040" w:hanging="360"/>
+      </w:pPr>
+      <w:rPr>
+        <w:rFonts w:ascii="Wingdings" w:hAnsi="Wingdings" w:hint="default"/>
+        <w:sz w:val="20"/>
+      </w:rPr>
+    </w:lvl>
+    <w:lvl w:ilvl="7" w:tentative="1">
+      <w:start w:val="1"/>
+      <w:numFmt w:val="bullet"/>
+      <w:lvlText w:val=""/>
+      <w:lvlJc w:val="left"/>
+      <w:pPr>
+        <w:tabs>
+          <w:tab w:val="num" w:pos="5760"/>
+        </w:tabs>
+        <w:ind w:left="5760" w:hanging="360"/>
+      </w:pPr>
+      <w:rPr>
+        <w:rFonts w:ascii="Wingdings" w:hAnsi="Wingdings" w:hint="default"/>
+        <w:sz w:val="20"/>
+      </w:rPr>
+    </w:lvl>
+    <w:lvl w:ilvl="8" w:tentative="1">
+      <w:start w:val="1"/>
+      <w:numFmt w:val="bullet"/>
+      <w:lvlText w:val=""/>
+      <w:lvlJc w:val="left"/>
+      <w:pPr>
+        <w:tabs>
+          <w:tab w:val="num" w:pos="6480"/>
+        </w:tabs>
+        <w:ind w:left="6480" w:hanging="360"/>
+      </w:pPr>
+      <w:rPr>
+        <w:rFonts w:ascii="Wingdings" w:hAnsi="Wingdings" w:hint="default"/>
+        <w:sz w:val="20"/>
+      </w:rPr>
+    </w:lvl>
+  </w:abstractNum>
+  <w:abstractNum w:abstractNumId="23" w15:restartNumberingAfterBreak="0">
+    <w:nsid w:val="460144EF"/>
+    <w:multiLevelType w:val="multilevel"/>
+    <w:tmpl w:val="8C2034EA"/>
+    <w:lvl w:ilvl="0">
+      <w:start w:val="1"/>
+      <w:numFmt w:val="bullet"/>
+      <w:lvlText w:val=""/>
+      <w:lvlJc w:val="left"/>
+      <w:pPr>
+        <w:tabs>
+          <w:tab w:val="num" w:pos="720"/>
+        </w:tabs>
+        <w:ind w:left="720" w:hanging="360"/>
+      </w:pPr>
+      <w:rPr>
+        <w:rFonts w:ascii="Symbol" w:hAnsi="Symbol" w:hint="default"/>
+        <w:sz w:val="20"/>
+      </w:rPr>
+    </w:lvl>
+    <w:lvl w:ilvl="1" w:tentative="1">
+      <w:start w:val="1"/>
+      <w:numFmt w:val="bullet"/>
+      <w:lvlText w:val="o"/>
+      <w:lvlJc w:val="left"/>
+      <w:pPr>
+        <w:tabs>
+          <w:tab w:val="num" w:pos="1440"/>
+        </w:tabs>
+        <w:ind w:left="1440" w:hanging="360"/>
+      </w:pPr>
+      <w:rPr>
+        <w:rFonts w:ascii="Courier New" w:hAnsi="Courier New" w:hint="default"/>
+        <w:sz w:val="20"/>
+      </w:rPr>
+    </w:lvl>
+    <w:lvl w:ilvl="2" w:tentative="1">
+      <w:start w:val="1"/>
+      <w:numFmt w:val="bullet"/>
+      <w:lvlText w:val=""/>
+      <w:lvlJc w:val="left"/>
+      <w:pPr>
+        <w:tabs>
+          <w:tab w:val="num" w:pos="2160"/>
+        </w:tabs>
+        <w:ind w:left="2160" w:hanging="360"/>
+      </w:pPr>
+      <w:rPr>
+        <w:rFonts w:ascii="Wingdings" w:hAnsi="Wingdings" w:hint="default"/>
+        <w:sz w:val="20"/>
+      </w:rPr>
+    </w:lvl>
+    <w:lvl w:ilvl="3" w:tentative="1">
+      <w:start w:val="1"/>
+      <w:numFmt w:val="bullet"/>
+      <w:lvlText w:val=""/>
+      <w:lvlJc w:val="left"/>
+      <w:pPr>
+        <w:tabs>
+          <w:tab w:val="num" w:pos="2880"/>
+        </w:tabs>
+        <w:ind w:left="2880" w:hanging="360"/>
+      </w:pPr>
+      <w:rPr>
+        <w:rFonts w:ascii="Wingdings" w:hAnsi="Wingdings" w:hint="default"/>
+        <w:sz w:val="20"/>
+      </w:rPr>
+    </w:lvl>
+    <w:lvl w:ilvl="4" w:tentative="1">
+      <w:start w:val="1"/>
+      <w:numFmt w:val="bullet"/>
+      <w:lvlText w:val=""/>
+      <w:lvlJc w:val="left"/>
+      <w:pPr>
+        <w:tabs>
+          <w:tab w:val="num" w:pos="3600"/>
+        </w:tabs>
+        <w:ind w:left="3600" w:hanging="360"/>
+      </w:pPr>
+      <w:rPr>
+        <w:rFonts w:ascii="Wingdings" w:hAnsi="Wingdings" w:hint="default"/>
+        <w:sz w:val="20"/>
+      </w:rPr>
+    </w:lvl>
+    <w:lvl w:ilvl="5" w:tentative="1">
+      <w:start w:val="1"/>
+      <w:numFmt w:val="bullet"/>
+      <w:lvlText w:val=""/>
+      <w:lvlJc w:val="left"/>
+      <w:pPr>
+        <w:tabs>
+          <w:tab w:val="num" w:pos="4320"/>
+        </w:tabs>
+        <w:ind w:left="4320" w:hanging="360"/>
+      </w:pPr>
+      <w:rPr>
+        <w:rFonts w:ascii="Wingdings" w:hAnsi="Wingdings" w:hint="default"/>
+        <w:sz w:val="20"/>
+      </w:rPr>
+    </w:lvl>
+    <w:lvl w:ilvl="6" w:tentative="1">
+      <w:start w:val="1"/>
+      <w:numFmt w:val="bullet"/>
+      <w:lvlText w:val=""/>
+      <w:lvlJc w:val="left"/>
+      <w:pPr>
+        <w:tabs>
+          <w:tab w:val="num" w:pos="5040"/>
+        </w:tabs>
+        <w:ind w:left="5040" w:hanging="360"/>
+      </w:pPr>
+      <w:rPr>
+        <w:rFonts w:ascii="Wingdings" w:hAnsi="Wingdings" w:hint="default"/>
+        <w:sz w:val="20"/>
+      </w:rPr>
+    </w:lvl>
+    <w:lvl w:ilvl="7" w:tentative="1">
+      <w:start w:val="1"/>
+      <w:numFmt w:val="bullet"/>
+      <w:lvlText w:val=""/>
+      <w:lvlJc w:val="left"/>
+      <w:pPr>
+        <w:tabs>
+          <w:tab w:val="num" w:pos="5760"/>
+        </w:tabs>
+        <w:ind w:left="5760" w:hanging="360"/>
+      </w:pPr>
+      <w:rPr>
+        <w:rFonts w:ascii="Wingdings" w:hAnsi="Wingdings" w:hint="default"/>
+        <w:sz w:val="20"/>
+      </w:rPr>
+    </w:lvl>
+    <w:lvl w:ilvl="8" w:tentative="1">
+      <w:start w:val="1"/>
+      <w:numFmt w:val="bullet"/>
+      <w:lvlText w:val=""/>
+      <w:lvlJc w:val="left"/>
+      <w:pPr>
+        <w:tabs>
+          <w:tab w:val="num" w:pos="6480"/>
+        </w:tabs>
+        <w:ind w:left="6480" w:hanging="360"/>
+      </w:pPr>
+      <w:rPr>
+        <w:rFonts w:ascii="Wingdings" w:hAnsi="Wingdings" w:hint="default"/>
+        <w:sz w:val="20"/>
+      </w:rPr>
+    </w:lvl>
+  </w:abstractNum>
+  <w:abstractNum w:abstractNumId="24" w15:restartNumberingAfterBreak="0">
+    <w:nsid w:val="480D4BB1"/>
+    <w:multiLevelType w:val="multilevel"/>
+    <w:tmpl w:val="278ECE3A"/>
+    <w:lvl w:ilvl="0">
+      <w:start w:val="1"/>
+      <w:numFmt w:val="bullet"/>
+      <w:lvlText w:val=""/>
+      <w:lvlJc w:val="left"/>
+      <w:pPr>
+        <w:tabs>
+          <w:tab w:val="num" w:pos="720"/>
+        </w:tabs>
+        <w:ind w:left="720" w:hanging="360"/>
+      </w:pPr>
+      <w:rPr>
+        <w:rFonts w:ascii="Symbol" w:hAnsi="Symbol" w:hint="default"/>
+        <w:sz w:val="20"/>
+      </w:rPr>
+    </w:lvl>
+    <w:lvl w:ilvl="1" w:tentative="1">
+      <w:start w:val="1"/>
+      <w:numFmt w:val="bullet"/>
+      <w:lvlText w:val="o"/>
+      <w:lvlJc w:val="left"/>
+      <w:pPr>
+        <w:tabs>
+          <w:tab w:val="num" w:pos="1440"/>
+        </w:tabs>
+        <w:ind w:left="1440" w:hanging="360"/>
+      </w:pPr>
+      <w:rPr>
+        <w:rFonts w:ascii="Courier New" w:hAnsi="Courier New" w:hint="default"/>
+        <w:sz w:val="20"/>
+      </w:rPr>
+    </w:lvl>
+    <w:lvl w:ilvl="2" w:tentative="1">
+      <w:start w:val="1"/>
+      <w:numFmt w:val="bullet"/>
+      <w:lvlText w:val=""/>
+      <w:lvlJc w:val="left"/>
+      <w:pPr>
+        <w:tabs>
+          <w:tab w:val="num" w:pos="2160"/>
+        </w:tabs>
+        <w:ind w:left="2160" w:hanging="360"/>
+      </w:pPr>
+      <w:rPr>
+        <w:rFonts w:ascii="Wingdings" w:hAnsi="Wingdings" w:hint="default"/>
+        <w:sz w:val="20"/>
+      </w:rPr>
+    </w:lvl>
+    <w:lvl w:ilvl="3" w:tentative="1">
+      <w:start w:val="1"/>
+      <w:numFmt w:val="bullet"/>
+      <w:lvlText w:val=""/>
+      <w:lvlJc w:val="left"/>
+      <w:pPr>
+        <w:tabs>
+          <w:tab w:val="num" w:pos="2880"/>
+        </w:tabs>
+        <w:ind w:left="2880" w:hanging="360"/>
+      </w:pPr>
+      <w:rPr>
+        <w:rFonts w:ascii="Wingdings" w:hAnsi="Wingdings" w:hint="default"/>
+        <w:sz w:val="20"/>
+      </w:rPr>
+    </w:lvl>
+    <w:lvl w:ilvl="4" w:tentative="1">
+      <w:start w:val="1"/>
+      <w:numFmt w:val="bullet"/>
+      <w:lvlText w:val=""/>
+      <w:lvlJc w:val="left"/>
+      <w:pPr>
+        <w:tabs>
+          <w:tab w:val="num" w:pos="3600"/>
+        </w:tabs>
+        <w:ind w:left="3600" w:hanging="360"/>
+      </w:pPr>
+      <w:rPr>
+        <w:rFonts w:ascii="Wingdings" w:hAnsi="Wingdings" w:hint="default"/>
+        <w:sz w:val="20"/>
+      </w:rPr>
+    </w:lvl>
+    <w:lvl w:ilvl="5" w:tentative="1">
+      <w:start w:val="1"/>
+      <w:numFmt w:val="bullet"/>
+      <w:lvlText w:val=""/>
+      <w:lvlJc w:val="left"/>
+      <w:pPr>
+        <w:tabs>
+          <w:tab w:val="num" w:pos="4320"/>
+        </w:tabs>
+        <w:ind w:left="4320" w:hanging="360"/>
+      </w:pPr>
+      <w:rPr>
+        <w:rFonts w:ascii="Wingdings" w:hAnsi="Wingdings" w:hint="default"/>
+        <w:sz w:val="20"/>
+      </w:rPr>
+    </w:lvl>
+    <w:lvl w:ilvl="6" w:tentative="1">
+      <w:start w:val="1"/>
+      <w:numFmt w:val="bullet"/>
+      <w:lvlText w:val=""/>
+      <w:lvlJc w:val="left"/>
+      <w:pPr>
+        <w:tabs>
+          <w:tab w:val="num" w:pos="5040"/>
+        </w:tabs>
+        <w:ind w:left="5040" w:hanging="360"/>
+      </w:pPr>
+      <w:rPr>
+        <w:rFonts w:ascii="Wingdings" w:hAnsi="Wingdings" w:hint="default"/>
+        <w:sz w:val="20"/>
+      </w:rPr>
+    </w:lvl>
+    <w:lvl w:ilvl="7" w:tentative="1">
+      <w:start w:val="1"/>
+      <w:numFmt w:val="bullet"/>
+      <w:lvlText w:val=""/>
+      <w:lvlJc w:val="left"/>
+      <w:pPr>
+        <w:tabs>
+          <w:tab w:val="num" w:pos="5760"/>
+        </w:tabs>
+        <w:ind w:left="5760" w:hanging="360"/>
+      </w:pPr>
+      <w:rPr>
+        <w:rFonts w:ascii="Wingdings" w:hAnsi="Wingdings" w:hint="default"/>
+        <w:sz w:val="20"/>
+      </w:rPr>
+    </w:lvl>
+    <w:lvl w:ilvl="8" w:tentative="1">
+      <w:start w:val="1"/>
+      <w:numFmt w:val="bullet"/>
+      <w:lvlText w:val=""/>
+      <w:lvlJc w:val="left"/>
+      <w:pPr>
+        <w:tabs>
+          <w:tab w:val="num" w:pos="6480"/>
+        </w:tabs>
+        <w:ind w:left="6480" w:hanging="360"/>
+      </w:pPr>
+      <w:rPr>
+        <w:rFonts w:ascii="Wingdings" w:hAnsi="Wingdings" w:hint="default"/>
+        <w:sz w:val="20"/>
+      </w:rPr>
+    </w:lvl>
+  </w:abstractNum>
+  <w:abstractNum w:abstractNumId="25" w15:restartNumberingAfterBreak="0">
+    <w:nsid w:val="4B943F8A"/>
+    <w:multiLevelType w:val="multilevel"/>
+    <w:tmpl w:val="81F86B84"/>
+    <w:lvl w:ilvl="0">
+      <w:start w:val="1"/>
+      <w:numFmt w:val="bullet"/>
+      <w:lvlText w:val=""/>
+      <w:lvlJc w:val="left"/>
+      <w:pPr>
+        <w:tabs>
+          <w:tab w:val="num" w:pos="720"/>
+        </w:tabs>
+        <w:ind w:left="720" w:hanging="360"/>
+      </w:pPr>
+      <w:rPr>
+        <w:rFonts w:ascii="Symbol" w:hAnsi="Symbol" w:hint="default"/>
+        <w:sz w:val="20"/>
+      </w:rPr>
+    </w:lvl>
+    <w:lvl w:ilvl="1" w:tentative="1">
+      <w:start w:val="1"/>
+      <w:numFmt w:val="bullet"/>
+      <w:lvlText w:val="o"/>
+      <w:lvlJc w:val="left"/>
+      <w:pPr>
+        <w:tabs>
+          <w:tab w:val="num" w:pos="1440"/>
+        </w:tabs>
+        <w:ind w:left="1440" w:hanging="360"/>
+      </w:pPr>
+      <w:rPr>
+        <w:rFonts w:ascii="Courier New" w:hAnsi="Courier New" w:hint="default"/>
+        <w:sz w:val="20"/>
+      </w:rPr>
+    </w:lvl>
+    <w:lvl w:ilvl="2" w:tentative="1">
+      <w:start w:val="1"/>
+      <w:numFmt w:val="bullet"/>
+      <w:lvlText w:val=""/>
+      <w:lvlJc w:val="left"/>
+      <w:pPr>
+        <w:tabs>
+          <w:tab w:val="num" w:pos="2160"/>
+        </w:tabs>
+        <w:ind w:left="2160" w:hanging="360"/>
+      </w:pPr>
+      <w:rPr>
+        <w:rFonts w:ascii="Wingdings" w:hAnsi="Wingdings" w:hint="default"/>
+        <w:sz w:val="20"/>
+      </w:rPr>
+    </w:lvl>
+    <w:lvl w:ilvl="3" w:tentative="1">
+      <w:start w:val="1"/>
+      <w:numFmt w:val="bullet"/>
+      <w:lvlText w:val=""/>
+      <w:lvlJc w:val="left"/>
+      <w:pPr>
+        <w:tabs>
+          <w:tab w:val="num" w:pos="2880"/>
+        </w:tabs>
+        <w:ind w:left="2880" w:hanging="360"/>
+      </w:pPr>
+      <w:rPr>
+        <w:rFonts w:ascii="Wingdings" w:hAnsi="Wingdings" w:hint="default"/>
+        <w:sz w:val="20"/>
+      </w:rPr>
+    </w:lvl>
+    <w:lvl w:ilvl="4" w:tentative="1">
+      <w:start w:val="1"/>
+      <w:numFmt w:val="bullet"/>
+      <w:lvlText w:val=""/>
+      <w:lvlJc w:val="left"/>
+      <w:pPr>
+        <w:tabs>
+          <w:tab w:val="num" w:pos="3600"/>
+        </w:tabs>
+        <w:ind w:left="3600" w:hanging="360"/>
+      </w:pPr>
+      <w:rPr>
+        <w:rFonts w:ascii="Wingdings" w:hAnsi="Wingdings" w:hint="default"/>
+        <w:sz w:val="20"/>
+      </w:rPr>
+    </w:lvl>
+    <w:lvl w:ilvl="5" w:tentative="1">
+      <w:start w:val="1"/>
+      <w:numFmt w:val="bullet"/>
+      <w:lvlText w:val=""/>
+      <w:lvlJc w:val="left"/>
+      <w:pPr>
+        <w:tabs>
+          <w:tab w:val="num" w:pos="4320"/>
+        </w:tabs>
+        <w:ind w:left="4320" w:hanging="360"/>
+      </w:pPr>
+      <w:rPr>
+        <w:rFonts w:ascii="Wingdings" w:hAnsi="Wingdings" w:hint="default"/>
+        <w:sz w:val="20"/>
+      </w:rPr>
+    </w:lvl>
+    <w:lvl w:ilvl="6" w:tentative="1">
+      <w:start w:val="1"/>
+      <w:numFmt w:val="bullet"/>
+      <w:lvlText w:val=""/>
+      <w:lvlJc w:val="left"/>
+      <w:pPr>
+        <w:tabs>
+          <w:tab w:val="num" w:pos="5040"/>
+        </w:tabs>
+        <w:ind w:left="5040" w:hanging="360"/>
+      </w:pPr>
+      <w:rPr>
+        <w:rFonts w:ascii="Wingdings" w:hAnsi="Wingdings" w:hint="default"/>
+        <w:sz w:val="20"/>
+      </w:rPr>
+    </w:lvl>
+    <w:lvl w:ilvl="7" w:tentative="1">
+      <w:start w:val="1"/>
+      <w:numFmt w:val="bullet"/>
+      <w:lvlText w:val=""/>
+      <w:lvlJc w:val="left"/>
+      <w:pPr>
+        <w:tabs>
+          <w:tab w:val="num" w:pos="5760"/>
+        </w:tabs>
+        <w:ind w:left="5760" w:hanging="360"/>
+      </w:pPr>
+      <w:rPr>
+        <w:rFonts w:ascii="Wingdings" w:hAnsi="Wingdings" w:hint="default"/>
+        <w:sz w:val="20"/>
+      </w:rPr>
+    </w:lvl>
+    <w:lvl w:ilvl="8" w:tentative="1">
+      <w:start w:val="1"/>
+      <w:numFmt w:val="bullet"/>
+      <w:lvlText w:val=""/>
+      <w:lvlJc w:val="left"/>
+      <w:pPr>
+        <w:tabs>
+          <w:tab w:val="num" w:pos="6480"/>
+        </w:tabs>
+        <w:ind w:left="6480" w:hanging="360"/>
+      </w:pPr>
+      <w:rPr>
+        <w:rFonts w:ascii="Wingdings" w:hAnsi="Wingdings" w:hint="default"/>
+        <w:sz w:val="20"/>
+      </w:rPr>
+    </w:lvl>
+  </w:abstractNum>
+  <w:abstractNum w:abstractNumId="26" w15:restartNumberingAfterBreak="0">
+    <w:nsid w:val="50B201BE"/>
+    <w:multiLevelType w:val="multilevel"/>
+    <w:tmpl w:val="FFA2A396"/>
+    <w:lvl w:ilvl="0">
+      <w:start w:val="1"/>
+      <w:numFmt w:val="bullet"/>
+      <w:lvlText w:val=""/>
+      <w:lvlJc w:val="left"/>
+      <w:pPr>
+        <w:tabs>
+          <w:tab w:val="num" w:pos="720"/>
+        </w:tabs>
+        <w:ind w:left="720" w:hanging="360"/>
+      </w:pPr>
+      <w:rPr>
+        <w:rFonts w:ascii="Symbol" w:hAnsi="Symbol" w:hint="default"/>
+        <w:sz w:val="20"/>
+      </w:rPr>
+    </w:lvl>
+    <w:lvl w:ilvl="1" w:tentative="1">
+      <w:start w:val="1"/>
+      <w:numFmt w:val="bullet"/>
+      <w:lvlText w:val="o"/>
+      <w:lvlJc w:val="left"/>
+      <w:pPr>
+        <w:tabs>
+          <w:tab w:val="num" w:pos="1440"/>
+        </w:tabs>
+        <w:ind w:left="1440" w:hanging="360"/>
+      </w:pPr>
+      <w:rPr>
+        <w:rFonts w:ascii="Courier New" w:hAnsi="Courier New" w:hint="default"/>
+        <w:sz w:val="20"/>
+      </w:rPr>
+    </w:lvl>
+    <w:lvl w:ilvl="2" w:tentative="1">
+      <w:start w:val="1"/>
+      <w:numFmt w:val="bullet"/>
+      <w:lvlText w:val=""/>
+      <w:lvlJc w:val="left"/>
+      <w:pPr>
+        <w:tabs>
+          <w:tab w:val="num" w:pos="2160"/>
+        </w:tabs>
+        <w:ind w:left="2160" w:hanging="360"/>
+      </w:pPr>
+      <w:rPr>
+        <w:rFonts w:ascii="Wingdings" w:hAnsi="Wingdings" w:hint="default"/>
+        <w:sz w:val="20"/>
+      </w:rPr>
+    </w:lvl>
+    <w:lvl w:ilvl="3" w:tentative="1">
+      <w:start w:val="1"/>
+      <w:numFmt w:val="bullet"/>
+      <w:lvlText w:val=""/>
+      <w:lvlJc w:val="left"/>
+      <w:pPr>
+        <w:tabs>
+          <w:tab w:val="num" w:pos="2880"/>
+        </w:tabs>
+        <w:ind w:left="2880" w:hanging="360"/>
+      </w:pPr>
+      <w:rPr>
+        <w:rFonts w:ascii="Wingdings" w:hAnsi="Wingdings" w:hint="default"/>
+        <w:sz w:val="20"/>
+      </w:rPr>
+    </w:lvl>
+    <w:lvl w:ilvl="4" w:tentative="1">
+      <w:start w:val="1"/>
+      <w:numFmt w:val="bullet"/>
+      <w:lvlText w:val=""/>
+      <w:lvlJc w:val="left"/>
+      <w:pPr>
+        <w:tabs>
+          <w:tab w:val="num" w:pos="3600"/>
+        </w:tabs>
+        <w:ind w:left="3600" w:hanging="360"/>
+      </w:pPr>
+      <w:rPr>
+        <w:rFonts w:ascii="Wingdings" w:hAnsi="Wingdings" w:hint="default"/>
+        <w:sz w:val="20"/>
+      </w:rPr>
+    </w:lvl>
+    <w:lvl w:ilvl="5" w:tentative="1">
+      <w:start w:val="1"/>
+      <w:numFmt w:val="bullet"/>
+      <w:lvlText w:val=""/>
+      <w:lvlJc w:val="left"/>
+      <w:pPr>
+        <w:tabs>
+          <w:tab w:val="num" w:pos="4320"/>
+        </w:tabs>
+        <w:ind w:left="4320" w:hanging="360"/>
+      </w:pPr>
+      <w:rPr>
+        <w:rFonts w:ascii="Wingdings" w:hAnsi="Wingdings" w:hint="default"/>
+        <w:sz w:val="20"/>
+      </w:rPr>
+    </w:lvl>
+    <w:lvl w:ilvl="6" w:tentative="1">
+      <w:start w:val="1"/>
+      <w:numFmt w:val="bullet"/>
+      <w:lvlText w:val=""/>
+      <w:lvlJc w:val="left"/>
+      <w:pPr>
+        <w:tabs>
+          <w:tab w:val="num" w:pos="5040"/>
+        </w:tabs>
+        <w:ind w:left="5040" w:hanging="360"/>
+      </w:pPr>
+      <w:rPr>
+        <w:rFonts w:ascii="Wingdings" w:hAnsi="Wingdings" w:hint="default"/>
+        <w:sz w:val="20"/>
+      </w:rPr>
+    </w:lvl>
+    <w:lvl w:ilvl="7" w:tentative="1">
+      <w:start w:val="1"/>
+      <w:numFmt w:val="bullet"/>
+      <w:lvlText w:val=""/>
+      <w:lvlJc w:val="left"/>
+      <w:pPr>
+        <w:tabs>
+          <w:tab w:val="num" w:pos="5760"/>
+        </w:tabs>
+        <w:ind w:left="5760" w:hanging="360"/>
+      </w:pPr>
+      <w:rPr>
+        <w:rFonts w:ascii="Wingdings" w:hAnsi="Wingdings" w:hint="default"/>
+        <w:sz w:val="20"/>
+      </w:rPr>
+    </w:lvl>
+    <w:lvl w:ilvl="8" w:tentative="1">
+      <w:start w:val="1"/>
+      <w:numFmt w:val="bullet"/>
+      <w:lvlText w:val=""/>
+      <w:lvlJc w:val="left"/>
+      <w:pPr>
+        <w:tabs>
+          <w:tab w:val="num" w:pos="6480"/>
+        </w:tabs>
+        <w:ind w:left="6480" w:hanging="360"/>
+      </w:pPr>
+      <w:rPr>
+        <w:rFonts w:ascii="Wingdings" w:hAnsi="Wingdings" w:hint="default"/>
+        <w:sz w:val="20"/>
+      </w:rPr>
+    </w:lvl>
+  </w:abstractNum>
+  <w:abstractNum w:abstractNumId="27" w15:restartNumberingAfterBreak="0">
+    <w:nsid w:val="51AE41D9"/>
+    <w:multiLevelType w:val="multilevel"/>
+    <w:tmpl w:val="34D67100"/>
+    <w:lvl w:ilvl="0">
+      <w:start w:val="1"/>
+      <w:numFmt w:val="bullet"/>
+      <w:lvlText w:val=""/>
+      <w:lvlJc w:val="left"/>
+      <w:pPr>
+        <w:tabs>
+          <w:tab w:val="num" w:pos="720"/>
+        </w:tabs>
+        <w:ind w:left="720" w:hanging="360"/>
+      </w:pPr>
+      <w:rPr>
+        <w:rFonts w:ascii="Symbol" w:hAnsi="Symbol" w:hint="default"/>
+        <w:sz w:val="20"/>
+      </w:rPr>
+    </w:lvl>
+    <w:lvl w:ilvl="1" w:tentative="1">
+      <w:start w:val="1"/>
+      <w:numFmt w:val="bullet"/>
+      <w:lvlText w:val="o"/>
+      <w:lvlJc w:val="left"/>
+      <w:pPr>
+        <w:tabs>
+          <w:tab w:val="num" w:pos="1440"/>
+        </w:tabs>
+        <w:ind w:left="1440" w:hanging="360"/>
+      </w:pPr>
+      <w:rPr>
+        <w:rFonts w:ascii="Courier New" w:hAnsi="Courier New" w:hint="default"/>
+        <w:sz w:val="20"/>
+      </w:rPr>
+    </w:lvl>
+    <w:lvl w:ilvl="2" w:tentative="1">
+      <w:start w:val="1"/>
+      <w:numFmt w:val="bullet"/>
+      <w:lvlText w:val=""/>
+      <w:lvlJc w:val="left"/>
+      <w:pPr>
+        <w:tabs>
+          <w:tab w:val="num" w:pos="2160"/>
+        </w:tabs>
+        <w:ind w:left="2160" w:hanging="360"/>
+      </w:pPr>
+      <w:rPr>
+        <w:rFonts w:ascii="Wingdings" w:hAnsi="Wingdings" w:hint="default"/>
+        <w:sz w:val="20"/>
+      </w:rPr>
+    </w:lvl>
+    <w:lvl w:ilvl="3" w:tentative="1">
+      <w:start w:val="1"/>
+      <w:numFmt w:val="bullet"/>
+      <w:lvlText w:val=""/>
+      <w:lvlJc w:val="left"/>
+      <w:pPr>
+        <w:tabs>
+          <w:tab w:val="num" w:pos="2880"/>
+        </w:tabs>
+        <w:ind w:left="2880" w:hanging="360"/>
+      </w:pPr>
+      <w:rPr>
+        <w:rFonts w:ascii="Wingdings" w:hAnsi="Wingdings" w:hint="default"/>
+        <w:sz w:val="20"/>
+      </w:rPr>
+    </w:lvl>
+    <w:lvl w:ilvl="4" w:tentative="1">
+      <w:start w:val="1"/>
+      <w:numFmt w:val="bullet"/>
+      <w:lvlText w:val=""/>
+      <w:lvlJc w:val="left"/>
+      <w:pPr>
+        <w:tabs>
+          <w:tab w:val="num" w:pos="3600"/>
+        </w:tabs>
+        <w:ind w:left="3600" w:hanging="360"/>
+      </w:pPr>
+      <w:rPr>
+        <w:rFonts w:ascii="Wingdings" w:hAnsi="Wingdings" w:hint="default"/>
+        <w:sz w:val="20"/>
+      </w:rPr>
+    </w:lvl>
+    <w:lvl w:ilvl="5" w:tentative="1">
+      <w:start w:val="1"/>
+      <w:numFmt w:val="bullet"/>
+      <w:lvlText w:val=""/>
+      <w:lvlJc w:val="left"/>
+      <w:pPr>
+        <w:tabs>
+          <w:tab w:val="num" w:pos="4320"/>
+        </w:tabs>
+        <w:ind w:left="4320" w:hanging="360"/>
+      </w:pPr>
+      <w:rPr>
+        <w:rFonts w:ascii="Wingdings" w:hAnsi="Wingdings" w:hint="default"/>
+        <w:sz w:val="20"/>
+      </w:rPr>
+    </w:lvl>
+    <w:lvl w:ilvl="6" w:tentative="1">
+      <w:start w:val="1"/>
+      <w:numFmt w:val="bullet"/>
+      <w:lvlText w:val=""/>
+      <w:lvlJc w:val="left"/>
+      <w:pPr>
+        <w:tabs>
+          <w:tab w:val="num" w:pos="5040"/>
+        </w:tabs>
+        <w:ind w:left="5040" w:hanging="360"/>
+      </w:pPr>
+      <w:rPr>
+        <w:rFonts w:ascii="Wingdings" w:hAnsi="Wingdings" w:hint="default"/>
+        <w:sz w:val="20"/>
+      </w:rPr>
+    </w:lvl>
+    <w:lvl w:ilvl="7" w:tentative="1">
+      <w:start w:val="1"/>
+      <w:numFmt w:val="bullet"/>
+      <w:lvlText w:val=""/>
+      <w:lvlJc w:val="left"/>
+      <w:pPr>
+        <w:tabs>
+          <w:tab w:val="num" w:pos="5760"/>
+        </w:tabs>
+        <w:ind w:left="5760" w:hanging="360"/>
+      </w:pPr>
+      <w:rPr>
+        <w:rFonts w:ascii="Wingdings" w:hAnsi="Wingdings" w:hint="default"/>
+        <w:sz w:val="20"/>
+      </w:rPr>
+    </w:lvl>
+    <w:lvl w:ilvl="8" w:tentative="1">
+      <w:start w:val="1"/>
+      <w:numFmt w:val="bullet"/>
+      <w:lvlText w:val=""/>
+      <w:lvlJc w:val="left"/>
+      <w:pPr>
+        <w:tabs>
+          <w:tab w:val="num" w:pos="6480"/>
+        </w:tabs>
+        <w:ind w:left="6480" w:hanging="360"/>
+      </w:pPr>
+      <w:rPr>
+        <w:rFonts w:ascii="Wingdings" w:hAnsi="Wingdings" w:hint="default"/>
+        <w:sz w:val="20"/>
+      </w:rPr>
+    </w:lvl>
+  </w:abstractNum>
+  <w:abstractNum w:abstractNumId="28" w15:restartNumberingAfterBreak="0">
+    <w:nsid w:val="52721341"/>
+    <w:multiLevelType w:val="multilevel"/>
+    <w:tmpl w:val="B90EC912"/>
+    <w:lvl w:ilvl="0">
+      <w:start w:val="1"/>
+      <w:numFmt w:val="bullet"/>
+      <w:lvlText w:val=""/>
+      <w:lvlJc w:val="left"/>
+      <w:pPr>
+        <w:tabs>
+          <w:tab w:val="num" w:pos="720"/>
+        </w:tabs>
+        <w:ind w:left="720" w:hanging="360"/>
+      </w:pPr>
+      <w:rPr>
+        <w:rFonts w:ascii="Symbol" w:hAnsi="Symbol" w:hint="default"/>
+        <w:sz w:val="20"/>
+      </w:rPr>
+    </w:lvl>
+    <w:lvl w:ilvl="1" w:tentative="1">
+      <w:start w:val="1"/>
+      <w:numFmt w:val="bullet"/>
+      <w:lvlText w:val="o"/>
+      <w:lvlJc w:val="left"/>
+      <w:pPr>
+        <w:tabs>
+          <w:tab w:val="num" w:pos="1440"/>
+        </w:tabs>
+        <w:ind w:left="1440" w:hanging="360"/>
+      </w:pPr>
+      <w:rPr>
+        <w:rFonts w:ascii="Courier New" w:hAnsi="Courier New" w:hint="default"/>
+        <w:sz w:val="20"/>
+      </w:rPr>
+    </w:lvl>
+    <w:lvl w:ilvl="2" w:tentative="1">
+      <w:start w:val="1"/>
+      <w:numFmt w:val="bullet"/>
+      <w:lvlText w:val=""/>
+      <w:lvlJc w:val="left"/>
+      <w:pPr>
+        <w:tabs>
+          <w:tab w:val="num" w:pos="2160"/>
+        </w:tabs>
+        <w:ind w:left="2160" w:hanging="360"/>
+      </w:pPr>
+      <w:rPr>
+        <w:rFonts w:ascii="Wingdings" w:hAnsi="Wingdings" w:hint="default"/>
+        <w:sz w:val="20"/>
+      </w:rPr>
+    </w:lvl>
+    <w:lvl w:ilvl="3" w:tentative="1">
+      <w:start w:val="1"/>
+      <w:numFmt w:val="bullet"/>
+      <w:lvlText w:val=""/>
+      <w:lvlJc w:val="left"/>
+      <w:pPr>
+        <w:tabs>
+          <w:tab w:val="num" w:pos="2880"/>
+        </w:tabs>
+        <w:ind w:left="2880" w:hanging="360"/>
+      </w:pPr>
+      <w:rPr>
+        <w:rFonts w:ascii="Wingdings" w:hAnsi="Wingdings" w:hint="default"/>
+        <w:sz w:val="20"/>
+      </w:rPr>
+    </w:lvl>
+    <w:lvl w:ilvl="4" w:tentative="1">
+      <w:start w:val="1"/>
+      <w:numFmt w:val="bullet"/>
+      <w:lvlText w:val=""/>
+      <w:lvlJc w:val="left"/>
+      <w:pPr>
+        <w:tabs>
+          <w:tab w:val="num" w:pos="3600"/>
+        </w:tabs>
+        <w:ind w:left="3600" w:hanging="360"/>
+      </w:pPr>
+      <w:rPr>
+        <w:rFonts w:ascii="Wingdings" w:hAnsi="Wingdings" w:hint="default"/>
+        <w:sz w:val="20"/>
+      </w:rPr>
+    </w:lvl>
+    <w:lvl w:ilvl="5" w:tentative="1">
+      <w:start w:val="1"/>
+      <w:numFmt w:val="bullet"/>
+      <w:lvlText w:val=""/>
+      <w:lvlJc w:val="left"/>
+      <w:pPr>
+        <w:tabs>
+          <w:tab w:val="num" w:pos="4320"/>
+        </w:tabs>
+        <w:ind w:left="4320" w:hanging="360"/>
+      </w:pPr>
+      <w:rPr>
+        <w:rFonts w:ascii="Wingdings" w:hAnsi="Wingdings" w:hint="default"/>
+        <w:sz w:val="20"/>
+      </w:rPr>
+    </w:lvl>
+    <w:lvl w:ilvl="6" w:tentative="1">
+      <w:start w:val="1"/>
+      <w:numFmt w:val="bullet"/>
+      <w:lvlText w:val=""/>
+      <w:lvlJc w:val="left"/>
+      <w:pPr>
+        <w:tabs>
+          <w:tab w:val="num" w:pos="5040"/>
+        </w:tabs>
+        <w:ind w:left="5040" w:hanging="360"/>
+      </w:pPr>
+      <w:rPr>
+        <w:rFonts w:ascii="Wingdings" w:hAnsi="Wingdings" w:hint="default"/>
+        <w:sz w:val="20"/>
+      </w:rPr>
+    </w:lvl>
+    <w:lvl w:ilvl="7" w:tentative="1">
+      <w:start w:val="1"/>
+      <w:numFmt w:val="bullet"/>
+      <w:lvlText w:val=""/>
+      <w:lvlJc w:val="left"/>
+      <w:pPr>
+        <w:tabs>
+          <w:tab w:val="num" w:pos="5760"/>
+        </w:tabs>
+        <w:ind w:left="5760" w:hanging="360"/>
+      </w:pPr>
+      <w:rPr>
+        <w:rFonts w:ascii="Wingdings" w:hAnsi="Wingdings" w:hint="default"/>
+        <w:sz w:val="20"/>
+      </w:rPr>
+    </w:lvl>
+    <w:lvl w:ilvl="8" w:tentative="1">
+      <w:start w:val="1"/>
+      <w:numFmt w:val="bullet"/>
+      <w:lvlText w:val=""/>
+      <w:lvlJc w:val="left"/>
+      <w:pPr>
+        <w:tabs>
+          <w:tab w:val="num" w:pos="6480"/>
+        </w:tabs>
+        <w:ind w:left="6480" w:hanging="360"/>
+      </w:pPr>
+      <w:rPr>
+        <w:rFonts w:ascii="Wingdings" w:hAnsi="Wingdings" w:hint="default"/>
+        <w:sz w:val="20"/>
+      </w:rPr>
+    </w:lvl>
+  </w:abstractNum>
+  <w:abstractNum w:abstractNumId="29" w15:restartNumberingAfterBreak="0">
+    <w:nsid w:val="586147E5"/>
+    <w:multiLevelType w:val="multilevel"/>
+    <w:tmpl w:val="B0BE18D6"/>
+    <w:lvl w:ilvl="0">
+      <w:start w:val="1"/>
+      <w:numFmt w:val="bullet"/>
+      <w:lvlText w:val=""/>
+      <w:lvlJc w:val="left"/>
+      <w:pPr>
+        <w:tabs>
+          <w:tab w:val="num" w:pos="720"/>
+        </w:tabs>
+        <w:ind w:left="720" w:hanging="360"/>
+      </w:pPr>
+      <w:rPr>
+        <w:rFonts w:ascii="Symbol" w:hAnsi="Symbol" w:hint="default"/>
+        <w:sz w:val="20"/>
+      </w:rPr>
+    </w:lvl>
+    <w:lvl w:ilvl="1" w:tentative="1">
+      <w:start w:val="1"/>
+      <w:numFmt w:val="bullet"/>
+      <w:lvlText w:val="o"/>
+      <w:lvlJc w:val="left"/>
+      <w:pPr>
+        <w:tabs>
+          <w:tab w:val="num" w:pos="1440"/>
+        </w:tabs>
+        <w:ind w:left="1440" w:hanging="360"/>
+      </w:pPr>
+      <w:rPr>
+        <w:rFonts w:ascii="Courier New" w:hAnsi="Courier New" w:hint="default"/>
+        <w:sz w:val="20"/>
+      </w:rPr>
+    </w:lvl>
+    <w:lvl w:ilvl="2" w:tentative="1">
+      <w:start w:val="1"/>
+      <w:numFmt w:val="bullet"/>
+      <w:lvlText w:val=""/>
+      <w:lvlJc w:val="left"/>
+      <w:pPr>
+        <w:tabs>
+          <w:tab w:val="num" w:pos="2160"/>
+        </w:tabs>
+        <w:ind w:left="2160" w:hanging="360"/>
+      </w:pPr>
+      <w:rPr>
+        <w:rFonts w:ascii="Wingdings" w:hAnsi="Wingdings" w:hint="default"/>
+        <w:sz w:val="20"/>
+      </w:rPr>
+    </w:lvl>
+    <w:lvl w:ilvl="3" w:tentative="1">
+      <w:start w:val="1"/>
+      <w:numFmt w:val="bullet"/>
+      <w:lvlText w:val=""/>
+      <w:lvlJc w:val="left"/>
+      <w:pPr>
+        <w:tabs>
+          <w:tab w:val="num" w:pos="2880"/>
+        </w:tabs>
+        <w:ind w:left="2880" w:hanging="360"/>
+      </w:pPr>
+      <w:rPr>
+        <w:rFonts w:ascii="Wingdings" w:hAnsi="Wingdings" w:hint="default"/>
+        <w:sz w:val="20"/>
+      </w:rPr>
+    </w:lvl>
+    <w:lvl w:ilvl="4" w:tentative="1">
+      <w:start w:val="1"/>
+      <w:numFmt w:val="bullet"/>
+      <w:lvlText w:val=""/>
+      <w:lvlJc w:val="left"/>
+      <w:pPr>
+        <w:tabs>
+          <w:tab w:val="num" w:pos="3600"/>
+        </w:tabs>
+        <w:ind w:left="3600" w:hanging="360"/>
+      </w:pPr>
+      <w:rPr>
+        <w:rFonts w:ascii="Wingdings" w:hAnsi="Wingdings" w:hint="default"/>
+        <w:sz w:val="20"/>
+      </w:rPr>
+    </w:lvl>
+    <w:lvl w:ilvl="5" w:tentative="1">
+      <w:start w:val="1"/>
+      <w:numFmt w:val="bullet"/>
+      <w:lvlText w:val=""/>
+      <w:lvlJc w:val="left"/>
+      <w:pPr>
+        <w:tabs>
+          <w:tab w:val="num" w:pos="4320"/>
+        </w:tabs>
+        <w:ind w:left="4320" w:hanging="360"/>
+      </w:pPr>
+      <w:rPr>
+        <w:rFonts w:ascii="Wingdings" w:hAnsi="Wingdings" w:hint="default"/>
+        <w:sz w:val="20"/>
+      </w:rPr>
+    </w:lvl>
+    <w:lvl w:ilvl="6" w:tentative="1">
+      <w:start w:val="1"/>
+      <w:numFmt w:val="bullet"/>
+      <w:lvlText w:val=""/>
+      <w:lvlJc w:val="left"/>
+      <w:pPr>
+        <w:tabs>
+          <w:tab w:val="num" w:pos="5040"/>
+        </w:tabs>
+        <w:ind w:left="5040" w:hanging="360"/>
+      </w:pPr>
+      <w:rPr>
+        <w:rFonts w:ascii="Wingdings" w:hAnsi="Wingdings" w:hint="default"/>
+        <w:sz w:val="20"/>
+      </w:rPr>
+    </w:lvl>
+    <w:lvl w:ilvl="7" w:tentative="1">
+      <w:start w:val="1"/>
+      <w:numFmt w:val="bullet"/>
+      <w:lvlText w:val=""/>
+      <w:lvlJc w:val="left"/>
+      <w:pPr>
+        <w:tabs>
+          <w:tab w:val="num" w:pos="5760"/>
+        </w:tabs>
+        <w:ind w:left="5760" w:hanging="360"/>
+      </w:pPr>
+      <w:rPr>
+        <w:rFonts w:ascii="Wingdings" w:hAnsi="Wingdings" w:hint="default"/>
+        <w:sz w:val="20"/>
+      </w:rPr>
+    </w:lvl>
+    <w:lvl w:ilvl="8" w:tentative="1">
+      <w:start w:val="1"/>
+      <w:numFmt w:val="bullet"/>
+      <w:lvlText w:val=""/>
+      <w:lvlJc w:val="left"/>
+      <w:pPr>
+        <w:tabs>
+          <w:tab w:val="num" w:pos="6480"/>
+        </w:tabs>
+        <w:ind w:left="6480" w:hanging="360"/>
+      </w:pPr>
+      <w:rPr>
+        <w:rFonts w:ascii="Wingdings" w:hAnsi="Wingdings" w:hint="default"/>
+        <w:sz w:val="20"/>
+      </w:rPr>
+    </w:lvl>
+  </w:abstractNum>
+  <w:abstractNum w:abstractNumId="30" w15:restartNumberingAfterBreak="0">
+    <w:nsid w:val="5D0C5B92"/>
+    <w:multiLevelType w:val="multilevel"/>
+    <w:tmpl w:val="50483930"/>
+    <w:lvl w:ilvl="0">
+      <w:start w:val="1"/>
+      <w:numFmt w:val="bullet"/>
+      <w:lvlText w:val=""/>
+      <w:lvlJc w:val="left"/>
+      <w:pPr>
+        <w:tabs>
+          <w:tab w:val="num" w:pos="720"/>
+        </w:tabs>
+        <w:ind w:left="720" w:hanging="360"/>
+      </w:pPr>
+      <w:rPr>
+        <w:rFonts w:ascii="Symbol" w:hAnsi="Symbol" w:hint="default"/>
+        <w:sz w:val="20"/>
+      </w:rPr>
+    </w:lvl>
+    <w:lvl w:ilvl="1" w:tentative="1">
+      <w:start w:val="1"/>
+      <w:numFmt w:val="bullet"/>
+      <w:lvlText w:val="o"/>
+      <w:lvlJc w:val="left"/>
+      <w:pPr>
+        <w:tabs>
+          <w:tab w:val="num" w:pos="1440"/>
+        </w:tabs>
+        <w:ind w:left="1440" w:hanging="360"/>
+      </w:pPr>
+      <w:rPr>
+        <w:rFonts w:ascii="Courier New" w:hAnsi="Courier New" w:hint="default"/>
+        <w:sz w:val="20"/>
+      </w:rPr>
+    </w:lvl>
+    <w:lvl w:ilvl="2" w:tentative="1">
+      <w:start w:val="1"/>
+      <w:numFmt w:val="bullet"/>
+      <w:lvlText w:val=""/>
+      <w:lvlJc w:val="left"/>
+      <w:pPr>
+        <w:tabs>
+          <w:tab w:val="num" w:pos="2160"/>
+        </w:tabs>
+        <w:ind w:left="2160" w:hanging="360"/>
+      </w:pPr>
+      <w:rPr>
+        <w:rFonts w:ascii="Wingdings" w:hAnsi="Wingdings" w:hint="default"/>
+        <w:sz w:val="20"/>
+      </w:rPr>
+    </w:lvl>
+    <w:lvl w:ilvl="3" w:tentative="1">
+      <w:start w:val="1"/>
+      <w:numFmt w:val="bullet"/>
+      <w:lvlText w:val=""/>
+      <w:lvlJc w:val="left"/>
+      <w:pPr>
+        <w:tabs>
+          <w:tab w:val="num" w:pos="2880"/>
+        </w:tabs>
+        <w:ind w:left="2880" w:hanging="360"/>
+      </w:pPr>
+      <w:rPr>
+        <w:rFonts w:ascii="Wingdings" w:hAnsi="Wingdings" w:hint="default"/>
+        <w:sz w:val="20"/>
+      </w:rPr>
+    </w:lvl>
+    <w:lvl w:ilvl="4" w:tentative="1">
+      <w:start w:val="1"/>
+      <w:numFmt w:val="bullet"/>
+      <w:lvlText w:val=""/>
+      <w:lvlJc w:val="left"/>
+      <w:pPr>
+        <w:tabs>
+          <w:tab w:val="num" w:pos="3600"/>
+        </w:tabs>
+        <w:ind w:left="3600" w:hanging="360"/>
+      </w:pPr>
+      <w:rPr>
+        <w:rFonts w:ascii="Wingdings" w:hAnsi="Wingdings" w:hint="default"/>
+        <w:sz w:val="20"/>
+      </w:rPr>
+    </w:lvl>
+    <w:lvl w:ilvl="5" w:tentative="1">
+      <w:start w:val="1"/>
+      <w:numFmt w:val="bullet"/>
+      <w:lvlText w:val=""/>
+      <w:lvlJc w:val="left"/>
+      <w:pPr>
+        <w:tabs>
+          <w:tab w:val="num" w:pos="4320"/>
+        </w:tabs>
+        <w:ind w:left="4320" w:hanging="360"/>
+      </w:pPr>
+      <w:rPr>
+        <w:rFonts w:ascii="Wingdings" w:hAnsi="Wingdings" w:hint="default"/>
+        <w:sz w:val="20"/>
+      </w:rPr>
+    </w:lvl>
+    <w:lvl w:ilvl="6" w:tentative="1">
+      <w:start w:val="1"/>
+      <w:numFmt w:val="bullet"/>
+      <w:lvlText w:val=""/>
+      <w:lvlJc w:val="left"/>
+      <w:pPr>
+        <w:tabs>
+          <w:tab w:val="num" w:pos="5040"/>
+        </w:tabs>
+        <w:ind w:left="5040" w:hanging="360"/>
+      </w:pPr>
+      <w:rPr>
+        <w:rFonts w:ascii="Wingdings" w:hAnsi="Wingdings" w:hint="default"/>
+        <w:sz w:val="20"/>
+      </w:rPr>
+    </w:lvl>
+    <w:lvl w:ilvl="7" w:tentative="1">
+      <w:start w:val="1"/>
+      <w:numFmt w:val="bullet"/>
+      <w:lvlText w:val=""/>
+      <w:lvlJc w:val="left"/>
+      <w:pPr>
+        <w:tabs>
+          <w:tab w:val="num" w:pos="5760"/>
+        </w:tabs>
+        <w:ind w:left="5760" w:hanging="360"/>
+      </w:pPr>
+      <w:rPr>
+        <w:rFonts w:ascii="Wingdings" w:hAnsi="Wingdings" w:hint="default"/>
+        <w:sz w:val="20"/>
+      </w:rPr>
+    </w:lvl>
+    <w:lvl w:ilvl="8" w:tentative="1">
+      <w:start w:val="1"/>
+      <w:numFmt w:val="bullet"/>
+      <w:lvlText w:val=""/>
+      <w:lvlJc w:val="left"/>
+      <w:pPr>
+        <w:tabs>
+          <w:tab w:val="num" w:pos="6480"/>
+        </w:tabs>
+        <w:ind w:left="6480" w:hanging="360"/>
+      </w:pPr>
+      <w:rPr>
+        <w:rFonts w:ascii="Wingdings" w:hAnsi="Wingdings" w:hint="default"/>
+        <w:sz w:val="20"/>
+      </w:rPr>
+    </w:lvl>
+  </w:abstractNum>
+  <w:abstractNum w:abstractNumId="31" w15:restartNumberingAfterBreak="0">
+    <w:nsid w:val="73083B23"/>
+    <w:multiLevelType w:val="multilevel"/>
+    <w:tmpl w:val="DC983996"/>
+    <w:lvl w:ilvl="0">
+      <w:start w:val="1"/>
+      <w:numFmt w:val="decimal"/>
+      <w:lvlText w:val="%1."/>
+      <w:lvlJc w:val="left"/>
+      <w:pPr>
+        <w:tabs>
+          <w:tab w:val="num" w:pos="720"/>
+        </w:tabs>
+        <w:ind w:left="720" w:hanging="360"/>
+      </w:pPr>
+    </w:lvl>
+    <w:lvl w:ilvl="1" w:tentative="1">
+      <w:start w:val="1"/>
+      <w:numFmt w:val="decimal"/>
+      <w:lvlText w:val="%2."/>
+      <w:lvlJc w:val="left"/>
+      <w:pPr>
+        <w:tabs>
+          <w:tab w:val="num" w:pos="1440"/>
+        </w:tabs>
+        <w:ind w:left="1440" w:hanging="360"/>
+      </w:pPr>
+    </w:lvl>
+    <w:lvl w:ilvl="2" w:tentative="1">
+      <w:start w:val="1"/>
+      <w:numFmt w:val="decimal"/>
+      <w:lvlText w:val="%3."/>
+      <w:lvlJc w:val="left"/>
+      <w:pPr>
+        <w:tabs>
+          <w:tab w:val="num" w:pos="2160"/>
+        </w:tabs>
+        <w:ind w:left="2160" w:hanging="360"/>
+      </w:pPr>
+    </w:lvl>
+    <w:lvl w:ilvl="3" w:tentative="1">
+      <w:start w:val="1"/>
+      <w:numFmt w:val="decimal"/>
+      <w:lvlText w:val="%4."/>
+      <w:lvlJc w:val="left"/>
+      <w:pPr>
+        <w:tabs>
+          <w:tab w:val="num" w:pos="2880"/>
+        </w:tabs>
+        <w:ind w:left="2880" w:hanging="360"/>
+      </w:pPr>
+    </w:lvl>
+    <w:lvl w:ilvl="4" w:tentative="1">
+      <w:start w:val="1"/>
+      <w:numFmt w:val="decimal"/>
+      <w:lvlText w:val="%5."/>
+      <w:lvlJc w:val="left"/>
+      <w:pPr>
+        <w:tabs>
+          <w:tab w:val="num" w:pos="3600"/>
+        </w:tabs>
+        <w:ind w:left="3600" w:hanging="360"/>
+      </w:pPr>
+    </w:lvl>
+    <w:lvl w:ilvl="5" w:tentative="1">
+      <w:start w:val="1"/>
+      <w:numFmt w:val="decimal"/>
+      <w:lvlText w:val="%6."/>
+      <w:lvlJc w:val="left"/>
+      <w:pPr>
+        <w:tabs>
+          <w:tab w:val="num" w:pos="4320"/>
+        </w:tabs>
+        <w:ind w:left="4320" w:hanging="360"/>
+      </w:pPr>
+    </w:lvl>
+    <w:lvl w:ilvl="6" w:tentative="1">
+      <w:start w:val="1"/>
+      <w:numFmt w:val="decimal"/>
+      <w:lvlText w:val="%7."/>
+      <w:lvlJc w:val="left"/>
+      <w:pPr>
+        <w:tabs>
+          <w:tab w:val="num" w:pos="5040"/>
+        </w:tabs>
+        <w:ind w:left="5040" w:hanging="360"/>
+      </w:pPr>
+    </w:lvl>
+    <w:lvl w:ilvl="7" w:tentative="1">
+      <w:start w:val="1"/>
+      <w:numFmt w:val="decimal"/>
+      <w:lvlText w:val="%8."/>
+      <w:lvlJc w:val="left"/>
+      <w:pPr>
+        <w:tabs>
+          <w:tab w:val="num" w:pos="5760"/>
+        </w:tabs>
+        <w:ind w:left="5760" w:hanging="360"/>
+      </w:pPr>
+    </w:lvl>
+    <w:lvl w:ilvl="8" w:tentative="1">
+      <w:start w:val="1"/>
+      <w:numFmt w:val="decimal"/>
+      <w:lvlText w:val="%9."/>
+      <w:lvlJc w:val="left"/>
+      <w:pPr>
+        <w:tabs>
+          <w:tab w:val="num" w:pos="6480"/>
+        </w:tabs>
+        <w:ind w:left="6480" w:hanging="360"/>
+      </w:pPr>
+    </w:lvl>
+  </w:abstractNum>
+  <w:abstractNum w:abstractNumId="32" w15:restartNumberingAfterBreak="0">
+    <w:nsid w:val="76932AEF"/>
+    <w:multiLevelType w:val="multilevel"/>
+    <w:tmpl w:val="9E861D18"/>
+    <w:lvl w:ilvl="0">
+      <w:start w:val="1"/>
+      <w:numFmt w:val="bullet"/>
+      <w:lvlText w:val=""/>
+      <w:lvlJc w:val="left"/>
+      <w:pPr>
+        <w:tabs>
+          <w:tab w:val="num" w:pos="720"/>
+        </w:tabs>
+        <w:ind w:left="720" w:hanging="360"/>
+      </w:pPr>
+      <w:rPr>
+        <w:rFonts w:ascii="Symbol" w:hAnsi="Symbol" w:hint="default"/>
+        <w:sz w:val="20"/>
+      </w:rPr>
+    </w:lvl>
+    <w:lvl w:ilvl="1" w:tentative="1">
+      <w:start w:val="1"/>
+      <w:numFmt w:val="bullet"/>
+      <w:lvlText w:val="o"/>
+      <w:lvlJc w:val="left"/>
+      <w:pPr>
+        <w:tabs>
+          <w:tab w:val="num" w:pos="1440"/>
+        </w:tabs>
+        <w:ind w:left="1440" w:hanging="360"/>
+      </w:pPr>
+      <w:rPr>
+        <w:rFonts w:ascii="Courier New" w:hAnsi="Courier New" w:hint="default"/>
+        <w:sz w:val="20"/>
+      </w:rPr>
+    </w:lvl>
+    <w:lvl w:ilvl="2" w:tentative="1">
+      <w:start w:val="1"/>
+      <w:numFmt w:val="bullet"/>
+      <w:lvlText w:val=""/>
+      <w:lvlJc w:val="left"/>
+      <w:pPr>
+        <w:tabs>
+          <w:tab w:val="num" w:pos="2160"/>
+        </w:tabs>
+        <w:ind w:left="2160" w:hanging="360"/>
+      </w:pPr>
+      <w:rPr>
+        <w:rFonts w:ascii="Wingdings" w:hAnsi="Wingdings" w:hint="default"/>
+        <w:sz w:val="20"/>
+      </w:rPr>
+    </w:lvl>
+    <w:lvl w:ilvl="3" w:tentative="1">
+      <w:start w:val="1"/>
+      <w:numFmt w:val="bullet"/>
+      <w:lvlText w:val=""/>
+      <w:lvlJc w:val="left"/>
+      <w:pPr>
+        <w:tabs>
+          <w:tab w:val="num" w:pos="2880"/>
+        </w:tabs>
+        <w:ind w:left="2880" w:hanging="360"/>
+      </w:pPr>
+      <w:rPr>
+        <w:rFonts w:ascii="Wingdings" w:hAnsi="Wingdings" w:hint="default"/>
+        <w:sz w:val="20"/>
+      </w:rPr>
+    </w:lvl>
+    <w:lvl w:ilvl="4" w:tentative="1">
+      <w:start w:val="1"/>
+      <w:numFmt w:val="bullet"/>
+      <w:lvlText w:val=""/>
+      <w:lvlJc w:val="left"/>
+      <w:pPr>
+        <w:tabs>
+          <w:tab w:val="num" w:pos="3600"/>
+        </w:tabs>
+        <w:ind w:left="3600" w:hanging="360"/>
+      </w:pPr>
+      <w:rPr>
+        <w:rFonts w:ascii="Wingdings" w:hAnsi="Wingdings" w:hint="default"/>
+        <w:sz w:val="20"/>
+      </w:rPr>
+    </w:lvl>
+    <w:lvl w:ilvl="5" w:tentative="1">
+      <w:start w:val="1"/>
+      <w:numFmt w:val="bullet"/>
+      <w:lvlText w:val=""/>
+      <w:lvlJc w:val="left"/>
+      <w:pPr>
+        <w:tabs>
+          <w:tab w:val="num" w:pos="4320"/>
+        </w:tabs>
+        <w:ind w:left="4320" w:hanging="360"/>
+      </w:pPr>
+      <w:rPr>
+        <w:rFonts w:ascii="Wingdings" w:hAnsi="Wingdings" w:hint="default"/>
+        <w:sz w:val="20"/>
+      </w:rPr>
+    </w:lvl>
+    <w:lvl w:ilvl="6" w:tentative="1">
+      <w:start w:val="1"/>
+      <w:numFmt w:val="bullet"/>
+      <w:lvlText w:val=""/>
+      <w:lvlJc w:val="left"/>
+      <w:pPr>
+        <w:tabs>
+          <w:tab w:val="num" w:pos="5040"/>
+        </w:tabs>
+        <w:ind w:left="5040" w:hanging="360"/>
+      </w:pPr>
+      <w:rPr>
+        <w:rFonts w:ascii="Wingdings" w:hAnsi="Wingdings" w:hint="default"/>
+        <w:sz w:val="20"/>
+      </w:rPr>
+    </w:lvl>
+    <w:lvl w:ilvl="7" w:tentative="1">
+      <w:start w:val="1"/>
+      <w:numFmt w:val="bullet"/>
+      <w:lvlText w:val=""/>
+      <w:lvlJc w:val="left"/>
+      <w:pPr>
+        <w:tabs>
+          <w:tab w:val="num" w:pos="5760"/>
+        </w:tabs>
+        <w:ind w:left="5760" w:hanging="360"/>
+      </w:pPr>
+      <w:rPr>
+        <w:rFonts w:ascii="Wingdings" w:hAnsi="Wingdings" w:hint="default"/>
+        <w:sz w:val="20"/>
+      </w:rPr>
+    </w:lvl>
+    <w:lvl w:ilvl="8" w:tentative="1">
+      <w:start w:val="1"/>
+      <w:numFmt w:val="bullet"/>
+      <w:lvlText w:val=""/>
+      <w:lvlJc w:val="left"/>
+      <w:pPr>
+        <w:tabs>
+          <w:tab w:val="num" w:pos="6480"/>
+        </w:tabs>
+        <w:ind w:left="6480" w:hanging="360"/>
+      </w:pPr>
+      <w:rPr>
+        <w:rFonts w:ascii="Wingdings" w:hAnsi="Wingdings" w:hint="default"/>
+        <w:sz w:val="20"/>
+      </w:rPr>
+    </w:lvl>
+  </w:abstractNum>
+  <w:abstractNum w:abstractNumId="33" w15:restartNumberingAfterBreak="0">
+    <w:nsid w:val="79C71079"/>
+    <w:multiLevelType w:val="multilevel"/>
+    <w:tmpl w:val="4926BB78"/>
+    <w:lvl w:ilvl="0">
+      <w:start w:val="1"/>
+      <w:numFmt w:val="bullet"/>
+      <w:lvlText w:val=""/>
+      <w:lvlJc w:val="left"/>
+      <w:pPr>
+        <w:tabs>
+          <w:tab w:val="num" w:pos="720"/>
+        </w:tabs>
+        <w:ind w:left="720" w:hanging="360"/>
+      </w:pPr>
+      <w:rPr>
+        <w:rFonts w:ascii="Symbol" w:hAnsi="Symbol" w:hint="default"/>
+        <w:sz w:val="20"/>
+      </w:rPr>
+    </w:lvl>
+    <w:lvl w:ilvl="1" w:tentative="1">
+      <w:start w:val="1"/>
+      <w:numFmt w:val="bullet"/>
+      <w:lvlText w:val="o"/>
+      <w:lvlJc w:val="left"/>
+      <w:pPr>
+        <w:tabs>
+          <w:tab w:val="num" w:pos="1440"/>
+        </w:tabs>
+        <w:ind w:left="1440" w:hanging="360"/>
+      </w:pPr>
+      <w:rPr>
+        <w:rFonts w:ascii="Courier New" w:hAnsi="Courier New" w:hint="default"/>
+        <w:sz w:val="20"/>
+      </w:rPr>
+    </w:lvl>
+    <w:lvl w:ilvl="2" w:tentative="1">
+      <w:start w:val="1"/>
+      <w:numFmt w:val="bullet"/>
+      <w:lvlText w:val=""/>
+      <w:lvlJc w:val="left"/>
+      <w:pPr>
+        <w:tabs>
+          <w:tab w:val="num" w:pos="2160"/>
+        </w:tabs>
+        <w:ind w:left="2160" w:hanging="360"/>
+      </w:pPr>
+      <w:rPr>
+        <w:rFonts w:ascii="Wingdings" w:hAnsi="Wingdings" w:hint="default"/>
+        <w:sz w:val="20"/>
+      </w:rPr>
+    </w:lvl>
+    <w:lvl w:ilvl="3" w:tentative="1">
+      <w:start w:val="1"/>
+      <w:numFmt w:val="bullet"/>
+      <w:lvlText w:val=""/>
+      <w:lvlJc w:val="left"/>
+      <w:pPr>
+        <w:tabs>
+          <w:tab w:val="num" w:pos="2880"/>
+        </w:tabs>
+        <w:ind w:left="2880" w:hanging="360"/>
+      </w:pPr>
+      <w:rPr>
+        <w:rFonts w:ascii="Wingdings" w:hAnsi="Wingdings" w:hint="default"/>
+        <w:sz w:val="20"/>
+      </w:rPr>
+    </w:lvl>
+    <w:lvl w:ilvl="4" w:tentative="1">
+      <w:start w:val="1"/>
+      <w:numFmt w:val="bullet"/>
+      <w:lvlText w:val=""/>
+      <w:lvlJc w:val="left"/>
+      <w:pPr>
+        <w:tabs>
+          <w:tab w:val="num" w:pos="3600"/>
+        </w:tabs>
+        <w:ind w:left="3600" w:hanging="360"/>
+      </w:pPr>
+      <w:rPr>
+        <w:rFonts w:ascii="Wingdings" w:hAnsi="Wingdings" w:hint="default"/>
+        <w:sz w:val="20"/>
+      </w:rPr>
+    </w:lvl>
+    <w:lvl w:ilvl="5" w:tentative="1">
+      <w:start w:val="1"/>
+      <w:numFmt w:val="bullet"/>
+      <w:lvlText w:val=""/>
+      <w:lvlJc w:val="left"/>
+      <w:pPr>
+        <w:tabs>
+          <w:tab w:val="num" w:pos="4320"/>
+        </w:tabs>
+        <w:ind w:left="4320" w:hanging="360"/>
+      </w:pPr>
+      <w:rPr>
+        <w:rFonts w:ascii="Wingdings" w:hAnsi="Wingdings" w:hint="default"/>
+        <w:sz w:val="20"/>
+      </w:rPr>
+    </w:lvl>
+    <w:lvl w:ilvl="6" w:tentative="1">
+      <w:start w:val="1"/>
+      <w:numFmt w:val="bullet"/>
+      <w:lvlText w:val=""/>
+      <w:lvlJc w:val="left"/>
+      <w:pPr>
+        <w:tabs>
+          <w:tab w:val="num" w:pos="5040"/>
+        </w:tabs>
+        <w:ind w:left="5040" w:hanging="360"/>
+      </w:pPr>
+      <w:rPr>
+        <w:rFonts w:ascii="Wingdings" w:hAnsi="Wingdings" w:hint="default"/>
+        <w:sz w:val="20"/>
+      </w:rPr>
+    </w:lvl>
+    <w:lvl w:ilvl="7" w:tentative="1">
+      <w:start w:val="1"/>
+      <w:numFmt w:val="bullet"/>
+      <w:lvlText w:val=""/>
+      <w:lvlJc w:val="left"/>
+      <w:pPr>
+        <w:tabs>
+          <w:tab w:val="num" w:pos="5760"/>
+        </w:tabs>
+        <w:ind w:left="5760" w:hanging="360"/>
+      </w:pPr>
+      <w:rPr>
+        <w:rFonts w:ascii="Wingdings" w:hAnsi="Wingdings" w:hint="default"/>
+        <w:sz w:val="20"/>
+      </w:rPr>
+    </w:lvl>
+    <w:lvl w:ilvl="8" w:tentative="1">
+      <w:start w:val="1"/>
+      <w:numFmt w:val="bullet"/>
+      <w:lvlText w:val=""/>
+      <w:lvlJc w:val="left"/>
+      <w:pPr>
+        <w:tabs>
+          <w:tab w:val="num" w:pos="6480"/>
+        </w:tabs>
+        <w:ind w:left="6480" w:hanging="360"/>
+      </w:pPr>
+      <w:rPr>
+        <w:rFonts w:ascii="Wingdings" w:hAnsi="Wingdings" w:hint="default"/>
+        <w:sz w:val="20"/>
+      </w:rPr>
+    </w:lvl>
+  </w:abstractNum>
+  <w:num w:numId="1" w16cid:durableId="1014459610">
+    <w:abstractNumId w:val="27"/>
+  </w:num>
+  <w:num w:numId="2" w16cid:durableId="350029680">
+    <w:abstractNumId w:val="24"/>
+  </w:num>
+  <w:num w:numId="3" w16cid:durableId="739601402">
+    <w:abstractNumId w:val="1"/>
+  </w:num>
+  <w:num w:numId="4" w16cid:durableId="62265837">
+    <w:abstractNumId w:val="15"/>
+  </w:num>
+  <w:num w:numId="5" w16cid:durableId="1638874844">
+    <w:abstractNumId w:val="20"/>
+  </w:num>
+  <w:num w:numId="6" w16cid:durableId="809710646">
+    <w:abstractNumId w:val="23"/>
+  </w:num>
+  <w:num w:numId="7" w16cid:durableId="2025008161">
+    <w:abstractNumId w:val="14"/>
+  </w:num>
+  <w:num w:numId="8" w16cid:durableId="435910649">
+    <w:abstractNumId w:val="11"/>
+  </w:num>
+  <w:num w:numId="9" w16cid:durableId="527379923">
+    <w:abstractNumId w:val="28"/>
+  </w:num>
+  <w:num w:numId="10" w16cid:durableId="1655064952">
+    <w:abstractNumId w:val="12"/>
+  </w:num>
+  <w:num w:numId="11" w16cid:durableId="42022132">
+    <w:abstractNumId w:val="25"/>
+  </w:num>
+  <w:num w:numId="12" w16cid:durableId="1945111512">
+    <w:abstractNumId w:val="16"/>
+  </w:num>
+  <w:num w:numId="13" w16cid:durableId="41877807">
+    <w:abstractNumId w:val="4"/>
+  </w:num>
+  <w:num w:numId="14" w16cid:durableId="448280691">
+    <w:abstractNumId w:val="7"/>
+  </w:num>
+  <w:num w:numId="15" w16cid:durableId="696007166">
+    <w:abstractNumId w:val="29"/>
+  </w:num>
+  <w:num w:numId="16" w16cid:durableId="1459837035">
+    <w:abstractNumId w:val="31"/>
+  </w:num>
+  <w:num w:numId="17" w16cid:durableId="643775356">
+    <w:abstractNumId w:val="22"/>
+  </w:num>
+  <w:num w:numId="18" w16cid:durableId="516238332">
+    <w:abstractNumId w:val="26"/>
+  </w:num>
+  <w:num w:numId="19" w16cid:durableId="1026909597">
+    <w:abstractNumId w:val="10"/>
+  </w:num>
+  <w:num w:numId="20" w16cid:durableId="361631948">
+    <w:abstractNumId w:val="3"/>
+  </w:num>
+  <w:num w:numId="21" w16cid:durableId="1560244314">
+    <w:abstractNumId w:val="2"/>
+  </w:num>
+  <w:num w:numId="22" w16cid:durableId="1024477984">
+    <w:abstractNumId w:val="33"/>
+  </w:num>
+  <w:num w:numId="23" w16cid:durableId="1314676189">
+    <w:abstractNumId w:val="18"/>
+  </w:num>
+  <w:num w:numId="24" w16cid:durableId="194197044">
+    <w:abstractNumId w:val="21"/>
+  </w:num>
+  <w:num w:numId="25" w16cid:durableId="1631134760">
+    <w:abstractNumId w:val="9"/>
+  </w:num>
+  <w:num w:numId="26" w16cid:durableId="1295678842">
+    <w:abstractNumId w:val="17"/>
+  </w:num>
+  <w:num w:numId="27" w16cid:durableId="940257640">
+    <w:abstractNumId w:val="5"/>
+  </w:num>
+  <w:num w:numId="28" w16cid:durableId="1786803389">
+    <w:abstractNumId w:val="8"/>
+  </w:num>
+  <w:num w:numId="29" w16cid:durableId="2095011709">
+    <w:abstractNumId w:val="19"/>
+  </w:num>
+  <w:num w:numId="30" w16cid:durableId="1838880723">
+    <w:abstractNumId w:val="6"/>
+  </w:num>
+  <w:num w:numId="31" w16cid:durableId="1030107131">
+    <w:abstractNumId w:val="13"/>
+  </w:num>
+  <w:num w:numId="32" w16cid:durableId="779883297">
+    <w:abstractNumId w:val="30"/>
+  </w:num>
+  <w:num w:numId="33" w16cid:durableId="2111925948">
+    <w:abstractNumId w:val="0"/>
+  </w:num>
+  <w:num w:numId="34" w16cid:durableId="1440876103">
+    <w:abstractNumId w:val="32"/>
+  </w:num>
+</w:numbering>
 </file>
 
 <file path=word/styles.xml><?xml version="1.0" encoding="utf-8"?>
@@ -1254,6 +10272,99 @@
       <w14:ligatures w14:val="none"/>
     </w:rPr>
   </w:style>
+  <w:style w:type="character" w:styleId="FollowedHyperlink">
+    <w:name w:val="FollowedHyperlink"/>
+    <w:basedOn w:val="DefaultParagraphFont"/>
+    <w:uiPriority w:val="99"/>
+    <w:semiHidden/>
+    <w:unhideWhenUsed/>
+    <w:rsid w:val="00413E34"/>
+    <w:rPr>
+      <w:color w:val="96607D" w:themeColor="followedHyperlink"/>
+      <w:u w:val="single"/>
+    </w:rPr>
+  </w:style>
+  <w:style w:type="character" w:customStyle="1" w:styleId="apple-converted-space">
+    <w:name w:val="apple-converted-space"/>
+    <w:basedOn w:val="DefaultParagraphFont"/>
+    <w:rsid w:val="0023668E"/>
+  </w:style>
+  <w:style w:type="character" w:styleId="Strong">
+    <w:name w:val="Strong"/>
+    <w:basedOn w:val="DefaultParagraphFont"/>
+    <w:uiPriority w:val="22"/>
+    <w:qFormat/>
+    <w:rsid w:val="0023668E"/>
+    <w:rPr>
+      <w:b/>
+      <w:bCs/>
+    </w:rPr>
+  </w:style>
+  <w:style w:type="paragraph" w:styleId="HTMLPreformatted">
+    <w:name w:val="HTML Preformatted"/>
+    <w:basedOn w:val="Normal"/>
+    <w:link w:val="HTMLPreformattedChar"/>
+    <w:uiPriority w:val="99"/>
+    <w:semiHidden/>
+    <w:unhideWhenUsed/>
+    <w:rsid w:val="0023668E"/>
+    <w:pPr>
+      <w:tabs>
+        <w:tab w:val="left" w:pos="916"/>
+        <w:tab w:val="left" w:pos="1832"/>
+        <w:tab w:val="left" w:pos="2748"/>
+        <w:tab w:val="left" w:pos="3664"/>
+        <w:tab w:val="left" w:pos="4580"/>
+        <w:tab w:val="left" w:pos="5496"/>
+        <w:tab w:val="left" w:pos="6412"/>
+        <w:tab w:val="left" w:pos="7328"/>
+        <w:tab w:val="left" w:pos="8244"/>
+        <w:tab w:val="left" w:pos="9160"/>
+        <w:tab w:val="left" w:pos="10076"/>
+        <w:tab w:val="left" w:pos="10992"/>
+        <w:tab w:val="left" w:pos="11908"/>
+        <w:tab w:val="left" w:pos="12824"/>
+        <w:tab w:val="left" w:pos="13740"/>
+        <w:tab w:val="left" w:pos="14656"/>
+      </w:tabs>
+      <w:spacing w:after="0" w:line="240" w:lineRule="auto"/>
+    </w:pPr>
+    <w:rPr>
+      <w:rFonts w:ascii="Courier New" w:eastAsia="Times New Roman" w:hAnsi="Courier New" w:cs="Courier New"/>
+      <w:kern w:val="0"/>
+      <w:sz w:val="20"/>
+      <w:szCs w:val="20"/>
+      <w14:ligatures w14:val="none"/>
+    </w:rPr>
+  </w:style>
+  <w:style w:type="character" w:customStyle="1" w:styleId="HTMLPreformattedChar">
+    <w:name w:val="HTML Preformatted Char"/>
+    <w:basedOn w:val="DefaultParagraphFont"/>
+    <w:link w:val="HTMLPreformatted"/>
+    <w:uiPriority w:val="99"/>
+    <w:semiHidden/>
+    <w:rsid w:val="0023668E"/>
+    <w:rPr>
+      <w:rFonts w:ascii="Courier New" w:eastAsia="Times New Roman" w:hAnsi="Courier New" w:cs="Courier New"/>
+      <w:kern w:val="0"/>
+      <w:sz w:val="20"/>
+      <w:szCs w:val="20"/>
+      <w14:ligatures w14:val="none"/>
+    </w:rPr>
+  </w:style>
+  <w:style w:type="character" w:styleId="HTMLCode">
+    <w:name w:val="HTML Code"/>
+    <w:basedOn w:val="DefaultParagraphFont"/>
+    <w:uiPriority w:val="99"/>
+    <w:semiHidden/>
+    <w:unhideWhenUsed/>
+    <w:rsid w:val="0023668E"/>
+    <w:rPr>
+      <w:rFonts w:ascii="Courier New" w:eastAsia="Times New Roman" w:hAnsi="Courier New" w:cs="Courier New"/>
+      <w:sz w:val="20"/>
+      <w:szCs w:val="20"/>
+    </w:rPr>
+  </w:style>
 </w:styles>
 </file>
 

--- a/June Daily Session.docx
+++ b/June Daily Session.docx
@@ -587,7 +587,7 @@
           <w:noProof/>
           <w:color w:val="000000" w:themeColor="text1"/>
         </w:rPr>
-        <w:pict w14:anchorId="251B422C">
+        <w:pict w14:anchorId="795F0D22">
           <v:rect id="_x0000_i1042" alt="" style="width:468pt;height:.05pt;mso-width-percent:0;mso-height-percent:0;mso-width-percent:0;mso-height-percent:0" o:hralign="center" o:hrstd="t" o:hr="t" fillcolor="#a0a0a0" stroked="f"/>
         </w:pict>
       </w:r>
@@ -717,7 +717,7 @@
           <w:noProof/>
           <w:color w:val="000000" w:themeColor="text1"/>
         </w:rPr>
-        <w:pict w14:anchorId="2EF2DFC7">
+        <w:pict w14:anchorId="7036AD1F">
           <v:rect id="_x0000_i1041" alt="" style="width:468pt;height:.05pt;mso-width-percent:0;mso-height-percent:0;mso-width-percent:0;mso-height-percent:0" o:hralign="center" o:hrstd="t" o:hr="t" fillcolor="#a0a0a0" stroked="f"/>
         </w:pict>
       </w:r>
@@ -1084,7 +1084,7 @@
           <w:noProof/>
           <w:color w:val="000000" w:themeColor="text1"/>
         </w:rPr>
-        <w:pict w14:anchorId="253580AC">
+        <w:pict w14:anchorId="138BAB1B">
           <v:rect id="_x0000_i1040" alt="" style="width:468pt;height:.05pt;mso-width-percent:0;mso-height-percent:0;mso-width-percent:0;mso-height-percent:0" o:hralign="center" o:hrstd="t" o:hr="t" fillcolor="#a0a0a0" stroked="f"/>
         </w:pict>
       </w:r>
@@ -1253,7 +1253,7 @@
           <w:noProof/>
           <w:color w:val="000000" w:themeColor="text1"/>
         </w:rPr>
-        <w:pict w14:anchorId="2BA7FF32">
+        <w:pict w14:anchorId="1DF9A225">
           <v:rect id="_x0000_i1039" alt="" style="width:468pt;height:.05pt;mso-width-percent:0;mso-height-percent:0;mso-width-percent:0;mso-height-percent:0" o:hralign="center" o:hrstd="t" o:hr="t" fillcolor="#a0a0a0" stroked="f"/>
         </w:pict>
       </w:r>
@@ -1434,7 +1434,7 @@
           <w:noProof/>
           <w:color w:val="000000" w:themeColor="text1"/>
         </w:rPr>
-        <w:pict w14:anchorId="0906904E">
+        <w:pict w14:anchorId="05F99343">
           <v:rect id="_x0000_i1038" alt="" style="width:468pt;height:.05pt;mso-width-percent:0;mso-height-percent:0;mso-width-percent:0;mso-height-percent:0" o:hralign="center" o:hrstd="t" o:hr="t" fillcolor="#a0a0a0" stroked="f"/>
         </w:pict>
       </w:r>
@@ -1668,7 +1668,7 @@
           <w:noProof/>
           <w:color w:val="000000" w:themeColor="text1"/>
         </w:rPr>
-        <w:pict w14:anchorId="17678075">
+        <w:pict w14:anchorId="76EEE4D7">
           <v:rect id="_x0000_i1037" alt="" style="width:468pt;height:.05pt;mso-width-percent:0;mso-height-percent:0;mso-width-percent:0;mso-height-percent:0" o:hralign="center" o:hrstd="t" o:hr="t" fillcolor="#a0a0a0" stroked="f"/>
         </w:pict>
       </w:r>
@@ -1915,7 +1915,7 @@
           <w:noProof/>
           <w:color w:val="000000" w:themeColor="text1"/>
         </w:rPr>
-        <w:pict w14:anchorId="4B2E7A0D">
+        <w:pict w14:anchorId="038091C3">
           <v:rect id="_x0000_i1036" alt="" style="width:468pt;height:.05pt;mso-width-percent:0;mso-height-percent:0;mso-width-percent:0;mso-height-percent:0" o:hralign="center" o:hrstd="t" o:hr="t" fillcolor="#a0a0a0" stroked="f"/>
         </w:pict>
       </w:r>
@@ -2107,7 +2107,7 @@
           <w:noProof/>
           <w:color w:val="000000" w:themeColor="text1"/>
         </w:rPr>
-        <w:pict w14:anchorId="129CDC15">
+        <w:pict w14:anchorId="4AD5AB99">
           <v:rect id="_x0000_i1035" alt="" style="width:468pt;height:.05pt;mso-width-percent:0;mso-height-percent:0;mso-width-percent:0;mso-height-percent:0" o:hralign="center" o:hrstd="t" o:hr="t" fillcolor="#a0a0a0" stroked="f"/>
         </w:pict>
       </w:r>
@@ -2241,7 +2241,7 @@
           <w:noProof/>
           <w:color w:val="000000" w:themeColor="text1"/>
         </w:rPr>
-        <w:pict w14:anchorId="4FCBD2A4">
+        <w:pict w14:anchorId="073ED541">
           <v:rect id="_x0000_i1034" alt="" style="width:468pt;height:.05pt;mso-width-percent:0;mso-height-percent:0;mso-width-percent:0;mso-height-percent:0" o:hralign="center" o:hrstd="t" o:hr="t" fillcolor="#a0a0a0" stroked="f"/>
         </w:pict>
       </w:r>
@@ -2441,7 +2441,7 @@
           <w:noProof/>
           <w:color w:val="000000" w:themeColor="text1"/>
         </w:rPr>
-        <w:pict w14:anchorId="76E4333D">
+        <w:pict w14:anchorId="1C25E0C4">
           <v:rect id="_x0000_i1033" alt="" style="width:468pt;height:.05pt;mso-width-percent:0;mso-height-percent:0;mso-width-percent:0;mso-height-percent:0" o:hralign="center" o:hrstd="t" o:hr="t" fillcolor="#a0a0a0" stroked="f"/>
         </w:pict>
       </w:r>
@@ -2557,7 +2557,7 @@
           <w:noProof/>
           <w:color w:val="000000" w:themeColor="text1"/>
         </w:rPr>
-        <w:pict w14:anchorId="0E401E96">
+        <w:pict w14:anchorId="0AD43510">
           <v:rect id="_x0000_i1032" alt="" style="width:468pt;height:.05pt;mso-width-percent:0;mso-height-percent:0;mso-width-percent:0;mso-height-percent:0" o:hralign="center" o:hrstd="t" o:hr="t" fillcolor="#a0a0a0" stroked="f"/>
         </w:pict>
       </w:r>
@@ -2811,7 +2811,7 @@
           <w:noProof/>
           <w:color w:val="000000" w:themeColor="text1"/>
         </w:rPr>
-        <w:pict w14:anchorId="0A55236D">
+        <w:pict w14:anchorId="363F83D5">
           <v:rect id="_x0000_i1031" alt="" style="width:468pt;height:.05pt;mso-width-percent:0;mso-height-percent:0;mso-width-percent:0;mso-height-percent:0" o:hralign="center" o:hrstd="t" o:hr="t" fillcolor="#a0a0a0" stroked="f"/>
         </w:pict>
       </w:r>
@@ -2983,7 +2983,7 @@
           <w:noProof/>
           <w:color w:val="000000" w:themeColor="text1"/>
         </w:rPr>
-        <w:pict w14:anchorId="2A404269">
+        <w:pict w14:anchorId="7B967904">
           <v:rect id="_x0000_i1030" alt="" style="width:468pt;height:.05pt;mso-width-percent:0;mso-height-percent:0;mso-width-percent:0;mso-height-percent:0" o:hralign="center" o:hrstd="t" o:hr="t" fillcolor="#a0a0a0" stroked="f"/>
         </w:pict>
       </w:r>
@@ -3140,7 +3140,7 @@
           <w:noProof/>
           <w:color w:val="000000" w:themeColor="text1"/>
         </w:rPr>
-        <w:pict w14:anchorId="57F3B7C2">
+        <w:pict w14:anchorId="4F5ED7AA">
           <v:rect id="_x0000_i1029" alt="" style="width:468pt;height:.05pt;mso-width-percent:0;mso-height-percent:0;mso-width-percent:0;mso-height-percent:0" o:hralign="center" o:hrstd="t" o:hr="t" fillcolor="#a0a0a0" stroked="f"/>
         </w:pict>
       </w:r>
@@ -3324,7 +3324,7 @@
           <w:noProof/>
           <w:color w:val="000000" w:themeColor="text1"/>
         </w:rPr>
-        <w:pict w14:anchorId="5DE54581">
+        <w:pict w14:anchorId="41F41998">
           <v:rect id="_x0000_i1028" alt="" style="width:468pt;height:.05pt;mso-width-percent:0;mso-height-percent:0;mso-width-percent:0;mso-height-percent:0" o:hralign="center" o:hrstd="t" o:hr="t" fillcolor="#a0a0a0" stroked="f"/>
         </w:pict>
       </w:r>
@@ -3454,7 +3454,7 @@
           <w:noProof/>
           <w:color w:val="000000" w:themeColor="text1"/>
         </w:rPr>
-        <w:pict w14:anchorId="1ED27280">
+        <w:pict w14:anchorId="3E052EE7">
           <v:rect id="_x0000_i1027" alt="" style="width:468pt;height:.05pt;mso-width-percent:0;mso-height-percent:0;mso-width-percent:0;mso-height-percent:0" o:hralign="center" o:hrstd="t" o:hr="t" fillcolor="#a0a0a0" stroked="f"/>
         </w:pict>
       </w:r>
@@ -3553,7 +3553,7 @@
           <w:noProof/>
           <w:color w:val="000000" w:themeColor="text1"/>
         </w:rPr>
-        <w:pict w14:anchorId="0DCE2D30">
+        <w:pict w14:anchorId="45F7115B">
           <v:rect id="_x0000_i1026" alt="" style="width:468pt;height:.05pt;mso-width-percent:0;mso-height-percent:0;mso-width-percent:0;mso-height-percent:0" o:hralign="center" o:hrstd="t" o:hr="t" fillcolor="#a0a0a0" stroked="f"/>
         </w:pict>
       </w:r>
@@ -3841,7 +3841,7 @@
           <w:noProof/>
           <w:color w:val="000000" w:themeColor="text1"/>
         </w:rPr>
-        <w:pict w14:anchorId="4A2E8EC0">
+        <w:pict w14:anchorId="58EA854C">
           <v:rect id="_x0000_i1025" alt="" style="width:468pt;height:.05pt;mso-width-percent:0;mso-height-percent:0;mso-width-percent:0;mso-height-percent:0" o:hralign="center" o:hrstd="t" o:hr="t" fillcolor="#a0a0a0" stroked="f"/>
         </w:pict>
       </w:r>
@@ -4156,10 +4156,95 @@
         <w:t>Backend work is the main focus until Monday's evaluation.</w:t>
       </w:r>
     </w:p>
+    <w:p>
+      <w:pPr>
+        <w:pStyle w:val="NormalWeb"/>
+        <w:ind w:left="720"/>
+        <w:rPr>
+          <w:color w:val="000000" w:themeColor="text1"/>
+        </w:rPr>
+      </w:pPr>
+    </w:p>
+    <w:p>
+      <w:pPr>
+        <w:pStyle w:val="Heading1"/>
+      </w:pPr>
+      <w:r>
+        <w:lastRenderedPageBreak/>
+        <w:t>Day 31 June 8</w:t>
+      </w:r>
+    </w:p>
     <w:p/>
+    <w:p>
+      <w:r>
+        <w:t xml:space="preserve">so there are four major ways of communicating between components. </w:t>
+      </w:r>
+    </w:p>
+    <w:p>
+      <w:r>
+        <w:t xml:space="preserve">One we already saw, simple observable. </w:t>
+      </w:r>
+    </w:p>
+    <w:p>
+      <w:r>
+        <w:t xml:space="preserve">Second is parent-child relationship. </w:t>
+      </w:r>
+    </w:p>
+    <w:p>
+      <w:r>
+        <w:t xml:space="preserve">The third is the Redux store. </w:t>
+      </w:r>
+    </w:p>
+    <w:p>
+      <w:r>
+        <w:t>Fourth is the parameter for routing.</w:t>
+      </w:r>
+    </w:p>
+    <w:p>
+      <w:hyperlink r:id="rId11" w:history="1">
+        <w:r>
+          <w:rPr>
+            <w:rStyle w:val="Hyperlink"/>
+          </w:rPr>
+          <w:t>https://angular.dev/guide/forms/form-validation</w:t>
+        </w:r>
+      </w:hyperlink>
+    </w:p>
+    <w:p/>
+    <w:p>
+      <w:pPr>
+        <w:pStyle w:val="Heading1"/>
+      </w:pPr>
+      <w:r>
+        <w:t>Day 32 June 9</w:t>
+      </w:r>
+    </w:p>
+    <w:p>
+      <w:hyperlink r:id="rId12" w:history="1">
+        <w:r>
+          <w:rPr>
+            <w:rStyle w:val="Hyperlink"/>
+          </w:rPr>
+          <w:t>https://abhijayvuyyuru.substack.com/p/every-resource-you-need-to-pass-the</w:t>
+        </w:r>
+      </w:hyperlink>
+    </w:p>
+    <w:p>
+      <w:pPr>
+        <w:pStyle w:val="Heading1"/>
+      </w:pPr>
+      <w:r>
+        <w:t>Day 33 June 10</w:t>
+      </w:r>
+    </w:p>
+    <w:p>
+      <w:r>
+        <w:t>https://dummyjson.com/docs</w:t>
+      </w:r>
+    </w:p>
     <w:p/>
     <w:sectPr>
-      <w:headerReference w:type="default" r:id="rId11"/>
+      <w:headerReference w:type="default" r:id="rId13"/>
       <w:pgSz w:w="12240" w:h="15840"/>
       <w:pgMar w:top="1440" w:right="1440" w:bottom="1440" w:left="1440" w:header="720" w:footer="720" w:gutter="0"/>
       <w:cols w:space="720"/>

--- a/June Daily Session.docx
+++ b/June Daily Session.docx
@@ -587,7 +587,7 @@
           <w:noProof/>
           <w:color w:val="000000" w:themeColor="text1"/>
         </w:rPr>
-        <w:pict w14:anchorId="31BD0698">
+        <w:pict w14:anchorId="01421D2C">
           <v:rect id="_x0000_i1062" alt="" style="width:468pt;height:.05pt;mso-width-percent:0;mso-height-percent:0;mso-width-percent:0;mso-height-percent:0" o:hralign="center" o:hrstd="t" o:hr="t" fillcolor="#a0a0a0" stroked="f"/>
         </w:pict>
       </w:r>
@@ -717,7 +717,7 @@
           <w:noProof/>
           <w:color w:val="000000" w:themeColor="text1"/>
         </w:rPr>
-        <w:pict w14:anchorId="025C998B">
+        <w:pict w14:anchorId="4FB88A55">
           <v:rect id="_x0000_i1061" alt="" style="width:468pt;height:.05pt;mso-width-percent:0;mso-height-percent:0;mso-width-percent:0;mso-height-percent:0" o:hralign="center" o:hrstd="t" o:hr="t" fillcolor="#a0a0a0" stroked="f"/>
         </w:pict>
       </w:r>
@@ -1084,7 +1084,7 @@
           <w:noProof/>
           <w:color w:val="000000" w:themeColor="text1"/>
         </w:rPr>
-        <w:pict w14:anchorId="2D18885E">
+        <w:pict w14:anchorId="0635E41D">
           <v:rect id="_x0000_i1060" alt="" style="width:468pt;height:.05pt;mso-width-percent:0;mso-height-percent:0;mso-width-percent:0;mso-height-percent:0" o:hralign="center" o:hrstd="t" o:hr="t" fillcolor="#a0a0a0" stroked="f"/>
         </w:pict>
       </w:r>
@@ -1253,7 +1253,7 @@
           <w:noProof/>
           <w:color w:val="000000" w:themeColor="text1"/>
         </w:rPr>
-        <w:pict w14:anchorId="040783AD">
+        <w:pict w14:anchorId="1D17CB66">
           <v:rect id="_x0000_i1059" alt="" style="width:468pt;height:.05pt;mso-width-percent:0;mso-height-percent:0;mso-width-percent:0;mso-height-percent:0" o:hralign="center" o:hrstd="t" o:hr="t" fillcolor="#a0a0a0" stroked="f"/>
         </w:pict>
       </w:r>
@@ -1434,7 +1434,7 @@
           <w:noProof/>
           <w:color w:val="000000" w:themeColor="text1"/>
         </w:rPr>
-        <w:pict w14:anchorId="606C2A5E">
+        <w:pict w14:anchorId="5FF9E990">
           <v:rect id="_x0000_i1058" alt="" style="width:468pt;height:.05pt;mso-width-percent:0;mso-height-percent:0;mso-width-percent:0;mso-height-percent:0" o:hralign="center" o:hrstd="t" o:hr="t" fillcolor="#a0a0a0" stroked="f"/>
         </w:pict>
       </w:r>
@@ -1668,7 +1668,7 @@
           <w:noProof/>
           <w:color w:val="000000" w:themeColor="text1"/>
         </w:rPr>
-        <w:pict w14:anchorId="2D05031D">
+        <w:pict w14:anchorId="7D803F61">
           <v:rect id="_x0000_i1057" alt="" style="width:468pt;height:.05pt;mso-width-percent:0;mso-height-percent:0;mso-width-percent:0;mso-height-percent:0" o:hralign="center" o:hrstd="t" o:hr="t" fillcolor="#a0a0a0" stroked="f"/>
         </w:pict>
       </w:r>
@@ -1915,7 +1915,7 @@
           <w:noProof/>
           <w:color w:val="000000" w:themeColor="text1"/>
         </w:rPr>
-        <w:pict w14:anchorId="608D1A17">
+        <w:pict w14:anchorId="69855FA9">
           <v:rect id="_x0000_i1056" alt="" style="width:468pt;height:.05pt;mso-width-percent:0;mso-height-percent:0;mso-width-percent:0;mso-height-percent:0" o:hralign="center" o:hrstd="t" o:hr="t" fillcolor="#a0a0a0" stroked="f"/>
         </w:pict>
       </w:r>
@@ -2107,7 +2107,7 @@
           <w:noProof/>
           <w:color w:val="000000" w:themeColor="text1"/>
         </w:rPr>
-        <w:pict w14:anchorId="01FA5BD6">
+        <w:pict w14:anchorId="4B192424">
           <v:rect id="_x0000_i1055" alt="" style="width:468pt;height:.05pt;mso-width-percent:0;mso-height-percent:0;mso-width-percent:0;mso-height-percent:0" o:hralign="center" o:hrstd="t" o:hr="t" fillcolor="#a0a0a0" stroked="f"/>
         </w:pict>
       </w:r>
@@ -2241,7 +2241,7 @@
           <w:noProof/>
           <w:color w:val="000000" w:themeColor="text1"/>
         </w:rPr>
-        <w:pict w14:anchorId="5ABF2F8B">
+        <w:pict w14:anchorId="64D6CA89">
           <v:rect id="_x0000_i1054" alt="" style="width:468pt;height:.05pt;mso-width-percent:0;mso-height-percent:0;mso-width-percent:0;mso-height-percent:0" o:hralign="center" o:hrstd="t" o:hr="t" fillcolor="#a0a0a0" stroked="f"/>
         </w:pict>
       </w:r>
@@ -2441,7 +2441,7 @@
           <w:noProof/>
           <w:color w:val="000000" w:themeColor="text1"/>
         </w:rPr>
-        <w:pict w14:anchorId="0F92E745">
+        <w:pict w14:anchorId="50E8256A">
           <v:rect id="_x0000_i1053" alt="" style="width:468pt;height:.05pt;mso-width-percent:0;mso-height-percent:0;mso-width-percent:0;mso-height-percent:0" o:hralign="center" o:hrstd="t" o:hr="t" fillcolor="#a0a0a0" stroked="f"/>
         </w:pict>
       </w:r>
@@ -2557,7 +2557,7 @@
           <w:noProof/>
           <w:color w:val="000000" w:themeColor="text1"/>
         </w:rPr>
-        <w:pict w14:anchorId="4D0D270A">
+        <w:pict w14:anchorId="3266252C">
           <v:rect id="_x0000_i1052" alt="" style="width:468pt;height:.05pt;mso-width-percent:0;mso-height-percent:0;mso-width-percent:0;mso-height-percent:0" o:hralign="center" o:hrstd="t" o:hr="t" fillcolor="#a0a0a0" stroked="f"/>
         </w:pict>
       </w:r>
@@ -2811,7 +2811,7 @@
           <w:noProof/>
           <w:color w:val="000000" w:themeColor="text1"/>
         </w:rPr>
-        <w:pict w14:anchorId="11065324">
+        <w:pict w14:anchorId="2EDC8B4A">
           <v:rect id="_x0000_i1051" alt="" style="width:468pt;height:.05pt;mso-width-percent:0;mso-height-percent:0;mso-width-percent:0;mso-height-percent:0" o:hralign="center" o:hrstd="t" o:hr="t" fillcolor="#a0a0a0" stroked="f"/>
         </w:pict>
       </w:r>
@@ -2983,7 +2983,7 @@
           <w:noProof/>
           <w:color w:val="000000" w:themeColor="text1"/>
         </w:rPr>
-        <w:pict w14:anchorId="6942680C">
+        <w:pict w14:anchorId="4F5D7B7D">
           <v:rect id="_x0000_i1050" alt="" style="width:468pt;height:.05pt;mso-width-percent:0;mso-height-percent:0;mso-width-percent:0;mso-height-percent:0" o:hralign="center" o:hrstd="t" o:hr="t" fillcolor="#a0a0a0" stroked="f"/>
         </w:pict>
       </w:r>
@@ -3140,7 +3140,7 @@
           <w:noProof/>
           <w:color w:val="000000" w:themeColor="text1"/>
         </w:rPr>
-        <w:pict w14:anchorId="29F4DCA4">
+        <w:pict w14:anchorId="5CF0E3E5">
           <v:rect id="_x0000_i1049" alt="" style="width:468pt;height:.05pt;mso-width-percent:0;mso-height-percent:0;mso-width-percent:0;mso-height-percent:0" o:hralign="center" o:hrstd="t" o:hr="t" fillcolor="#a0a0a0" stroked="f"/>
         </w:pict>
       </w:r>
@@ -3324,7 +3324,7 @@
           <w:noProof/>
           <w:color w:val="000000" w:themeColor="text1"/>
         </w:rPr>
-        <w:pict w14:anchorId="3A1C291D">
+        <w:pict w14:anchorId="0AAFA21C">
           <v:rect id="_x0000_i1048" alt="" style="width:468pt;height:.05pt;mso-width-percent:0;mso-height-percent:0;mso-width-percent:0;mso-height-percent:0" o:hralign="center" o:hrstd="t" o:hr="t" fillcolor="#a0a0a0" stroked="f"/>
         </w:pict>
       </w:r>
@@ -3454,7 +3454,7 @@
           <w:noProof/>
           <w:color w:val="000000" w:themeColor="text1"/>
         </w:rPr>
-        <w:pict w14:anchorId="7C65C78C">
+        <w:pict w14:anchorId="0E5B59CF">
           <v:rect id="_x0000_i1047" alt="" style="width:468pt;height:.05pt;mso-width-percent:0;mso-height-percent:0;mso-width-percent:0;mso-height-percent:0" o:hralign="center" o:hrstd="t" o:hr="t" fillcolor="#a0a0a0" stroked="f"/>
         </w:pict>
       </w:r>
@@ -3553,7 +3553,7 @@
           <w:noProof/>
           <w:color w:val="000000" w:themeColor="text1"/>
         </w:rPr>
-        <w:pict w14:anchorId="0490F6F8">
+        <w:pict w14:anchorId="5532A865">
           <v:rect id="_x0000_i1046" alt="" style="width:468pt;height:.05pt;mso-width-percent:0;mso-height-percent:0;mso-width-percent:0;mso-height-percent:0" o:hralign="center" o:hrstd="t" o:hr="t" fillcolor="#a0a0a0" stroked="f"/>
         </w:pict>
       </w:r>
@@ -3841,7 +3841,7 @@
           <w:noProof/>
           <w:color w:val="000000" w:themeColor="text1"/>
         </w:rPr>
-        <w:pict w14:anchorId="1FC2491E">
+        <w:pict w14:anchorId="230CDBD2">
           <v:rect id="_x0000_i1045" alt="" style="width:468pt;height:.05pt;mso-width-percent:0;mso-height-percent:0;mso-width-percent:0;mso-height-percent:0" o:hralign="center" o:hrstd="t" o:hr="t" fillcolor="#a0a0a0" stroked="f"/>
         </w:pict>
       </w:r>
@@ -5148,7 +5148,7 @@
           <w:noProof/>
           <w:color w:val="000000" w:themeColor="text1"/>
         </w:rPr>
-        <w:pict w14:anchorId="4BCE6AC3">
+        <w:pict w14:anchorId="48768E3D">
           <v:rect id="_x0000_i1044" alt="" style="width:468pt;height:.05pt;mso-width-percent:0;mso-height-percent:0;mso-width-percent:0;mso-height-percent:0" o:hralign="center" o:hrstd="t" o:hr="t" fillcolor="#a0a0a0" stroked="f"/>
         </w:pict>
       </w:r>
@@ -5386,7 +5386,7 @@
           <w:noProof/>
           <w:color w:val="000000" w:themeColor="text1"/>
         </w:rPr>
-        <w:pict w14:anchorId="79E1DEBE">
+        <w:pict w14:anchorId="595E17CD">
           <v:rect id="_x0000_i1043" alt="" style="width:468pt;height:.05pt;mso-width-percent:0;mso-height-percent:0;mso-width-percent:0;mso-height-percent:0" o:hralign="center" o:hrstd="t" o:hr="t" fillcolor="#a0a0a0" stroked="f"/>
         </w:pict>
       </w:r>
@@ -5621,7 +5621,7 @@
           <w:noProof/>
           <w:color w:val="000000" w:themeColor="text1"/>
         </w:rPr>
-        <w:pict w14:anchorId="182DD23E">
+        <w:pict w14:anchorId="20292DE7">
           <v:rect id="_x0000_i1042" alt="" style="width:468pt;height:.05pt;mso-width-percent:0;mso-height-percent:0;mso-width-percent:0;mso-height-percent:0" o:hralign="center" o:hrstd="t" o:hr="t" fillcolor="#a0a0a0" stroked="f"/>
         </w:pict>
       </w:r>
@@ -5762,7 +5762,7 @@
           <w:noProof/>
           <w:color w:val="000000" w:themeColor="text1"/>
         </w:rPr>
-        <w:pict w14:anchorId="1980D571">
+        <w:pict w14:anchorId="6F05457F">
           <v:rect id="_x0000_i1041" alt="" style="width:468pt;height:.05pt;mso-width-percent:0;mso-height-percent:0;mso-width-percent:0;mso-height-percent:0" o:hralign="center" o:hrstd="t" o:hr="t" fillcolor="#a0a0a0" stroked="f"/>
         </w:pict>
       </w:r>
@@ -6069,7 +6069,7 @@
           <w:color w:val="000000" w:themeColor="text1"/>
         </w:rPr>
         <w:lastRenderedPageBreak/>
-        <w:pict w14:anchorId="5A6D6580">
+        <w:pict w14:anchorId="49C5133F">
           <v:rect id="_x0000_i1040" alt="" style="width:468pt;height:.05pt;mso-width-percent:0;mso-height-percent:0;mso-width-percent:0;mso-height-percent:0" o:hralign="center" o:hrstd="t" o:hr="t" fillcolor="#a0a0a0" stroked="f"/>
         </w:pict>
       </w:r>
@@ -6390,7 +6390,7 @@
           <w:noProof/>
           <w:color w:val="000000" w:themeColor="text1"/>
         </w:rPr>
-        <w:pict w14:anchorId="5DE4E70D">
+        <w:pict w14:anchorId="06BB886D">
           <v:rect id="_x0000_i1039" alt="" style="width:468pt;height:.05pt;mso-width-percent:0;mso-height-percent:0;mso-width-percent:0;mso-height-percent:0" o:hralign="center" o:hrstd="t" o:hr="t" fillcolor="#a0a0a0" stroked="f"/>
         </w:pict>
       </w:r>
@@ -6839,7 +6839,7 @@
           <w:noProof/>
           <w:color w:val="000000" w:themeColor="text1"/>
         </w:rPr>
-        <w:pict w14:anchorId="2A1B630D">
+        <w:pict w14:anchorId="65C4C65F">
           <v:rect id="_x0000_i1038" alt="" style="width:468pt;height:.05pt;mso-width-percent:0;mso-height-percent:0;mso-width-percent:0;mso-height-percent:0" o:hralign="center" o:hrstd="t" o:hr="t" fillcolor="#a0a0a0" stroked="f"/>
         </w:pict>
       </w:r>
@@ -7089,7 +7089,7 @@
           <w:noProof/>
           <w:color w:val="000000" w:themeColor="text1"/>
         </w:rPr>
-        <w:pict w14:anchorId="15342B77">
+        <w:pict w14:anchorId="5E1B4B84">
           <v:rect id="_x0000_i1037" alt="" style="width:468pt;height:.05pt;mso-width-percent:0;mso-height-percent:0;mso-width-percent:0;mso-height-percent:0" o:hralign="center" o:hrstd="t" o:hr="t" fillcolor="#a0a0a0" stroked="f"/>
         </w:pict>
       </w:r>
@@ -7274,7 +7274,7 @@
           <w:noProof/>
           <w:color w:val="000000" w:themeColor="text1"/>
         </w:rPr>
-        <w:pict w14:anchorId="4941D3E3">
+        <w:pict w14:anchorId="7B43CE58">
           <v:rect id="_x0000_i1036" alt="" style="width:468pt;height:.05pt;mso-width-percent:0;mso-height-percent:0;mso-width-percent:0;mso-height-percent:0" o:hralign="center" o:hrstd="t" o:hr="t" fillcolor="#a0a0a0" stroked="f"/>
         </w:pict>
       </w:r>
@@ -7388,7 +7388,7 @@
           <w:noProof/>
           <w:color w:val="000000" w:themeColor="text1"/>
         </w:rPr>
-        <w:pict w14:anchorId="590358A7">
+        <w:pict w14:anchorId="1628D8B1">
           <v:rect id="_x0000_i1035" alt="" style="width:468pt;height:.05pt;mso-width-percent:0;mso-height-percent:0;mso-width-percent:0;mso-height-percent:0" o:hralign="center" o:hrstd="t" o:hr="t" fillcolor="#a0a0a0" stroked="f"/>
         </w:pict>
       </w:r>
@@ -7667,7 +7667,7 @@
           <w:noProof/>
           <w:color w:val="000000" w:themeColor="text1"/>
         </w:rPr>
-        <w:pict w14:anchorId="6F83BAAD">
+        <w:pict w14:anchorId="5189935D">
           <v:rect id="_x0000_i1034" alt="" style="width:468pt;height:.05pt;mso-width-percent:0;mso-height-percent:0;mso-width-percent:0;mso-height-percent:0" o:hralign="center" o:hrstd="t" o:hr="t" fillcolor="#a0a0a0" stroked="f"/>
         </w:pict>
       </w:r>
@@ -7929,7 +7929,7 @@
           <w:noProof/>
           <w:color w:val="000000" w:themeColor="text1"/>
         </w:rPr>
-        <w:pict w14:anchorId="68AB3D6D">
+        <w:pict w14:anchorId="0CC29215">
           <v:rect id="_x0000_i1033" alt="" style="width:468pt;height:.05pt;mso-width-percent:0;mso-height-percent:0;mso-width-percent:0;mso-height-percent:0" o:hralign="center" o:hrstd="t" o:hr="t" fillcolor="#a0a0a0" stroked="f"/>
         </w:pict>
       </w:r>
@@ -8130,7 +8130,7 @@
           <w:noProof/>
           <w:color w:val="000000" w:themeColor="text1"/>
         </w:rPr>
-        <w:pict w14:anchorId="04CE3AFD">
+        <w:pict w14:anchorId="26B109B0">
           <v:rect id="_x0000_i1032" alt="" style="width:468pt;height:.05pt;mso-width-percent:0;mso-height-percent:0;mso-width-percent:0;mso-height-percent:0" o:hralign="center" o:hrstd="t" o:hr="t" fillcolor="#a0a0a0" stroked="f"/>
         </w:pict>
       </w:r>
@@ -8353,7 +8353,7 @@
           <w:noProof/>
           <w:color w:val="000000" w:themeColor="text1"/>
         </w:rPr>
-        <w:pict w14:anchorId="70060D00">
+        <w:pict w14:anchorId="64A2EF24">
           <v:rect id="_x0000_i1031" alt="" style="width:468pt;height:.05pt;mso-width-percent:0;mso-height-percent:0;mso-width-percent:0;mso-height-percent:0" o:hralign="center" o:hrstd="t" o:hr="t" fillcolor="#a0a0a0" stroked="f"/>
         </w:pict>
       </w:r>
@@ -8574,7 +8574,7 @@
           <w:noProof/>
           <w:color w:val="000000" w:themeColor="text1"/>
         </w:rPr>
-        <w:pict w14:anchorId="649BBF90">
+        <w:pict w14:anchorId="444728A9">
           <v:rect id="_x0000_i1030" alt="" style="width:468pt;height:.05pt;mso-width-percent:0;mso-height-percent:0;mso-width-percent:0;mso-height-percent:0" o:hralign="center" o:hrstd="t" o:hr="t" fillcolor="#a0a0a0" stroked="f"/>
         </w:pict>
       </w:r>
@@ -8712,7 +8712,7 @@
           <w:noProof/>
           <w:color w:val="000000" w:themeColor="text1"/>
         </w:rPr>
-        <w:pict w14:anchorId="3994ED91">
+        <w:pict w14:anchorId="66A8D206">
           <v:rect id="_x0000_i1029" alt="" style="width:468pt;height:.05pt;mso-width-percent:0;mso-height-percent:0;mso-width-percent:0;mso-height-percent:0" o:hralign="center" o:hrstd="t" o:hr="t" fillcolor="#a0a0a0" stroked="f"/>
         </w:pict>
       </w:r>
@@ -8872,7 +8872,7 @@
           <w:noProof/>
           <w:color w:val="000000" w:themeColor="text1"/>
         </w:rPr>
-        <w:pict w14:anchorId="2A52E68E">
+        <w:pict w14:anchorId="1C14510B">
           <v:rect id="_x0000_i1028" alt="" style="width:468pt;height:.05pt;mso-width-percent:0;mso-height-percent:0;mso-width-percent:0;mso-height-percent:0" o:hralign="center" o:hrstd="t" o:hr="t" fillcolor="#a0a0a0" stroked="f"/>
         </w:pict>
       </w:r>
@@ -8970,7 +8970,7 @@
           <w:noProof/>
           <w:color w:val="000000" w:themeColor="text1"/>
         </w:rPr>
-        <w:pict w14:anchorId="143B9996">
+        <w:pict w14:anchorId="09C00822">
           <v:rect id="_x0000_i1027" alt="" style="width:468pt;height:.05pt;mso-width-percent:0;mso-height-percent:0;mso-width-percent:0;mso-height-percent:0" o:hralign="center" o:hrstd="t" o:hr="t" fillcolor="#a0a0a0" stroked="f"/>
         </w:pict>
       </w:r>
@@ -9073,7 +9073,7 @@
           <w:noProof/>
           <w:color w:val="000000" w:themeColor="text1"/>
         </w:rPr>
-        <w:pict w14:anchorId="1497D314">
+        <w:pict w14:anchorId="506FEAB2">
           <v:rect id="_x0000_i1026" alt="" style="width:468pt;height:.05pt;mso-width-percent:0;mso-height-percent:0;mso-width-percent:0;mso-height-percent:0" o:hralign="center" o:hrstd="t" o:hr="t" fillcolor="#a0a0a0" stroked="f"/>
         </w:pict>
       </w:r>
@@ -9179,7 +9179,7 @@
           <w:noProof/>
           <w:color w:val="000000" w:themeColor="text1"/>
         </w:rPr>
-        <w:pict w14:anchorId="270870EC">
+        <w:pict w14:anchorId="559D8ADF">
           <v:rect id="_x0000_i1025" alt="" style="width:468pt;height:.05pt;mso-width-percent:0;mso-height-percent:0;mso-width-percent:0;mso-height-percent:0" o:hralign="center" o:hrstd="t" o:hr="t" fillcolor="#a0a0a0" stroked="f"/>
         </w:pict>
       </w:r>
@@ -9870,9 +9870,60 @@
         <w:t>Vaibhauv</w:t>
       </w:r>
     </w:p>
+    <w:p>
+      <w:pPr>
+        <w:pStyle w:val="Heading1"/>
+      </w:pPr>
+      <w:r>
+        <w:t>Day 37 June 16</w:t>
+      </w:r>
+    </w:p>
+    <w:p>
+      <w:hyperlink r:id="rId14" w:history="1">
+        <w:r>
+          <w:rPr>
+            <w:rStyle w:val="Hyperlink"/>
+          </w:rPr>
+          <w:t>https://hub.docker.com</w:t>
+        </w:r>
+      </w:hyperlink>
+    </w:p>
+    <w:p>
+      <w:r>
+        <w:t>docker version</w:t>
+      </w:r>
+    </w:p>
+    <w:p>
+      <w:r>
+        <w:t>docker info</w:t>
+      </w:r>
+    </w:p>
+    <w:p>
+      <w:hyperlink r:id="rId15" w:history="1">
+        <w:r>
+          <w:rPr>
+            <w:rStyle w:val="Hyperlink"/>
+          </w:rPr>
+          <w:t>https://techoral.com/docker/phase-3-dockerfile.html</w:t>
+        </w:r>
+      </w:hyperlink>
+    </w:p>
+    <w:p>
+      <w:hyperlink r:id="rId16" w:history="1">
+        <w:r>
+          <w:rPr>
+            <w:rStyle w:val="Hyperlink"/>
+          </w:rPr>
+          <w:t>https://blogs.reliablepenguin.com/2025/09/12/migrating-postgresql-databases-between-servers-using-docker</w:t>
+        </w:r>
+      </w:hyperlink>
+    </w:p>
+    <w:p/>
+    <w:p/>
+    <w:p/>
     <w:p/>
     <w:sectPr>
-      <w:headerReference w:type="default" r:id="rId14"/>
+      <w:headerReference w:type="default" r:id="rId17"/>
       <w:pgSz w:w="12240" w:h="15840"/>
       <w:pgMar w:top="1440" w:right="1440" w:bottom="1440" w:left="1440" w:header="720" w:footer="720" w:gutter="0"/>
       <w:cols w:space="720"/>

--- a/June Daily Session.docx
+++ b/June Daily Session.docx
@@ -587,7 +587,7 @@
           <w:noProof/>
           <w:color w:val="000000" w:themeColor="text1"/>
         </w:rPr>
-        <w:pict w14:anchorId="01421D2C">
+        <w:pict w14:anchorId="7050F26F">
           <v:rect id="_x0000_i1062" alt="" style="width:468pt;height:.05pt;mso-width-percent:0;mso-height-percent:0;mso-width-percent:0;mso-height-percent:0" o:hralign="center" o:hrstd="t" o:hr="t" fillcolor="#a0a0a0" stroked="f"/>
         </w:pict>
       </w:r>
@@ -717,7 +717,7 @@
           <w:noProof/>
           <w:color w:val="000000" w:themeColor="text1"/>
         </w:rPr>
-        <w:pict w14:anchorId="4FB88A55">
+        <w:pict w14:anchorId="38F66414">
           <v:rect id="_x0000_i1061" alt="" style="width:468pt;height:.05pt;mso-width-percent:0;mso-height-percent:0;mso-width-percent:0;mso-height-percent:0" o:hralign="center" o:hrstd="t" o:hr="t" fillcolor="#a0a0a0" stroked="f"/>
         </w:pict>
       </w:r>
@@ -1084,7 +1084,7 @@
           <w:noProof/>
           <w:color w:val="000000" w:themeColor="text1"/>
         </w:rPr>
-        <w:pict w14:anchorId="0635E41D">
+        <w:pict w14:anchorId="3E230EE2">
           <v:rect id="_x0000_i1060" alt="" style="width:468pt;height:.05pt;mso-width-percent:0;mso-height-percent:0;mso-width-percent:0;mso-height-percent:0" o:hralign="center" o:hrstd="t" o:hr="t" fillcolor="#a0a0a0" stroked="f"/>
         </w:pict>
       </w:r>
@@ -1253,7 +1253,7 @@
           <w:noProof/>
           <w:color w:val="000000" w:themeColor="text1"/>
         </w:rPr>
-        <w:pict w14:anchorId="1D17CB66">
+        <w:pict w14:anchorId="0CF446DF">
           <v:rect id="_x0000_i1059" alt="" style="width:468pt;height:.05pt;mso-width-percent:0;mso-height-percent:0;mso-width-percent:0;mso-height-percent:0" o:hralign="center" o:hrstd="t" o:hr="t" fillcolor="#a0a0a0" stroked="f"/>
         </w:pict>
       </w:r>
@@ -1434,7 +1434,7 @@
           <w:noProof/>
           <w:color w:val="000000" w:themeColor="text1"/>
         </w:rPr>
-        <w:pict w14:anchorId="5FF9E990">
+        <w:pict w14:anchorId="7D19AD08">
           <v:rect id="_x0000_i1058" alt="" style="width:468pt;height:.05pt;mso-width-percent:0;mso-height-percent:0;mso-width-percent:0;mso-height-percent:0" o:hralign="center" o:hrstd="t" o:hr="t" fillcolor="#a0a0a0" stroked="f"/>
         </w:pict>
       </w:r>
@@ -1668,7 +1668,7 @@
           <w:noProof/>
           <w:color w:val="000000" w:themeColor="text1"/>
         </w:rPr>
-        <w:pict w14:anchorId="7D803F61">
+        <w:pict w14:anchorId="3F35D5CD">
           <v:rect id="_x0000_i1057" alt="" style="width:468pt;height:.05pt;mso-width-percent:0;mso-height-percent:0;mso-width-percent:0;mso-height-percent:0" o:hralign="center" o:hrstd="t" o:hr="t" fillcolor="#a0a0a0" stroked="f"/>
         </w:pict>
       </w:r>
@@ -1915,7 +1915,7 @@
           <w:noProof/>
           <w:color w:val="000000" w:themeColor="text1"/>
         </w:rPr>
-        <w:pict w14:anchorId="69855FA9">
+        <w:pict w14:anchorId="7B164A01">
           <v:rect id="_x0000_i1056" alt="" style="width:468pt;height:.05pt;mso-width-percent:0;mso-height-percent:0;mso-width-percent:0;mso-height-percent:0" o:hralign="center" o:hrstd="t" o:hr="t" fillcolor="#a0a0a0" stroked="f"/>
         </w:pict>
       </w:r>
@@ -2107,7 +2107,7 @@
           <w:noProof/>
           <w:color w:val="000000" w:themeColor="text1"/>
         </w:rPr>
-        <w:pict w14:anchorId="4B192424">
+        <w:pict w14:anchorId="13D2E64D">
           <v:rect id="_x0000_i1055" alt="" style="width:468pt;height:.05pt;mso-width-percent:0;mso-height-percent:0;mso-width-percent:0;mso-height-percent:0" o:hralign="center" o:hrstd="t" o:hr="t" fillcolor="#a0a0a0" stroked="f"/>
         </w:pict>
       </w:r>
@@ -2241,7 +2241,7 @@
           <w:noProof/>
           <w:color w:val="000000" w:themeColor="text1"/>
         </w:rPr>
-        <w:pict w14:anchorId="64D6CA89">
+        <w:pict w14:anchorId="6166D9A1">
           <v:rect id="_x0000_i1054" alt="" style="width:468pt;height:.05pt;mso-width-percent:0;mso-height-percent:0;mso-width-percent:0;mso-height-percent:0" o:hralign="center" o:hrstd="t" o:hr="t" fillcolor="#a0a0a0" stroked="f"/>
         </w:pict>
       </w:r>
@@ -2441,7 +2441,7 @@
           <w:noProof/>
           <w:color w:val="000000" w:themeColor="text1"/>
         </w:rPr>
-        <w:pict w14:anchorId="50E8256A">
+        <w:pict w14:anchorId="1791D273">
           <v:rect id="_x0000_i1053" alt="" style="width:468pt;height:.05pt;mso-width-percent:0;mso-height-percent:0;mso-width-percent:0;mso-height-percent:0" o:hralign="center" o:hrstd="t" o:hr="t" fillcolor="#a0a0a0" stroked="f"/>
         </w:pict>
       </w:r>
@@ -2557,7 +2557,7 @@
           <w:noProof/>
           <w:color w:val="000000" w:themeColor="text1"/>
         </w:rPr>
-        <w:pict w14:anchorId="3266252C">
+        <w:pict w14:anchorId="41C8C947">
           <v:rect id="_x0000_i1052" alt="" style="width:468pt;height:.05pt;mso-width-percent:0;mso-height-percent:0;mso-width-percent:0;mso-height-percent:0" o:hralign="center" o:hrstd="t" o:hr="t" fillcolor="#a0a0a0" stroked="f"/>
         </w:pict>
       </w:r>
@@ -2811,7 +2811,7 @@
           <w:noProof/>
           <w:color w:val="000000" w:themeColor="text1"/>
         </w:rPr>
-        <w:pict w14:anchorId="2EDC8B4A">
+        <w:pict w14:anchorId="6BCFDB0F">
           <v:rect id="_x0000_i1051" alt="" style="width:468pt;height:.05pt;mso-width-percent:0;mso-height-percent:0;mso-width-percent:0;mso-height-percent:0" o:hralign="center" o:hrstd="t" o:hr="t" fillcolor="#a0a0a0" stroked="f"/>
         </w:pict>
       </w:r>
@@ -2983,7 +2983,7 @@
           <w:noProof/>
           <w:color w:val="000000" w:themeColor="text1"/>
         </w:rPr>
-        <w:pict w14:anchorId="4F5D7B7D">
+        <w:pict w14:anchorId="5D1D691F">
           <v:rect id="_x0000_i1050" alt="" style="width:468pt;height:.05pt;mso-width-percent:0;mso-height-percent:0;mso-width-percent:0;mso-height-percent:0" o:hralign="center" o:hrstd="t" o:hr="t" fillcolor="#a0a0a0" stroked="f"/>
         </w:pict>
       </w:r>
@@ -3140,7 +3140,7 @@
           <w:noProof/>
           <w:color w:val="000000" w:themeColor="text1"/>
         </w:rPr>
-        <w:pict w14:anchorId="5CF0E3E5">
+        <w:pict w14:anchorId="45B5AD0F">
           <v:rect id="_x0000_i1049" alt="" style="width:468pt;height:.05pt;mso-width-percent:0;mso-height-percent:0;mso-width-percent:0;mso-height-percent:0" o:hralign="center" o:hrstd="t" o:hr="t" fillcolor="#a0a0a0" stroked="f"/>
         </w:pict>
       </w:r>
@@ -3324,7 +3324,7 @@
           <w:noProof/>
           <w:color w:val="000000" w:themeColor="text1"/>
         </w:rPr>
-        <w:pict w14:anchorId="0AAFA21C">
+        <w:pict w14:anchorId="5AEF20B1">
           <v:rect id="_x0000_i1048" alt="" style="width:468pt;height:.05pt;mso-width-percent:0;mso-height-percent:0;mso-width-percent:0;mso-height-percent:0" o:hralign="center" o:hrstd="t" o:hr="t" fillcolor="#a0a0a0" stroked="f"/>
         </w:pict>
       </w:r>
@@ -3454,7 +3454,7 @@
           <w:noProof/>
           <w:color w:val="000000" w:themeColor="text1"/>
         </w:rPr>
-        <w:pict w14:anchorId="0E5B59CF">
+        <w:pict w14:anchorId="49C7DE37">
           <v:rect id="_x0000_i1047" alt="" style="width:468pt;height:.05pt;mso-width-percent:0;mso-height-percent:0;mso-width-percent:0;mso-height-percent:0" o:hralign="center" o:hrstd="t" o:hr="t" fillcolor="#a0a0a0" stroked="f"/>
         </w:pict>
       </w:r>
@@ -3553,7 +3553,7 @@
           <w:noProof/>
           <w:color w:val="000000" w:themeColor="text1"/>
         </w:rPr>
-        <w:pict w14:anchorId="5532A865">
+        <w:pict w14:anchorId="1A7538EE">
           <v:rect id="_x0000_i1046" alt="" style="width:468pt;height:.05pt;mso-width-percent:0;mso-height-percent:0;mso-width-percent:0;mso-height-percent:0" o:hralign="center" o:hrstd="t" o:hr="t" fillcolor="#a0a0a0" stroked="f"/>
         </w:pict>
       </w:r>
@@ -3841,7 +3841,7 @@
           <w:noProof/>
           <w:color w:val="000000" w:themeColor="text1"/>
         </w:rPr>
-        <w:pict w14:anchorId="230CDBD2">
+        <w:pict w14:anchorId="664F1638">
           <v:rect id="_x0000_i1045" alt="" style="width:468pt;height:.05pt;mso-width-percent:0;mso-height-percent:0;mso-width-percent:0;mso-height-percent:0" o:hralign="center" o:hrstd="t" o:hr="t" fillcolor="#a0a0a0" stroked="f"/>
         </w:pict>
       </w:r>
@@ -5148,7 +5148,7 @@
           <w:noProof/>
           <w:color w:val="000000" w:themeColor="text1"/>
         </w:rPr>
-        <w:pict w14:anchorId="48768E3D">
+        <w:pict w14:anchorId="1990DBBD">
           <v:rect id="_x0000_i1044" alt="" style="width:468pt;height:.05pt;mso-width-percent:0;mso-height-percent:0;mso-width-percent:0;mso-height-percent:0" o:hralign="center" o:hrstd="t" o:hr="t" fillcolor="#a0a0a0" stroked="f"/>
         </w:pict>
       </w:r>
@@ -5386,7 +5386,7 @@
           <w:noProof/>
           <w:color w:val="000000" w:themeColor="text1"/>
         </w:rPr>
-        <w:pict w14:anchorId="595E17CD">
+        <w:pict w14:anchorId="03A25AC9">
           <v:rect id="_x0000_i1043" alt="" style="width:468pt;height:.05pt;mso-width-percent:0;mso-height-percent:0;mso-width-percent:0;mso-height-percent:0" o:hralign="center" o:hrstd="t" o:hr="t" fillcolor="#a0a0a0" stroked="f"/>
         </w:pict>
       </w:r>
@@ -5621,7 +5621,7 @@
           <w:noProof/>
           <w:color w:val="000000" w:themeColor="text1"/>
         </w:rPr>
-        <w:pict w14:anchorId="20292DE7">
+        <w:pict w14:anchorId="0DDF9190">
           <v:rect id="_x0000_i1042" alt="" style="width:468pt;height:.05pt;mso-width-percent:0;mso-height-percent:0;mso-width-percent:0;mso-height-percent:0" o:hralign="center" o:hrstd="t" o:hr="t" fillcolor="#a0a0a0" stroked="f"/>
         </w:pict>
       </w:r>
@@ -5762,7 +5762,7 @@
           <w:noProof/>
           <w:color w:val="000000" w:themeColor="text1"/>
         </w:rPr>
-        <w:pict w14:anchorId="6F05457F">
+        <w:pict w14:anchorId="4504739B">
           <v:rect id="_x0000_i1041" alt="" style="width:468pt;height:.05pt;mso-width-percent:0;mso-height-percent:0;mso-width-percent:0;mso-height-percent:0" o:hralign="center" o:hrstd="t" o:hr="t" fillcolor="#a0a0a0" stroked="f"/>
         </w:pict>
       </w:r>
@@ -6069,7 +6069,7 @@
           <w:color w:val="000000" w:themeColor="text1"/>
         </w:rPr>
         <w:lastRenderedPageBreak/>
-        <w:pict w14:anchorId="49C5133F">
+        <w:pict w14:anchorId="67E0C73F">
           <v:rect id="_x0000_i1040" alt="" style="width:468pt;height:.05pt;mso-width-percent:0;mso-height-percent:0;mso-width-percent:0;mso-height-percent:0" o:hralign="center" o:hrstd="t" o:hr="t" fillcolor="#a0a0a0" stroked="f"/>
         </w:pict>
       </w:r>
@@ -6390,7 +6390,7 @@
           <w:noProof/>
           <w:color w:val="000000" w:themeColor="text1"/>
         </w:rPr>
-        <w:pict w14:anchorId="06BB886D">
+        <w:pict w14:anchorId="7FD3C35D">
           <v:rect id="_x0000_i1039" alt="" style="width:468pt;height:.05pt;mso-width-percent:0;mso-height-percent:0;mso-width-percent:0;mso-height-percent:0" o:hralign="center" o:hrstd="t" o:hr="t" fillcolor="#a0a0a0" stroked="f"/>
         </w:pict>
       </w:r>
@@ -6839,7 +6839,7 @@
           <w:noProof/>
           <w:color w:val="000000" w:themeColor="text1"/>
         </w:rPr>
-        <w:pict w14:anchorId="65C4C65F">
+        <w:pict w14:anchorId="1E5C9D7B">
           <v:rect id="_x0000_i1038" alt="" style="width:468pt;height:.05pt;mso-width-percent:0;mso-height-percent:0;mso-width-percent:0;mso-height-percent:0" o:hralign="center" o:hrstd="t" o:hr="t" fillcolor="#a0a0a0" stroked="f"/>
         </w:pict>
       </w:r>
@@ -7089,7 +7089,7 @@
           <w:noProof/>
           <w:color w:val="000000" w:themeColor="text1"/>
         </w:rPr>
-        <w:pict w14:anchorId="5E1B4B84">
+        <w:pict w14:anchorId="38449987">
           <v:rect id="_x0000_i1037" alt="" style="width:468pt;height:.05pt;mso-width-percent:0;mso-height-percent:0;mso-width-percent:0;mso-height-percent:0" o:hralign="center" o:hrstd="t" o:hr="t" fillcolor="#a0a0a0" stroked="f"/>
         </w:pict>
       </w:r>
@@ -7274,7 +7274,7 @@
           <w:noProof/>
           <w:color w:val="000000" w:themeColor="text1"/>
         </w:rPr>
-        <w:pict w14:anchorId="7B43CE58">
+        <w:pict w14:anchorId="5D03BC88">
           <v:rect id="_x0000_i1036" alt="" style="width:468pt;height:.05pt;mso-width-percent:0;mso-height-percent:0;mso-width-percent:0;mso-height-percent:0" o:hralign="center" o:hrstd="t" o:hr="t" fillcolor="#a0a0a0" stroked="f"/>
         </w:pict>
       </w:r>
@@ -7388,7 +7388,7 @@
           <w:noProof/>
           <w:color w:val="000000" w:themeColor="text1"/>
         </w:rPr>
-        <w:pict w14:anchorId="1628D8B1">
+        <w:pict w14:anchorId="53D20955">
           <v:rect id="_x0000_i1035" alt="" style="width:468pt;height:.05pt;mso-width-percent:0;mso-height-percent:0;mso-width-percent:0;mso-height-percent:0" o:hralign="center" o:hrstd="t" o:hr="t" fillcolor="#a0a0a0" stroked="f"/>
         </w:pict>
       </w:r>
@@ -7667,7 +7667,7 @@
           <w:noProof/>
           <w:color w:val="000000" w:themeColor="text1"/>
         </w:rPr>
-        <w:pict w14:anchorId="5189935D">
+        <w:pict w14:anchorId="7A8669F0">
           <v:rect id="_x0000_i1034" alt="" style="width:468pt;height:.05pt;mso-width-percent:0;mso-height-percent:0;mso-width-percent:0;mso-height-percent:0" o:hralign="center" o:hrstd="t" o:hr="t" fillcolor="#a0a0a0" stroked="f"/>
         </w:pict>
       </w:r>
@@ -7929,7 +7929,7 @@
           <w:noProof/>
           <w:color w:val="000000" w:themeColor="text1"/>
         </w:rPr>
-        <w:pict w14:anchorId="0CC29215">
+        <w:pict w14:anchorId="3BD5FF41">
           <v:rect id="_x0000_i1033" alt="" style="width:468pt;height:.05pt;mso-width-percent:0;mso-height-percent:0;mso-width-percent:0;mso-height-percent:0" o:hralign="center" o:hrstd="t" o:hr="t" fillcolor="#a0a0a0" stroked="f"/>
         </w:pict>
       </w:r>
@@ -8130,7 +8130,7 @@
           <w:noProof/>
           <w:color w:val="000000" w:themeColor="text1"/>
         </w:rPr>
-        <w:pict w14:anchorId="26B109B0">
+        <w:pict w14:anchorId="0D07D59B">
           <v:rect id="_x0000_i1032" alt="" style="width:468pt;height:.05pt;mso-width-percent:0;mso-height-percent:0;mso-width-percent:0;mso-height-percent:0" o:hralign="center" o:hrstd="t" o:hr="t" fillcolor="#a0a0a0" stroked="f"/>
         </w:pict>
       </w:r>
@@ -8353,7 +8353,7 @@
           <w:noProof/>
           <w:color w:val="000000" w:themeColor="text1"/>
         </w:rPr>
-        <w:pict w14:anchorId="64A2EF24">
+        <w:pict w14:anchorId="7F916F9D">
           <v:rect id="_x0000_i1031" alt="" style="width:468pt;height:.05pt;mso-width-percent:0;mso-height-percent:0;mso-width-percent:0;mso-height-percent:0" o:hralign="center" o:hrstd="t" o:hr="t" fillcolor="#a0a0a0" stroked="f"/>
         </w:pict>
       </w:r>
@@ -8574,7 +8574,7 @@
           <w:noProof/>
           <w:color w:val="000000" w:themeColor="text1"/>
         </w:rPr>
-        <w:pict w14:anchorId="444728A9">
+        <w:pict w14:anchorId="56162867">
           <v:rect id="_x0000_i1030" alt="" style="width:468pt;height:.05pt;mso-width-percent:0;mso-height-percent:0;mso-width-percent:0;mso-height-percent:0" o:hralign="center" o:hrstd="t" o:hr="t" fillcolor="#a0a0a0" stroked="f"/>
         </w:pict>
       </w:r>
@@ -8712,7 +8712,7 @@
           <w:noProof/>
           <w:color w:val="000000" w:themeColor="text1"/>
         </w:rPr>
-        <w:pict w14:anchorId="66A8D206">
+        <w:pict w14:anchorId="37A0CC7E">
           <v:rect id="_x0000_i1029" alt="" style="width:468pt;height:.05pt;mso-width-percent:0;mso-height-percent:0;mso-width-percent:0;mso-height-percent:0" o:hralign="center" o:hrstd="t" o:hr="t" fillcolor="#a0a0a0" stroked="f"/>
         </w:pict>
       </w:r>
@@ -8872,7 +8872,7 @@
           <w:noProof/>
           <w:color w:val="000000" w:themeColor="text1"/>
         </w:rPr>
-        <w:pict w14:anchorId="1C14510B">
+        <w:pict w14:anchorId="4F506F93">
           <v:rect id="_x0000_i1028" alt="" style="width:468pt;height:.05pt;mso-width-percent:0;mso-height-percent:0;mso-width-percent:0;mso-height-percent:0" o:hralign="center" o:hrstd="t" o:hr="t" fillcolor="#a0a0a0" stroked="f"/>
         </w:pict>
       </w:r>
@@ -8970,7 +8970,7 @@
           <w:noProof/>
           <w:color w:val="000000" w:themeColor="text1"/>
         </w:rPr>
-        <w:pict w14:anchorId="09C00822">
+        <w:pict w14:anchorId="55B77046">
           <v:rect id="_x0000_i1027" alt="" style="width:468pt;height:.05pt;mso-width-percent:0;mso-height-percent:0;mso-width-percent:0;mso-height-percent:0" o:hralign="center" o:hrstd="t" o:hr="t" fillcolor="#a0a0a0" stroked="f"/>
         </w:pict>
       </w:r>
@@ -9073,7 +9073,7 @@
           <w:noProof/>
           <w:color w:val="000000" w:themeColor="text1"/>
         </w:rPr>
-        <w:pict w14:anchorId="506FEAB2">
+        <w:pict w14:anchorId="3809CE1E">
           <v:rect id="_x0000_i1026" alt="" style="width:468pt;height:.05pt;mso-width-percent:0;mso-height-percent:0;mso-width-percent:0;mso-height-percent:0" o:hralign="center" o:hrstd="t" o:hr="t" fillcolor="#a0a0a0" stroked="f"/>
         </w:pict>
       </w:r>
@@ -9179,7 +9179,7 @@
           <w:noProof/>
           <w:color w:val="000000" w:themeColor="text1"/>
         </w:rPr>
-        <w:pict w14:anchorId="559D8ADF">
+        <w:pict w14:anchorId="45EB0EB9">
           <v:rect id="_x0000_i1025" alt="" style="width:468pt;height:.05pt;mso-width-percent:0;mso-height-percent:0;mso-width-percent:0;mso-height-percent:0" o:hralign="center" o:hrstd="t" o:hr="t" fillcolor="#a0a0a0" stroked="f"/>
         </w:pict>
       </w:r>
@@ -9918,12 +9918,40 @@
         </w:r>
       </w:hyperlink>
     </w:p>
+    <w:p>
+      <w:pPr>
+        <w:pStyle w:val="Heading1"/>
+      </w:pPr>
+      <w:r>
+        <w:t>Day 38 June 17</w:t>
+      </w:r>
+    </w:p>
+    <w:p>
+      <w:pPr>
+        <w:pStyle w:val="Heading1"/>
+      </w:pPr>
+      <w:r>
+        <w:t>Day 39 June 18</w:t>
+      </w:r>
+    </w:p>
+    <w:p>
+      <w:hyperlink r:id="rId17" w:history="1">
+        <w:r>
+          <w:rPr>
+            <w:rStyle w:val="Hyperlink"/>
+          </w:rPr>
+          <w:t>https://yaml.org</w:t>
+        </w:r>
+      </w:hyperlink>
+    </w:p>
+    <w:p/>
+    <w:p/>
     <w:p/>
     <w:p/>
     <w:p/>
     <w:p/>
     <w:sectPr>
-      <w:headerReference w:type="default" r:id="rId17"/>
+      <w:headerReference w:type="default" r:id="rId18"/>
       <w:pgSz w:w="12240" w:h="15840"/>
       <w:pgMar w:top="1440" w:right="1440" w:bottom="1440" w:left="1440" w:header="720" w:footer="720" w:gutter="0"/>
       <w:cols w:space="720"/>
